--- a/submission/01_보고서/분석_아이디어_기획서_문지영.docx
+++ b/submission/01_보고서/분석_아이디어_기획서_문지영.docx
@@ -638,7 +638,10 @@
               <w:ind w:left="300" w:hanging="180"/>
             </w:pPr>
             <w:r>
-              <w:t>· 가설 1. 주차 공급은 상주인구 기준으로 설계되어, 유동인구가 많은 행정동일수록 1인당 주차면수가 낮을 것</w:t>
+              <w:t xml:space="preserve">· 가설 1. 주차 공급은 상주인구 기준으로 설계되어, </w:t>
+            </w:r>
+            <w:r>
+              <w:t>유동인구가 많은 행정동일수록 1인당 공영주차면수가 낮을 것</w:t>
             </w:r>
           </w:p>
           <w:p>
@@ -703,7 +706,10 @@
               <w:t xml:space="preserve">· </w:t>
             </w:r>
             <w:r>
-              <w:t>공간 결합: 주차장 표준데이터는 행정동코드를 제공하지 않으므로 위경도를 통계지역경계(행정동)에 공간조인하여 행정동별 주차면수를 집계함. 경계 데이터는 시각화용이 아니라 데이터 결합의 선행 조건임</w:t>
+              <w:t>공간 결합: 주차장 데이터는 행정동코드를 제공하지 않으므로</w:t>
+            </w:r>
+            <w:r>
+              <w:t xml:space="preserve"> 위경도를 통계지역경계(행정동)에 공간조인하여 행정동별 주차면수를 집계함. 경계 데이터는 시각화용이 아니라 데이터 결합의 선행 조건임</w:t>
             </w:r>
           </w:p>
           <w:p>
@@ -820,7 +826,10 @@
               <w:ind w:left="300" w:hanging="180"/>
             </w:pPr>
             <w:r>
-              <w:t>· 주차장 표준데이터는 민영·부설주차장 일부가 누락되어 공급을 과소추정할 가능성이 있음</w:t>
+              <w:t xml:space="preserve">· </w:t>
+            </w:r>
+            <w:r>
+              <w:t>민영·부설주차장은 공개 데이터로 확보 불가. 공공데이터포털 표준데이터는 서버 장애(파일 500 / API 504), 서울시 주차장(동별) 통계는 서비스 종료 확인. 공영 61,035면 기준으로 분석하며 공급이 체계적으로 과소추정됨</w:t>
             </w:r>
           </w:p>
           <w:p>
@@ -887,6 +896,18 @@
             </w:pPr>
             <w:r>
               <w:t>· 생활인구 API 확보 지연 시 → 상권분석서비스의 '길단위인구-행정동'으로 유동인구 변수 대체</w:t>
+            </w:r>
+          </w:p>
+          <w:p>
+            <w:pPr>
+              <w:spacing w:after="50" w:line="280" w:lineRule="auto"/>
+              <w:ind w:left="300" w:hanging="180"/>
+            </w:pPr>
+            <w:r>
+              <w:t xml:space="preserve">· </w:t>
+            </w:r>
+            <w:r>
+              <w:t>민영주차장 확보 불가 시 → 공영 기준으로 분석하되, 회귀 잔차는 상대 비교이므로 민영이 전 지역에서 유사 비율로 누락된다는 가정하에 순위 해석이 유효함을 명시. API 복구 시 재수집해 민감도 분석</w:t>
             </w:r>
           </w:p>
           <w:p>
@@ -975,13 +996,13 @@
               <w:tblLook w:val="0000" w:firstRow="0" w:lastRow="0" w:firstColumn="0" w:lastColumn="0" w:noHBand="0" w:noVBand="0"/>
             </w:tblPr>
             <w:tblGrid>
-              <w:gridCol w:w="1354"/>
-              <w:gridCol w:w="967"/>
+              <w:gridCol w:w="1350"/>
+              <w:gridCol w:w="965"/>
               <w:gridCol w:w="656"/>
               <w:gridCol w:w="762"/>
               <w:gridCol w:w="494"/>
-              <w:gridCol w:w="1404"/>
-              <w:gridCol w:w="1363"/>
+              <w:gridCol w:w="1411"/>
+              <w:gridCol w:w="1362"/>
             </w:tblGrid>
             <w:tr>
               <w:tc>
@@ -1302,10 +1323,18 @@
                 <w:p>
                   <w:r>
                     <w:rPr>
-                      <w:sz w:val="15"/>
-                      <w:szCs w:val="15"/>
-                    </w:rPr>
-                    <w:t>전국주차장정보 표준데이터</w:t>
+                      <w:rFonts w:hint="eastAsia"/>
+                      <w:sz w:val="15"/>
+                      <w:szCs w:val="15"/>
+                    </w:rPr>
+                    <w:t>서울시</w:t>
+                  </w:r>
+                  <w:r>
+                    <w:rPr>
+                      <w:sz w:val="15"/>
+                      <w:szCs w:val="15"/>
+                    </w:rPr>
+                    <w:t xml:space="preserve"> 공영주차장 정보</w:t>
                   </w:r>
                 </w:p>
               </w:tc>
@@ -1322,10 +1351,18 @@
                 <w:p>
                   <w:r>
                     <w:rPr>
-                      <w:sz w:val="15"/>
-                      <w:szCs w:val="15"/>
-                    </w:rPr>
-                    <w:t>공공데이터포털</w:t>
+                      <w:rFonts w:hint="eastAsia"/>
+                      <w:sz w:val="15"/>
+                      <w:szCs w:val="15"/>
+                    </w:rPr>
+                    <w:t>서울</w:t>
+                  </w:r>
+                  <w:r>
+                    <w:rPr>
+                      <w:sz w:val="15"/>
+                      <w:szCs w:val="15"/>
+                    </w:rPr>
+                    <w:t xml:space="preserve"> 열린데이터광장</w:t>
                   </w:r>
                 </w:p>
               </w:tc>
@@ -1382,6 +1419,7 @@
                 <w:p>
                   <w:r>
                     <w:rPr>
+                      <w:rFonts w:hint="eastAsia"/>
                       <w:sz w:val="15"/>
                       <w:szCs w:val="15"/>
                     </w:rPr>
@@ -1405,7 +1443,7 @@
                       <w:sz w:val="15"/>
                       <w:szCs w:val="15"/>
                     </w:rPr>
-                    <w:t>API 호출 후 서울 필터링, 위경도 기준 행정동 공간조인</w:t>
+                    <w:t>GetParkInfo 호출, 위경도 기준 행정동 공간조인</w:t>
                   </w:r>
                 </w:p>
               </w:tc>
@@ -1422,10 +1460,18 @@
                 <w:p>
                   <w:r>
                     <w:rPr>
-                      <w:sz w:val="15"/>
-                      <w:szCs w:val="15"/>
-                    </w:rPr>
-                    <w:t>주차구획수·요금·위경도(행정동코드 미제공)</w:t>
+                      <w:rFonts w:hint="eastAsia"/>
+                      <w:sz w:val="15"/>
+                      <w:szCs w:val="15"/>
+                    </w:rPr>
+                    <w:t>총</w:t>
+                  </w:r>
+                  <w:r>
+                    <w:rPr>
+                      <w:sz w:val="15"/>
+                      <w:szCs w:val="15"/>
+                    </w:rPr>
+                    <w:t xml:space="preserve"> 61,035면(2,189개소). 공영 한정 — 민영 미포함</w:t>
                   </w:r>
                 </w:p>
               </w:tc>
@@ -2121,46 +2167,38 @@
                 <w:p>
                   <w:r>
                     <w:rPr>
+                      <w:sz w:val="15"/>
+                      <w:szCs w:val="15"/>
+                    </w:rPr>
+                    <w:t>hadmarea API 호출(low_search=2 필수)</w:t>
+                  </w:r>
+                </w:p>
+              </w:tc>
+              <w:tc>
+                <w:tcPr>
+                  <w:tcW w:w="1380" w:type="dxa"/>
+                  <w:tcMar>
+                    <w:top w:w="55" w:type="dxa"/>
+                    <w:left w:w="60" w:type="dxa"/>
+                    <w:bottom w:w="55" w:type="dxa"/>
+                    <w:right w:w="60" w:type="dxa"/>
+                  </w:tcMar>
+                </w:tcPr>
+                <w:p>
+                  <w:r>
+                    <w:rPr>
                       <w:rFonts w:hint="eastAsia"/>
                       <w:sz w:val="15"/>
                       <w:szCs w:val="15"/>
                     </w:rPr>
-                    <w:t>인증키</w:t>
-                  </w:r>
-                  <w:r>
-                    <w:rPr>
-                      <w:sz w:val="15"/>
-                      <w:szCs w:val="15"/>
-                    </w:rPr>
-                    <w:t xml:space="preserve"> 발급 후 hadmarea API 호출(연도 지정)</w:t>
-                  </w:r>
-                </w:p>
-              </w:tc>
-              <w:tc>
-                <w:tcPr>
-                  <w:tcW w:w="1380" w:type="dxa"/>
-                  <w:tcMar>
-                    <w:top w:w="55" w:type="dxa"/>
-                    <w:left w:w="60" w:type="dxa"/>
-                    <w:bottom w:w="55" w:type="dxa"/>
-                    <w:right w:w="60" w:type="dxa"/>
-                  </w:tcMar>
-                </w:tcPr>
-                <w:p>
-                  <w:r>
-                    <w:rPr>
-                      <w:rFonts w:hint="eastAsia"/>
-                      <w:sz w:val="15"/>
-                      <w:szCs w:val="15"/>
-                    </w:rPr>
-                    <w:t>공간조인</w:t>
-                  </w:r>
-                  <w:r>
-                    <w:rPr>
-                      <w:sz w:val="15"/>
-                      <w:szCs w:val="15"/>
-                    </w:rPr>
-                    <w:t xml:space="preserve"> 기준 및 지도 시각화. 최신 연도 경계 사용</w:t>
+                    <w:t>미지정</w:t>
+                  </w:r>
+                  <w:r>
+                    <w:rPr>
+                      <w:sz w:val="15"/>
+                      <w:szCs w:val="15"/>
+                    </w:rPr>
+                    <w:t xml:space="preserve"> 시 자치구 25개만 반환. 행정동 426개 확보</w:t>
                   </w:r>
                 </w:p>
               </w:tc>

--- a/submission/01_보고서/분석_아이디어_기획서_문지영.docx
+++ b/submission/01_보고서/분석_아이디어_기획서_문지영.docx
@@ -1334,7 +1334,15 @@
                       <w:sz w:val="15"/>
                       <w:szCs w:val="15"/>
                     </w:rPr>
-                    <w:t xml:space="preserve"> 공영주차장 정보</w:t>
+                    <w:t xml:space="preserve"> 공영주차</w:t>
+                  </w:r>
+                  <w:r>
+                    <w:rPr>
+                      <w:sz w:val="15"/>
+                      <w:szCs w:val="15"/>
+                    </w:rPr>
+                    <w:lastRenderedPageBreak/>
+                    <w:t>장 정보</w:t>
                   </w:r>
                 </w:p>
               </w:tc>
@@ -1355,6 +1363,7 @@
                       <w:sz w:val="15"/>
                       <w:szCs w:val="15"/>
                     </w:rPr>
+                    <w:lastRenderedPageBreak/>
                     <w:t>서울</w:t>
                   </w:r>
                   <w:r>
@@ -1362,7 +1371,15 @@
                       <w:sz w:val="15"/>
                       <w:szCs w:val="15"/>
                     </w:rPr>
-                    <w:t xml:space="preserve"> 열린데이터광장</w:t>
+                    <w:t xml:space="preserve"> 열린데</w:t>
+                  </w:r>
+                  <w:r>
+                    <w:rPr>
+                      <w:sz w:val="15"/>
+                      <w:szCs w:val="15"/>
+                    </w:rPr>
+                    <w:lastRenderedPageBreak/>
+                    <w:t>이터광장</w:t>
                   </w:r>
                 </w:p>
               </w:tc>
@@ -1382,7 +1399,16 @@
                       <w:sz w:val="15"/>
                       <w:szCs w:val="15"/>
                     </w:rPr>
-                    <w:t>OPEN API</w:t>
+                    <w:lastRenderedPageBreak/>
+                    <w:t xml:space="preserve">OPEN </w:t>
+                  </w:r>
+                  <w:r>
+                    <w:rPr>
+                      <w:sz w:val="15"/>
+                      <w:szCs w:val="15"/>
+                    </w:rPr>
+                    <w:lastRenderedPageBreak/>
+                    <w:t>API</w:t>
                   </w:r>
                 </w:p>
               </w:tc>
@@ -1402,6 +1428,7 @@
                       <w:sz w:val="15"/>
                       <w:szCs w:val="15"/>
                     </w:rPr>
+                    <w:lastRenderedPageBreak/>
                     <w:t>JSON</w:t>
                   </w:r>
                 </w:p>
@@ -1443,7 +1470,15 @@
                       <w:sz w:val="15"/>
                       <w:szCs w:val="15"/>
                     </w:rPr>
-                    <w:t>GetParkInfo 호출, 위경도 기준 행정동 공간조인</w:t>
+                    <w:t xml:space="preserve">GetParkInfo 호출, </w:t>
+                  </w:r>
+                  <w:r>
+                    <w:rPr>
+                      <w:sz w:val="15"/>
+                      <w:szCs w:val="15"/>
+                    </w:rPr>
+                    <w:lastRenderedPageBreak/>
+                    <w:t>위경도 기준 행정동 공간조인</w:t>
                   </w:r>
                 </w:p>
               </w:tc>
@@ -1464,6 +1499,7 @@
                       <w:sz w:val="15"/>
                       <w:szCs w:val="15"/>
                     </w:rPr>
+                    <w:lastRenderedPageBreak/>
                     <w:t>총</w:t>
                   </w:r>
                   <w:r>
@@ -1471,7 +1507,15 @@
                       <w:sz w:val="15"/>
                       <w:szCs w:val="15"/>
                     </w:rPr>
-                    <w:t xml:space="preserve"> 61,035면(2,189개소). 공영 한정 — 민영 미포함</w:t>
+                    <w:t xml:space="preserve"> 61,035면(2,189</w:t>
+                  </w:r>
+                  <w:r>
+                    <w:rPr>
+                      <w:sz w:val="15"/>
+                      <w:szCs w:val="15"/>
+                    </w:rPr>
+                    <w:lastRenderedPageBreak/>
+                    <w:t>개소). 공영 한정 — 민영 미포함</w:t>
                   </w:r>
                 </w:p>
               </w:tc>
@@ -1493,6 +1537,7 @@
                       <w:sz w:val="15"/>
                       <w:szCs w:val="15"/>
                     </w:rPr>
+                    <w:lastRenderedPageBreak/>
                     <w:t>상권분석-점포(행정동)</w:t>
                   </w:r>
                 </w:p>
@@ -1635,7 +1680,6 @@
                       <w:sz w:val="15"/>
                       <w:szCs w:val="15"/>
                     </w:rPr>
-                    <w:lastRenderedPageBreak/>
                     <w:t>상권분석-집객시설(행정동)</w:t>
                   </w:r>
                 </w:p>
@@ -2245,7 +2289,7 @@
               <w:ind w:left="300" w:hanging="180"/>
             </w:pPr>
             <w:r>
-              <w:t>· 주차: 주차면수, 1인당 주차면수, 평균 주차요금</w:t>
+              <w:t>· 주차: 공영주차면수, 1인당 공영주차면수, 평균 주차요금</w:t>
             </w:r>
           </w:p>
           <w:p>
@@ -2266,16 +2310,22 @@
               <w:ind w:left="300" w:hanging="180"/>
             </w:pPr>
             <w:r>
-              <w:t>· 오픈API 2종(생활인구, 주차장)은 Python requests로 수집 모듈(collect/seoul_api.py)을 구현하여 확보하며, 인증키는 .env로 분리 관리함</w:t>
-            </w:r>
-          </w:p>
-          <w:p>
-            <w:pPr>
-              <w:spacing w:after="50" w:line="280" w:lineRule="auto"/>
-              <w:ind w:left="300" w:hanging="180"/>
-            </w:pPr>
-            <w:r>
-              <w:t>· 원본은 data/raw에 저장하고, 행정동×평일·주말×시간대로 집계한 결과를 data/processed에 별도 저장하여 대시보드 조회 성능을 확보함</w:t>
+              <w:t xml:space="preserve">· </w:t>
+            </w:r>
+            <w:r>
+              <w:t>오픈API 3종(생활인구, 공영주차장, 행정동경계)은 Python requests 기반 수집 모듈(src/collect/)로 확보하며, 공통 호출·페이지네이션·재시도는 src/utils/api_client.py로 분리. 인증키는 .env로 관리함</w:t>
+            </w:r>
+          </w:p>
+          <w:p>
+            <w:pPr>
+              <w:spacing w:after="50" w:line="280" w:lineRule="auto"/>
+              <w:ind w:left="300" w:hanging="180"/>
+            </w:pPr>
+            <w:r>
+              <w:t xml:space="preserve">· 원본은 data/raw에 저장하고, </w:t>
+            </w:r>
+            <w:r>
+              <w:t>행정동×요일(7)×시간대(4구간)로 집계한 결과를 data/processed에 별도 저장하여 대시보드 조회 성능을 확보함. 시간대는 아침(06-11)·점심(11-14)·오후(14-18)·저녁밤(18-24)</w:t>
             </w:r>
           </w:p>
         </w:tc>

--- a/submission/01_보고서/분석_아이디어_기획서_문지영.docx
+++ b/submission/01_보고서/분석_아이디어_기획서_문지영.docx
@@ -515,7 +515,13 @@
               <w:ind w:left="300" w:hanging="180"/>
             </w:pPr>
             <w:r>
-              <w:t>· 매력도-주차공급 관계 규명: 상권 밀도 및 20~30대 생활인구 비중과 1인당 주차면수 간의 관계를 회귀분석으로 정량 검증</w:t>
+              <w:t xml:space="preserve">· 매력도-주차공급 관계 규명: 상권 밀도 및 20~30대 생활인구 비중과 </w:t>
+            </w:r>
+            <w:r>
+              <w:t>1인당 공영주차면수</w:t>
+            </w:r>
+            <w:r>
+              <w:t xml:space="preserve"> 간의 관계를 회귀분석으로 정량 검증</w:t>
             </w:r>
           </w:p>
           <w:p>
@@ -662,7 +668,13 @@
               <w:ind w:left="300" w:hanging="180"/>
             </w:pPr>
             <w:r>
-              <w:t>· 가설 3. 20~30대 생활인구 비중 및 음식점 밀도와 1인당 주차면수 사이에 음의 상관이 나타날 것</w:t>
+              <w:t xml:space="preserve">· 가설 3. 20~30대 생활인구 비중 및 음식점 밀도와 </w:t>
+            </w:r>
+            <w:r>
+              <w:t>1인당 공영주차면수</w:t>
+            </w:r>
+            <w:r>
+              <w:t xml:space="preserve"> 사이에 음의 상관이 나타날 것</w:t>
             </w:r>
           </w:p>
           <w:p>
@@ -706,10 +718,7 @@
               <w:t xml:space="preserve">· </w:t>
             </w:r>
             <w:r>
-              <w:t>공간 결합: 주차장 데이터는 행정동코드를 제공하지 않으므로</w:t>
-            </w:r>
-            <w:r>
-              <w:t xml:space="preserve"> 위경도를 통계지역경계(행정동)에 공간조인하여 행정동별 주차면수를 집계함. 경계 데이터는 시각화용이 아니라 데이터 결합의 선행 조건임</w:t>
+              <w:t>공간 결합: 주차장 데이터는 행정동코드가 없고 위경도도 33.5%가 결측이므로, SGIS 지오코딩(addr/geocodewgs84)으로 주소를 변환해 행정동코드를 직접 부여함. 좌표 공간조인만 쓰면 61,035면 중 27%만 남음. 경계 데이터는 지도 시각화에 사용</w:t>
             </w:r>
           </w:p>
           <w:p>
@@ -730,7 +739,13 @@
               <w:ind w:left="300" w:hanging="180"/>
             </w:pPr>
             <w:r>
-              <w:t>· 파생변수 산출: 20~30대 비중(연령 컬럼 합÷총생활인구), 1인당 주차면수(주차면수÷평균 생활인구), 상주-직장인구 비율</w:t>
+              <w:t xml:space="preserve">· 파생변수 산출: 20~30대 비중(연령 컬럼 합÷총생활인구), </w:t>
+            </w:r>
+            <w:r>
+              <w:t>1인당 공영주차면수</w:t>
+            </w:r>
+            <w:r>
+              <w:t>(주차면수÷평균 생활인구), 상주-직장인구 비율</w:t>
             </w:r>
           </w:p>
           <w:p>
@@ -778,11 +793,8 @@
               <w:ind w:left="300" w:hanging="180"/>
             </w:pPr>
             <w:r>
-              <w:t xml:space="preserve">· 군집분석(K-means): 실루엣 계수로 군집 수 k를 결정하고, 군집별 변수 평균을 </w:t>
-            </w:r>
-            <w:r>
               <w:lastRenderedPageBreak/>
-              <w:t>레이더 차트로 비교</w:t>
+              <w:t>· 군집분석(K-means): 실루엣 계수로 군집 수 k를 결정하고, 군집별 변수 평균을 레이더 차트로 비교</w:t>
             </w:r>
           </w:p>
           <w:p>
@@ -838,7 +850,10 @@
               <w:ind w:left="300" w:hanging="180"/>
             </w:pPr>
             <w:r>
-              <w:t>· 생활인구는 통계청 행정동코드, 상권분석 데이터는 행정안전부 행정기관코드를 사용하여 조인 시 불일치 발생 가능. 행정동 통폐합으로 인한 결측도 병행 점검 필요</w:t>
+              <w:t xml:space="preserve">· </w:t>
+            </w:r>
+            <w:r>
+              <w:t>생활인구·상권분석은 행정안전부 행정동코드를 쓰나 SGIS 경계는 자체 체계여서 직접 조인 시 424개 중 32개만 일치. ‘전국 행정동 코드정보’를 크로스워크로 사용하고 통폐합·분할·구버전 코드는 개별 보정함</w:t>
             </w:r>
           </w:p>
           <w:p>
@@ -996,13 +1011,13 @@
               <w:tblLook w:val="0000" w:firstRow="0" w:lastRow="0" w:firstColumn="0" w:lastColumn="0" w:noHBand="0" w:noVBand="0"/>
             </w:tblPr>
             <w:tblGrid>
-              <w:gridCol w:w="1350"/>
+              <w:gridCol w:w="1352"/>
               <w:gridCol w:w="965"/>
               <w:gridCol w:w="656"/>
               <w:gridCol w:w="762"/>
               <w:gridCol w:w="494"/>
               <w:gridCol w:w="1411"/>
-              <w:gridCol w:w="1362"/>
+              <w:gridCol w:w="1360"/>
             </w:tblGrid>
             <w:tr>
               <w:tc>
@@ -1284,7 +1299,7 @@
                       <w:sz w:val="15"/>
                       <w:szCs w:val="15"/>
                     </w:rPr>
-                    <w:t>월별 ZIP 파일 다운로드(주) + OpenAPI 1,000건 분할 호출(보조)</w:t>
+                    <w:t>OpenAPI 1,000건 분할 호출(제공 구간 14~70일전 실측). 범위 밖은 월별 ZIP 병행</w:t>
                   </w:r>
                 </w:p>
               </w:tc>
@@ -1304,7 +1319,7 @@
                       <w:sz w:val="15"/>
                       <w:szCs w:val="15"/>
                     </w:rPr>
-                    <w:t>4주치. 20~30대 비중 산출. OpenAPI는 최근 2개월분만 제공되어 파일 다운로드 병행</w:t>
+                    <w:t>8주치 56일(2026-06-02~07-27), 요일별 표본 8개 균등. 20~30대 비중 산출</w:t>
                   </w:r>
                 </w:p>
               </w:tc>
@@ -1470,7 +1485,7 @@
                       <w:sz w:val="15"/>
                       <w:szCs w:val="15"/>
                     </w:rPr>
-                    <w:t xml:space="preserve">GetParkInfo 호출, </w:t>
+                    <w:t xml:space="preserve">GetParkInfo 호출 </w:t>
                   </w:r>
                   <w:r>
                     <w:rPr>
@@ -1478,7 +1493,7 @@
                       <w:szCs w:val="15"/>
                     </w:rPr>
                     <w:lastRenderedPageBreak/>
-                    <w:t>위경도 기준 행정동 공간조인</w:t>
+                    <w:t>후 SGIS 지오코딩으로 행정동 부여</w:t>
                   </w:r>
                 </w:p>
               </w:tc>
@@ -1500,22 +1515,7 @@
                       <w:szCs w:val="15"/>
                     </w:rPr>
                     <w:lastRenderedPageBreak/>
-                    <w:t>총</w:t>
-                  </w:r>
-                  <w:r>
-                    <w:rPr>
-                      <w:sz w:val="15"/>
-                      <w:szCs w:val="15"/>
-                    </w:rPr>
-                    <w:t xml:space="preserve"> 61,035면(2,189</w:t>
-                  </w:r>
-                  <w:r>
-                    <w:rPr>
-                      <w:sz w:val="15"/>
-                      <w:szCs w:val="15"/>
-                    </w:rPr>
-                    <w:lastRenderedPageBreak/>
-                    <w:t>개소). 공영 한정 — 민영 미포함</w:t>
+                    <w:t>총 61,035면(2,189개소), 행정동 배정률 100%. 공영 한정 — 민영 미포함</w:t>
                   </w:r>
                 </w:p>
               </w:tc>

--- a/submission/01_보고서/분석_아이디어_기획서_문지영.docx
+++ b/submission/01_보고서/분석_아이디어_기획서_문지영.docx
@@ -1515,7 +1515,16 @@
                       <w:szCs w:val="15"/>
                     </w:rPr>
                     <w:lastRenderedPageBreak/>
-                    <w:t>총 61,035면(2,189개소), 행정동 배정률 100%. 공영 한정 — 민영 미포함</w:t>
+                    <w:t>총 61,035면(2,189</w:t>
+                  </w:r>
+                  <w:r>
+                    <w:rPr>
+                      <w:rFonts w:hint="eastAsia"/>
+                      <w:sz w:val="15"/>
+                      <w:szCs w:val="15"/>
+                    </w:rPr>
+                    <w:lastRenderedPageBreak/>
+                    <w:t>개소), 행정동 배정률 100%. 공영 한정 — 민영 미포함</w:t>
                   </w:r>
                 </w:p>
               </w:tc>
@@ -2243,6 +2252,225 @@
                       <w:szCs w:val="15"/>
                     </w:rPr>
                     <w:t xml:space="preserve"> 시 자치구 25개만 반환. 행정동 426개 확보</w:t>
+                  </w:r>
+                </w:p>
+              </w:tc>
+            </w:tr>
+            <w:tr>
+              <w:tc>
+                <w:tcPr>
+                  <w:tcW w:w="1380" w:type="dxa"/>
+                  <w:tcMar>
+                    <w:top w:w="55" w:type="dxa"/>
+                    <w:left w:w="60" w:type="dxa"/>
+                    <w:bottom w:w="55" w:type="dxa"/>
+                    <w:right w:w="60" w:type="dxa"/>
+                  </w:tcMar>
+                </w:tcPr>
+                <w:p>
+                  <w:pPr>
+                    <w:rPr>
+                      <w:rFonts w:hint="eastAsia"/>
+                      <w:sz w:val="15"/>
+                      <w:szCs w:val="15"/>
+                    </w:rPr>
+                  </w:pPr>
+                  <w:r>
+                    <w:rPr>
+                      <w:rFonts w:hint="eastAsia"/>
+                      <w:sz w:val="15"/>
+                      <w:szCs w:val="15"/>
+                    </w:rPr>
+                    <w:t>전국</w:t>
+                  </w:r>
+                  <w:r>
+                    <w:rPr>
+                      <w:sz w:val="15"/>
+                      <w:szCs w:val="15"/>
+                    </w:rPr>
+                    <w:t xml:space="preserve"> 행정동 코드정보</w:t>
+                  </w:r>
+                </w:p>
+              </w:tc>
+              <w:tc>
+                <w:tcPr>
+                  <w:tcW w:w="980" w:type="dxa"/>
+                  <w:tcMar>
+                    <w:top w:w="55" w:type="dxa"/>
+                    <w:left w:w="60" w:type="dxa"/>
+                    <w:bottom w:w="55" w:type="dxa"/>
+                    <w:right w:w="60" w:type="dxa"/>
+                  </w:tcMar>
+                </w:tcPr>
+                <w:p>
+                  <w:pPr>
+                    <w:rPr>
+                      <w:sz w:val="15"/>
+                      <w:szCs w:val="15"/>
+                    </w:rPr>
+                  </w:pPr>
+                  <w:r>
+                    <w:rPr>
+                      <w:rFonts w:hint="eastAsia"/>
+                      <w:sz w:val="15"/>
+                      <w:szCs w:val="15"/>
+                    </w:rPr>
+                    <w:t>서울</w:t>
+                  </w:r>
+                  <w:r>
+                    <w:rPr>
+                      <w:sz w:val="15"/>
+                      <w:szCs w:val="15"/>
+                    </w:rPr>
+                    <w:t xml:space="preserve"> 열린데이터광장</w:t>
+                  </w:r>
+                </w:p>
+              </w:tc>
+              <w:tc>
+                <w:tcPr>
+                  <w:tcW w:w="660" w:type="dxa"/>
+                  <w:tcMar>
+                    <w:top w:w="55" w:type="dxa"/>
+                    <w:left w:w="60" w:type="dxa"/>
+                    <w:bottom w:w="55" w:type="dxa"/>
+                    <w:right w:w="60" w:type="dxa"/>
+                  </w:tcMar>
+                </w:tcPr>
+                <w:p>
+                  <w:pPr>
+                    <w:rPr>
+                      <w:sz w:val="15"/>
+                      <w:szCs w:val="15"/>
+                    </w:rPr>
+                  </w:pPr>
+                  <w:r>
+                    <w:rPr>
+                      <w:sz w:val="15"/>
+                      <w:szCs w:val="15"/>
+                    </w:rPr>
+                    <w:t>FILE</w:t>
+                  </w:r>
+                </w:p>
+              </w:tc>
+              <w:tc>
+                <w:tcPr>
+                  <w:tcW w:w="680" w:type="dxa"/>
+                  <w:tcMar>
+                    <w:top w:w="55" w:type="dxa"/>
+                    <w:left w:w="60" w:type="dxa"/>
+                    <w:bottom w:w="55" w:type="dxa"/>
+                    <w:right w:w="60" w:type="dxa"/>
+                  </w:tcMar>
+                </w:tcPr>
+                <w:p>
+                  <w:pPr>
+                    <w:rPr>
+                      <w:sz w:val="15"/>
+                      <w:szCs w:val="15"/>
+                    </w:rPr>
+                  </w:pPr>
+                  <w:r>
+                    <w:rPr>
+                      <w:sz w:val="15"/>
+                      <w:szCs w:val="15"/>
+                    </w:rPr>
+                    <w:t>CSV</w:t>
+                  </w:r>
+                </w:p>
+              </w:tc>
+              <w:tc>
+                <w:tcPr>
+                  <w:tcW w:w="500" w:type="dxa"/>
+                  <w:tcMar>
+                    <w:top w:w="55" w:type="dxa"/>
+                    <w:left w:w="60" w:type="dxa"/>
+                    <w:bottom w:w="55" w:type="dxa"/>
+                    <w:right w:w="60" w:type="dxa"/>
+                  </w:tcMar>
+                </w:tcPr>
+                <w:p>
+                  <w:pPr>
+                    <w:rPr>
+                      <w:sz w:val="15"/>
+                      <w:szCs w:val="15"/>
+                    </w:rPr>
+                  </w:pPr>
+                  <w:r>
+                    <w:rPr>
+                      <w:rFonts w:hint="eastAsia"/>
+                      <w:sz w:val="15"/>
+                      <w:szCs w:val="15"/>
+                    </w:rPr>
+                    <w:t>월</w:t>
+                  </w:r>
+                </w:p>
+              </w:tc>
+              <w:tc>
+                <w:tcPr>
+                  <w:tcW w:w="1420" w:type="dxa"/>
+                  <w:tcMar>
+                    <w:top w:w="55" w:type="dxa"/>
+                    <w:left w:w="60" w:type="dxa"/>
+                    <w:bottom w:w="55" w:type="dxa"/>
+                    <w:right w:w="60" w:type="dxa"/>
+                  </w:tcMar>
+                </w:tcPr>
+                <w:p>
+                  <w:pPr>
+                    <w:rPr>
+                      <w:sz w:val="15"/>
+                      <w:szCs w:val="15"/>
+                    </w:rPr>
+                  </w:pPr>
+                  <w:r>
+                    <w:rPr>
+                      <w:rFonts w:hint="eastAsia"/>
+                      <w:sz w:val="15"/>
+                      <w:szCs w:val="15"/>
+                    </w:rPr>
+                    <w:t>생활인구</w:t>
+                  </w:r>
+                  <w:r>
+                    <w:rPr>
+                      <w:sz w:val="15"/>
+                      <w:szCs w:val="15"/>
+                    </w:rPr>
+                    <w:t xml:space="preserve"> 페이지에서 다운로드(43개월분)</w:t>
+                  </w:r>
+                </w:p>
+              </w:tc>
+              <w:tc>
+                <w:tcPr>
+                  <w:tcW w:w="1380" w:type="dxa"/>
+                  <w:tcMar>
+                    <w:top w:w="55" w:type="dxa"/>
+                    <w:left w:w="60" w:type="dxa"/>
+                    <w:bottom w:w="55" w:type="dxa"/>
+                    <w:right w:w="60" w:type="dxa"/>
+                  </w:tcMar>
+                </w:tcPr>
+                <w:p>
+                  <w:pPr>
+                    <w:rPr>
+                      <w:rFonts w:hint="eastAsia"/>
+                      <w:sz w:val="15"/>
+                      <w:szCs w:val="15"/>
+                    </w:rPr>
+                  </w:pPr>
+                  <w:r>
+                    <w:rPr>
+                      <w:rFonts w:hint="eastAsia"/>
+                      <w:sz w:val="15"/>
+                      <w:szCs w:val="15"/>
+                    </w:rPr>
+                    <w:t>행정동코드</w:t>
+                  </w:r>
+                  <w:r>
+                    <w:rPr>
+                      <w:sz w:val="15"/>
+                      <w:szCs w:val="15"/>
+                    </w:rPr>
+                    <w:t xml:space="preserve"> 크로스워크용. 주차장(SGIS 체계)과 생활인구·상권(행안부 체계) 연결</w:t>
                   </w:r>
                 </w:p>
               </w:tc>

--- a/submission/01_보고서/분석_아이디어_기획서_문지영.docx
+++ b/submission/01_보고서/분석_아이디어_기획서_문지영.docx
@@ -718,7 +718,13 @@
               <w:t xml:space="preserve">· </w:t>
             </w:r>
             <w:r>
-              <w:t>공간 결합: 주차장 데이터는 행정동코드가 없고 위경도도 33.5%가 결측이므로, SGIS 지오코딩(addr/geocodewgs84)으로 주소를 변환해 행정동코드를 직접 부여함. 좌표 공간조인만 쓰면 61,035면 중 27%만 남음. 경계 데이터는 지도 시각화에 사용</w:t>
+              <w:t xml:space="preserve">공간 결합: 주차장 데이터는 행정동코드가 없고 위경도도 33.5%가 결측이므로, SGIS 지오코딩(addr/geocodewgs84)으로 주소를 변환해 행정동코드를 직접 부여함. 좌표 공간조인만 쓰면 </w:t>
+            </w:r>
+            <w:r>
+              <w:t>73,796면</w:t>
+            </w:r>
+            <w:r>
+              <w:t xml:space="preserve"> 중 27%만 남음. 경계 데이터는 지도 시각화에 사용</w:t>
             </w:r>
           </w:p>
           <w:p>
@@ -841,7 +847,7 @@
               <w:t xml:space="preserve">· </w:t>
             </w:r>
             <w:r>
-              <w:t>민영·부설주차장은 공개 데이터로 확보 불가. 공공데이터포털 표준데이터는 서버 장애(파일 500 / API 504), 서울시 주차장(동별) 통계는 서비스 종료 확인. 공영 61,035면 기준으로 분석하며 공급이 체계적으로 과소추정됨</w:t>
+              <w:t>민영주차장은 표준데이터 수집 범위가 ‘지자체 관리 대상’으로 한정되어 서울 25개 자치구 중 구로·금천 2개 구 45건(1,149면)만 확인됨. 주차장법상 통보 의무가 있음에도 개방되지 않아 공급이 체계적으로 과소추정됨</w:t>
             </w:r>
           </w:p>
           <w:p>
@@ -1011,13 +1017,13 @@
               <w:tblLook w:val="0000" w:firstRow="0" w:lastRow="0" w:firstColumn="0" w:lastColumn="0" w:noHBand="0" w:noVBand="0"/>
             </w:tblPr>
             <w:tblGrid>
-              <w:gridCol w:w="1352"/>
-              <w:gridCol w:w="965"/>
-              <w:gridCol w:w="656"/>
+              <w:gridCol w:w="1202"/>
+              <w:gridCol w:w="888"/>
+              <w:gridCol w:w="636"/>
               <w:gridCol w:w="762"/>
-              <w:gridCol w:w="494"/>
-              <w:gridCol w:w="1411"/>
-              <w:gridCol w:w="1360"/>
+              <w:gridCol w:w="462"/>
+              <w:gridCol w:w="1797"/>
+              <w:gridCol w:w="1253"/>
             </w:tblGrid>
             <w:tr>
               <w:tc>
@@ -1342,22 +1348,14 @@
                       <w:sz w:val="15"/>
                       <w:szCs w:val="15"/>
                     </w:rPr>
-                    <w:t>서울시</w:t>
-                  </w:r>
-                  <w:r>
-                    <w:rPr>
-                      <w:sz w:val="15"/>
-                      <w:szCs w:val="15"/>
-                    </w:rPr>
-                    <w:t xml:space="preserve"> 공영주차</w:t>
-                  </w:r>
-                  <w:r>
-                    <w:rPr>
-                      <w:sz w:val="15"/>
-                      <w:szCs w:val="15"/>
-                    </w:rPr>
-                    <w:lastRenderedPageBreak/>
-                    <w:t>장 정보</w:t>
+                    <w:t>전국주차장정보</w:t>
+                  </w:r>
+                  <w:r>
+                    <w:rPr>
+                      <w:sz w:val="15"/>
+                      <w:szCs w:val="15"/>
+                    </w:rPr>
+                    <w:t xml:space="preserve"> 표준데이터(서울)</w:t>
                   </w:r>
                 </w:p>
               </w:tc>
@@ -1378,23 +1376,14 @@
                       <w:sz w:val="15"/>
                       <w:szCs w:val="15"/>
                     </w:rPr>
-                    <w:lastRenderedPageBreak/>
-                    <w:t>서울</w:t>
-                  </w:r>
-                  <w:r>
-                    <w:rPr>
-                      <w:sz w:val="15"/>
-                      <w:szCs w:val="15"/>
-                    </w:rPr>
-                    <w:t xml:space="preserve"> 열린데</w:t>
-                  </w:r>
-                  <w:r>
-                    <w:rPr>
-                      <w:sz w:val="15"/>
-                      <w:szCs w:val="15"/>
-                    </w:rPr>
-                    <w:lastRenderedPageBreak/>
-                    <w:t>이터광장</w:t>
+                    <w:t>공공데이터포털</w:t>
+                  </w:r>
+                  <w:r>
+                    <w:rPr>
+                      <w:sz w:val="15"/>
+                      <w:szCs w:val="15"/>
+                    </w:rPr>
+                    <w:t>(국토교통부)</w:t>
                   </w:r>
                 </w:p>
               </w:tc>
@@ -1414,16 +1403,7 @@
                       <w:sz w:val="15"/>
                       <w:szCs w:val="15"/>
                     </w:rPr>
-                    <w:lastRenderedPageBreak/>
-                    <w:t xml:space="preserve">OPEN </w:t>
-                  </w:r>
-                  <w:r>
-                    <w:rPr>
-                      <w:sz w:val="15"/>
-                      <w:szCs w:val="15"/>
-                    </w:rPr>
-                    <w:lastRenderedPageBreak/>
-                    <w:t>API</w:t>
+                    <w:t>OPEN API</w:t>
                   </w:r>
                 </w:p>
               </w:tc>
@@ -1443,7 +1423,6 @@
                       <w:sz w:val="15"/>
                       <w:szCs w:val="15"/>
                     </w:rPr>
-                    <w:lastRenderedPageBreak/>
                     <w:t>JSON</w:t>
                   </w:r>
                 </w:p>
@@ -1485,15 +1464,7 @@
                       <w:sz w:val="15"/>
                       <w:szCs w:val="15"/>
                     </w:rPr>
-                    <w:t xml:space="preserve">GetParkInfo 호출 </w:t>
-                  </w:r>
-                  <w:r>
-                    <w:rPr>
-                      <w:sz w:val="15"/>
-                      <w:szCs w:val="15"/>
-                    </w:rPr>
-                    <w:lastRenderedPageBreak/>
-                    <w:t>후 SGIS 지오코딩으로 행정동 부여</w:t>
+                    <w:t>tn_pubr_prkplce_info_api 호출 후 서울 필터링, SGIS 지오코딩으로 행정동 배정</w:t>
                   </w:r>
                 </w:p>
               </w:tc>
@@ -1510,21 +1481,10 @@
                 <w:p>
                   <w:r>
                     <w:rPr>
-                      <w:rFonts w:hint="eastAsia"/>
-                      <w:sz w:val="15"/>
-                      <w:szCs w:val="15"/>
-                    </w:rPr>
-                    <w:lastRenderedPageBreak/>
-                    <w:t>총 61,035면(2,189</w:t>
-                  </w:r>
-                  <w:r>
-                    <w:rPr>
-                      <w:rFonts w:hint="eastAsia"/>
-                      <w:sz w:val="15"/>
-                      <w:szCs w:val="15"/>
-                    </w:rPr>
-                    <w:lastRenderedPageBreak/>
-                    <w:t>개소), 행정동 배정률 100%. 공영 한정 — 민영 미포함</w:t>
+                      <w:sz w:val="15"/>
+                      <w:szCs w:val="15"/>
+                    </w:rPr>
+                    <w:t>856개소 73,796면(공영 811·민영 45), 배정률 99.7%. 거주지우선주차지역 제외</w:t>
                   </w:r>
                 </w:p>
               </w:tc>
@@ -2270,10 +2230,43 @@
                 <w:p>
                   <w:pPr>
                     <w:rPr>
+                      <w:sz w:val="15"/>
+                      <w:szCs w:val="15"/>
+                    </w:rPr>
+                  </w:pPr>
+                  <w:r>
+                    <w:rPr>
                       <w:rFonts w:hint="eastAsia"/>
                       <w:sz w:val="15"/>
                       <w:szCs w:val="15"/>
                     </w:rPr>
+                    <w:t>전국</w:t>
+                  </w:r>
+                  <w:r>
+                    <w:rPr>
+                      <w:sz w:val="15"/>
+                      <w:szCs w:val="15"/>
+                    </w:rPr>
+                    <w:t xml:space="preserve"> 행정동 코드정보</w:t>
+                  </w:r>
+                </w:p>
+              </w:tc>
+              <w:tc>
+                <w:tcPr>
+                  <w:tcW w:w="980" w:type="dxa"/>
+                  <w:tcMar>
+                    <w:top w:w="55" w:type="dxa"/>
+                    <w:left w:w="60" w:type="dxa"/>
+                    <w:bottom w:w="55" w:type="dxa"/>
+                    <w:right w:w="60" w:type="dxa"/>
+                  </w:tcMar>
+                </w:tcPr>
+                <w:p>
+                  <w:pPr>
+                    <w:rPr>
+                      <w:sz w:val="15"/>
+                      <w:szCs w:val="15"/>
+                    </w:rPr>
                   </w:pPr>
                   <w:r>
                     <w:rPr>
@@ -2281,20 +2274,20 @@
                       <w:sz w:val="15"/>
                       <w:szCs w:val="15"/>
                     </w:rPr>
-                    <w:t>전국</w:t>
-                  </w:r>
-                  <w:r>
-                    <w:rPr>
-                      <w:sz w:val="15"/>
-                      <w:szCs w:val="15"/>
-                    </w:rPr>
-                    <w:t xml:space="preserve"> 행정동 코드정보</w:t>
-                  </w:r>
-                </w:p>
-              </w:tc>
-              <w:tc>
-                <w:tcPr>
-                  <w:tcW w:w="980" w:type="dxa"/>
+                    <w:t>서울</w:t>
+                  </w:r>
+                  <w:r>
+                    <w:rPr>
+                      <w:sz w:val="15"/>
+                      <w:szCs w:val="15"/>
+                    </w:rPr>
+                    <w:t xml:space="preserve"> 열린데이터광장</w:t>
+                  </w:r>
+                </w:p>
+              </w:tc>
+              <w:tc>
+                <w:tcPr>
+                  <w:tcW w:w="660" w:type="dxa"/>
                   <w:tcMar>
                     <w:top w:w="55" w:type="dxa"/>
                     <w:left w:w="60" w:type="dxa"/>
@@ -2311,24 +2304,69 @@
                   </w:pPr>
                   <w:r>
                     <w:rPr>
+                      <w:sz w:val="15"/>
+                      <w:szCs w:val="15"/>
+                    </w:rPr>
+                    <w:t>FILE</w:t>
+                  </w:r>
+                </w:p>
+              </w:tc>
+              <w:tc>
+                <w:tcPr>
+                  <w:tcW w:w="680" w:type="dxa"/>
+                  <w:tcMar>
+                    <w:top w:w="55" w:type="dxa"/>
+                    <w:left w:w="60" w:type="dxa"/>
+                    <w:bottom w:w="55" w:type="dxa"/>
+                    <w:right w:w="60" w:type="dxa"/>
+                  </w:tcMar>
+                </w:tcPr>
+                <w:p>
+                  <w:pPr>
+                    <w:rPr>
+                      <w:sz w:val="15"/>
+                      <w:szCs w:val="15"/>
+                    </w:rPr>
+                  </w:pPr>
+                  <w:r>
+                    <w:rPr>
+                      <w:sz w:val="15"/>
+                      <w:szCs w:val="15"/>
+                    </w:rPr>
+                    <w:t>CSV</w:t>
+                  </w:r>
+                </w:p>
+              </w:tc>
+              <w:tc>
+                <w:tcPr>
+                  <w:tcW w:w="500" w:type="dxa"/>
+                  <w:tcMar>
+                    <w:top w:w="55" w:type="dxa"/>
+                    <w:left w:w="60" w:type="dxa"/>
+                    <w:bottom w:w="55" w:type="dxa"/>
+                    <w:right w:w="60" w:type="dxa"/>
+                  </w:tcMar>
+                </w:tcPr>
+                <w:p>
+                  <w:pPr>
+                    <w:rPr>
+                      <w:sz w:val="15"/>
+                      <w:szCs w:val="15"/>
+                    </w:rPr>
+                  </w:pPr>
+                  <w:r>
+                    <w:rPr>
                       <w:rFonts w:hint="eastAsia"/>
                       <w:sz w:val="15"/>
                       <w:szCs w:val="15"/>
                     </w:rPr>
-                    <w:t>서울</w:t>
-                  </w:r>
-                  <w:r>
-                    <w:rPr>
-                      <w:sz w:val="15"/>
-                      <w:szCs w:val="15"/>
-                    </w:rPr>
-                    <w:t xml:space="preserve"> 열린데이터광장</w:t>
-                  </w:r>
-                </w:p>
-              </w:tc>
-              <w:tc>
-                <w:tcPr>
-                  <w:tcW w:w="660" w:type="dxa"/>
+                    <w:t>월</w:t>
+                  </w:r>
+                </w:p>
+              </w:tc>
+              <w:tc>
+                <w:tcPr>
+                  <w:tcW w:w="1420" w:type="dxa"/>
                   <w:tcMar>
                     <w:top w:w="55" w:type="dxa"/>
                     <w:left w:w="60" w:type="dxa"/>
@@ -2345,16 +2383,24 @@
                   </w:pPr>
                   <w:r>
                     <w:rPr>
-                      <w:sz w:val="15"/>
-                      <w:szCs w:val="15"/>
-                    </w:rPr>
-                    <w:t>FILE</w:t>
-                  </w:r>
-                </w:p>
-              </w:tc>
-              <w:tc>
-                <w:tcPr>
-                  <w:tcW w:w="680" w:type="dxa"/>
+                      <w:rFonts w:hint="eastAsia"/>
+                      <w:sz w:val="15"/>
+                      <w:szCs w:val="15"/>
+                    </w:rPr>
+                    <w:t>생활인구</w:t>
+                  </w:r>
+                  <w:r>
+                    <w:rPr>
+                      <w:sz w:val="15"/>
+                      <w:szCs w:val="15"/>
+                    </w:rPr>
+                    <w:t xml:space="preserve"> 페이지에서 다운로드(43개월분)</w:t>
+                  </w:r>
+                </w:p>
+              </w:tc>
+              <w:tc>
+                <w:tcPr>
+                  <w:tcW w:w="1380" w:type="dxa"/>
                   <w:tcMar>
                     <w:top w:w="55" w:type="dxa"/>
                     <w:left w:w="60" w:type="dxa"/>
@@ -2365,94 +2411,6 @@
                 <w:p>
                   <w:pPr>
                     <w:rPr>
-                      <w:sz w:val="15"/>
-                      <w:szCs w:val="15"/>
-                    </w:rPr>
-                  </w:pPr>
-                  <w:r>
-                    <w:rPr>
-                      <w:sz w:val="15"/>
-                      <w:szCs w:val="15"/>
-                    </w:rPr>
-                    <w:t>CSV</w:t>
-                  </w:r>
-                </w:p>
-              </w:tc>
-              <w:tc>
-                <w:tcPr>
-                  <w:tcW w:w="500" w:type="dxa"/>
-                  <w:tcMar>
-                    <w:top w:w="55" w:type="dxa"/>
-                    <w:left w:w="60" w:type="dxa"/>
-                    <w:bottom w:w="55" w:type="dxa"/>
-                    <w:right w:w="60" w:type="dxa"/>
-                  </w:tcMar>
-                </w:tcPr>
-                <w:p>
-                  <w:pPr>
-                    <w:rPr>
-                      <w:sz w:val="15"/>
-                      <w:szCs w:val="15"/>
-                    </w:rPr>
-                  </w:pPr>
-                  <w:r>
-                    <w:rPr>
-                      <w:rFonts w:hint="eastAsia"/>
-                      <w:sz w:val="15"/>
-                      <w:szCs w:val="15"/>
-                    </w:rPr>
-                    <w:t>월</w:t>
-                  </w:r>
-                </w:p>
-              </w:tc>
-              <w:tc>
-                <w:tcPr>
-                  <w:tcW w:w="1420" w:type="dxa"/>
-                  <w:tcMar>
-                    <w:top w:w="55" w:type="dxa"/>
-                    <w:left w:w="60" w:type="dxa"/>
-                    <w:bottom w:w="55" w:type="dxa"/>
-                    <w:right w:w="60" w:type="dxa"/>
-                  </w:tcMar>
-                </w:tcPr>
-                <w:p>
-                  <w:pPr>
-                    <w:rPr>
-                      <w:sz w:val="15"/>
-                      <w:szCs w:val="15"/>
-                    </w:rPr>
-                  </w:pPr>
-                  <w:r>
-                    <w:rPr>
-                      <w:rFonts w:hint="eastAsia"/>
-                      <w:sz w:val="15"/>
-                      <w:szCs w:val="15"/>
-                    </w:rPr>
-                    <w:t>생활인구</w:t>
-                  </w:r>
-                  <w:r>
-                    <w:rPr>
-                      <w:sz w:val="15"/>
-                      <w:szCs w:val="15"/>
-                    </w:rPr>
-                    <w:t xml:space="preserve"> 페이지에서 다운로드(43개월분)</w:t>
-                  </w:r>
-                </w:p>
-              </w:tc>
-              <w:tc>
-                <w:tcPr>
-                  <w:tcW w:w="1380" w:type="dxa"/>
-                  <w:tcMar>
-                    <w:top w:w="55" w:type="dxa"/>
-                    <w:left w:w="60" w:type="dxa"/>
-                    <w:bottom w:w="55" w:type="dxa"/>
-                    <w:right w:w="60" w:type="dxa"/>
-                  </w:tcMar>
-                </w:tcPr>
-                <w:p>
-                  <w:pPr>
-                    <w:rPr>
-                      <w:rFonts w:hint="eastAsia"/>
                       <w:sz w:val="15"/>
                       <w:szCs w:val="15"/>
                     </w:rPr>
@@ -2541,7 +2499,10 @@
               <w:t xml:space="preserve">· </w:t>
             </w:r>
             <w:r>
-              <w:t>오픈API 3종(생활인구, 공영주차장, 행정동경계)은 Python requests 기반 수집 모듈(src/collect/)로 확보하며, 공통 호출·페이지네이션·재시도는 src/utils/api_client.py로 분리. 인증키는 .env로 관리함</w:t>
+              <w:t>오픈API 3종(생활인구, 주차장 표준데이터, 행정동경계)</w:t>
+            </w:r>
+            <w:r>
+              <w:t>은 Python requests 기반 수집 모듈(src/collect/)로 확보하며, 공통 호출·페이지네이션·재시도는 src/utils/api_client.py로 분리. 인증키는 .env로 관리함</w:t>
             </w:r>
           </w:p>
           <w:p>
@@ -2627,7 +2588,11 @@
               <w:ind w:left="300" w:hanging="180"/>
             </w:pPr>
             <w:r>
-              <w:t>· 확장 가능성: 동일한 분석 틀을 계절 단위(상권분석 분기 데이터) 및 타 광역시로 확장 적용할 수 있음</w:t>
+              <w:t xml:space="preserve">· 확장 가능성: 동일한 분석 틀을 계절 단위(상권분석 분기 데이터) 및 타 광역시로 </w:t>
+            </w:r>
+            <w:r>
+              <w:lastRenderedPageBreak/>
+              <w:t>확장 적용할 수 있음</w:t>
             </w:r>
           </w:p>
         </w:tc>

--- a/submission/01_보고서/분석_아이디어_기획서_문지영.docx
+++ b/submission/01_보고서/분석_아이디어_기획서_문지영.docx
@@ -160,6 +160,7 @@
               </w:rPr>
               <w:t xml:space="preserve"> </w:t>
             </w:r>
+            <w:proofErr w:type="spellStart"/>
             <w:r>
               <w:rPr>
                 <w:rFonts w:ascii="Arial" w:hAnsi="Arial" w:cs="Arial"/>
@@ -169,6 +170,7 @@
               </w:rPr>
               <w:t>행정동별</w:t>
             </w:r>
+            <w:proofErr w:type="spellEnd"/>
             <w:r>
               <w:rPr>
                 <w:rFonts w:ascii="Arial" w:hAnsi="Arial" w:cs="Arial"/>
@@ -391,9 +393,22 @@
             <w:pPr>
               <w:spacing w:line="280" w:lineRule="auto"/>
             </w:pPr>
+          </w:p>
+          <w:p>
+            <w:pPr>
+              <w:spacing w:line="280" w:lineRule="auto"/>
+            </w:pPr>
             <w:r>
               <w:t>서울 행정동 단위의 생활인구·상권·주차장 데이터를 결합하여 '가고 싶은 동네일수록 주차가 어렵다'는 매력도와 주차 공급의 상충 관계를 검증하고, 그 예외에 해당하는 동네와 방문하기 좋은 시간대를 도출함</w:t>
             </w:r>
+          </w:p>
+          <w:p>
+            <w:pPr>
+              <w:spacing w:line="280" w:lineRule="auto"/>
+              <w:rPr>
+                <w:rFonts w:hint="eastAsia"/>
+              </w:rPr>
+            </w:pPr>
           </w:p>
         </w:tc>
       </w:tr>
@@ -451,7 +466,15 @@
               <w:spacing w:after="60" w:line="280" w:lineRule="auto"/>
             </w:pPr>
             <w:r>
-              <w:t>주말 여가 통행에서 자가용 이용 비중이 높으나, 서울 시내 주차 공급은 상주인구 기준으로 설계되어 유동인구가 몰리는 지역일수록 주차 수급 불균형이 발생함. 기존 주차 정보 서비스(모두의주차장, 서울주차정보 등)는 이미 목적지가 정해진 이용자를 대상으로 '주변 주차장을 찾아주는' 검색 서비스이며, 목적지를 정하기 이전 단계의 의사결정은 지원하지 않음.</w:t>
+              <w:t>주말 여가 통행에서 자가용 이용 비중이 높으나, 서울 시내 주차 공급은 상주인구 기준으로 설계되어 유동인구가 몰리는 지역일수록 주차 수급 불균형이 발생함. 기존 주차 정보 서비스(</w:t>
+            </w:r>
+            <w:proofErr w:type="spellStart"/>
+            <w:r>
+              <w:t>모두의주차장</w:t>
+            </w:r>
+            <w:proofErr w:type="spellEnd"/>
+            <w:r>
+              <w:t>, 서울주차정보 등)는 이미 목적지가 정해진 이용자를 대상으로 '주변 주차장을 찾아주는' 검색 서비스이며, 목적지를 정하기 이전 단계의 의사결정은 지원하지 않음.</w:t>
             </w:r>
           </w:p>
           <w:p>
@@ -518,8 +541,13 @@
               <w:t xml:space="preserve">· 매력도-주차공급 관계 규명: 상권 밀도 및 20~30대 생활인구 비중과 </w:t>
             </w:r>
             <w:r>
-              <w:t>1인당 공영주차면수</w:t>
-            </w:r>
+              <w:t xml:space="preserve">1인당 </w:t>
+            </w:r>
+            <w:proofErr w:type="spellStart"/>
+            <w:r>
+              <w:t>공영주차면수</w:t>
+            </w:r>
+            <w:proofErr w:type="spellEnd"/>
             <w:r>
               <w:t xml:space="preserve"> 간의 관계를 회귀분석으로 정량 검증</w:t>
             </w:r>
@@ -530,7 +558,15 @@
               <w:ind w:left="300" w:hanging="180"/>
             </w:pPr>
             <w:r>
-              <w:t>· 주차 취약 지역 도출: 생활인구로 예측한 기대 주차 공급 대비 실제 공급이 부족한 행정동을 잔차 기준으로 식별</w:t>
+              <w:t xml:space="preserve">· 주차 취약 지역 도출: 생활인구로 예측한 기대 주차 공급 대비 실제 공급이 부족한 행정동을 </w:t>
+            </w:r>
+            <w:proofErr w:type="spellStart"/>
+            <w:r>
+              <w:t>잔차</w:t>
+            </w:r>
+            <w:proofErr w:type="spellEnd"/>
+            <w:r>
+              <w:t xml:space="preserve"> 기준으로 식별</w:t>
             </w:r>
           </w:p>
           <w:p>
@@ -565,6 +601,7 @@
                 <w:b/>
                 <w:bCs/>
               </w:rPr>
+              <w:lastRenderedPageBreak/>
               <w:t>분석 목표</w:t>
             </w:r>
           </w:p>
@@ -599,11 +636,7 @@
               <w:ind w:left="300" w:hanging="180"/>
             </w:pPr>
             <w:r>
-              <w:t xml:space="preserve">· 혼잡 패턴 규명: 행정동×요일×시간대 단위로 생활인구 변동을 분석하여 지역별 </w:t>
-            </w:r>
-            <w:r>
-              <w:lastRenderedPageBreak/>
-              <w:t>피크 시간대를 파악</w:t>
+              <w:t>· 혼잡 패턴 규명: 행정동×요일×시간대 단위로 생활인구 변동을 분석하여 지역별 피크 시간대를 파악</w:t>
             </w:r>
           </w:p>
           <w:p>
@@ -612,7 +645,23 @@
               <w:ind w:left="300" w:hanging="180"/>
             </w:pPr>
             <w:r>
-              <w:t>· 주차 수급 불균형 진단: 주차면수를 생활인구로 회귀한 뒤 잔차를 이용해 공급 과부족 지역을 정량 식별</w:t>
+              <w:t xml:space="preserve">· 주차 수급 불균형 진단: </w:t>
+            </w:r>
+            <w:proofErr w:type="spellStart"/>
+            <w:r>
+              <w:t>주차면수를</w:t>
+            </w:r>
+            <w:proofErr w:type="spellEnd"/>
+            <w:r>
+              <w:t xml:space="preserve"> 생활인구로 회귀한 뒤 </w:t>
+            </w:r>
+            <w:proofErr w:type="spellStart"/>
+            <w:r>
+              <w:t>잔차를</w:t>
+            </w:r>
+            <w:proofErr w:type="spellEnd"/>
+            <w:r>
+              <w:t xml:space="preserve"> 이용해 공급 과부족 지역을 정량 식별</w:t>
             </w:r>
           </w:p>
           <w:p>
@@ -621,7 +670,15 @@
               <w:ind w:left="300" w:hanging="180"/>
             </w:pPr>
             <w:r>
-              <w:t>· 동네 유형 분류 및 지수화: 주성분분석과 군집분석을 통해 행정동을 유형화하고, 임의 가중치가 아닌 데이터 기반의 '나들이 적합도 지수'를 구성</w:t>
+              <w:t>· 동네 유형 분류 및 지수화: 주성분분석과 군집분석을 통해 행정동을 유형화하고, 임의 가중치가 아닌 데이터 기반의 '나들이 적합도 지수'</w:t>
+            </w:r>
+            <w:proofErr w:type="spellStart"/>
+            <w:r>
+              <w:t>를</w:t>
+            </w:r>
+            <w:proofErr w:type="spellEnd"/>
+            <w:r>
+              <w:t xml:space="preserve"> 구성</w:t>
             </w:r>
           </w:p>
           <w:p>
@@ -647,7 +704,15 @@
               <w:t xml:space="preserve">· 가설 1. 주차 공급은 상주인구 기준으로 설계되어, </w:t>
             </w:r>
             <w:r>
-              <w:t>유동인구가 많은 행정동일수록 1인당 공영주차면수가 낮을 것</w:t>
+              <w:t xml:space="preserve">유동인구가 많은 행정동일수록 1인당 </w:t>
+            </w:r>
+            <w:proofErr w:type="spellStart"/>
+            <w:r>
+              <w:t>공영주차면수가</w:t>
+            </w:r>
+            <w:proofErr w:type="spellEnd"/>
+            <w:r>
+              <w:t xml:space="preserve"> 낮을 것</w:t>
             </w:r>
           </w:p>
           <w:p>
@@ -671,8 +736,13 @@
               <w:t xml:space="preserve">· 가설 3. 20~30대 생활인구 비중 및 음식점 밀도와 </w:t>
             </w:r>
             <w:r>
-              <w:t>1인당 공영주차면수</w:t>
-            </w:r>
+              <w:t xml:space="preserve">1인당 </w:t>
+            </w:r>
+            <w:proofErr w:type="spellStart"/>
+            <w:r>
+              <w:t>공영주차면수</w:t>
+            </w:r>
+            <w:proofErr w:type="spellEnd"/>
             <w:r>
               <w:t xml:space="preserve"> 사이에 음의 상관이 나타날 것</w:t>
             </w:r>
@@ -718,7 +788,55 @@
               <w:t xml:space="preserve">· </w:t>
             </w:r>
             <w:r>
-              <w:t xml:space="preserve">공간 결합: 주차장 데이터는 행정동코드가 없고 위경도도 33.5%가 결측이므로, SGIS 지오코딩(addr/geocodewgs84)으로 주소를 변환해 행정동코드를 직접 부여함. 좌표 공간조인만 쓰면 </w:t>
+              <w:t xml:space="preserve">공간 결합: 주차장 데이터는 </w:t>
+            </w:r>
+            <w:proofErr w:type="spellStart"/>
+            <w:r>
+              <w:t>행정동코드가</w:t>
+            </w:r>
+            <w:proofErr w:type="spellEnd"/>
+            <w:r>
+              <w:t xml:space="preserve"> 없고 위경도도 33.5%가 </w:t>
+            </w:r>
+            <w:proofErr w:type="spellStart"/>
+            <w:r>
+              <w:t>결측이므로</w:t>
+            </w:r>
+            <w:proofErr w:type="spellEnd"/>
+            <w:r>
+              <w:t xml:space="preserve">, SGIS </w:t>
+            </w:r>
+            <w:proofErr w:type="spellStart"/>
+            <w:r>
+              <w:t>지오코딩</w:t>
+            </w:r>
+            <w:proofErr w:type="spellEnd"/>
+            <w:r>
+              <w:t>(</w:t>
+            </w:r>
+            <w:proofErr w:type="spellStart"/>
+            <w:r>
+              <w:t>addr</w:t>
+            </w:r>
+            <w:proofErr w:type="spellEnd"/>
+            <w:r>
+              <w:t>/geocodewgs84)</w:t>
+            </w:r>
+            <w:proofErr w:type="spellStart"/>
+            <w:r>
+              <w:t>으로</w:t>
+            </w:r>
+            <w:proofErr w:type="spellEnd"/>
+            <w:r>
+              <w:t xml:space="preserve"> 주소를 변환해 </w:t>
+            </w:r>
+            <w:proofErr w:type="spellStart"/>
+            <w:r>
+              <w:t>행정동코드를</w:t>
+            </w:r>
+            <w:proofErr w:type="spellEnd"/>
+            <w:r>
+              <w:t xml:space="preserve"> 직접 부여함. 좌표 공간조인만 쓰면 </w:t>
             </w:r>
             <w:r>
               <w:t>73,796면</w:t>
@@ -736,7 +854,15 @@
               <w:t>· 기초 통계 분석: 행정동×요일×시간대 생활인구의 평균·분산 비교</w:t>
             </w:r>
             <w:r>
-              <w:t>, 요일-시간대 히트맵, 자치구별 분포 비교</w:t>
+              <w:t xml:space="preserve">, 요일-시간대 </w:t>
+            </w:r>
+            <w:proofErr w:type="spellStart"/>
+            <w:r>
+              <w:t>히트맵</w:t>
+            </w:r>
+            <w:proofErr w:type="spellEnd"/>
+            <w:r>
+              <w:t>, 자치구별 분포 비교</w:t>
             </w:r>
           </w:p>
           <w:p>
@@ -748,10 +874,23 @@
               <w:t xml:space="preserve">· 파생변수 산출: 20~30대 비중(연령 컬럼 합÷총생활인구), </w:t>
             </w:r>
             <w:r>
-              <w:t>1인당 공영주차면수</w:t>
-            </w:r>
-            <w:r>
-              <w:t>(주차면수÷평균 생활인구), 상주-직장인구 비율</w:t>
+              <w:t xml:space="preserve">1인당 </w:t>
+            </w:r>
+            <w:proofErr w:type="spellStart"/>
+            <w:r>
+              <w:t>공영주차면수</w:t>
+            </w:r>
+            <w:proofErr w:type="spellEnd"/>
+            <w:r>
+              <w:t>(</w:t>
+            </w:r>
+            <w:proofErr w:type="spellStart"/>
+            <w:r>
+              <w:t>주차면수</w:t>
+            </w:r>
+            <w:proofErr w:type="spellEnd"/>
+            <w:r>
+              <w:t>÷평균 생활인구), 상주-직장인구 비율</w:t>
             </w:r>
           </w:p>
           <w:p>
@@ -760,7 +899,23 @@
               <w:ind w:left="300" w:hanging="180"/>
             </w:pPr>
             <w:r>
-              <w:t>· 상관분석: 피어슨 상관계수 행렬 및 p-value를 함께 표기한 히트맵 작성</w:t>
+              <w:t xml:space="preserve">· 상관분석: </w:t>
+            </w:r>
+            <w:proofErr w:type="spellStart"/>
+            <w:r>
+              <w:t>피어슨</w:t>
+            </w:r>
+            <w:proofErr w:type="spellEnd"/>
+            <w:r>
+              <w:t xml:space="preserve"> 상관계수 행렬 및 p-value를 함께 표기한 </w:t>
+            </w:r>
+            <w:proofErr w:type="spellStart"/>
+            <w:r>
+              <w:t>히트맵</w:t>
+            </w:r>
+            <w:proofErr w:type="spellEnd"/>
+            <w:r>
+              <w:t xml:space="preserve"> 작성</w:t>
             </w:r>
           </w:p>
           <w:p>
@@ -769,13 +924,42 @@
               <w:ind w:left="300" w:hanging="180"/>
             </w:pPr>
             <w:r>
-              <w:t xml:space="preserve">· 회귀분석 및 잔차 진단: </w:t>
-            </w:r>
-            <w:r>
-              <w:t>주차면수(정적)를 주말 피크 시간대 평균 생활인구로 회귀한 뒤 표준화 잔차를 산출하여 공급 과부족 지역을 식별</w:t>
-            </w:r>
-            <w:r>
-              <w:t>. 다중회귀 확장 시 VIF로 다중공선성 점검</w:t>
+              <w:t xml:space="preserve">· 회귀분석 및 </w:t>
+            </w:r>
+            <w:proofErr w:type="spellStart"/>
+            <w:r>
+              <w:t>잔차</w:t>
+            </w:r>
+            <w:proofErr w:type="spellEnd"/>
+            <w:r>
+              <w:t xml:space="preserve"> 진단: </w:t>
+            </w:r>
+            <w:proofErr w:type="spellStart"/>
+            <w:r>
+              <w:t>주차면수</w:t>
+            </w:r>
+            <w:proofErr w:type="spellEnd"/>
+            <w:r>
+              <w:t xml:space="preserve">(정적)를 주말 피크 시간대 평균 생활인구로 회귀한 뒤 표준화 </w:t>
+            </w:r>
+            <w:proofErr w:type="spellStart"/>
+            <w:r>
+              <w:t>잔차를</w:t>
+            </w:r>
+            <w:proofErr w:type="spellEnd"/>
+            <w:r>
+              <w:t xml:space="preserve"> 산출하여 공급 과부족 지역을 식별</w:t>
+            </w:r>
+            <w:r>
+              <w:t xml:space="preserve">. 다중회귀 확장 시 VIF로 </w:t>
+            </w:r>
+            <w:proofErr w:type="spellStart"/>
+            <w:r>
+              <w:t>다중공선성</w:t>
+            </w:r>
+            <w:proofErr w:type="spellEnd"/>
+            <w:r>
+              <w:t xml:space="preserve"> 점검</w:t>
             </w:r>
           </w:p>
           <w:p>
@@ -790,7 +974,19 @@
               <w:t>주성분을 추출하여 적합도 지수를 구성. 주성분은 분산 최대 방향일 뿐 그 자체가 적합도를 뜻하지 않으므로 로딩을 확인해 해석하고 지수의 부호 방향을 명시적으로 고정함</w:t>
             </w:r>
             <w:r>
-              <w:t>. Min-Max 대비 Z-score를 사용하는 이유는 명동·강남 등 극단값이 존재하여 Min-Max 적용 시 나머지 지역의 분포가 압축되기 때문</w:t>
+              <w:t xml:space="preserve">. Min-Max 대비 Z-score를 </w:t>
+            </w:r>
+            <w:r>
+              <w:lastRenderedPageBreak/>
+              <w:t xml:space="preserve">사용하는 이유는 명동·강남 등 </w:t>
+            </w:r>
+            <w:proofErr w:type="spellStart"/>
+            <w:r>
+              <w:t>극단값이</w:t>
+            </w:r>
+            <w:proofErr w:type="spellEnd"/>
+            <w:r>
+              <w:t xml:space="preserve"> 존재하여 Min-Max 적용 시 나머지 지역의 분포가 압축되기 때문</w:t>
             </w:r>
           </w:p>
           <w:p>
@@ -799,8 +995,15 @@
               <w:ind w:left="300" w:hanging="180"/>
             </w:pPr>
             <w:r>
-              <w:lastRenderedPageBreak/>
-              <w:t>· 군집분석(K-means): 실루엣 계수로 군집 수 k를 결정하고, 군집별 변수 평균을 레이더 차트로 비교</w:t>
+              <w:t xml:space="preserve">· 군집분석(K-means): 실루엣 계수로 군집 수 k를 결정하고, </w:t>
+            </w:r>
+            <w:proofErr w:type="spellStart"/>
+            <w:r>
+              <w:t>군집별</w:t>
+            </w:r>
+            <w:proofErr w:type="spellEnd"/>
+            <w:r>
+              <w:t xml:space="preserve"> 변수 평균을 레이더 차트로 비교</w:t>
             </w:r>
           </w:p>
           <w:p>
@@ -847,7 +1050,15 @@
               <w:t xml:space="preserve">· </w:t>
             </w:r>
             <w:r>
-              <w:t>민영주차장은 표준데이터 수집 범위가 ‘지자체 관리 대상’으로 한정되어 서울 25개 자치구 중 구로·금천 2개 구 45건(1,149면)만 확인됨. 주차장법상 통보 의무가 있음에도 개방되지 않아 공급이 체계적으로 과소추정됨</w:t>
+              <w:t>민영주차장은 표준데이터 수집 범위가 ‘지자체 관리 대상’</w:t>
+            </w:r>
+            <w:proofErr w:type="spellStart"/>
+            <w:r>
+              <w:t>으로</w:t>
+            </w:r>
+            <w:proofErr w:type="spellEnd"/>
+            <w:r>
+              <w:t xml:space="preserve"> 한정되어 서울 25개 자치구 중 구로·금천 2개 구 45건(1,149면)만 확인됨. 주차장법상 통보 의무가 있음에도 개방되지 않아 공급이 체계적으로 과소추정됨</w:t>
             </w:r>
           </w:p>
           <w:p>
@@ -859,7 +1070,31 @@
               <w:t xml:space="preserve">· </w:t>
             </w:r>
             <w:r>
-              <w:t>생활인구·상권분석은 행정안전부 행정동코드를 쓰나 SGIS 경계는 자체 체계여서 직접 조인 시 424개 중 32개만 일치. ‘전국 행정동 코드정보’를 크로스워크로 사용하고 통폐합·분할·구버전 코드는 개별 보정함</w:t>
+              <w:t xml:space="preserve">생활인구·상권분석은 행정안전부 </w:t>
+            </w:r>
+            <w:proofErr w:type="spellStart"/>
+            <w:r>
+              <w:t>행정동코드를</w:t>
+            </w:r>
+            <w:proofErr w:type="spellEnd"/>
+            <w:r>
+              <w:t xml:space="preserve"> 쓰나 SGIS 경계는 자체 체계여서 직접 조인 시 424개 중 32개만 일치. ‘전국 행정동 코드정보’</w:t>
+            </w:r>
+            <w:proofErr w:type="spellStart"/>
+            <w:r>
+              <w:t>를</w:t>
+            </w:r>
+            <w:proofErr w:type="spellEnd"/>
+            <w:r>
+              <w:t xml:space="preserve"> 크로스워크로 사용하고 통폐합·분할·</w:t>
+            </w:r>
+            <w:proofErr w:type="spellStart"/>
+            <w:r>
+              <w:t>구버전</w:t>
+            </w:r>
+            <w:proofErr w:type="spellEnd"/>
+            <w:r>
+              <w:t xml:space="preserve"> 코드는 개별 보정함</w:t>
             </w:r>
           </w:p>
           <w:p>
@@ -892,7 +1127,15 @@
               <w:ind w:left="300" w:hanging="180"/>
             </w:pPr>
             <w:r>
-              <w:t>· 생활인구는 OpenAPI 제공분이 최근 2개월로 제한되고</w:t>
+              <w:t xml:space="preserve">· 생활인구는 </w:t>
+            </w:r>
+            <w:proofErr w:type="spellStart"/>
+            <w:r>
+              <w:t>OpenAPI</w:t>
+            </w:r>
+            <w:proofErr w:type="spellEnd"/>
+            <w:r>
+              <w:t xml:space="preserve"> 제공분이 최근 2개월로 제한되고</w:t>
             </w:r>
             <w:r>
               <w:t xml:space="preserve"> 집계 지연이 있어, 분석 기간은 파일 다운로드분 기준으로 확정해야 함</w:t>
@@ -916,7 +1159,15 @@
               <w:ind w:left="300" w:hanging="180"/>
             </w:pPr>
             <w:r>
-              <w:t>· 생활인구 API 확보 지연 시 → 상권분석서비스의 '길단위인구-행정동'으로 유동인구 변수 대체</w:t>
+              <w:t>· 생활인구 API 확보 지연 시 → 상권분석서비스의 '길단위인구-행정동'</w:t>
+            </w:r>
+            <w:proofErr w:type="spellStart"/>
+            <w:r>
+              <w:t>으로</w:t>
+            </w:r>
+            <w:proofErr w:type="spellEnd"/>
+            <w:r>
+              <w:t xml:space="preserve"> 유동인구 변수 대체</w:t>
             </w:r>
           </w:p>
           <w:p>
@@ -928,7 +1179,15 @@
               <w:t xml:space="preserve">· </w:t>
             </w:r>
             <w:r>
-              <w:t>민영주차장 확보 불가 시 → 공영 기준으로 분석하되, 회귀 잔차는 상대 비교이므로 민영이 전 지역에서 유사 비율로 누락된다는 가정하에 순위 해석이 유효함을 명시. API 복구 시 재수집해 민감도 분석</w:t>
+              <w:t xml:space="preserve">민영주차장 확보 불가 시 → 공영 기준으로 분석하되, 회귀 </w:t>
+            </w:r>
+            <w:proofErr w:type="spellStart"/>
+            <w:r>
+              <w:t>잔차는</w:t>
+            </w:r>
+            <w:proofErr w:type="spellEnd"/>
+            <w:r>
+              <w:t xml:space="preserve"> 상대 비교이므로 민영이 전 지역에서 유사 비율로 누락된다는 가정하에 순위 해석이 유효함을 명시. API 복구 시 재수집해 민감도 분석</w:t>
             </w:r>
           </w:p>
           <w:p>
@@ -937,7 +1196,16 @@
               <w:ind w:left="300" w:hanging="180"/>
             </w:pPr>
             <w:r>
-              <w:t>· 행정동 단위 데이터 결합 실패 시 → 자치구 단위로 상향 집계하여 분석 범위 축소</w:t>
+              <w:t>· 행정동 단위 데이터 결합 실패 시 → 자치구 단위로 상향 집계</w:t>
+            </w:r>
+            <w:r>
+              <w:rPr>
+                <w:rFonts w:hint="eastAsia"/>
+              </w:rPr>
+              <w:t>해</w:t>
+            </w:r>
+            <w:r>
+              <w:t xml:space="preserve"> 분석 범위 축소</w:t>
             </w:r>
           </w:p>
           <w:p>
@@ -1225,8 +1493,17 @@
                       <w:sz w:val="15"/>
                       <w:szCs w:val="15"/>
                     </w:rPr>
-                    <w:t>서울 열린데이터광장</w:t>
-                  </w:r>
+                    <w:t xml:space="preserve">서울 </w:t>
+                  </w:r>
+                  <w:proofErr w:type="spellStart"/>
+                  <w:r>
+                    <w:rPr>
+                      <w:sz w:val="15"/>
+                      <w:szCs w:val="15"/>
+                    </w:rPr>
+                    <w:t>열린데이터광장</w:t>
+                  </w:r>
+                  <w:proofErr w:type="spellEnd"/>
                 </w:p>
               </w:tc>
               <w:tc>
@@ -1300,12 +1577,21 @@
                   </w:tcMar>
                 </w:tcPr>
                 <w:p>
-                  <w:r>
-                    <w:rPr>
-                      <w:sz w:val="15"/>
-                      <w:szCs w:val="15"/>
-                    </w:rPr>
-                    <w:t>OpenAPI 1,000건 분할 호출(제공 구간 14~70일전 실측). 범위 밖은 월별 ZIP 병행</w:t>
+                  <w:proofErr w:type="spellStart"/>
+                  <w:r>
+                    <w:rPr>
+                      <w:sz w:val="15"/>
+                      <w:szCs w:val="15"/>
+                    </w:rPr>
+                    <w:t>OpenAPI</w:t>
+                  </w:r>
+                  <w:proofErr w:type="spellEnd"/>
+                  <w:r>
+                    <w:rPr>
+                      <w:sz w:val="15"/>
+                      <w:szCs w:val="15"/>
+                    </w:rPr>
+                    <w:t xml:space="preserve"> 1,000건 분할 호출(제공 구간 14~70일전 실측). 범위 밖은 월별 ZIP 병행</w:t>
                   </w:r>
                 </w:p>
               </w:tc>
@@ -1325,7 +1611,31 @@
                       <w:sz w:val="15"/>
                       <w:szCs w:val="15"/>
                     </w:rPr>
-                    <w:t>8주치 56일(2026-06-02~07-27), 요일별 표본 8개 균등. 20~30대 비중 산출</w:t>
+                    <w:t xml:space="preserve">8주치 56일(2026-06-02~07-27), </w:t>
+                  </w:r>
+                  <w:proofErr w:type="spellStart"/>
+                  <w:r>
+                    <w:rPr>
+                      <w:sz w:val="15"/>
+                      <w:szCs w:val="15"/>
+                    </w:rPr>
+                    <w:t>요일별</w:t>
+                  </w:r>
+                  <w:proofErr w:type="spellEnd"/>
+                  <w:r>
+                    <w:rPr>
+                      <w:sz w:val="15"/>
+                      <w:szCs w:val="15"/>
+                    </w:rPr>
+                    <w:t xml:space="preserve"> 표본 8개 균</w:t>
+                  </w:r>
+                  <w:r>
+                    <w:rPr>
+                      <w:sz w:val="15"/>
+                      <w:szCs w:val="15"/>
+                    </w:rPr>
+                    <w:lastRenderedPageBreak/>
+                    <w:t>등. 20~30대 비중 산출</w:t>
                   </w:r>
                 </w:p>
               </w:tc>
@@ -1348,6 +1658,7 @@
                       <w:sz w:val="15"/>
                       <w:szCs w:val="15"/>
                     </w:rPr>
+                    <w:lastRenderedPageBreak/>
                     <w:t>전국주차장정보</w:t>
                   </w:r>
                   <w:r>
@@ -1370,6 +1681,7 @@
                   </w:tcMar>
                 </w:tcPr>
                 <w:p>
+                  <w:proofErr w:type="spellStart"/>
                   <w:r>
                     <w:rPr>
                       <w:rFonts w:hint="eastAsia"/>
@@ -1378,6 +1690,7 @@
                     </w:rPr>
                     <w:t>공공데이터포털</w:t>
                   </w:r>
+                  <w:proofErr w:type="spellEnd"/>
                   <w:r>
                     <w:rPr>
                       <w:sz w:val="15"/>
@@ -1459,12 +1772,37 @@
                   </w:tcMar>
                 </w:tcPr>
                 <w:p>
-                  <w:r>
-                    <w:rPr>
-                      <w:sz w:val="15"/>
-                      <w:szCs w:val="15"/>
-                    </w:rPr>
-                    <w:t>tn_pubr_prkplce_info_api 호출 후 서울 필터링, SGIS 지오코딩으로 행정동 배정</w:t>
+                  <w:proofErr w:type="spellStart"/>
+                  <w:r>
+                    <w:rPr>
+                      <w:sz w:val="15"/>
+                      <w:szCs w:val="15"/>
+                    </w:rPr>
+                    <w:t>tn_pubr_prkplce_info_api</w:t>
+                  </w:r>
+                  <w:proofErr w:type="spellEnd"/>
+                  <w:r>
+                    <w:rPr>
+                      <w:sz w:val="15"/>
+                      <w:szCs w:val="15"/>
+                    </w:rPr>
+                    <w:t xml:space="preserve"> 호출 후 서울 필터링, SGIS </w:t>
+                  </w:r>
+                  <w:proofErr w:type="spellStart"/>
+                  <w:r>
+                    <w:rPr>
+                      <w:sz w:val="15"/>
+                      <w:szCs w:val="15"/>
+                    </w:rPr>
+                    <w:t>지오코딩으로</w:t>
+                  </w:r>
+                  <w:proofErr w:type="spellEnd"/>
+                  <w:r>
+                    <w:rPr>
+                      <w:sz w:val="15"/>
+                      <w:szCs w:val="15"/>
+                    </w:rPr>
+                    <w:t xml:space="preserve"> 행정동 배정</w:t>
                   </w:r>
                 </w:p>
               </w:tc>
@@ -1484,7 +1822,23 @@
                       <w:sz w:val="15"/>
                       <w:szCs w:val="15"/>
                     </w:rPr>
-                    <w:t>856개소 73,796면(공영 811·민영 45), 배정률 99.7%. 거주지우선주차지역 제외</w:t>
+                    <w:t xml:space="preserve">856개소 73,796면(공영 811·민영 45), </w:t>
+                  </w:r>
+                  <w:proofErr w:type="spellStart"/>
+                  <w:r>
+                    <w:rPr>
+                      <w:sz w:val="15"/>
+                      <w:szCs w:val="15"/>
+                    </w:rPr>
+                    <w:t>배정률</w:t>
+                  </w:r>
+                  <w:proofErr w:type="spellEnd"/>
+                  <w:r>
+                    <w:rPr>
+                      <w:sz w:val="15"/>
+                      <w:szCs w:val="15"/>
+                    </w:rPr>
+                    <w:t xml:space="preserve"> 99.7%. 거주지우선주차지역 제외</w:t>
                   </w:r>
                 </w:p>
               </w:tc>
@@ -1506,7 +1860,6 @@
                       <w:sz w:val="15"/>
                       <w:szCs w:val="15"/>
                     </w:rPr>
-                    <w:lastRenderedPageBreak/>
                     <w:t>상권분석-점포(행정동)</w:t>
                   </w:r>
                 </w:p>
@@ -1527,8 +1880,17 @@
                       <w:sz w:val="15"/>
                       <w:szCs w:val="15"/>
                     </w:rPr>
-                    <w:t>서울 열린데이터광장</w:t>
-                  </w:r>
+                    <w:t xml:space="preserve">서울 </w:t>
+                  </w:r>
+                  <w:proofErr w:type="spellStart"/>
+                  <w:r>
+                    <w:rPr>
+                      <w:sz w:val="15"/>
+                      <w:szCs w:val="15"/>
+                    </w:rPr>
+                    <w:t>열린데이터광장</w:t>
+                  </w:r>
+                  <w:proofErr w:type="spellEnd"/>
                 </w:p>
               </w:tc>
               <w:tc>
@@ -1607,8 +1969,17 @@
                       <w:sz w:val="15"/>
                       <w:szCs w:val="15"/>
                     </w:rPr>
-                    <w:t>다운로드 후 전처리</w:t>
-                  </w:r>
+                    <w:t xml:space="preserve">다운로드 후 </w:t>
+                  </w:r>
+                  <w:proofErr w:type="spellStart"/>
+                  <w:r>
+                    <w:rPr>
+                      <w:sz w:val="15"/>
+                      <w:szCs w:val="15"/>
+                    </w:rPr>
+                    <w:t>전처리</w:t>
+                  </w:r>
+                  <w:proofErr w:type="spellEnd"/>
                 </w:p>
               </w:tc>
               <w:tc>
@@ -1649,7 +2020,23 @@
                       <w:sz w:val="15"/>
                       <w:szCs w:val="15"/>
                     </w:rPr>
-                    <w:t>상권분석-집객시설(행정동)</w:t>
+                    <w:t>상권분석-</w:t>
+                  </w:r>
+                  <w:proofErr w:type="spellStart"/>
+                  <w:r>
+                    <w:rPr>
+                      <w:sz w:val="15"/>
+                      <w:szCs w:val="15"/>
+                    </w:rPr>
+                    <w:t>집객시설</w:t>
+                  </w:r>
+                  <w:proofErr w:type="spellEnd"/>
+                  <w:r>
+                    <w:rPr>
+                      <w:sz w:val="15"/>
+                      <w:szCs w:val="15"/>
+                    </w:rPr>
+                    <w:t>(행정동)</w:t>
                   </w:r>
                 </w:p>
               </w:tc>
@@ -1669,8 +2056,17 @@
                       <w:sz w:val="15"/>
                       <w:szCs w:val="15"/>
                     </w:rPr>
-                    <w:t>서울 열린데이터광장</w:t>
-                  </w:r>
+                    <w:t xml:space="preserve">서울 </w:t>
+                  </w:r>
+                  <w:proofErr w:type="spellStart"/>
+                  <w:r>
+                    <w:rPr>
+                      <w:sz w:val="15"/>
+                      <w:szCs w:val="15"/>
+                    </w:rPr>
+                    <w:t>열린데이터광장</w:t>
+                  </w:r>
+                  <w:proofErr w:type="spellEnd"/>
                 </w:p>
               </w:tc>
               <w:tc>
@@ -1749,8 +2145,17 @@
                       <w:sz w:val="15"/>
                       <w:szCs w:val="15"/>
                     </w:rPr>
-                    <w:t>다운로드 후 전처리</w:t>
-                  </w:r>
+                    <w:t xml:space="preserve">다운로드 후 </w:t>
+                  </w:r>
+                  <w:proofErr w:type="spellStart"/>
+                  <w:r>
+                    <w:rPr>
+                      <w:sz w:val="15"/>
+                      <w:szCs w:val="15"/>
+                    </w:rPr>
+                    <w:t>전처리</w:t>
+                  </w:r>
+                  <w:proofErr w:type="spellEnd"/>
                 </w:p>
               </w:tc>
               <w:tc>
@@ -1811,8 +2216,17 @@
                       <w:sz w:val="15"/>
                       <w:szCs w:val="15"/>
                     </w:rPr>
-                    <w:t>서울 열린데이터광장</w:t>
-                  </w:r>
+                    <w:t xml:space="preserve">서울 </w:t>
+                  </w:r>
+                  <w:proofErr w:type="spellStart"/>
+                  <w:r>
+                    <w:rPr>
+                      <w:sz w:val="15"/>
+                      <w:szCs w:val="15"/>
+                    </w:rPr>
+                    <w:t>열린데이터광장</w:t>
+                  </w:r>
+                  <w:proofErr w:type="spellEnd"/>
                 </w:p>
               </w:tc>
               <w:tc>
@@ -1891,8 +2305,17 @@
                       <w:sz w:val="15"/>
                       <w:szCs w:val="15"/>
                     </w:rPr>
-                    <w:t>다운로드 후 전처리</w:t>
-                  </w:r>
+                    <w:t xml:space="preserve">다운로드 후 </w:t>
+                  </w:r>
+                  <w:proofErr w:type="spellStart"/>
+                  <w:r>
+                    <w:rPr>
+                      <w:sz w:val="15"/>
+                      <w:szCs w:val="15"/>
+                    </w:rPr>
+                    <w:t>전처리</w:t>
+                  </w:r>
+                  <w:proofErr w:type="spellEnd"/>
                 </w:p>
               </w:tc>
               <w:tc>
@@ -1953,8 +2376,17 @@
                       <w:sz w:val="15"/>
                       <w:szCs w:val="15"/>
                     </w:rPr>
-                    <w:t>서울 열린데이터광장</w:t>
-                  </w:r>
+                    <w:t xml:space="preserve">서울 </w:t>
+                  </w:r>
+                  <w:proofErr w:type="spellStart"/>
+                  <w:r>
+                    <w:rPr>
+                      <w:sz w:val="15"/>
+                      <w:szCs w:val="15"/>
+                    </w:rPr>
+                    <w:t>열린데이터광장</w:t>
+                  </w:r>
+                  <w:proofErr w:type="spellEnd"/>
                 </w:p>
               </w:tc>
               <w:tc>
@@ -2033,8 +2465,17 @@
                       <w:sz w:val="15"/>
                       <w:szCs w:val="15"/>
                     </w:rPr>
-                    <w:t>다운로드 후 전처리</w:t>
-                  </w:r>
+                    <w:t xml:space="preserve">다운로드 후 </w:t>
+                  </w:r>
+                  <w:proofErr w:type="spellStart"/>
+                  <w:r>
+                    <w:rPr>
+                      <w:sz w:val="15"/>
+                      <w:szCs w:val="15"/>
+                    </w:rPr>
+                    <w:t>전처리</w:t>
+                  </w:r>
+                  <w:proofErr w:type="spellEnd"/>
                 </w:p>
               </w:tc>
               <w:tc>
@@ -2138,6 +2579,7 @@
                   </w:tcMar>
                 </w:tcPr>
                 <w:p>
+                  <w:proofErr w:type="spellStart"/>
                   <w:r>
                     <w:rPr>
                       <w:sz w:val="15"/>
@@ -2145,6 +2587,7 @@
                     </w:rPr>
                     <w:t>GeoJSON</w:t>
                   </w:r>
+                  <w:proofErr w:type="spellEnd"/>
                 </w:p>
               </w:tc>
               <w:tc>
@@ -2158,6 +2601,7 @@
                   </w:tcMar>
                 </w:tcPr>
                 <w:p>
+                  <w:proofErr w:type="spellStart"/>
                   <w:r>
                     <w:rPr>
                       <w:sz w:val="15"/>
@@ -2165,6 +2609,7 @@
                     </w:rPr>
                     <w:t>비정기</w:t>
                   </w:r>
+                  <w:proofErr w:type="spellEnd"/>
                 </w:p>
               </w:tc>
               <w:tc>
@@ -2178,12 +2623,37 @@
                   </w:tcMar>
                 </w:tcPr>
                 <w:p>
-                  <w:r>
-                    <w:rPr>
-                      <w:sz w:val="15"/>
-                      <w:szCs w:val="15"/>
-                    </w:rPr>
-                    <w:t>hadmarea API 호출(low_search=2 필수)</w:t>
+                  <w:proofErr w:type="spellStart"/>
+                  <w:r>
+                    <w:rPr>
+                      <w:sz w:val="15"/>
+                      <w:szCs w:val="15"/>
+                    </w:rPr>
+                    <w:t>hadmarea</w:t>
+                  </w:r>
+                  <w:proofErr w:type="spellEnd"/>
+                  <w:r>
+                    <w:rPr>
+                      <w:sz w:val="15"/>
+                      <w:szCs w:val="15"/>
+                    </w:rPr>
+                    <w:t xml:space="preserve"> API 호출(</w:t>
+                  </w:r>
+                  <w:proofErr w:type="spellStart"/>
+                  <w:r>
+                    <w:rPr>
+                      <w:sz w:val="15"/>
+                      <w:szCs w:val="15"/>
+                    </w:rPr>
+                    <w:t>low_search</w:t>
+                  </w:r>
+                  <w:proofErr w:type="spellEnd"/>
+                  <w:r>
+                    <w:rPr>
+                      <w:sz w:val="15"/>
+                      <w:szCs w:val="15"/>
+                    </w:rPr>
+                    <w:t>=2 필수)</w:t>
                   </w:r>
                 </w:p>
               </w:tc>
@@ -2198,6 +2668,7 @@
                   </w:tcMar>
                 </w:tcPr>
                 <w:p>
+                  <w:proofErr w:type="spellStart"/>
                   <w:r>
                     <w:rPr>
                       <w:rFonts w:hint="eastAsia"/>
@@ -2206,6 +2677,7 @@
                     </w:rPr>
                     <w:t>미지정</w:t>
                   </w:r>
+                  <w:proofErr w:type="spellEnd"/>
                   <w:r>
                     <w:rPr>
                       <w:sz w:val="15"/>
@@ -2281,8 +2753,17 @@
                       <w:sz w:val="15"/>
                       <w:szCs w:val="15"/>
                     </w:rPr>
-                    <w:t xml:space="preserve"> 열린데이터광장</w:t>
-                  </w:r>
+                    <w:t xml:space="preserve"> </w:t>
+                  </w:r>
+                  <w:proofErr w:type="spellStart"/>
+                  <w:r>
+                    <w:rPr>
+                      <w:sz w:val="15"/>
+                      <w:szCs w:val="15"/>
+                    </w:rPr>
+                    <w:t>열린데이터광장</w:t>
+                  </w:r>
+                  <w:proofErr w:type="spellEnd"/>
                 </w:p>
               </w:tc>
               <w:tc>
@@ -2415,6 +2896,7 @@
                       <w:szCs w:val="15"/>
                     </w:rPr>
                   </w:pPr>
+                  <w:proofErr w:type="spellStart"/>
                   <w:r>
                     <w:rPr>
                       <w:rFonts w:hint="eastAsia"/>
@@ -2423,12 +2905,29 @@
                     </w:rPr>
                     <w:t>행정동코드</w:t>
                   </w:r>
-                  <w:r>
-                    <w:rPr>
-                      <w:sz w:val="15"/>
-                      <w:szCs w:val="15"/>
-                    </w:rPr>
-                    <w:t xml:space="preserve"> 크로스워크용. 주차장(SGIS 체계)과 생활인구·상권(행안부 체계) 연결</w:t>
+                  <w:proofErr w:type="spellEnd"/>
+                  <w:r>
+                    <w:rPr>
+                      <w:sz w:val="15"/>
+                      <w:szCs w:val="15"/>
+                    </w:rPr>
+                    <w:t xml:space="preserve"> 크로스워크용. 주차장(SGIS 체계)과 생활인구·상권(</w:t>
+                  </w:r>
+                  <w:proofErr w:type="spellStart"/>
+                  <w:r>
+                    <w:rPr>
+                      <w:sz w:val="15"/>
+                      <w:szCs w:val="15"/>
+                    </w:rPr>
+                    <w:t>행안부</w:t>
+                  </w:r>
+                  <w:proofErr w:type="spellEnd"/>
+                  <w:r>
+                    <w:rPr>
+                      <w:sz w:val="15"/>
+                      <w:szCs w:val="15"/>
+                    </w:rPr>
+                    <w:t xml:space="preserve"> 체계) 연결</w:t>
                   </w:r>
                 </w:p>
               </w:tc>
@@ -2466,7 +2965,15 @@
               <w:ind w:left="300" w:hanging="180"/>
             </w:pPr>
             <w:r>
-              <w:t>· 상권: 음식점 수, 카페 수, 집객시설 수</w:t>
+              <w:t xml:space="preserve">· 상권: 음식점 수, 카페 수, </w:t>
+            </w:r>
+            <w:proofErr w:type="spellStart"/>
+            <w:r>
+              <w:t>집객시설</w:t>
+            </w:r>
+            <w:proofErr w:type="spellEnd"/>
+            <w:r>
+              <w:t xml:space="preserve"> 수</w:t>
             </w:r>
           </w:p>
           <w:p>
@@ -2475,7 +2982,23 @@
               <w:ind w:left="300" w:hanging="180"/>
             </w:pPr>
             <w:r>
-              <w:t>· 주차: 공영주차면수, 1인당 공영주차면수, 평균 주차요금</w:t>
+              <w:t xml:space="preserve">· 주차: </w:t>
+            </w:r>
+            <w:proofErr w:type="spellStart"/>
+            <w:r>
+              <w:t>공영주차면수</w:t>
+            </w:r>
+            <w:proofErr w:type="spellEnd"/>
+            <w:r>
+              <w:t xml:space="preserve">, 1인당 </w:t>
+            </w:r>
+            <w:proofErr w:type="spellStart"/>
+            <w:r>
+              <w:t>공영주차면수</w:t>
+            </w:r>
+            <w:proofErr w:type="spellEnd"/>
+            <w:r>
+              <w:t>, 평균 주차요금</w:t>
             </w:r>
           </w:p>
           <w:p>
@@ -2499,10 +3022,42 @@
               <w:t xml:space="preserve">· </w:t>
             </w:r>
             <w:r>
-              <w:t>오픈API 3종(생활인구, 주차장 표준데이터, 행정동경계)</w:t>
-            </w:r>
-            <w:r>
-              <w:t>은 Python requests 기반 수집 모듈(src/collect/)로 확보하며, 공통 호출·페이지네이션·재시도는 src/utils/api_client.py로 분리. 인증키는 .env로 관리함</w:t>
+              <w:t xml:space="preserve">오픈API 3종(생활인구, 주차장 표준데이터, </w:t>
+            </w:r>
+            <w:proofErr w:type="spellStart"/>
+            <w:r>
+              <w:t>행정동경계</w:t>
+            </w:r>
+            <w:proofErr w:type="spellEnd"/>
+            <w:r>
+              <w:t>)</w:t>
+            </w:r>
+            <w:r>
+              <w:t>은 Python requests 기반 수집 모듈(</w:t>
+            </w:r>
+            <w:proofErr w:type="spellStart"/>
+            <w:r>
+              <w:t>src</w:t>
+            </w:r>
+            <w:proofErr w:type="spellEnd"/>
+            <w:r>
+              <w:t>/collect/)로 확보하며, 공통 호출·</w:t>
+            </w:r>
+            <w:proofErr w:type="spellStart"/>
+            <w:r>
+              <w:t>페이지네이션</w:t>
+            </w:r>
+            <w:proofErr w:type="spellEnd"/>
+            <w:r>
+              <w:t xml:space="preserve">·재시도는 src/utils/api_client.py로 분리. </w:t>
+            </w:r>
+            <w:proofErr w:type="gramStart"/>
+            <w:r>
+              <w:t>인증키는 .env</w:t>
+            </w:r>
+            <w:proofErr w:type="gramEnd"/>
+            <w:r>
+              <w:t>로 관리함</w:t>
             </w:r>
           </w:p>
           <w:p>
@@ -2514,7 +3069,15 @@
               <w:t xml:space="preserve">· 원본은 data/raw에 저장하고, </w:t>
             </w:r>
             <w:r>
-              <w:t>행정동×요일(7)×시간대(4구간)로 집계한 결과를 data/processed에 별도 저장하여 대시보드 조회 성능을 확보함. 시간대는 아침(06-11)·점심(11-14)·오후(14-18)·저녁밤(18-24)</w:t>
+              <w:t>행정동×요일(7)×시간대(4구간)로 집계한 결과를 data/processed에 별도 저장하여 대시보드 조회 성능을 확보함. 시간대는 아침(06-11)·점심(11-14)·오후(14-18)·</w:t>
+            </w:r>
+            <w:proofErr w:type="spellStart"/>
+            <w:r>
+              <w:t>저녁밤</w:t>
+            </w:r>
+            <w:proofErr w:type="spellEnd"/>
+            <w:r>
+              <w:t>(18-24)</w:t>
             </w:r>
           </w:p>
         </w:tc>
@@ -2561,7 +3124,15 @@
               <w:ind w:left="300" w:hanging="180"/>
             </w:pPr>
             <w:r>
-              <w:t>· 이용자 관점: 목적지 결정 이전 단계에서 '어느 동네를 몇 시에 방문할지'를 판단할 수 있는 근거를 제공하여, 기존 주차 검색 서비스가 다루지 못한 의사결정 구간을 보완</w:t>
+              <w:t>· 이용자 관점: 목적지 결정 이전 단계에서 '어느 동네를 몇 시에 방문할지'</w:t>
+            </w:r>
+            <w:proofErr w:type="spellStart"/>
+            <w:r>
+              <w:t>를</w:t>
+            </w:r>
+            <w:proofErr w:type="spellEnd"/>
+            <w:r>
+              <w:t xml:space="preserve"> 판단할 수 있는 근거를 제공하여, 기존 주차 검색 서비스가 다루지 못한 의사결정 구간을 보완</w:t>
             </w:r>
           </w:p>
           <w:p>
@@ -2570,7 +3141,15 @@
               <w:ind w:left="300" w:hanging="180"/>
             </w:pPr>
             <w:r>
-              <w:t>· 정책적 활용: 유동인구 대비 주차 공급이 부족한 행정동 목록을 잔차 기준으로 제시함으로써 공영주차장 확충 우선순위 검토의 기초 자료로 활용 가능</w:t>
+              <w:t xml:space="preserve">· 정책적 활용: 유동인구 대비 주차 공급이 부족한 행정동 목록을 </w:t>
+            </w:r>
+            <w:proofErr w:type="spellStart"/>
+            <w:r>
+              <w:t>잔차</w:t>
+            </w:r>
+            <w:proofErr w:type="spellEnd"/>
+            <w:r>
+              <w:t xml:space="preserve"> 기준으로 제시함으로써 공영주차장 확충 우선순위 검토의 기초 자료로 활용 가능</w:t>
             </w:r>
           </w:p>
           <w:p>
@@ -2579,7 +3158,16 @@
               <w:ind w:left="300" w:hanging="180"/>
             </w:pPr>
             <w:r>
-              <w:t>· 방법론적 의의: 임의 가중치 대신 주성분분석으로 지수를 구성하고 잔차 진단으로 예외 사례를 도출하는 절차를 적용하여, 지표 설계의 객관성을 확보</w:t>
+              <w:lastRenderedPageBreak/>
+              <w:t xml:space="preserve">· 방법론적 의의: 임의 가중치 대신 주성분분석으로 지수를 구성하고 </w:t>
+            </w:r>
+            <w:proofErr w:type="spellStart"/>
+            <w:r>
+              <w:t>잔차</w:t>
+            </w:r>
+            <w:proofErr w:type="spellEnd"/>
+            <w:r>
+              <w:t xml:space="preserve"> 진단으로 예외 사례를 도출하는 절차를 적용하여, 지표 설계의 객관성을 확보</w:t>
             </w:r>
           </w:p>
           <w:p>
@@ -2588,11 +3176,7 @@
               <w:ind w:left="300" w:hanging="180"/>
             </w:pPr>
             <w:r>
-              <w:t xml:space="preserve">· 확장 가능성: 동일한 분석 틀을 계절 단위(상권분석 분기 데이터) 및 타 광역시로 </w:t>
-            </w:r>
-            <w:r>
-              <w:lastRenderedPageBreak/>
-              <w:t>확장 적용할 수 있음</w:t>
+              <w:t>· 확장 가능성: 동일한 분석 틀을 계절 단위(상권분석 분기 데이터) 및 타 광역시로 확장 적용할 수 있음</w:t>
             </w:r>
           </w:p>
         </w:tc>

--- a/submission/01_보고서/분석_아이디어_기획서_문지영.docx
+++ b/submission/01_보고서/분석_아이디어_기획서_문지영.docx
@@ -160,7 +160,6 @@
               </w:rPr>
               <w:t xml:space="preserve"> </w:t>
             </w:r>
-            <w:proofErr w:type="spellStart"/>
             <w:r>
               <w:rPr>
                 <w:rFonts w:ascii="Arial" w:hAnsi="Arial" w:cs="Arial"/>
@@ -170,7 +169,6 @@
               </w:rPr>
               <w:t>행정동별</w:t>
             </w:r>
-            <w:proofErr w:type="spellEnd"/>
             <w:r>
               <w:rPr>
                 <w:rFonts w:ascii="Arial" w:hAnsi="Arial" w:cs="Arial"/>
@@ -405,9 +403,6 @@
           <w:p>
             <w:pPr>
               <w:spacing w:line="280" w:lineRule="auto"/>
-              <w:rPr>
-                <w:rFonts w:hint="eastAsia"/>
-              </w:rPr>
             </w:pPr>
           </w:p>
         </w:tc>
@@ -466,15 +461,7 @@
               <w:spacing w:after="60" w:line="280" w:lineRule="auto"/>
             </w:pPr>
             <w:r>
-              <w:t>주말 여가 통행에서 자가용 이용 비중이 높으나, 서울 시내 주차 공급은 상주인구 기준으로 설계되어 유동인구가 몰리는 지역일수록 주차 수급 불균형이 발생함. 기존 주차 정보 서비스(</w:t>
-            </w:r>
-            <w:proofErr w:type="spellStart"/>
-            <w:r>
-              <w:t>모두의주차장</w:t>
-            </w:r>
-            <w:proofErr w:type="spellEnd"/>
-            <w:r>
-              <w:t>, 서울주차정보 등)는 이미 목적지가 정해진 이용자를 대상으로 '주변 주차장을 찾아주는' 검색 서비스이며, 목적지를 정하기 이전 단계의 의사결정은 지원하지 않음.</w:t>
+              <w:t>주말 여가 통행에서 자가용 이용 비중이 높으나, 서울 시내 주차 공급은 상주인구 기준으로 설계되어 유동인구가 몰리는 지역일수록 주차 수급 불균형이 발생함. 기존 주차 정보 서비스(모두의주차장, 서울주차정보 등)는 이미 목적지가 정해진 이용자를 대상으로 '주변 주차장을 찾아주는' 검색 서비스이며, 목적지를 정하기 이전 단계의 의사결정은 지원하지 않음.</w:t>
             </w:r>
           </w:p>
           <w:p>
@@ -541,13 +528,8 @@
               <w:t xml:space="preserve">· 매력도-주차공급 관계 규명: 상권 밀도 및 20~30대 생활인구 비중과 </w:t>
             </w:r>
             <w:r>
-              <w:t xml:space="preserve">1인당 </w:t>
-            </w:r>
-            <w:proofErr w:type="spellStart"/>
-            <w:r>
-              <w:t>공영주차면수</w:t>
-            </w:r>
-            <w:proofErr w:type="spellEnd"/>
+              <w:t>1인당 공영주차면수</w:t>
+            </w:r>
             <w:r>
               <w:t xml:space="preserve"> 간의 관계를 회귀분석으로 정량 검증</w:t>
             </w:r>
@@ -558,15 +540,7 @@
               <w:ind w:left="300" w:hanging="180"/>
             </w:pPr>
             <w:r>
-              <w:t xml:space="preserve">· 주차 취약 지역 도출: 생활인구로 예측한 기대 주차 공급 대비 실제 공급이 부족한 행정동을 </w:t>
-            </w:r>
-            <w:proofErr w:type="spellStart"/>
-            <w:r>
-              <w:t>잔차</w:t>
-            </w:r>
-            <w:proofErr w:type="spellEnd"/>
-            <w:r>
-              <w:t xml:space="preserve"> 기준으로 식별</w:t>
+              <w:t>· 주차 취약 지역 도출: 생활인구로 예측한 기대 주차 공급 대비 실제 공급이 부족한 행정동을 잔차 기준으로 식별</w:t>
             </w:r>
           </w:p>
           <w:p>
@@ -645,40 +619,16 @@
               <w:ind w:left="300" w:hanging="180"/>
             </w:pPr>
             <w:r>
-              <w:t xml:space="preserve">· 주차 수급 불균형 진단: </w:t>
-            </w:r>
-            <w:proofErr w:type="spellStart"/>
-            <w:r>
-              <w:t>주차면수를</w:t>
-            </w:r>
-            <w:proofErr w:type="spellEnd"/>
-            <w:r>
-              <w:t xml:space="preserve"> 생활인구로 회귀한 뒤 </w:t>
-            </w:r>
-            <w:proofErr w:type="spellStart"/>
-            <w:r>
-              <w:t>잔차를</w:t>
-            </w:r>
-            <w:proofErr w:type="spellEnd"/>
-            <w:r>
-              <w:t xml:space="preserve"> 이용해 공급 과부족 지역을 정량 식별</w:t>
-            </w:r>
-          </w:p>
-          <w:p>
-            <w:pPr>
-              <w:spacing w:after="50" w:line="280" w:lineRule="auto"/>
-              <w:ind w:left="300" w:hanging="180"/>
-            </w:pPr>
-            <w:r>
-              <w:t>· 동네 유형 분류 및 지수화: 주성분분석과 군집분석을 통해 행정동을 유형화하고, 임의 가중치가 아닌 데이터 기반의 '나들이 적합도 지수'</w:t>
-            </w:r>
-            <w:proofErr w:type="spellStart"/>
-            <w:r>
-              <w:t>를</w:t>
-            </w:r>
-            <w:proofErr w:type="spellEnd"/>
-            <w:r>
-              <w:t xml:space="preserve"> 구성</w:t>
+              <w:t>· 주차 수급 불균형 진단: 주차면수를 생활인구로 회귀한 뒤 잔차를 이용해 공급 과부족 지역을 정량 식별</w:t>
+            </w:r>
+          </w:p>
+          <w:p>
+            <w:pPr>
+              <w:spacing w:after="50" w:line="280" w:lineRule="auto"/>
+              <w:ind w:left="300" w:hanging="180"/>
+            </w:pPr>
+            <w:r>
+              <w:t>· 동네 유형 분류 및 지수화: 주성분분석과 군집분석을 통해 행정동을 유형화하고, 임의 가중치가 아닌 데이터 기반의 '나들이 적합도 지수'를 구성</w:t>
             </w:r>
           </w:p>
           <w:p>
@@ -704,15 +654,7 @@
               <w:t xml:space="preserve">· 가설 1. 주차 공급은 상주인구 기준으로 설계되어, </w:t>
             </w:r>
             <w:r>
-              <w:t xml:space="preserve">유동인구가 많은 행정동일수록 1인당 </w:t>
-            </w:r>
-            <w:proofErr w:type="spellStart"/>
-            <w:r>
-              <w:t>공영주차면수가</w:t>
-            </w:r>
-            <w:proofErr w:type="spellEnd"/>
-            <w:r>
-              <w:t xml:space="preserve"> 낮을 것</w:t>
+              <w:t>유동인구가 많은 행정동일수록 1인당 공영주차면수가 낮을 것</w:t>
             </w:r>
           </w:p>
           <w:p>
@@ -736,13 +678,8 @@
               <w:t xml:space="preserve">· 가설 3. 20~30대 생활인구 비중 및 음식점 밀도와 </w:t>
             </w:r>
             <w:r>
-              <w:t xml:space="preserve">1인당 </w:t>
-            </w:r>
-            <w:proofErr w:type="spellStart"/>
-            <w:r>
-              <w:t>공영주차면수</w:t>
-            </w:r>
-            <w:proofErr w:type="spellEnd"/>
+              <w:t>1인당 공영주차면수</w:t>
+            </w:r>
             <w:r>
               <w:t xml:space="preserve"> 사이에 음의 상관이 나타날 것</w:t>
             </w:r>
@@ -788,55 +725,7 @@
               <w:t xml:space="preserve">· </w:t>
             </w:r>
             <w:r>
-              <w:t xml:space="preserve">공간 결합: 주차장 데이터는 </w:t>
-            </w:r>
-            <w:proofErr w:type="spellStart"/>
-            <w:r>
-              <w:t>행정동코드가</w:t>
-            </w:r>
-            <w:proofErr w:type="spellEnd"/>
-            <w:r>
-              <w:t xml:space="preserve"> 없고 위경도도 33.5%가 </w:t>
-            </w:r>
-            <w:proofErr w:type="spellStart"/>
-            <w:r>
-              <w:t>결측이므로</w:t>
-            </w:r>
-            <w:proofErr w:type="spellEnd"/>
-            <w:r>
-              <w:t xml:space="preserve">, SGIS </w:t>
-            </w:r>
-            <w:proofErr w:type="spellStart"/>
-            <w:r>
-              <w:t>지오코딩</w:t>
-            </w:r>
-            <w:proofErr w:type="spellEnd"/>
-            <w:r>
-              <w:t>(</w:t>
-            </w:r>
-            <w:proofErr w:type="spellStart"/>
-            <w:r>
-              <w:t>addr</w:t>
-            </w:r>
-            <w:proofErr w:type="spellEnd"/>
-            <w:r>
-              <w:t>/geocodewgs84)</w:t>
-            </w:r>
-            <w:proofErr w:type="spellStart"/>
-            <w:r>
-              <w:t>으로</w:t>
-            </w:r>
-            <w:proofErr w:type="spellEnd"/>
-            <w:r>
-              <w:t xml:space="preserve"> 주소를 변환해 </w:t>
-            </w:r>
-            <w:proofErr w:type="spellStart"/>
-            <w:r>
-              <w:t>행정동코드를</w:t>
-            </w:r>
-            <w:proofErr w:type="spellEnd"/>
-            <w:r>
-              <w:t xml:space="preserve"> 직접 부여함. 좌표 공간조인만 쓰면 </w:t>
+              <w:t xml:space="preserve">공간 결합: 주차장 데이터는 행정동코드가 없고 위경도도 33.5%가 결측이므로, SGIS 지오코딩(addr/geocodewgs84)으로 주소를 변환해 행정동코드를 직접 부여함. 좌표 공간조인만 쓰면 </w:t>
             </w:r>
             <w:r>
               <w:t>73,796면</w:t>
@@ -854,15 +743,7 @@
               <w:t>· 기초 통계 분석: 행정동×요일×시간대 생활인구의 평균·분산 비교</w:t>
             </w:r>
             <w:r>
-              <w:t xml:space="preserve">, 요일-시간대 </w:t>
-            </w:r>
-            <w:proofErr w:type="spellStart"/>
-            <w:r>
-              <w:t>히트맵</w:t>
-            </w:r>
-            <w:proofErr w:type="spellEnd"/>
-            <w:r>
-              <w:t>, 자치구별 분포 비교</w:t>
+              <w:t>, 요일-시간대 히트맵, 자치구별 분포 비교</w:t>
             </w:r>
           </w:p>
           <w:p>
@@ -874,92 +755,34 @@
               <w:t xml:space="preserve">· 파생변수 산출: 20~30대 비중(연령 컬럼 합÷총생활인구), </w:t>
             </w:r>
             <w:r>
-              <w:t xml:space="preserve">1인당 </w:t>
-            </w:r>
-            <w:proofErr w:type="spellStart"/>
-            <w:r>
-              <w:t>공영주차면수</w:t>
-            </w:r>
-            <w:proofErr w:type="spellEnd"/>
-            <w:r>
-              <w:t>(</w:t>
-            </w:r>
-            <w:proofErr w:type="spellStart"/>
-            <w:r>
-              <w:t>주차면수</w:t>
-            </w:r>
-            <w:proofErr w:type="spellEnd"/>
-            <w:r>
-              <w:t>÷평균 생활인구), 상주-직장인구 비율</w:t>
-            </w:r>
-          </w:p>
-          <w:p>
-            <w:pPr>
-              <w:spacing w:after="50" w:line="280" w:lineRule="auto"/>
-              <w:ind w:left="300" w:hanging="180"/>
-            </w:pPr>
-            <w:r>
-              <w:t xml:space="preserve">· 상관분석: </w:t>
-            </w:r>
-            <w:proofErr w:type="spellStart"/>
-            <w:r>
-              <w:t>피어슨</w:t>
-            </w:r>
-            <w:proofErr w:type="spellEnd"/>
-            <w:r>
-              <w:t xml:space="preserve"> 상관계수 행렬 및 p-value를 함께 표기한 </w:t>
-            </w:r>
-            <w:proofErr w:type="spellStart"/>
-            <w:r>
-              <w:t>히트맵</w:t>
-            </w:r>
-            <w:proofErr w:type="spellEnd"/>
-            <w:r>
-              <w:t xml:space="preserve"> 작성</w:t>
-            </w:r>
-          </w:p>
-          <w:p>
-            <w:pPr>
-              <w:spacing w:after="50" w:line="280" w:lineRule="auto"/>
-              <w:ind w:left="300" w:hanging="180"/>
-            </w:pPr>
-            <w:r>
-              <w:t xml:space="preserve">· 회귀분석 및 </w:t>
-            </w:r>
-            <w:proofErr w:type="spellStart"/>
-            <w:r>
-              <w:t>잔차</w:t>
-            </w:r>
-            <w:proofErr w:type="spellEnd"/>
-            <w:r>
-              <w:t xml:space="preserve"> 진단: </w:t>
-            </w:r>
-            <w:proofErr w:type="spellStart"/>
-            <w:r>
-              <w:t>주차면수</w:t>
-            </w:r>
-            <w:proofErr w:type="spellEnd"/>
-            <w:r>
-              <w:t xml:space="preserve">(정적)를 주말 피크 시간대 평균 생활인구로 회귀한 뒤 표준화 </w:t>
-            </w:r>
-            <w:proofErr w:type="spellStart"/>
-            <w:r>
-              <w:t>잔차를</w:t>
-            </w:r>
-            <w:proofErr w:type="spellEnd"/>
-            <w:r>
-              <w:t xml:space="preserve"> 산출하여 공급 과부족 지역을 식별</w:t>
-            </w:r>
-            <w:r>
-              <w:t xml:space="preserve">. 다중회귀 확장 시 VIF로 </w:t>
-            </w:r>
-            <w:proofErr w:type="spellStart"/>
-            <w:r>
-              <w:t>다중공선성</w:t>
-            </w:r>
-            <w:proofErr w:type="spellEnd"/>
-            <w:r>
-              <w:t xml:space="preserve"> 점검</w:t>
+              <w:t>1인당 공영주차면수</w:t>
+            </w:r>
+            <w:r>
+              <w:t>(주차면수÷평균 생활인구), 상주-직장인구 비율</w:t>
+            </w:r>
+          </w:p>
+          <w:p>
+            <w:pPr>
+              <w:spacing w:after="50" w:line="280" w:lineRule="auto"/>
+              <w:ind w:left="300" w:hanging="180"/>
+            </w:pPr>
+            <w:r>
+              <w:t>· 상관분석: 피어슨 상관계수 행렬 및 p-value를 함께 표기한 히트맵 작성</w:t>
+            </w:r>
+          </w:p>
+          <w:p>
+            <w:pPr>
+              <w:spacing w:after="50" w:line="280" w:lineRule="auto"/>
+              <w:ind w:left="300" w:hanging="180"/>
+            </w:pPr>
+            <w:r>
+              <w:t xml:space="preserve">· 회귀분석 및 잔차 진단: </w:t>
+            </w:r>
+            <w:r>
+              <w:t>주차면수(정적)를 주말 피크 시간대 평균 생활인구로 회귀한 뒤 표준화 잔차를 산출하여 공급 과부족 지역을 식별</w:t>
+            </w:r>
+            <w:r>
+              <w:t>. 다중회귀 확장 시 VIF로 다중공선성 점검</w:t>
             </w:r>
           </w:p>
           <w:p>
@@ -978,32 +801,16 @@
             </w:r>
             <w:r>
               <w:lastRenderedPageBreak/>
-              <w:t xml:space="preserve">사용하는 이유는 명동·강남 등 </w:t>
-            </w:r>
-            <w:proofErr w:type="spellStart"/>
-            <w:r>
-              <w:t>극단값이</w:t>
-            </w:r>
-            <w:proofErr w:type="spellEnd"/>
-            <w:r>
-              <w:t xml:space="preserve"> 존재하여 Min-Max 적용 시 나머지 지역의 분포가 압축되기 때문</w:t>
-            </w:r>
-          </w:p>
-          <w:p>
-            <w:pPr>
-              <w:spacing w:after="50" w:line="280" w:lineRule="auto"/>
-              <w:ind w:left="300" w:hanging="180"/>
-            </w:pPr>
-            <w:r>
-              <w:t xml:space="preserve">· 군집분석(K-means): 실루엣 계수로 군집 수 k를 결정하고, </w:t>
-            </w:r>
-            <w:proofErr w:type="spellStart"/>
-            <w:r>
-              <w:t>군집별</w:t>
-            </w:r>
-            <w:proofErr w:type="spellEnd"/>
-            <w:r>
-              <w:t xml:space="preserve"> 변수 평균을 레이더 차트로 비교</w:t>
+              <w:t>사용하는 이유는 명동·강남 등 극단값이 존재하여 Min-Max 적용 시 나머지 지역의 분포가 압축되기 때문</w:t>
+            </w:r>
+          </w:p>
+          <w:p>
+            <w:pPr>
+              <w:spacing w:after="50" w:line="280" w:lineRule="auto"/>
+              <w:ind w:left="300" w:hanging="180"/>
+            </w:pPr>
+            <w:r>
+              <w:t>· 군집분석(K-means): 실루엣 계수로 군집 수 k를 결정하고, 군집별 변수 평균을 레이더 차트로 비교</w:t>
             </w:r>
           </w:p>
           <w:p>
@@ -1050,15 +857,7 @@
               <w:t xml:space="preserve">· </w:t>
             </w:r>
             <w:r>
-              <w:t>민영주차장은 표준데이터 수집 범위가 ‘지자체 관리 대상’</w:t>
-            </w:r>
-            <w:proofErr w:type="spellStart"/>
-            <w:r>
-              <w:t>으로</w:t>
-            </w:r>
-            <w:proofErr w:type="spellEnd"/>
-            <w:r>
-              <w:t xml:space="preserve"> 한정되어 서울 25개 자치구 중 구로·금천 2개 구 45건(1,149면)만 확인됨. 주차장법상 통보 의무가 있음에도 개방되지 않아 공급이 체계적으로 과소추정됨</w:t>
+              <w:t>민영주차장은 표준데이터 수집 범위가 ‘지자체 관리 대상’으로 한정되어 서울 25개 자치구 중 구로·금천 2개 구 45건(1,149면)만 확인됨. 주차장법상 통보 의무가 있음에도 개방되지 않아 공급이 체계적으로 과소추정됨</w:t>
             </w:r>
           </w:p>
           <w:p>
@@ -1070,31 +869,7 @@
               <w:t xml:space="preserve">· </w:t>
             </w:r>
             <w:r>
-              <w:t xml:space="preserve">생활인구·상권분석은 행정안전부 </w:t>
-            </w:r>
-            <w:proofErr w:type="spellStart"/>
-            <w:r>
-              <w:t>행정동코드를</w:t>
-            </w:r>
-            <w:proofErr w:type="spellEnd"/>
-            <w:r>
-              <w:t xml:space="preserve"> 쓰나 SGIS 경계는 자체 체계여서 직접 조인 시 424개 중 32개만 일치. ‘전국 행정동 코드정보’</w:t>
-            </w:r>
-            <w:proofErr w:type="spellStart"/>
-            <w:r>
-              <w:t>를</w:t>
-            </w:r>
-            <w:proofErr w:type="spellEnd"/>
-            <w:r>
-              <w:t xml:space="preserve"> 크로스워크로 사용하고 통폐합·분할·</w:t>
-            </w:r>
-            <w:proofErr w:type="spellStart"/>
-            <w:r>
-              <w:t>구버전</w:t>
-            </w:r>
-            <w:proofErr w:type="spellEnd"/>
-            <w:r>
-              <w:t xml:space="preserve"> 코드는 개별 보정함</w:t>
+              <w:t>생활인구·상권분석은 행정안전부 행정동코드를 쓰나 SGIS 경계는 자체 체계여서 직접 조인 시 424개 중 32개만 일치. ‘전국 행정동 코드정보’를 크로스워크로 사용하고 통폐합·분할·구버전 코드는 개별 보정함</w:t>
             </w:r>
           </w:p>
           <w:p>
@@ -1127,15 +902,7 @@
               <w:ind w:left="300" w:hanging="180"/>
             </w:pPr>
             <w:r>
-              <w:t xml:space="preserve">· 생활인구는 </w:t>
-            </w:r>
-            <w:proofErr w:type="spellStart"/>
-            <w:r>
-              <w:t>OpenAPI</w:t>
-            </w:r>
-            <w:proofErr w:type="spellEnd"/>
-            <w:r>
-              <w:t xml:space="preserve"> 제공분이 최근 2개월로 제한되고</w:t>
+              <w:t>· 생활인구는 OpenAPI 제공분이 최근 2개월로 제한되고</w:t>
             </w:r>
             <w:r>
               <w:t xml:space="preserve"> 집계 지연이 있어, 분석 기간은 파일 다운로드분 기준으로 확정해야 함</w:t>
@@ -1159,15 +926,7 @@
               <w:ind w:left="300" w:hanging="180"/>
             </w:pPr>
             <w:r>
-              <w:t>· 생활인구 API 확보 지연 시 → 상권분석서비스의 '길단위인구-행정동'</w:t>
-            </w:r>
-            <w:proofErr w:type="spellStart"/>
-            <w:r>
-              <w:t>으로</w:t>
-            </w:r>
-            <w:proofErr w:type="spellEnd"/>
-            <w:r>
-              <w:t xml:space="preserve"> 유동인구 변수 대체</w:t>
+              <w:t>· 생활인구 API 확보 지연 시 → 상권분석서비스의 '길단위인구-행정동'으로 유동인구 변수 대체</w:t>
             </w:r>
           </w:p>
           <w:p>
@@ -1179,15 +938,7 @@
               <w:t xml:space="preserve">· </w:t>
             </w:r>
             <w:r>
-              <w:t xml:space="preserve">민영주차장 확보 불가 시 → 공영 기준으로 분석하되, 회귀 </w:t>
-            </w:r>
-            <w:proofErr w:type="spellStart"/>
-            <w:r>
-              <w:t>잔차는</w:t>
-            </w:r>
-            <w:proofErr w:type="spellEnd"/>
-            <w:r>
-              <w:t xml:space="preserve"> 상대 비교이므로 민영이 전 지역에서 유사 비율로 누락된다는 가정하에 순위 해석이 유효함을 명시. API 복구 시 재수집해 민감도 분석</w:t>
+              <w:t>민영주차장 확보 불가 시 → 공영 기준으로 분석하되, 회귀 잔차는 상대 비교이므로 민영이 전 지역에서 유사 비율로 누락된다는 가정하에 순위 해석이 유효함을 명시. API 복구 시 재수집해 민감도 분석</w:t>
             </w:r>
           </w:p>
           <w:p>
@@ -1493,17 +1244,8 @@
                       <w:sz w:val="15"/>
                       <w:szCs w:val="15"/>
                     </w:rPr>
-                    <w:t xml:space="preserve">서울 </w:t>
-                  </w:r>
-                  <w:proofErr w:type="spellStart"/>
-                  <w:r>
-                    <w:rPr>
-                      <w:sz w:val="15"/>
-                      <w:szCs w:val="15"/>
-                    </w:rPr>
-                    <w:t>열린데이터광장</w:t>
-                  </w:r>
-                  <w:proofErr w:type="spellEnd"/>
+                    <w:t>서울 열린데이터광장</w:t>
+                  </w:r>
                 </w:p>
               </w:tc>
               <w:tc>
@@ -1577,21 +1319,12 @@
                   </w:tcMar>
                 </w:tcPr>
                 <w:p>
-                  <w:proofErr w:type="spellStart"/>
-                  <w:r>
-                    <w:rPr>
-                      <w:sz w:val="15"/>
-                      <w:szCs w:val="15"/>
-                    </w:rPr>
-                    <w:t>OpenAPI</w:t>
-                  </w:r>
-                  <w:proofErr w:type="spellEnd"/>
-                  <w:r>
-                    <w:rPr>
-                      <w:sz w:val="15"/>
-                      <w:szCs w:val="15"/>
-                    </w:rPr>
-                    <w:t xml:space="preserve"> 1,000건 분할 호출(제공 구간 14~70일전 실측). 범위 밖은 월별 ZIP 병행</w:t>
+                  <w:r>
+                    <w:rPr>
+                      <w:sz w:val="15"/>
+                      <w:szCs w:val="15"/>
+                    </w:rPr>
+                    <w:t>OpenAPI 1,000건 분할 호출(제공 구간 14~70일전 실측). 범위 밖은 월별 ZIP 병행</w:t>
                   </w:r>
                 </w:p>
               </w:tc>
@@ -1611,23 +1344,7 @@
                       <w:sz w:val="15"/>
                       <w:szCs w:val="15"/>
                     </w:rPr>
-                    <w:t xml:space="preserve">8주치 56일(2026-06-02~07-27), </w:t>
-                  </w:r>
-                  <w:proofErr w:type="spellStart"/>
-                  <w:r>
-                    <w:rPr>
-                      <w:sz w:val="15"/>
-                      <w:szCs w:val="15"/>
-                    </w:rPr>
-                    <w:t>요일별</w:t>
-                  </w:r>
-                  <w:proofErr w:type="spellEnd"/>
-                  <w:r>
-                    <w:rPr>
-                      <w:sz w:val="15"/>
-                      <w:szCs w:val="15"/>
-                    </w:rPr>
-                    <w:t xml:space="preserve"> 표본 8개 균</w:t>
+                    <w:t>8주치 56일(2026-06-02~07-27), 요일별 표본 8개 균</w:t>
                   </w:r>
                   <w:r>
                     <w:rPr>
@@ -1681,7 +1398,6 @@
                   </w:tcMar>
                 </w:tcPr>
                 <w:p>
-                  <w:proofErr w:type="spellStart"/>
                   <w:r>
                     <w:rPr>
                       <w:rFonts w:hint="eastAsia"/>
@@ -1690,7 +1406,6 @@
                     </w:rPr>
                     <w:t>공공데이터포털</w:t>
                   </w:r>
-                  <w:proofErr w:type="spellEnd"/>
                   <w:r>
                     <w:rPr>
                       <w:sz w:val="15"/>
@@ -1772,37 +1487,12 @@
                   </w:tcMar>
                 </w:tcPr>
                 <w:p>
-                  <w:proofErr w:type="spellStart"/>
-                  <w:r>
-                    <w:rPr>
-                      <w:sz w:val="15"/>
-                      <w:szCs w:val="15"/>
-                    </w:rPr>
-                    <w:t>tn_pubr_prkplce_info_api</w:t>
-                  </w:r>
-                  <w:proofErr w:type="spellEnd"/>
-                  <w:r>
-                    <w:rPr>
-                      <w:sz w:val="15"/>
-                      <w:szCs w:val="15"/>
-                    </w:rPr>
-                    <w:t xml:space="preserve"> 호출 후 서울 필터링, SGIS </w:t>
-                  </w:r>
-                  <w:proofErr w:type="spellStart"/>
-                  <w:r>
-                    <w:rPr>
-                      <w:sz w:val="15"/>
-                      <w:szCs w:val="15"/>
-                    </w:rPr>
-                    <w:t>지오코딩으로</w:t>
-                  </w:r>
-                  <w:proofErr w:type="spellEnd"/>
-                  <w:r>
-                    <w:rPr>
-                      <w:sz w:val="15"/>
-                      <w:szCs w:val="15"/>
-                    </w:rPr>
-                    <w:t xml:space="preserve"> 행정동 배정</w:t>
+                  <w:r>
+                    <w:rPr>
+                      <w:sz w:val="15"/>
+                      <w:szCs w:val="15"/>
+                    </w:rPr>
+                    <w:t>tn_pubr_prkplce_info_api 호출 후 서울 필터링, SGIS 지오코딩으로 행정동 배정</w:t>
                   </w:r>
                 </w:p>
               </w:tc>
@@ -1824,21 +1514,19 @@
                     </w:rPr>
                     <w:t xml:space="preserve">856개소 73,796면(공영 811·민영 45), </w:t>
                   </w:r>
-                  <w:proofErr w:type="spellStart"/>
-                  <w:r>
-                    <w:rPr>
-                      <w:sz w:val="15"/>
-                      <w:szCs w:val="15"/>
-                    </w:rPr>
-                    <w:t>배정률</w:t>
-                  </w:r>
-                  <w:proofErr w:type="spellEnd"/>
-                  <w:r>
-                    <w:rPr>
-                      <w:sz w:val="15"/>
-                      <w:szCs w:val="15"/>
-                    </w:rPr>
-                    <w:t xml:space="preserve"> 99.7%. 거주지우선주차지역 제외</w:t>
+                  <w:r>
+                    <w:rPr>
+                      <w:sz w:val="15"/>
+                      <w:szCs w:val="15"/>
+                    </w:rPr>
+                    <w:t>배정률 100%</w:t>
+                  </w:r>
+                  <w:r>
+                    <w:rPr>
+                      <w:sz w:val="15"/>
+                      <w:szCs w:val="15"/>
+                    </w:rPr>
+                    <w:t>. 거주지우선주차지역 제외</w:t>
                   </w:r>
                 </w:p>
               </w:tc>
@@ -1880,17 +1568,8 @@
                       <w:sz w:val="15"/>
                       <w:szCs w:val="15"/>
                     </w:rPr>
-                    <w:t xml:space="preserve">서울 </w:t>
-                  </w:r>
-                  <w:proofErr w:type="spellStart"/>
-                  <w:r>
-                    <w:rPr>
-                      <w:sz w:val="15"/>
-                      <w:szCs w:val="15"/>
-                    </w:rPr>
-                    <w:t>열린데이터광장</w:t>
-                  </w:r>
-                  <w:proofErr w:type="spellEnd"/>
+                    <w:t>서울 열린데이터광장</w:t>
+                  </w:r>
                 </w:p>
               </w:tc>
               <w:tc>
@@ -1969,17 +1648,8 @@
                       <w:sz w:val="15"/>
                       <w:szCs w:val="15"/>
                     </w:rPr>
-                    <w:t xml:space="preserve">다운로드 후 </w:t>
-                  </w:r>
-                  <w:proofErr w:type="spellStart"/>
-                  <w:r>
-                    <w:rPr>
-                      <w:sz w:val="15"/>
-                      <w:szCs w:val="15"/>
-                    </w:rPr>
-                    <w:t>전처리</w:t>
-                  </w:r>
-                  <w:proofErr w:type="spellEnd"/>
+                    <w:t>다운로드 후 전처리</w:t>
+                  </w:r>
                 </w:p>
               </w:tc>
               <w:tc>
@@ -2020,23 +1690,7 @@
                       <w:sz w:val="15"/>
                       <w:szCs w:val="15"/>
                     </w:rPr>
-                    <w:t>상권분석-</w:t>
-                  </w:r>
-                  <w:proofErr w:type="spellStart"/>
-                  <w:r>
-                    <w:rPr>
-                      <w:sz w:val="15"/>
-                      <w:szCs w:val="15"/>
-                    </w:rPr>
-                    <w:t>집객시설</w:t>
-                  </w:r>
-                  <w:proofErr w:type="spellEnd"/>
-                  <w:r>
-                    <w:rPr>
-                      <w:sz w:val="15"/>
-                      <w:szCs w:val="15"/>
-                    </w:rPr>
-                    <w:t>(행정동)</w:t>
+                    <w:t>상권분석-집객시설(행정동)</w:t>
                   </w:r>
                 </w:p>
               </w:tc>
@@ -2056,17 +1710,8 @@
                       <w:sz w:val="15"/>
                       <w:szCs w:val="15"/>
                     </w:rPr>
-                    <w:t xml:space="preserve">서울 </w:t>
-                  </w:r>
-                  <w:proofErr w:type="spellStart"/>
-                  <w:r>
-                    <w:rPr>
-                      <w:sz w:val="15"/>
-                      <w:szCs w:val="15"/>
-                    </w:rPr>
-                    <w:t>열린데이터광장</w:t>
-                  </w:r>
-                  <w:proofErr w:type="spellEnd"/>
+                    <w:t>서울 열린데이터광장</w:t>
+                  </w:r>
                 </w:p>
               </w:tc>
               <w:tc>
@@ -2145,17 +1790,8 @@
                       <w:sz w:val="15"/>
                       <w:szCs w:val="15"/>
                     </w:rPr>
-                    <w:t xml:space="preserve">다운로드 후 </w:t>
-                  </w:r>
-                  <w:proofErr w:type="spellStart"/>
-                  <w:r>
-                    <w:rPr>
-                      <w:sz w:val="15"/>
-                      <w:szCs w:val="15"/>
-                    </w:rPr>
-                    <w:t>전처리</w:t>
-                  </w:r>
-                  <w:proofErr w:type="spellEnd"/>
+                    <w:t>다운로드 후 전처리</w:t>
+                  </w:r>
                 </w:p>
               </w:tc>
               <w:tc>
@@ -2216,17 +1852,8 @@
                       <w:sz w:val="15"/>
                       <w:szCs w:val="15"/>
                     </w:rPr>
-                    <w:t xml:space="preserve">서울 </w:t>
-                  </w:r>
-                  <w:proofErr w:type="spellStart"/>
-                  <w:r>
-                    <w:rPr>
-                      <w:sz w:val="15"/>
-                      <w:szCs w:val="15"/>
-                    </w:rPr>
-                    <w:t>열린데이터광장</w:t>
-                  </w:r>
-                  <w:proofErr w:type="spellEnd"/>
+                    <w:t>서울 열린데이터광장</w:t>
+                  </w:r>
                 </w:p>
               </w:tc>
               <w:tc>
@@ -2305,17 +1932,8 @@
                       <w:sz w:val="15"/>
                       <w:szCs w:val="15"/>
                     </w:rPr>
-                    <w:t xml:space="preserve">다운로드 후 </w:t>
-                  </w:r>
-                  <w:proofErr w:type="spellStart"/>
-                  <w:r>
-                    <w:rPr>
-                      <w:sz w:val="15"/>
-                      <w:szCs w:val="15"/>
-                    </w:rPr>
-                    <w:t>전처리</w:t>
-                  </w:r>
-                  <w:proofErr w:type="spellEnd"/>
+                    <w:t>다운로드 후 전처리</w:t>
+                  </w:r>
                 </w:p>
               </w:tc>
               <w:tc>
@@ -2376,17 +1994,8 @@
                       <w:sz w:val="15"/>
                       <w:szCs w:val="15"/>
                     </w:rPr>
-                    <w:t xml:space="preserve">서울 </w:t>
-                  </w:r>
-                  <w:proofErr w:type="spellStart"/>
-                  <w:r>
-                    <w:rPr>
-                      <w:sz w:val="15"/>
-                      <w:szCs w:val="15"/>
-                    </w:rPr>
-                    <w:t>열린데이터광장</w:t>
-                  </w:r>
-                  <w:proofErr w:type="spellEnd"/>
+                    <w:t>서울 열린데이터광장</w:t>
+                  </w:r>
                 </w:p>
               </w:tc>
               <w:tc>
@@ -2465,17 +2074,8 @@
                       <w:sz w:val="15"/>
                       <w:szCs w:val="15"/>
                     </w:rPr>
-                    <w:t xml:space="preserve">다운로드 후 </w:t>
-                  </w:r>
-                  <w:proofErr w:type="spellStart"/>
-                  <w:r>
-                    <w:rPr>
-                      <w:sz w:val="15"/>
-                      <w:szCs w:val="15"/>
-                    </w:rPr>
-                    <w:t>전처리</w:t>
-                  </w:r>
-                  <w:proofErr w:type="spellEnd"/>
+                    <w:t>다운로드 후 전처리</w:t>
+                  </w:r>
                 </w:p>
               </w:tc>
               <w:tc>
@@ -2579,7 +2179,6 @@
                   </w:tcMar>
                 </w:tcPr>
                 <w:p>
-                  <w:proofErr w:type="spellStart"/>
                   <w:r>
                     <w:rPr>
                       <w:sz w:val="15"/>
@@ -2587,7 +2186,6 @@
                     </w:rPr>
                     <w:t>GeoJSON</w:t>
                   </w:r>
-                  <w:proofErr w:type="spellEnd"/>
                 </w:p>
               </w:tc>
               <w:tc>
@@ -2601,7 +2199,6 @@
                   </w:tcMar>
                 </w:tcPr>
                 <w:p>
-                  <w:proofErr w:type="spellStart"/>
                   <w:r>
                     <w:rPr>
                       <w:sz w:val="15"/>
@@ -2609,7 +2206,6 @@
                     </w:rPr>
                     <w:t>비정기</w:t>
                   </w:r>
-                  <w:proofErr w:type="spellEnd"/>
                 </w:p>
               </w:tc>
               <w:tc>
@@ -2623,37 +2219,12 @@
                   </w:tcMar>
                 </w:tcPr>
                 <w:p>
-                  <w:proofErr w:type="spellStart"/>
-                  <w:r>
-                    <w:rPr>
-                      <w:sz w:val="15"/>
-                      <w:szCs w:val="15"/>
-                    </w:rPr>
-                    <w:t>hadmarea</w:t>
-                  </w:r>
-                  <w:proofErr w:type="spellEnd"/>
-                  <w:r>
-                    <w:rPr>
-                      <w:sz w:val="15"/>
-                      <w:szCs w:val="15"/>
-                    </w:rPr>
-                    <w:t xml:space="preserve"> API 호출(</w:t>
-                  </w:r>
-                  <w:proofErr w:type="spellStart"/>
-                  <w:r>
-                    <w:rPr>
-                      <w:sz w:val="15"/>
-                      <w:szCs w:val="15"/>
-                    </w:rPr>
-                    <w:t>low_search</w:t>
-                  </w:r>
-                  <w:proofErr w:type="spellEnd"/>
-                  <w:r>
-                    <w:rPr>
-                      <w:sz w:val="15"/>
-                      <w:szCs w:val="15"/>
-                    </w:rPr>
-                    <w:t>=2 필수)</w:t>
+                  <w:r>
+                    <w:rPr>
+                      <w:sz w:val="15"/>
+                      <w:szCs w:val="15"/>
+                    </w:rPr>
+                    <w:t>hadmarea API 호출(low_search=2 필수)</w:t>
                   </w:r>
                 </w:p>
               </w:tc>
@@ -2668,7 +2239,6 @@
                   </w:tcMar>
                 </w:tcPr>
                 <w:p>
-                  <w:proofErr w:type="spellStart"/>
                   <w:r>
                     <w:rPr>
                       <w:rFonts w:hint="eastAsia"/>
@@ -2677,7 +2247,6 @@
                     </w:rPr>
                     <w:t>미지정</w:t>
                   </w:r>
-                  <w:proofErr w:type="spellEnd"/>
                   <w:r>
                     <w:rPr>
                       <w:sz w:val="15"/>
@@ -2753,17 +2322,8 @@
                       <w:sz w:val="15"/>
                       <w:szCs w:val="15"/>
                     </w:rPr>
-                    <w:t xml:space="preserve"> </w:t>
-                  </w:r>
-                  <w:proofErr w:type="spellStart"/>
-                  <w:r>
-                    <w:rPr>
-                      <w:sz w:val="15"/>
-                      <w:szCs w:val="15"/>
-                    </w:rPr>
-                    <w:t>열린데이터광장</w:t>
-                  </w:r>
-                  <w:proofErr w:type="spellEnd"/>
+                    <w:t xml:space="preserve"> 열린데이터광장</w:t>
+                  </w:r>
                 </w:p>
               </w:tc>
               <w:tc>
@@ -2896,7 +2456,6 @@
                       <w:szCs w:val="15"/>
                     </w:rPr>
                   </w:pPr>
-                  <w:proofErr w:type="spellStart"/>
                   <w:r>
                     <w:rPr>
                       <w:rFonts w:hint="eastAsia"/>
@@ -2905,29 +2464,12 @@
                     </w:rPr>
                     <w:t>행정동코드</w:t>
                   </w:r>
-                  <w:proofErr w:type="spellEnd"/>
-                  <w:r>
-                    <w:rPr>
-                      <w:sz w:val="15"/>
-                      <w:szCs w:val="15"/>
-                    </w:rPr>
-                    <w:t xml:space="preserve"> 크로스워크용. 주차장(SGIS 체계)과 생활인구·상권(</w:t>
-                  </w:r>
-                  <w:proofErr w:type="spellStart"/>
-                  <w:r>
-                    <w:rPr>
-                      <w:sz w:val="15"/>
-                      <w:szCs w:val="15"/>
-                    </w:rPr>
-                    <w:t>행안부</w:t>
-                  </w:r>
-                  <w:proofErr w:type="spellEnd"/>
-                  <w:r>
-                    <w:rPr>
-                      <w:sz w:val="15"/>
-                      <w:szCs w:val="15"/>
-                    </w:rPr>
-                    <w:t xml:space="preserve"> 체계) 연결</w:t>
+                  <w:r>
+                    <w:rPr>
+                      <w:sz w:val="15"/>
+                      <w:szCs w:val="15"/>
+                    </w:rPr>
+                    <w:t xml:space="preserve"> 크로스워크용. 주차장(SGIS 체계)과 생활인구·상권(행안부 체계) 연결</w:t>
                   </w:r>
                 </w:p>
               </w:tc>
@@ -2965,40 +2507,16 @@
               <w:ind w:left="300" w:hanging="180"/>
             </w:pPr>
             <w:r>
-              <w:t xml:space="preserve">· 상권: 음식점 수, 카페 수, </w:t>
-            </w:r>
-            <w:proofErr w:type="spellStart"/>
-            <w:r>
-              <w:t>집객시설</w:t>
-            </w:r>
-            <w:proofErr w:type="spellEnd"/>
-            <w:r>
-              <w:t xml:space="preserve"> 수</w:t>
-            </w:r>
-          </w:p>
-          <w:p>
-            <w:pPr>
-              <w:spacing w:after="50" w:line="280" w:lineRule="auto"/>
-              <w:ind w:left="300" w:hanging="180"/>
-            </w:pPr>
-            <w:r>
-              <w:t xml:space="preserve">· 주차: </w:t>
-            </w:r>
-            <w:proofErr w:type="spellStart"/>
-            <w:r>
-              <w:t>공영주차면수</w:t>
-            </w:r>
-            <w:proofErr w:type="spellEnd"/>
-            <w:r>
-              <w:t xml:space="preserve">, 1인당 </w:t>
-            </w:r>
-            <w:proofErr w:type="spellStart"/>
-            <w:r>
-              <w:t>공영주차면수</w:t>
-            </w:r>
-            <w:proofErr w:type="spellEnd"/>
-            <w:r>
-              <w:t>, 평균 주차요금</w:t>
+              <w:t>· 상권: 음식점 수, 카페 수, 집객시설 수</w:t>
+            </w:r>
+          </w:p>
+          <w:p>
+            <w:pPr>
+              <w:spacing w:after="50" w:line="280" w:lineRule="auto"/>
+              <w:ind w:left="300" w:hanging="180"/>
+            </w:pPr>
+            <w:r>
+              <w:t>· 주차: 공영주차면수, 1인당 공영주차면수, 평균 주차요금</w:t>
             </w:r>
           </w:p>
           <w:p>
@@ -3022,42 +2540,10 @@
               <w:t xml:space="preserve">· </w:t>
             </w:r>
             <w:r>
-              <w:t xml:space="preserve">오픈API 3종(생활인구, 주차장 표준데이터, </w:t>
-            </w:r>
-            <w:proofErr w:type="spellStart"/>
-            <w:r>
-              <w:t>행정동경계</w:t>
-            </w:r>
-            <w:proofErr w:type="spellEnd"/>
-            <w:r>
-              <w:t>)</w:t>
-            </w:r>
-            <w:r>
-              <w:t>은 Python requests 기반 수집 모듈(</w:t>
-            </w:r>
-            <w:proofErr w:type="spellStart"/>
-            <w:r>
-              <w:t>src</w:t>
-            </w:r>
-            <w:proofErr w:type="spellEnd"/>
-            <w:r>
-              <w:t>/collect/)로 확보하며, 공통 호출·</w:t>
-            </w:r>
-            <w:proofErr w:type="spellStart"/>
-            <w:r>
-              <w:t>페이지네이션</w:t>
-            </w:r>
-            <w:proofErr w:type="spellEnd"/>
-            <w:r>
-              <w:t xml:space="preserve">·재시도는 src/utils/api_client.py로 분리. </w:t>
-            </w:r>
-            <w:proofErr w:type="gramStart"/>
-            <w:r>
-              <w:t>인증키는 .env</w:t>
-            </w:r>
-            <w:proofErr w:type="gramEnd"/>
-            <w:r>
-              <w:t>로 관리함</w:t>
+              <w:t>오픈API 3종(생활인구, 주차장 표준데이터, 행정동경계)</w:t>
+            </w:r>
+            <w:r>
+              <w:t>은 Python requests 기반 수집 모듈(src/collect/)로 확보하며, 공통 호출·페이지네이션·재시도는 src/utils/api_client.py로 분리. 인증키는 .env로 관리함</w:t>
             </w:r>
           </w:p>
           <w:p>
@@ -3069,15 +2555,7 @@
               <w:t xml:space="preserve">· 원본은 data/raw에 저장하고, </w:t>
             </w:r>
             <w:r>
-              <w:t>행정동×요일(7)×시간대(4구간)로 집계한 결과를 data/processed에 별도 저장하여 대시보드 조회 성능을 확보함. 시간대는 아침(06-11)·점심(11-14)·오후(14-18)·</w:t>
-            </w:r>
-            <w:proofErr w:type="spellStart"/>
-            <w:r>
-              <w:t>저녁밤</w:t>
-            </w:r>
-            <w:proofErr w:type="spellEnd"/>
-            <w:r>
-              <w:t>(18-24)</w:t>
+              <w:t>행정동×요일(7)×시간대(4구간)로 집계한 결과를 data/processed에 별도 저장하여 대시보드 조회 성능을 확보함. 시간대는 아침(06-11)·점심(11-14)·오후(14-18)·저녁밤(18-24)</w:t>
             </w:r>
           </w:p>
         </w:tc>
@@ -3124,32 +2602,16 @@
               <w:ind w:left="300" w:hanging="180"/>
             </w:pPr>
             <w:r>
-              <w:t>· 이용자 관점: 목적지 결정 이전 단계에서 '어느 동네를 몇 시에 방문할지'</w:t>
-            </w:r>
-            <w:proofErr w:type="spellStart"/>
-            <w:r>
-              <w:t>를</w:t>
-            </w:r>
-            <w:proofErr w:type="spellEnd"/>
-            <w:r>
-              <w:t xml:space="preserve"> 판단할 수 있는 근거를 제공하여, 기존 주차 검색 서비스가 다루지 못한 의사결정 구간을 보완</w:t>
-            </w:r>
-          </w:p>
-          <w:p>
-            <w:pPr>
-              <w:spacing w:after="50" w:line="280" w:lineRule="auto"/>
-              <w:ind w:left="300" w:hanging="180"/>
-            </w:pPr>
-            <w:r>
-              <w:t xml:space="preserve">· 정책적 활용: 유동인구 대비 주차 공급이 부족한 행정동 목록을 </w:t>
-            </w:r>
-            <w:proofErr w:type="spellStart"/>
-            <w:r>
-              <w:t>잔차</w:t>
-            </w:r>
-            <w:proofErr w:type="spellEnd"/>
-            <w:r>
-              <w:t xml:space="preserve"> 기준으로 제시함으로써 공영주차장 확충 우선순위 검토의 기초 자료로 활용 가능</w:t>
+              <w:t>· 이용자 관점: 목적지 결정 이전 단계에서 '어느 동네를 몇 시에 방문할지'를 판단할 수 있는 근거를 제공하여, 기존 주차 검색 서비스가 다루지 못한 의사결정 구간을 보완</w:t>
+            </w:r>
+          </w:p>
+          <w:p>
+            <w:pPr>
+              <w:spacing w:after="50" w:line="280" w:lineRule="auto"/>
+              <w:ind w:left="300" w:hanging="180"/>
+            </w:pPr>
+            <w:r>
+              <w:t>· 정책적 활용: 유동인구 대비 주차 공급이 부족한 행정동 목록을 잔차 기준으로 제시함으로써 공영주차장 확충 우선순위 검토의 기초 자료로 활용 가능</w:t>
             </w:r>
           </w:p>
           <w:p>
@@ -3159,15 +2621,7 @@
             </w:pPr>
             <w:r>
               <w:lastRenderedPageBreak/>
-              <w:t xml:space="preserve">· 방법론적 의의: 임의 가중치 대신 주성분분석으로 지수를 구성하고 </w:t>
-            </w:r>
-            <w:proofErr w:type="spellStart"/>
-            <w:r>
-              <w:t>잔차</w:t>
-            </w:r>
-            <w:proofErr w:type="spellEnd"/>
-            <w:r>
-              <w:t xml:space="preserve"> 진단으로 예외 사례를 도출하는 절차를 적용하여, 지표 설계의 객관성을 확보</w:t>
+              <w:t>· 방법론적 의의: 임의 가중치 대신 주성분분석으로 지수를 구성하고 잔차 진단으로 예외 사례를 도출하는 절차를 적용하여, 지표 설계의 객관성을 확보</w:t>
             </w:r>
           </w:p>
           <w:p>

--- a/submission/01_보고서/분석_아이디어_기획서_문지영.docx
+++ b/submission/01_보고서/분석_아이디어_기획서_문지영.docx
@@ -397,7 +397,7 @@
               <w:spacing w:line="280" w:lineRule="auto"/>
             </w:pPr>
             <w:r>
-              <w:t>서울 행정동 단위의 생활인구·상권·주차장 데이터를 결합하여 '가고 싶은 동네일수록 주차가 어렵다'는 매력도와 주차 공급의 상충 관계를 검증하고, 그 예외에 해당하는 동네와 방문하기 좋은 시간대를 도출함</w:t>
+              <w:t>서울 행정동 단위의 생활인구·상권·공영주차장 데이터를 결합하여 ‘가고 싶은 동네일수록 공영주차가 부족하다’는 매력도와 공영주차 공급의 상충 관계를 검증하고, 그 예외에 해당하는 동네와 방문하기 좋은 시간대를 도출함</w:t>
             </w:r>
           </w:p>
           <w:p>
@@ -502,7 +502,10 @@
               <w:ind w:left="300" w:hanging="180"/>
             </w:pPr>
             <w:r>
-              <w:t>· 공급 불균형의 비가시성: 유동인구 대비 주차 공급이 부족한 지역이 어디인지 정량적으로 제시된 자료가 없어, 이용자의 회피도 행정의 우선순위 판단도 어려움</w:t>
+              <w:t xml:space="preserve">· </w:t>
+            </w:r>
+            <w:r>
+              <w:t>공급 불균형의 비가시성: 유동인구 대비 공영주차 공급이 부족한 지역이 어디인지 정량적으로 제시된 자료가 없어, 이용자의 회피도 행정의 우선순위 판단도 어려움</w:t>
             </w:r>
           </w:p>
           <w:p>
@@ -525,13 +528,10 @@
               <w:ind w:left="300" w:hanging="180"/>
             </w:pPr>
             <w:r>
-              <w:t xml:space="preserve">· 매력도-주차공급 관계 규명: 상권 밀도 및 20~30대 생활인구 비중과 </w:t>
-            </w:r>
-            <w:r>
-              <w:t>1인당 공영주차면수</w:t>
-            </w:r>
-            <w:r>
-              <w:t xml:space="preserve"> 간의 관계를 회귀분석으로 정량 검증</w:t>
+              <w:t xml:space="preserve">· </w:t>
+            </w:r>
+            <w:r>
+              <w:t>매력도-공영주차공급 관계 규명: 상권 밀도 및 20~30대 생활인구 비중과 1인당 공영주차면수 간의 관계를 회귀분석으로 정량 검증</w:t>
             </w:r>
           </w:p>
           <w:p>
@@ -619,7 +619,10 @@
               <w:ind w:left="300" w:hanging="180"/>
             </w:pPr>
             <w:r>
-              <w:t>· 주차 수급 불균형 진단: 주차면수를 생활인구로 회귀한 뒤 잔차를 이용해 공급 과부족 지역을 정량 식별</w:t>
+              <w:t xml:space="preserve">· </w:t>
+            </w:r>
+            <w:r>
+              <w:t>공영주차 접근성 진단: 공영주차면수를 생활인구로 회귀한 뒤 잔차를 이용해 공급 과부족 지역을 정량 식별. 민영·부설은 공개 데이터로 확보 불가하므로 ‘주차난’이 아닌 ‘공영주차 인프라 부족’으로 해석함</w:t>
             </w:r>
           </w:p>
           <w:p>
@@ -725,13 +728,7 @@
               <w:t xml:space="preserve">· </w:t>
             </w:r>
             <w:r>
-              <w:t xml:space="preserve">공간 결합: 주차장 데이터는 행정동코드가 없고 위경도도 33.5%가 결측이므로, SGIS 지오코딩(addr/geocodewgs84)으로 주소를 변환해 행정동코드를 직접 부여함. 좌표 공간조인만 쓰면 </w:t>
-            </w:r>
-            <w:r>
-              <w:t>73,796면</w:t>
-            </w:r>
-            <w:r>
-              <w:t xml:space="preserve"> 중 27%만 남음. 경계 데이터는 지도 시각화에 사용</w:t>
+              <w:t>공간 결합: 주차장 데이터에 행정동코드가 없고 위경도도 결측(표준데이터 5.7%, 서울시 API 33.5%)이므로, SGIS 지오코딩(addr/geocodewgs84)으로 주소를 행정동코드로 직접 변환함. 배정률 100%, 경계코드와 100% 일치. 경계 데이터는 지도 시각화에 사용</w:t>
             </w:r>
           </w:p>
           <w:p>
@@ -794,14 +791,14 @@
               <w:t xml:space="preserve">· 주성분분석(PCA): Z-score 표준화 후 </w:t>
             </w:r>
             <w:r>
-              <w:t>주성분을 추출하여 적합도 지수를 구성. 주성분은 분산 최대 방향일 뿐 그 자체가 적합도를 뜻하지 않으므로 로딩을 확인해 해석하고 지수의 부호 방향을 명시적으로 고정함</w:t>
-            </w:r>
-            <w:r>
-              <w:t xml:space="preserve">. Min-Max 대비 Z-score를 </w:t>
+              <w:t>주성분을 추출하여 적합도 지수를 구성. 주성분은 분산 최대 방향일 뿐 그 자체가 적합도를 뜻하지 않으므로 로딩을 확인</w:t>
             </w:r>
             <w:r>
               <w:lastRenderedPageBreak/>
-              <w:t>사용하는 이유는 명동·강남 등 극단값이 존재하여 Min-Max 적용 시 나머지 지역의 분포가 압축되기 때문</w:t>
+              <w:t>해 해석하고 지수의 부호 방향을 명시적으로 고정함</w:t>
+            </w:r>
+            <w:r>
+              <w:t>. Min-Max 대비 Z-score를 사용하는 이유는 명동·강남 등 극단값이 존재하여 Min-Max 적용 시 나머지 지역의 분포가 압축되기 때문</w:t>
             </w:r>
           </w:p>
           <w:p>
@@ -857,7 +854,7 @@
               <w:t xml:space="preserve">· </w:t>
             </w:r>
             <w:r>
-              <w:t>민영주차장은 표준데이터 수집 범위가 ‘지자체 관리 대상’으로 한정되어 서울 25개 자치구 중 구로·금천 2개 구 45건(1,149면)만 확인됨. 주차장법상 통보 의무가 있음에도 개방되지 않아 공급이 체계적으로 과소추정됨</w:t>
+              <w:t>민영주차장은 표준데이터 수집 범위가 ‘지자체 관리 대상’으로 한정되어 서울 25개 자치구 중 구로·금천 2개 구 45건만 확인됨. 따라서 본 분석의 측정 대상은 전체 주차 공급이 아닌 공영주차 공급이며, 두 데이터를 병합해도 424개 행정동 중 66개(15.6%)는 0면으로 남아 별도 표시함</w:t>
             </w:r>
           </w:p>
           <w:p>
@@ -1036,13 +1033,13 @@
               <w:tblLook w:val="0000" w:firstRow="0" w:lastRow="0" w:firstColumn="0" w:lastColumn="0" w:noHBand="0" w:noVBand="0"/>
             </w:tblPr>
             <w:tblGrid>
-              <w:gridCol w:w="1202"/>
-              <w:gridCol w:w="888"/>
-              <w:gridCol w:w="636"/>
+              <w:gridCol w:w="1352"/>
+              <w:gridCol w:w="965"/>
+              <w:gridCol w:w="656"/>
               <w:gridCol w:w="762"/>
-              <w:gridCol w:w="462"/>
-              <w:gridCol w:w="1797"/>
-              <w:gridCol w:w="1253"/>
+              <w:gridCol w:w="494"/>
+              <w:gridCol w:w="1411"/>
+              <w:gridCol w:w="1360"/>
             </w:tblGrid>
             <w:tr>
               <w:tc>
@@ -1224,7 +1221,15 @@
                       <w:sz w:val="15"/>
                       <w:szCs w:val="15"/>
                     </w:rPr>
-                    <w:t>행정동 단위 서울 생활인구(내국인)</w:t>
+                    <w:t xml:space="preserve">행정동 단위 서울 </w:t>
+                  </w:r>
+                  <w:r>
+                    <w:rPr>
+                      <w:sz w:val="15"/>
+                      <w:szCs w:val="15"/>
+                    </w:rPr>
+                    <w:lastRenderedPageBreak/>
+                    <w:t>생활인구(내국인)</w:t>
                   </w:r>
                 </w:p>
               </w:tc>
@@ -1244,7 +1249,16 @@
                       <w:sz w:val="15"/>
                       <w:szCs w:val="15"/>
                     </w:rPr>
-                    <w:t>서울 열린데이터광장</w:t>
+                    <w:lastRenderedPageBreak/>
+                    <w:t>서울 열린데</w:t>
+                  </w:r>
+                  <w:r>
+                    <w:rPr>
+                      <w:sz w:val="15"/>
+                      <w:szCs w:val="15"/>
+                    </w:rPr>
+                    <w:lastRenderedPageBreak/>
+                    <w:t>이터광장</w:t>
                   </w:r>
                 </w:p>
               </w:tc>
@@ -1264,7 +1278,16 @@
                       <w:sz w:val="15"/>
                       <w:szCs w:val="15"/>
                     </w:rPr>
-                    <w:t>OPEN API</w:t>
+                    <w:lastRenderedPageBreak/>
+                    <w:t xml:space="preserve">OPEN </w:t>
+                  </w:r>
+                  <w:r>
+                    <w:rPr>
+                      <w:sz w:val="15"/>
+                      <w:szCs w:val="15"/>
+                    </w:rPr>
+                    <w:lastRenderedPageBreak/>
+                    <w:t>API</w:t>
                   </w:r>
                 </w:p>
               </w:tc>
@@ -1284,6 +1307,7 @@
                       <w:sz w:val="15"/>
                       <w:szCs w:val="15"/>
                     </w:rPr>
+                    <w:lastRenderedPageBreak/>
                     <w:t>JSON</w:t>
                   </w:r>
                 </w:p>
@@ -1324,7 +1348,15 @@
                       <w:sz w:val="15"/>
                       <w:szCs w:val="15"/>
                     </w:rPr>
-                    <w:t>OpenAPI 1,000건 분할 호출(제공 구간 14~70일전 실측). 범위 밖은 월별 ZIP 병행</w:t>
+                    <w:t xml:space="preserve">OpenAPI 1,000건 </w:t>
+                  </w:r>
+                  <w:r>
+                    <w:rPr>
+                      <w:sz w:val="15"/>
+                      <w:szCs w:val="15"/>
+                    </w:rPr>
+                    <w:lastRenderedPageBreak/>
+                    <w:t>분할 호출(제공 구간 14~70일전 실측). 범위 밖은 월별 ZIP 병행</w:t>
                   </w:r>
                 </w:p>
               </w:tc>
@@ -1344,15 +1376,16 @@
                       <w:sz w:val="15"/>
                       <w:szCs w:val="15"/>
                     </w:rPr>
-                    <w:t>8주치 56일(2026-06-02~07-27), 요일별 표본 8개 균</w:t>
-                  </w:r>
-                  <w:r>
-                    <w:rPr>
-                      <w:sz w:val="15"/>
-                      <w:szCs w:val="15"/>
-                    </w:rPr>
                     <w:lastRenderedPageBreak/>
-                    <w:t>등. 20~30대 비중 산출</w:t>
+                    <w:t>8주치 56일(2026-</w:t>
+                  </w:r>
+                  <w:r>
+                    <w:rPr>
+                      <w:sz w:val="15"/>
+                      <w:szCs w:val="15"/>
+                    </w:rPr>
+                    <w:lastRenderedPageBreak/>
+                    <w:t>06-02~07-27), 요일별 표본 8개 균등. 20~30대 비중 산출</w:t>
                   </w:r>
                 </w:p>
               </w:tc>
@@ -1376,14 +1409,14 @@
                       <w:szCs w:val="15"/>
                     </w:rPr>
                     <w:lastRenderedPageBreak/>
-                    <w:t>전국주차장정보</w:t>
-                  </w:r>
-                  <w:r>
-                    <w:rPr>
-                      <w:sz w:val="15"/>
-                      <w:szCs w:val="15"/>
-                    </w:rPr>
-                    <w:t xml:space="preserve"> 표준데이터(서울)</w:t>
+                    <w:t>주차장</w:t>
+                  </w:r>
+                  <w:r>
+                    <w:rPr>
+                      <w:sz w:val="15"/>
+                      <w:szCs w:val="15"/>
+                    </w:rPr>
+                    <w:t xml:space="preserve"> 정보 2종(표준데이터 + 서울시 공영)</w:t>
                   </w:r>
                 </w:p>
               </w:tc>
@@ -1411,7 +1444,7 @@
                       <w:sz w:val="15"/>
                       <w:szCs w:val="15"/>
                     </w:rPr>
-                    <w:t>(국토교통부)</w:t>
+                    <w:t xml:space="preserve"> / 서울 열린데이터광장</w:t>
                   </w:r>
                 </w:p>
               </w:tc>
@@ -1489,10 +1522,18 @@
                 <w:p>
                   <w:r>
                     <w:rPr>
-                      <w:sz w:val="15"/>
-                      <w:szCs w:val="15"/>
-                    </w:rPr>
-                    <w:t>tn_pubr_prkplce_info_api 호출 후 서울 필터링, SGIS 지오코딩으로 행정동 배정</w:t>
+                      <w:rFonts w:hint="eastAsia"/>
+                      <w:sz w:val="15"/>
+                      <w:szCs w:val="15"/>
+                    </w:rPr>
+                    <w:t>표준데이터</w:t>
+                  </w:r>
+                  <w:r>
+                    <w:rPr>
+                      <w:sz w:val="15"/>
+                      <w:szCs w:val="15"/>
+                    </w:rPr>
+                    <w:t xml:space="preserve"> 기본, 표준데이터에 0면인 행정동만 서울시 API로 보충(중복 없음)</w:t>
                   </w:r>
                 </w:p>
               </w:tc>
@@ -1509,24 +1550,18 @@
                 <w:p>
                   <w:r>
                     <w:rPr>
-                      <w:sz w:val="15"/>
-                      <w:szCs w:val="15"/>
-                    </w:rPr>
-                    <w:t xml:space="preserve">856개소 73,796면(공영 811·민영 45), </w:t>
-                  </w:r>
-                  <w:r>
-                    <w:rPr>
-                      <w:sz w:val="15"/>
-                      <w:szCs w:val="15"/>
-                    </w:rPr>
-                    <w:t>배정률 100%</w:t>
-                  </w:r>
-                  <w:r>
-                    <w:rPr>
-                      <w:sz w:val="15"/>
-                      <w:szCs w:val="15"/>
-                    </w:rPr>
-                    <w:t>. 거주지우선주차지역 제외</w:t>
+                      <w:rFonts w:hint="eastAsia"/>
+                      <w:sz w:val="15"/>
+                      <w:szCs w:val="15"/>
+                    </w:rPr>
+                    <w:t>총</w:t>
+                  </w:r>
+                  <w:r>
+                    <w:rPr>
+                      <w:sz w:val="15"/>
+                      <w:szCs w:val="15"/>
+                    </w:rPr>
+                    <w:t xml:space="preserve"> 78,267면 / 358개 행정동. 배정률 100%. 66개 동은 0면 — 민영 미개방 영향</w:t>
                   </w:r>
                 </w:p>
               </w:tc>
@@ -2602,25 +2637,31 @@
               <w:ind w:left="300" w:hanging="180"/>
             </w:pPr>
             <w:r>
-              <w:t>· 이용자 관점: 목적지 결정 이전 단계에서 '어느 동네를 몇 시에 방문할지'를 판단할 수 있는 근거를 제공하여, 기존 주차 검색 서비스가 다루지 못한 의사결정 구간을 보완</w:t>
-            </w:r>
-          </w:p>
-          <w:p>
-            <w:pPr>
-              <w:spacing w:after="50" w:line="280" w:lineRule="auto"/>
-              <w:ind w:left="300" w:hanging="180"/>
-            </w:pPr>
-            <w:r>
-              <w:t>· 정책적 활용: 유동인구 대비 주차 공급이 부족한 행정동 목록을 잔차 기준으로 제시함으로써 공영주차장 확충 우선순위 검토의 기초 자료로 활용 가능</w:t>
-            </w:r>
-          </w:p>
-          <w:p>
-            <w:pPr>
-              <w:spacing w:after="50" w:line="280" w:lineRule="auto"/>
-              <w:ind w:left="300" w:hanging="180"/>
-            </w:pPr>
+              <w:t xml:space="preserve">· </w:t>
+            </w:r>
+            <w:r>
+              <w:t>이용자 관점: 목적지 결정 이전 단계에서 ‘어느 동네를 몇 시에 방문할지’를 판단할 근거를 제공. 공영주차 여유가 큰 동네는 민영 주차요금 부담을 피할 수 있다는 실용적 의미도 가짐</w:t>
+            </w:r>
+          </w:p>
+          <w:p>
+            <w:pPr>
+              <w:spacing w:after="50" w:line="280" w:lineRule="auto"/>
+              <w:ind w:left="300" w:hanging="180"/>
+            </w:pPr>
+            <w:r>
+              <w:t xml:space="preserve">· 정책적 활용: 유동인구 대비 주차 공급이 부족한 행정동 목록을 잔차 기준으로 </w:t>
+            </w:r>
             <w:r>
               <w:lastRenderedPageBreak/>
+              <w:t>제시함으로써 공영주차장 확충 우선순위 검토의 기초 자료로 활용 가능</w:t>
+            </w:r>
+          </w:p>
+          <w:p>
+            <w:pPr>
+              <w:spacing w:after="50" w:line="280" w:lineRule="auto"/>
+              <w:ind w:left="300" w:hanging="180"/>
+            </w:pPr>
+            <w:r>
               <w:t>· 방법론적 의의: 임의 가중치 대신 주성분분석으로 지수를 구성하고 잔차 진단으로 예외 사례를 도출하는 절차를 적용하여, 지표 설계의 객관성을 확보</w:t>
             </w:r>
           </w:p>

--- a/submission/01_보고서/분석_아이디어_기획서_문지영.docx
+++ b/submission/01_보고서/분석_아이디어_기획서_문지영.docx
@@ -1377,15 +1377,7 @@
                       <w:szCs w:val="15"/>
                     </w:rPr>
                     <w:lastRenderedPageBreak/>
-                    <w:t>8주치 56일(2026-</w:t>
-                  </w:r>
-                  <w:r>
-                    <w:rPr>
-                      <w:sz w:val="15"/>
-                      <w:szCs w:val="15"/>
-                    </w:rPr>
-                    <w:lastRenderedPageBreak/>
-                    <w:t>06-02~07-27), 요일별 표본 8개 균등. 20~30대 비중 산출</w:t>
+                    <w:t>56일 수집(2026-06-02~07-27) = 7개 요일 × 각 8일치. 20~30대 비중 산출</w:t>
                   </w:r>
                 </w:p>
               </w:tc>

--- a/submission/01_보고서/분석_아이디어_기획서_문지영.docx
+++ b/submission/01_보고서/분석_아이디어_기획서_문지영.docx
@@ -113,7 +113,7 @@
                 <w:sz w:val="20"/>
                 <w:szCs w:val="20"/>
               </w:rPr>
-              <w:t>서울시</w:t>
+              <w:t>생활인구 기반 서울 나들이 주차 여유 동네·시간대 추천 서비스</w:t>
             </w:r>
             <w:r>
               <w:rPr>
@@ -122,7 +122,6 @@
                 <w:sz w:val="20"/>
                 <w:szCs w:val="20"/>
               </w:rPr>
-              <w:t xml:space="preserve"> </w:t>
             </w:r>
             <w:r>
               <w:rPr>
@@ -131,7 +130,6 @@
                 <w:sz w:val="20"/>
                 <w:szCs w:val="20"/>
               </w:rPr>
-              <w:t>생활인구</w:t>
             </w:r>
             <w:r>
               <w:rPr>
@@ -140,7 +138,6 @@
                 <w:sz w:val="20"/>
                 <w:szCs w:val="20"/>
               </w:rPr>
-              <w:t xml:space="preserve"> </w:t>
             </w:r>
             <w:r>
               <w:rPr>
@@ -149,7 +146,6 @@
                 <w:sz w:val="20"/>
                 <w:szCs w:val="20"/>
               </w:rPr>
-              <w:t>기반</w:t>
             </w:r>
             <w:r>
               <w:rPr>
@@ -158,7 +154,6 @@
                 <w:sz w:val="20"/>
                 <w:szCs w:val="20"/>
               </w:rPr>
-              <w:t xml:space="preserve"> </w:t>
             </w:r>
             <w:r>
               <w:rPr>
@@ -167,7 +162,6 @@
                 <w:sz w:val="20"/>
                 <w:szCs w:val="20"/>
               </w:rPr>
-              <w:t>행정동별</w:t>
             </w:r>
             <w:r>
               <w:rPr>
@@ -176,7 +170,6 @@
                 <w:sz w:val="20"/>
                 <w:szCs w:val="20"/>
               </w:rPr>
-              <w:t xml:space="preserve"> </w:t>
             </w:r>
             <w:r>
               <w:rPr>
@@ -185,7 +178,6 @@
                 <w:sz w:val="20"/>
                 <w:szCs w:val="20"/>
               </w:rPr>
-              <w:t>주차수급</w:t>
             </w:r>
             <w:r>
               <w:rPr>
@@ -194,7 +186,6 @@
                 <w:sz w:val="20"/>
                 <w:szCs w:val="20"/>
               </w:rPr>
-              <w:t xml:space="preserve"> </w:t>
             </w:r>
             <w:r>
               <w:rPr>
@@ -203,7 +194,6 @@
                 <w:sz w:val="20"/>
                 <w:szCs w:val="20"/>
               </w:rPr>
-              <w:t>불균형</w:t>
             </w:r>
             <w:r>
               <w:rPr>
@@ -212,7 +202,6 @@
                 <w:sz w:val="20"/>
                 <w:szCs w:val="20"/>
               </w:rPr>
-              <w:t xml:space="preserve"> </w:t>
             </w:r>
             <w:r>
               <w:rPr>
@@ -221,7 +210,6 @@
                 <w:sz w:val="20"/>
                 <w:szCs w:val="20"/>
               </w:rPr>
-              <w:t>진단</w:t>
             </w:r>
             <w:r>
               <w:rPr>
@@ -230,7 +218,6 @@
                 <w:sz w:val="20"/>
                 <w:szCs w:val="20"/>
               </w:rPr>
-              <w:t xml:space="preserve"> </w:t>
             </w:r>
             <w:r>
               <w:rPr>
@@ -239,7 +226,6 @@
                 <w:sz w:val="20"/>
                 <w:szCs w:val="20"/>
               </w:rPr>
-              <w:t>및</w:t>
             </w:r>
             <w:r>
               <w:rPr>
@@ -248,7 +234,6 @@
                 <w:sz w:val="20"/>
                 <w:szCs w:val="20"/>
               </w:rPr>
-              <w:t xml:space="preserve"> </w:t>
             </w:r>
             <w:r>
               <w:rPr>
@@ -257,7 +242,6 @@
                 <w:sz w:val="20"/>
                 <w:szCs w:val="20"/>
               </w:rPr>
-              <w:t>취약지역</w:t>
             </w:r>
             <w:r>
               <w:rPr>
@@ -266,7 +250,6 @@
                 <w:sz w:val="20"/>
                 <w:szCs w:val="20"/>
               </w:rPr>
-              <w:t xml:space="preserve"> </w:t>
             </w:r>
             <w:r>
               <w:rPr>
@@ -275,7 +258,6 @@
                 <w:sz w:val="20"/>
                 <w:szCs w:val="20"/>
               </w:rPr>
-              <w:t>도출</w:t>
             </w:r>
           </w:p>
         </w:tc>
@@ -397,7 +379,7 @@
               <w:spacing w:line="280" w:lineRule="auto"/>
             </w:pPr>
             <w:r>
-              <w:t>서울 행정동 단위의 생활인구·상권·공영주차장 데이터를 결합하여 ‘가고 싶은 동네일수록 공영주차가 부족하다’는 매력도와 공영주차 공급의 상충 관계를 검증하고, 그 예외에 해당하는 동네와 방문하기 좋은 시간대를 도출함</w:t>
+              <w:t>지도 앱에 가고 싶은 곳을 여러 곳 저장해 두었으나 그중 어디부터 갈지 정하지 못한 이용자를 대상으로, 서울 행정동 단위의 생활인구·상권·공영주차장 데이터를 결합하여 ‘가고 싶은 동네일수록 공영주차가 부족하다’는 매력도와 공영주차 공급의 상충 관계를 검증하고, 그 예외에 해당하는 나들이 동네와 방문 시간대를 추천하는 서비스를 제안함</w:t>
             </w:r>
           </w:p>
           <w:p>
@@ -461,7 +443,7 @@
               <w:spacing w:after="60" w:line="280" w:lineRule="auto"/>
             </w:pPr>
             <w:r>
-              <w:t>주말 여가 통행에서 자가용 이용 비중이 높으나, 서울 시내 주차 공급은 상주인구 기준으로 설계되어 유동인구가 몰리는 지역일수록 주차 수급 불균형이 발생함. 기존 주차 정보 서비스(모두의주차장, 서울주차정보 등)는 이미 목적지가 정해진 이용자를 대상으로 '주변 주차장을 찾아주는' 검색 서비스이며, 목적지를 정하기 이전 단계의 의사결정은 지원하지 않음.</w:t>
+              <w:t>주말 여가 통행에서 자가용 이용 비중이 높으나, 서울 시내 주차 공급은 상주인구 기준으로 설계되어 유동인구가 몰리는 지역일수록 주차 수급 불균형이 발생함. 한편 지도 앱에 가고 싶은 장소를 저장해 두는 이용 행태가 보편화되면서, 방문 후보지는 이미 충분하나 그중 어디를 언제 갈지 정하지 못하는 이용자가 늘고 있음. 기존 주차 정보 서비스(모두의주차장, 서울주차정보 등)는 이미 목적지가 정해진 이용자를 대상으로 '주변 주차장을 찾아주는' 검색 서비스이며, 목적지를 정하기 이전 단계의 의사결정은 지원하지 않음.</w:t>
             </w:r>
           </w:p>
           <w:p>
@@ -475,37 +457,34 @@
                 <w:sz w:val="20"/>
                 <w:szCs w:val="20"/>
               </w:rPr>
-              <w:t>2. 문제점</w:t>
-            </w:r>
-          </w:p>
-          <w:p>
-            <w:pPr>
-              <w:spacing w:after="50" w:line="280" w:lineRule="auto"/>
-              <w:ind w:left="300" w:hanging="180"/>
-            </w:pPr>
-            <w:r>
-              <w:t>· 의사결정 순서의 역전: 목적지를 먼저 정한 뒤 현장에서 주차난과 혼잡을 겪는 구조가 반복됨</w:t>
-            </w:r>
-          </w:p>
-          <w:p>
-            <w:pPr>
-              <w:spacing w:after="50" w:line="280" w:lineRule="auto"/>
-              <w:ind w:left="300" w:hanging="180"/>
-            </w:pPr>
-            <w:r>
-              <w:t>· 시간 정보의 부재: 기존 서비스는 '지금 빈자리'만 제공할 뿐, 같은 지역이라도 시간대에 따라 혼잡도가 얼마나 달라지는지 알려주지 않음</w:t>
-            </w:r>
-          </w:p>
-          <w:p>
-            <w:pPr>
-              <w:spacing w:after="50" w:line="280" w:lineRule="auto"/>
-              <w:ind w:left="300" w:hanging="180"/>
-            </w:pPr>
-            <w:r>
-              <w:t xml:space="preserve">· </w:t>
-            </w:r>
-            <w:r>
-              <w:t>공급 불균형의 비가시성: 유동인구 대비 공영주차 공급이 부족한 지역이 어디인지 정량적으로 제시된 자료가 없어, 이용자의 회피도 행정의 우선순위 판단도 어려움</w:t>
+              <w:t>2. 주 사용자</w:t>
+            </w:r>
+          </w:p>
+          <w:p>
+            <w:pPr>
+              <w:spacing w:after="50" w:line="280" w:lineRule="auto"/>
+              <w:ind w:left="300" w:hanging="180"/>
+            </w:pPr>
+            <w:r>
+              <w:t>· 지도 앱에 가고 싶은 장소를 다수 저장해 둔 서울·수도권 자가용 이용자. 방문 후보지가 이미 많아 특정 목적지를 고집하지 않음</w:t>
+            </w:r>
+          </w:p>
+          <w:p>
+            <w:pPr>
+              <w:spacing w:after="50" w:line="280" w:lineRule="auto"/>
+              <w:ind w:left="300" w:hanging="180"/>
+            </w:pPr>
+            <w:r>
+              <w:t>· 목적지 자체보다 만차로 허비하는 시간을 피하는 것이 우선이며, 방문 요일과 시간대는 비교적 자유롭게 조정할 수 있음</w:t>
+            </w:r>
+          </w:p>
+          <w:p>
+            <w:pPr>
+              <w:spacing w:after="50" w:line="280" w:lineRule="auto"/>
+              <w:ind w:left="300" w:hanging="180"/>
+            </w:pPr>
+            <w:r>
+              <w:t>· 따라서 '어디에 갈지'를 먼저 정하고 주차를 걱정하는 대신, '언제 갈 수 있는지'를 먼저 정하고 그 시점에 주차가 여유로운 동네와 코스를 고르는 방식을 필요로 함</w:t>
             </w:r>
           </w:p>
           <w:p>
@@ -519,7 +498,49 @@
                 <w:sz w:val="20"/>
                 <w:szCs w:val="20"/>
               </w:rPr>
-              <w:t>3. 추진 목적</w:t>
+              <w:t>3. 문제점</w:t>
+            </w:r>
+          </w:p>
+          <w:p>
+            <w:pPr>
+              <w:spacing w:after="50" w:line="280" w:lineRule="auto"/>
+              <w:ind w:left="300" w:hanging="180"/>
+            </w:pPr>
+            <w:r>
+              <w:t>· 의사결정 순서의 역전: 목적지를 먼저 정한 뒤 현장에서 주차난과 혼잡을 겪는 구조가 반복됨</w:t>
+            </w:r>
+          </w:p>
+          <w:p>
+            <w:pPr>
+              <w:spacing w:after="50" w:line="280" w:lineRule="auto"/>
+              <w:ind w:left="300" w:hanging="180"/>
+            </w:pPr>
+            <w:r>
+              <w:t>· 시간 정보의 부재: 기존 서비스는 '지금 빈자리'만 제공할 뿐, 같은 지역이라도 시간대에 따라 혼잡도가 얼마나 달라지는지 알려주지 않음</w:t>
+            </w:r>
+          </w:p>
+          <w:p>
+            <w:pPr>
+              <w:spacing w:after="50" w:line="280" w:lineRule="auto"/>
+              <w:ind w:left="300" w:hanging="180"/>
+            </w:pPr>
+            <w:r>
+              <w:t>· 선택 기준의 부재: 유동인구 대비 공영주차 공급이 부족한 지역이 어디인지 정량적으로 제시된 자료가 없어, 붐빌 동네를 미리 걸러내고 여유로운 동네를 고를 기준이 없음</w:t>
+            </w:r>
+            <w:r/>
+          </w:p>
+          <w:p>
+            <w:pPr>
+              <w:spacing w:before="140" w:after="90" w:line="280" w:lineRule="auto"/>
+            </w:pPr>
+            <w:r>
+              <w:rPr>
+                <w:b/>
+                <w:bCs/>
+                <w:sz w:val="20"/>
+                <w:szCs w:val="20"/>
+              </w:rPr>
+              <w:t>4. 추진 목적</w:t>
             </w:r>
           </w:p>
           <w:p>
@@ -540,16 +561,16 @@
               <w:ind w:left="300" w:hanging="180"/>
             </w:pPr>
             <w:r>
-              <w:t>· 주차 취약 지역 도출: 생활인구로 예측한 기대 주차 공급 대비 실제 공급이 부족한 행정동을 잔차 기준으로 식별</w:t>
-            </w:r>
-          </w:p>
-          <w:p>
-            <w:pPr>
-              <w:spacing w:after="50" w:line="280" w:lineRule="auto"/>
-              <w:ind w:left="300" w:hanging="180"/>
-            </w:pPr>
-            <w:r>
-              <w:t>· 실행 가능한 대안 제시: 매력도와 주차 여유를 동시에 갖춘 예외 지역, 그리고 혼잡도가 크게 낮아지는 방문 시간대를 제시</w:t>
+              <w:t>· 추천·회피 동네 구분: 생활인구로 예측한 기대 공급 대비 실제 공영주차 공급이 많은 동네(추천)와 부족한 동네(혼잡 주의)를 잔차 기준으로 구분</w:t>
+            </w:r>
+          </w:p>
+          <w:p>
+            <w:pPr>
+              <w:spacing w:after="50" w:line="280" w:lineRule="auto"/>
+              <w:ind w:left="300" w:hanging="180"/>
+            </w:pPr>
+            <w:r>
+              <w:t>· 개인화된 나들이 코스 제시: 매력도와 주차 여유를 동시에 갖춘 예외 지역과 혼잡도가 크게 낮아지는 방문 시간대를 제시하고, 이용자가 입력한 관심 장소 목록을 행정동에 매칭해 '내가 가고 싶은 곳' 기준으로 코스를 좁혀 줌</w:t>
             </w:r>
           </w:p>
         </w:tc>
@@ -619,11 +640,9 @@
               <w:ind w:left="300" w:hanging="180"/>
             </w:pPr>
             <w:r>
-              <w:t xml:space="preserve">· </w:t>
-            </w:r>
-            <w:r>
-              <w:t>공영주차 접근성 진단: 공영주차면수를 생활인구로 회귀한 뒤 잔차를 이용해 공급 과부족 지역을 정량 식별. 민영·부설은 공개 데이터로 확보 불가하므로 ‘주차난’이 아닌 ‘공영주차 인프라 부족’으로 해석함</w:t>
-            </w:r>
+              <w:t>· 공영주차 여유도 산출: 공영주차면수를 생활인구로 회귀한 뒤 잔차를 이용해 기대 대비 여유·부족 동네를 정량 구분. 민영·부설은 공개 데이터로 확보 불가하므로 ‘주차난 전반’이 아닌 ‘공영주차 여유도’로 해석함</w:t>
+            </w:r>
+            <w:r/>
           </w:p>
           <w:p>
             <w:pPr>
@@ -812,6 +831,15 @@
           </w:p>
           <w:p>
             <w:pPr>
+              <w:spacing w:after="50" w:line="280" w:lineRule="auto"/>
+              <w:ind w:left="300" w:hanging="180"/>
+            </w:pPr>
+            <w:r>
+              <w:t>· 관심 장소 매칭: 이용자가 입력한 장소명을 카카오 로컬 API 키워드 검색으로 좌표화하고 SGIS 지오코딩으로 행정동에 매칭하여, 추천 동네와 이용자의 관심 장소를 함께 제시</w:t>
+            </w:r>
+          </w:p>
+          <w:p>
+            <w:pPr>
               <w:spacing w:before="140" w:after="90" w:line="280" w:lineRule="auto"/>
             </w:pPr>
             <w:r>
@@ -907,6 +935,26 @@
           </w:p>
           <w:p>
             <w:pPr>
+              <w:spacing w:after="50" w:line="280" w:lineRule="auto"/>
+              <w:ind w:left="300" w:hanging="180"/>
+            </w:pPr>
+            <w:r>
+              <w:t>· 지도 앱의 개인 저장 목록은 외부 제공 API가 없어 계정 연동으로는 불러올 수 없음. 이용자가 장소명 목록을 직접 입력하는 방식으로 대체함</w:t>
+            </w:r>
+            <w:r/>
+          </w:p>
+          <w:p>
+            <w:pPr>
+              <w:spacing w:after="50" w:line="280" w:lineRule="auto"/>
+              <w:ind w:left="300" w:hanging="180"/>
+            </w:pPr>
+            <w:r>
+              <w:t>· 카카오맵 평점·리뷰는 내부 정책상 오픈API로 제공되지 않음(제휴로도 불가). 따라서 장소 추천은 평점 대신 상권분석 기반 음식점·카페·집객시설 밀도로 구성하고, 상세 정보는 카카오맵 링크로 연결함</w:t>
+            </w:r>
+            <w:r/>
+          </w:p>
+          <w:p>
+            <w:pPr>
               <w:spacing w:after="60" w:line="280" w:lineRule="auto"/>
             </w:pPr>
             <w:r>
@@ -963,6 +1011,15 @@
             </w:pPr>
             <w:r>
               <w:t>· 일정 초과 시 → 계절 비교(상권분석 분기 데이터 활용)를 2차 확장 범위로 분리</w:t>
+            </w:r>
+          </w:p>
+          <w:p>
+            <w:pPr>
+              <w:spacing w:after="50" w:line="280" w:lineRule="auto"/>
+              <w:ind w:left="300" w:hanging="180"/>
+            </w:pPr>
+            <w:r>
+              <w:t>· 관심 장소 입력 기능 지연 시 → 동네·시간대 추천까지만 제공하고, 장소 매칭은 2차 확장 범위로 분리</w:t>
             </w:r>
           </w:p>
         </w:tc>
@@ -2585,6 +2642,16 @@
               <w:t>행정동×요일(7)×시간대(4구간)로 집계한 결과를 data/processed에 별도 저장하여 대시보드 조회 성능을 확보함. 시간대는 아침(06-11)·점심(11-14)·오후(14-18)·저녁밤(18-24)</w:t>
             </w:r>
           </w:p>
+          <w:p>
+            <w:pPr>
+              <w:spacing w:after="50" w:line="280" w:lineRule="auto"/>
+              <w:ind w:left="300" w:hanging="180"/>
+            </w:pPr>
+            <w:r>
+              <w:t>· 이용자 관심 장소 매칭에는 카카오 로컬 API(키워드 검색)를 사용함. 평점·리뷰는 제공되지 않으므로 장소명·좌표·주소·카테고리·상세페이지 링크만 활용함</w:t>
+            </w:r>
+            <w:r/>
+          </w:p>
         </w:tc>
       </w:tr>
       <w:tr>
@@ -2641,12 +2708,9 @@
               <w:ind w:left="300" w:hanging="180"/>
             </w:pPr>
             <w:r>
-              <w:t xml:space="preserve">· 정책적 활용: 유동인구 대비 주차 공급이 부족한 행정동 목록을 잔차 기준으로 </w:t>
-            </w:r>
-            <w:r>
-              <w:lastRenderedPageBreak/>
-              <w:t>제시함으로써 공영주차장 확충 우선순위 검토의 기초 자료로 활용 가능</w:t>
-            </w:r>
+              <w:t>· 탐색 비용 절감: 저장해 둔 방문 후보지를 하나씩 확인하지 않고 요일·시간대만 정하면 주차가 여유로운 동네와 코스를 좁힐 수 있어, 만차로 인한 재탐색·우회 시간을 사전에 회피할 수 있음</w:t>
+            </w:r>
+            <w:r/>
           </w:p>
           <w:p>
             <w:pPr>

--- a/submission/01_보고서/분석_아이디어_기획서_문지영.docx
+++ b/submission/01_보고서/분석_아이디어_기획서_문지영.docx
@@ -685,11 +685,9 @@
               <w:ind w:left="300" w:hanging="180"/>
             </w:pPr>
             <w:r>
-              <w:t xml:space="preserve">· 가설 2. </w:t>
-            </w:r>
-            <w:r>
-              <w:t>행정동은 상주인구·직장인구 비율을 기준으로 복수의 유형(직장형·주거형·상권형 등)으로 구분될 것이며, 군집 수는 실루엣 계수로 결정함</w:t>
-            </w:r>
+              <w:t>· 가설 2. 행정동은 상주인구·직장인구 비율을 기준으로 복수의 유형(직장형·주거형·상권형 등)으로 구분되며(군집 수는 실루엣 계수로 결정), 유형에 따라 주차 여유의 요일·시간대 패턴이 서로 다르게 나타날 것</w:t>
+            </w:r>
+            <w:r/>
           </w:p>
           <w:p>
             <w:pPr>

--- a/submission/01_보고서/분석_아이디어_기획서_문지영.docx
+++ b/submission/01_보고서/분석_아이디어_기획서_문지영.docx
@@ -113,7 +113,7 @@
                 <w:sz w:val="20"/>
                 <w:szCs w:val="20"/>
               </w:rPr>
-              <w:t>생활인구 기반 서울 나들이 주차 여유 동네·시간대 추천 서비스</w:t>
+              <w:t>생활인구·거주형태 기반 서울 행정동별 공영주차 수급 진단 및 확충 우선순위 도출</w:t>
             </w:r>
             <w:r>
               <w:rPr>
@@ -379,7 +379,7 @@
               <w:spacing w:line="280" w:lineRule="auto"/>
             </w:pPr>
             <w:r>
-              <w:t>지도 앱에 가고 싶은 곳을 여러 곳 저장해 두었으나 그중 어디부터 갈지 정하지 못한 이용자를 대상으로, 서울 행정동 단위의 생활인구·상권·공영주차장 데이터를 결합하여 ‘가고 싶은 동네일수록 공영주차가 부족하다’는 매력도와 공영주차 공급의 상충 관계를 검증하고, 그 예외에 해당하는 나들이 동네와 방문 시간대를 추천하는 서비스를 제안함</w:t>
+              <w:t>서울 행정동 단위의 생활인구·거주형태·상권·공영주차장 데이터를 결합하여 공영주차 수급 불균형을 진단함. 유동수요(생활인구)와 정주수요(부설주차장이 없는 비아파트 가구)를 함께 보아 기대 공급 대비 과부족 지역을 회귀 잔차로 식별하고, 나들이 이용자에게는 방문 동네·시간대를, 주차 정책 담당자에게는 확충 우선순위와 판정 오류를 걸러낼 기준을 제시함</w:t>
             </w:r>
           </w:p>
           <w:p>
@@ -443,7 +443,7 @@
               <w:spacing w:after="60" w:line="280" w:lineRule="auto"/>
             </w:pPr>
             <w:r>
-              <w:t>주말 여가 통행에서 자가용 이용 비중이 높으나, 서울 시내 주차 공급은 상주인구 기준으로 설계되어 유동인구가 몰리는 지역일수록 주차 수급 불균형이 발생함. 한편 지도 앱에 가고 싶은 장소를 저장해 두는 이용 행태가 보편화되면서, 방문 후보지는 이미 충분하나 그중 어디를 언제 갈지 정하지 못하는 이용자가 늘고 있음. 기존 주차 정보 서비스(모두의주차장, 서울주차정보 등)는 이미 목적지가 정해진 이용자를 대상으로 '주변 주차장을 찾아주는' 검색 서비스이며, 목적지를 정하기 이전 단계의 의사결정은 지원하지 않음.</w:t>
+              <w:t>주말 여가 통행에서 자가용 이용 비중이 높으나, 서울 시내 주차 공급은 상주인구 기준으로 설계되어 유동인구가 몰리는 지역일수록 주차 수급 불균형이 발생함. 기존 주차 정보 서비스(모두의주차장, 서울주차정보 등)는 이미 목적지가 정해진 이용자에게 '주변 주차장을 찾아주는' 검색 서비스이며, 목적지를 정하기 이전 단계의 의사결정은 지원하지 않음. 한편 행정 측면에서도 공영주차장 확충 우선순위를 판단할 정량 근거가 부족한데, 생활인구만으로 수요를 재면 부설주차장을 갖춘 아파트 거주자까지 수요로 계산되어 실수요가 과대 추정됨.</w:t>
             </w:r>
           </w:p>
           <w:p>
@@ -457,34 +457,43 @@
                 <w:sz w:val="20"/>
                 <w:szCs w:val="20"/>
               </w:rPr>
-              <w:t>2. 주 사용자</w:t>
-            </w:r>
-          </w:p>
-          <w:p>
-            <w:pPr>
-              <w:spacing w:after="50" w:line="280" w:lineRule="auto"/>
-              <w:ind w:left="300" w:hanging="180"/>
-            </w:pPr>
-            <w:r>
-              <w:t>· 지도 앱에 가고 싶은 장소를 다수 저장해 둔 서울·수도권 자가용 이용자. 방문 후보지가 이미 많아 특정 목적지를 고집하지 않음</w:t>
-            </w:r>
-          </w:p>
-          <w:p>
-            <w:pPr>
-              <w:spacing w:after="50" w:line="280" w:lineRule="auto"/>
-              <w:ind w:left="300" w:hanging="180"/>
-            </w:pPr>
-            <w:r>
-              <w:t>· 목적지 자체보다 만차로 허비하는 시간을 피하는 것이 우선이며, 방문 요일과 시간대는 비교적 자유롭게 조정할 수 있음</w:t>
-            </w:r>
-          </w:p>
-          <w:p>
-            <w:pPr>
-              <w:spacing w:after="50" w:line="280" w:lineRule="auto"/>
-              <w:ind w:left="300" w:hanging="180"/>
-            </w:pPr>
-            <w:r>
-              <w:t>· 따라서 '어디에 갈지'를 먼저 정하고 주차를 걱정하는 대신, '언제 갈 수 있는지'를 먼저 정하고 그 시점에 주차가 여유로운 동네와 코스를 고르는 방식을 필요로 함</w:t>
+              <w:t>2. 사용자</w:t>
+            </w:r>
+          </w:p>
+          <w:p>
+            <w:pPr>
+              <w:spacing w:after="50" w:line="280" w:lineRule="auto"/>
+              <w:ind w:left="300" w:hanging="180"/>
+            </w:pPr>
+            <w:r>
+              <w:t>· [주 사용자] 나들이를 계획하는 서울·수도권 자가용 이용자. 방문 후보지가 여럿이라 특정 목적지를 고집하지 않으며, 목적지 자체보다 만차로 허비하는 시간을 피하는 것이 우선임</w:t>
+            </w:r>
+          </w:p>
+          <w:p>
+            <w:pPr>
+              <w:spacing w:after="50" w:line="280" w:lineRule="auto"/>
+              <w:ind w:left="300" w:hanging="180"/>
+            </w:pPr>
+            <w:r>
+              <w:t xml:space="preserve">  방문 요일과 시간대를 비교적 자유롭게 조정할 수 있으므로, '어디에 갈지'를 먼저 정하고 주차를 걱정하는 대신 '언제 갈 수 있는지'를 먼저 정하고 그 시점에 주차가 여유로운 동네를 고르는 방식을 필요로 함</w:t>
+            </w:r>
+          </w:p>
+          <w:p>
+            <w:pPr>
+              <w:spacing w:after="50" w:line="280" w:lineRule="auto"/>
+              <w:ind w:left="300" w:hanging="180"/>
+            </w:pPr>
+            <w:r>
+              <w:t>· [부 사용자] 자치구 주차 정책 담당자. 공영주차장 확충·재배치 대상지를 선정해야 하나, 현재 배치가 실수요를 반영하고 있는지 판단할 정량 근거가 없음</w:t>
+            </w:r>
+          </w:p>
+          <w:p>
+            <w:pPr>
+              <w:spacing w:after="50" w:line="280" w:lineRule="auto"/>
+              <w:ind w:left="300" w:hanging="180"/>
+            </w:pPr>
+            <w:r>
+              <w:t xml:space="preserve">  특히 아파트 밀집지는 부설주차장이 있어 공영주차 실수요가 낮으므로, 유동인구만으로 대상지를 고르면 실수요가 없는 곳을 확충 대상으로 잘못 지목할 수 있음</w:t>
             </w:r>
           </w:p>
           <w:p>
@@ -525,7 +534,17 @@
               <w:ind w:left="300" w:hanging="180"/>
             </w:pPr>
             <w:r>
-              <w:t>· 선택 기준의 부재: 유동인구 대비 공영주차 공급이 부족한 지역이 어디인지 정량적으로 제시된 자료가 없어, 붐빌 동네를 미리 걸러내고 여유로운 동네를 고를 기준이 없음</w:t>
+              <w:t>· 선택 기준의 부재: 유동인구 대비 공영주차 공급이 부족한 지역이 어디인지 정량적으로 제시된 자료가 없어, 이용자는 붐빌 동네를 미리 걸러낼 수 없고 행정은 확충 우선순위를 정할 근거가 없음</w:t>
+            </w:r>
+            <w:r/>
+          </w:p>
+          <w:p>
+            <w:pPr>
+              <w:spacing w:after="50" w:line="280" w:lineRule="auto"/>
+              <w:ind w:left="300" w:hanging="180"/>
+            </w:pPr>
+            <w:r>
+              <w:t>· 실수요와 유동수요의 혼재: 공영주차 수요는 부설주차장이 없는 가구(단독·연립·다세대 거주)에서 주로 발생하나, 기존 진단은 이를 구분하지 않아 아파트 단지를 공급 부족 지역으로 오판할 여지가 있음</w:t>
             </w:r>
             <w:r/>
           </w:p>
@@ -570,7 +589,7 @@
               <w:ind w:left="300" w:hanging="180"/>
             </w:pPr>
             <w:r>
-              <w:t>· 개인화된 나들이 코스 제시: 매력도와 주차 여유를 동시에 갖춘 예외 지역과 혼잡도가 크게 낮아지는 방문 시간대를 제시하고, 이용자가 입력한 관심 장소 목록을 행정동에 매칭해 '내가 가고 싶은 곳' 기준으로 코스를 좁혀 줌</w:t>
+              <w:t>· 실수요 기반 확충 우선순위 도출: 인구주택총조사 거처종류별 가구로 비아파트 가구(부설주차장 미보유 추정)를 산출하고, 이를 기준으로 공급 부족 지역을 재판정하여 아파트 밀집지 오탐을 제거한 확충 후보지를 제시</w:t>
             </w:r>
           </w:p>
         </w:tc>
@@ -640,7 +659,7 @@
               <w:ind w:left="300" w:hanging="180"/>
             </w:pPr>
             <w:r>
-              <w:t>· 공영주차 여유도 산출: 공영주차면수를 생활인구로 회귀한 뒤 잔차를 이용해 기대 대비 여유·부족 동네를 정량 구분. 민영·부설은 공개 데이터로 확보 불가하므로 ‘주차난 전반’이 아닌 ‘공영주차 여유도’로 해석함</w:t>
+              <w:t>· 공영주차 수급 진단: 공영주차면수를 유동수요(생활인구)와 정주수요(비아파트 가구)로 각각 회귀한 뒤 잔차로 기대 대비 과부족 동네를 정량 구분하고, 두 기준의 판정 차이를 비교함. 민영·부설은 공개 데이터로 확보 불가하므로 ‘주차난 전반’이 아닌 ‘공영주차 수급’으로 해석함</w:t>
             </w:r>
             <w:r/>
           </w:p>
@@ -724,6 +743,15 @@
           </w:p>
           <w:p>
             <w:pPr>
+              <w:spacing w:after="50" w:line="280" w:lineRule="auto"/>
+              <w:ind w:left="300" w:hanging="180"/>
+            </w:pPr>
+            <w:r>
+              <w:t>· 가설 6. 아파트 거주 비율이 높은 행정동은 부설주차장 보유로 공영주차 실수요가 낮으므로, 생활인구 기준 취약지역 판정에 오탐이 포함될 것이며 비아파트 가구 기준으로는 목록에서 제외될 것</w:t>
+            </w:r>
+          </w:p>
+          <w:p>
+            <w:pPr>
               <w:spacing w:before="140" w:after="90" w:line="280" w:lineRule="auto"/>
             </w:pPr>
             <w:r>
@@ -766,14 +794,10 @@
               <w:ind w:left="300" w:hanging="180"/>
             </w:pPr>
             <w:r>
-              <w:t xml:space="preserve">· 파생변수 산출: 20~30대 비중(연령 컬럼 합÷총생활인구), </w:t>
-            </w:r>
-            <w:r>
-              <w:t>1인당 공영주차면수</w:t>
-            </w:r>
-            <w:r>
-              <w:t>(주차면수÷평균 생활인구), 상주-직장인구 비율</w:t>
-            </w:r>
+              <w:t>· 파생변수 산출: 20~30대 비중(연령 컬럼 합÷총생활인구), 1인당 공영주차면수(주차면수÷평균 생활인구), 상주-직장인구 비율, 비아파트 가구수(일반가구−아파트 가구)와 아파트 거주 비율</w:t>
+            </w:r>
+            <w:r/>
+            <w:r/>
           </w:p>
           <w:p>
             <w:pPr>
@@ -833,7 +857,7 @@
               <w:ind w:left="300" w:hanging="180"/>
             </w:pPr>
             <w:r>
-              <w:t>· 관심 장소 매칭: 이용자가 입력한 장소명을 카카오 로컬 API 키워드 검색으로 좌표화하고 SGIS 지오코딩으로 행정동에 매칭하여, 추천 동네와 이용자의 관심 장소를 함께 제시</w:t>
+              <w:t>· 거주형태 결합: 인구주택총조사 거처종류별 가구(행정동)를 행정동명 크로스워크로 패널에 결합하고, 비아파트 가구를 공영주차 실수요의 대리변수로 사용. 비공개 처리(X)된 소분류가 있어 합산 대신 차감(일반가구−아파트)으로 산출해 결측 전파를 막음</w:t>
             </w:r>
           </w:p>
           <w:p>
@@ -937,7 +961,7 @@
               <w:ind w:left="300" w:hanging="180"/>
             </w:pPr>
             <w:r>
-              <w:t>· 지도 앱의 개인 저장 목록은 외부 제공 API가 없어 계정 연동으로는 불러올 수 없음. 이용자가 장소명 목록을 직접 입력하는 방식으로 대체함</w:t>
+              <w:t>· 인구주택총조사 거처종류별 가구는 읍면동 단위가 5년 주기(끝자리 0·5)로만 공표되어 최신 시점은 2025년임. 생활인구(2026년)와 시점이 달라 재개발이 진행된 동은 아파트 비율이 과소 반영될 수 있음</w:t>
             </w:r>
             <w:r/>
           </w:p>
@@ -947,7 +971,7 @@
               <w:ind w:left="300" w:hanging="180"/>
             </w:pPr>
             <w:r>
-              <w:t>· 카카오맵 평점·리뷰는 내부 정책상 오픈API로 제공되지 않음(제휴로도 불가). 따라서 장소 추천은 평점 대신 상권분석 기반 음식점·카페·집객시설 밀도로 구성하고, 상세 정보는 카카오맵 링크로 연결함</w:t>
+              <w:t>· 총조사 세부 항목(연립·다세대 등)은 가구 수가 적으면 비공개(X)로 표기되어 단독 합산이 불가하며, 아파트 거주가 곧 주차 문제 해결을 뜻하지도 않음(노후 아파트는 세대당 주차대수가 기준에 못 미침). 따라서 비아파트 가구는 실수요의 상한이 아닌 대리변수로 해석함</w:t>
             </w:r>
             <w:r/>
           </w:p>
@@ -1017,7 +1041,7 @@
               <w:ind w:left="300" w:hanging="180"/>
             </w:pPr>
             <w:r>
-              <w:t>· 관심 장소 입력 기능 지연 시 → 동네·시간대 추천까지만 제공하고, 장소 매칭은 2차 확장 범위로 분리</w:t>
+              <w:t>· 거처종류별 가구 확보 불가 시 → SGIS 주택통계 API(총 주택수, 행정동 단위 매년 제공)로 대체하되 주택 종류 구분이 없으므로 아파트 비율은 자치구 단위 값으로 근사</w:t>
             </w:r>
           </w:p>
         </w:tc>
@@ -2556,6 +2580,219 @@
                 </w:p>
               </w:tc>
             </w:tr>
+            <w:tr>
+              <w:tc>
+                <w:tcPr>
+                  <w:tcW w:w="1380" w:type="dxa"/>
+                  <w:tcMar>
+                    <w:top w:w="55" w:type="dxa"/>
+                    <w:left w:w="60" w:type="dxa"/>
+                    <w:bottom w:w="55" w:type="dxa"/>
+                    <w:right w:w="60" w:type="dxa"/>
+                  </w:tcMar>
+                </w:tcPr>
+                <w:p>
+                  <w:pPr>
+                    <w:rPr>
+                      <w:sz w:val="15"/>
+                      <w:szCs w:val="15"/>
+                    </w:rPr>
+                  </w:pPr>
+                  <w:r>
+                    <w:rPr>
+                      <w:rFonts w:hint="eastAsia"/>
+                      <w:sz w:val="15"/>
+                      <w:szCs w:val="15"/>
+                    </w:rPr>
+                    <w:t>인구주택총조사 거처의 종류별 가구(행정동)</w:t>
+                  </w:r>
+                  <w:r>
+                    <w:rPr>
+                      <w:sz w:val="15"/>
+                      <w:szCs w:val="15"/>
+                    </w:rPr>
+                  </w:r>
+                </w:p>
+              </w:tc>
+              <w:tc>
+                <w:tcPr>
+                  <w:tcW w:w="980" w:type="dxa"/>
+                  <w:tcMar>
+                    <w:top w:w="55" w:type="dxa"/>
+                    <w:left w:w="60" w:type="dxa"/>
+                    <w:bottom w:w="55" w:type="dxa"/>
+                    <w:right w:w="60" w:type="dxa"/>
+                  </w:tcMar>
+                </w:tcPr>
+                <w:p>
+                  <w:pPr>
+                    <w:rPr>
+                      <w:sz w:val="15"/>
+                      <w:szCs w:val="15"/>
+                    </w:rPr>
+                  </w:pPr>
+                  <w:r>
+                    <w:rPr>
+                      <w:rFonts w:hint="eastAsia"/>
+                      <w:sz w:val="15"/>
+                      <w:szCs w:val="15"/>
+                    </w:rPr>
+                    <w:t>KOSIS 국가통계포털</w:t>
+                  </w:r>
+                  <w:r>
+                    <w:rPr>
+                      <w:sz w:val="15"/>
+                      <w:szCs w:val="15"/>
+                    </w:rPr>
+                  </w:r>
+                </w:p>
+              </w:tc>
+              <w:tc>
+                <w:tcPr>
+                  <w:tcW w:w="660" w:type="dxa"/>
+                  <w:tcMar>
+                    <w:top w:w="55" w:type="dxa"/>
+                    <w:left w:w="60" w:type="dxa"/>
+                    <w:bottom w:w="55" w:type="dxa"/>
+                    <w:right w:w="60" w:type="dxa"/>
+                  </w:tcMar>
+                </w:tcPr>
+                <w:p>
+                  <w:pPr>
+                    <w:rPr>
+                      <w:sz w:val="15"/>
+                      <w:szCs w:val="15"/>
+                    </w:rPr>
+                  </w:pPr>
+                  <w:r>
+                    <w:rPr>
+                      <w:sz w:val="15"/>
+                      <w:szCs w:val="15"/>
+                    </w:rPr>
+                    <w:t>FILE</w:t>
+                  </w:r>
+                </w:p>
+              </w:tc>
+              <w:tc>
+                <w:tcPr>
+                  <w:tcW w:w="680" w:type="dxa"/>
+                  <w:tcMar>
+                    <w:top w:w="55" w:type="dxa"/>
+                    <w:left w:w="60" w:type="dxa"/>
+                    <w:bottom w:w="55" w:type="dxa"/>
+                    <w:right w:w="60" w:type="dxa"/>
+                  </w:tcMar>
+                </w:tcPr>
+                <w:p>
+                  <w:pPr>
+                    <w:rPr>
+                      <w:sz w:val="15"/>
+                      <w:szCs w:val="15"/>
+                    </w:rPr>
+                  </w:pPr>
+                  <w:r>
+                    <w:rPr>
+                      <w:sz w:val="15"/>
+                      <w:szCs w:val="15"/>
+                    </w:rPr>
+                    <w:t>CSV</w:t>
+                  </w:r>
+                </w:p>
+              </w:tc>
+              <w:tc>
+                <w:tcPr>
+                  <w:tcW w:w="500" w:type="dxa"/>
+                  <w:tcMar>
+                    <w:top w:w="55" w:type="dxa"/>
+                    <w:left w:w="60" w:type="dxa"/>
+                    <w:bottom w:w="55" w:type="dxa"/>
+                    <w:right w:w="60" w:type="dxa"/>
+                  </w:tcMar>
+                </w:tcPr>
+                <w:p>
+                  <w:pPr>
+                    <w:rPr>
+                      <w:sz w:val="15"/>
+                      <w:szCs w:val="15"/>
+                    </w:rPr>
+                  </w:pPr>
+                  <w:r>
+                    <w:rPr>
+                      <w:rFonts w:hint="eastAsia"/>
+                      <w:sz w:val="15"/>
+                      <w:szCs w:val="15"/>
+                    </w:rPr>
+                    <w:t>5년(끝자리 0·5)</w:t>
+                  </w:r>
+                </w:p>
+              </w:tc>
+              <w:tc>
+                <w:tcPr>
+                  <w:tcW w:w="1420" w:type="dxa"/>
+                  <w:tcMar>
+                    <w:top w:w="55" w:type="dxa"/>
+                    <w:left w:w="60" w:type="dxa"/>
+                    <w:bottom w:w="55" w:type="dxa"/>
+                    <w:right w:w="60" w:type="dxa"/>
+                  </w:tcMar>
+                </w:tcPr>
+                <w:p>
+                  <w:pPr>
+                    <w:rPr>
+                      <w:sz w:val="15"/>
+                      <w:szCs w:val="15"/>
+                    </w:rPr>
+                  </w:pPr>
+                  <w:r>
+                    <w:rPr>
+                      <w:rFonts w:hint="eastAsia"/>
+                      <w:sz w:val="15"/>
+                      <w:szCs w:val="15"/>
+                    </w:rPr>
+                    <w:t>행정구역 ‘최하위레벨 선택’으로 서울 427개 동 조회 후 다운로드</w:t>
+                  </w:r>
+                  <w:r>
+                    <w:rPr>
+                      <w:sz w:val="15"/>
+                      <w:szCs w:val="15"/>
+                    </w:rPr>
+                  </w:r>
+                </w:p>
+              </w:tc>
+              <w:tc>
+                <w:tcPr>
+                  <w:tcW w:w="1380" w:type="dxa"/>
+                  <w:tcMar>
+                    <w:top w:w="55" w:type="dxa"/>
+                    <w:left w:w="60" w:type="dxa"/>
+                    <w:bottom w:w="55" w:type="dxa"/>
+                    <w:right w:w="60" w:type="dxa"/>
+                  </w:tcMar>
+                </w:tcPr>
+                <w:p>
+                  <w:pPr>
+                    <w:rPr>
+                      <w:sz w:val="15"/>
+                      <w:szCs w:val="15"/>
+                    </w:rPr>
+                  </w:pPr>
+                  <w:r>
+                    <w:rPr>
+                      <w:rFonts w:hint="eastAsia"/>
+                      <w:sz w:val="15"/>
+                      <w:szCs w:val="15"/>
+                    </w:rPr>
+                    <w:t>2025년 기준. 일반가구·단독·아파트·연립·다세대 등. 비아파트 가구 산출용</w:t>
+                  </w:r>
+                  <w:r>
+                    <w:rPr>
+                      <w:sz w:val="15"/>
+                      <w:szCs w:val="15"/>
+                    </w:rPr>
+                  </w:r>
+                </w:p>
+              </w:tc>
+            </w:tr>
           </w:tbl>
           <w:p>
             <w:pPr>
@@ -2571,16 +2808,16 @@
                 <w:b/>
                 <w:bCs/>
               </w:rPr>
-              <w:t>2. 분석 변수 (총 10개)</w:t>
-            </w:r>
-          </w:p>
-          <w:p>
-            <w:pPr>
-              <w:spacing w:after="50" w:line="280" w:lineRule="auto"/>
-              <w:ind w:left="300" w:hanging="180"/>
-            </w:pPr>
-            <w:r>
-              <w:t>· 인구: 총생활인구, 20~30대 비중, 상주인구, 직장인구</w:t>
+              <w:t>2. 분석 변수 (총 12개)</w:t>
+            </w:r>
+          </w:p>
+          <w:p>
+            <w:pPr>
+              <w:spacing w:after="50" w:line="280" w:lineRule="auto"/>
+              <w:ind w:left="300" w:hanging="180"/>
+            </w:pPr>
+            <w:r>
+              <w:t>· 인구·가구: 총생활인구, 20~30대 비중, 상주인구, 직장인구, 비아파트 가구수, 아파트 거주 비율</w:t>
             </w:r>
           </w:p>
           <w:p>
@@ -2634,19 +2871,17 @@
               <w:ind w:left="300" w:hanging="180"/>
             </w:pPr>
             <w:r>
-              <w:t xml:space="preserve">· 원본은 data/raw에 저장하고, </w:t>
-            </w:r>
-            <w:r>
-              <w:t>행정동×요일(7)×시간대(4구간)로 집계한 결과를 data/processed에 별도 저장하여 대시보드 조회 성능을 확보함. 시간대는 아침(06-11)·점심(11-14)·오후(14-18)·저녁밤(18-24)</w:t>
-            </w:r>
-          </w:p>
-          <w:p>
-            <w:pPr>
-              <w:spacing w:after="50" w:line="280" w:lineRule="auto"/>
-              <w:ind w:left="300" w:hanging="180"/>
-            </w:pPr>
-            <w:r>
-              <w:t>· 이용자 관심 장소 매칭에는 카카오 로컬 API(키워드 검색)를 사용함. 평점·리뷰는 제공되지 않으므로 장소명·좌표·주소·카테고리·상세페이지 링크만 활용함</w:t>
+              <w:t>· 원본은 data/raw에 저장하고, 행정동×요일(7)×시간대(5구간)로 집계한 결과를 data/processed에 별도 저장하여 대시보드 조회 성능을 확보함. 시간대는 오전(10-12)·점심(12-15)·오후(15-18)·저녁(18-21)·밤(21-24)이며, 나들이 수요가 없는 00~10시는 분석에서 제외함</w:t>
+            </w:r>
+            <w:r/>
+          </w:p>
+          <w:p>
+            <w:pPr>
+              <w:spacing w:after="50" w:line="280" w:lineRule="auto"/>
+              <w:ind w:left="300" w:hanging="180"/>
+            </w:pPr>
+            <w:r>
+              <w:t>· 인구주택총조사 거처종류별 가구는 KOSIS에서 서울 행정동 단위로 내려받아 data/external/census에 배치함 (행정구역 선택 시 ‘최하위레벨 선택’으로 427개 동 일괄 조회)</w:t>
             </w:r>
             <w:r/>
           </w:p>
@@ -2706,7 +2941,17 @@
               <w:ind w:left="300" w:hanging="180"/>
             </w:pPr>
             <w:r>
-              <w:t>· 탐색 비용 절감: 저장해 둔 방문 후보지를 하나씩 확인하지 않고 요일·시간대만 정하면 주차가 여유로운 동네와 코스를 좁힐 수 있어, 만차로 인한 재탐색·우회 시간을 사전에 회피할 수 있음</w:t>
+              <w:t>· 탐색 비용 절감: 요일·시간대만 정하면 주차가 여유로운 동네를 좁힐 수 있어, 만차로 인한 재탐색·우회 시간을 사전에 회피할 수 있음</w:t>
+            </w:r>
+            <w:r/>
+          </w:p>
+          <w:p>
+            <w:pPr>
+              <w:spacing w:after="50" w:line="280" w:lineRule="auto"/>
+              <w:ind w:left="300" w:hanging="180"/>
+            </w:pPr>
+            <w:r>
+              <w:t>· 정책적 활용: 유동수요와 정주수요를 구분해 공급 부족 행정동 목록을 제시함으로써 공영주차장 확충 우선순위 검토의 기초 자료로 활용 가능. 특히 아파트 밀집지를 확충 대상에서 걸러내어 예산 배분의 오판을 줄일 수 있음</w:t>
             </w:r>
             <w:r/>
           </w:p>

--- a/submission/01_보고서/분석_아이디어_기획서_문지영.docx
+++ b/submission/01_보고서/분석_아이디어_기획서_문지영.docx
@@ -1,6 +1,6 @@
 
 <file path=word/document.xml><?xml version="1.0" encoding="utf-8"?>
-<w:document xmlns:wpc="http://schemas.microsoft.com/office/word/2010/wordprocessingCanvas" xmlns:cx="http://schemas.microsoft.com/office/drawing/2014/chartex" xmlns:cx1="http://schemas.microsoft.com/office/drawing/2015/9/8/chartex" xmlns:cx2="http://schemas.microsoft.com/office/drawing/2015/10/21/chartex" xmlns:cx3="http://schemas.microsoft.com/office/drawing/2016/5/9/chartex" xmlns:cx4="http://schemas.microsoft.com/office/drawing/2016/5/10/chartex" xmlns:cx5="http://schemas.microsoft.com/office/drawing/2016/5/11/chartex" xmlns:cx6="http://schemas.microsoft.com/office/drawing/2016/5/12/chartex" xmlns:cx7="http://schemas.microsoft.com/office/drawing/2016/5/13/chartex" xmlns:cx8="http://schemas.microsoft.com/office/drawing/2016/5/14/chartex" xmlns:mc="http://schemas.openxmlformats.org/markup-compatibility/2006" xmlns:aink="http://schemas.microsoft.com/office/drawing/2016/ink" xmlns:am3d="http://schemas.microsoft.com/office/drawing/2017/model3d" xmlns:o="urn:schemas-microsoft-com:office:office" xmlns:r="http://schemas.openxmlformats.org/officeDocument/2006/relationships" xmlns:m="http://schemas.openxmlformats.org/officeDocument/2006/math" xmlns:v="urn:schemas-microsoft-com:vml" xmlns:wp14="http://schemas.microsoft.com/office/word/2010/wordprocessingDrawing" xmlns:wp="http://schemas.openxmlformats.org/drawingml/2006/wordprocessingDrawing" xmlns:w10="urn:schemas-microsoft-com:office:word" xmlns:w="http://schemas.openxmlformats.org/wordprocessingml/2006/main" xmlns:w14="http://schemas.microsoft.com/office/word/2010/wordml" xmlns:w15="http://schemas.microsoft.com/office/word/2012/wordml" xmlns:w16cex="http://schemas.microsoft.com/office/word/2018/wordml/cex" xmlns:w16cid="http://schemas.microsoft.com/office/word/2016/wordml/cid" xmlns:w16="http://schemas.microsoft.com/office/word/2018/wordml" xmlns:w16sdtdh="http://schemas.microsoft.com/office/word/2020/wordml/sdtdatahash" xmlns:w16se="http://schemas.microsoft.com/office/word/2015/wordml/symex" xmlns:wpg="http://schemas.microsoft.com/office/word/2010/wordprocessingGroup" xmlns:wpi="http://schemas.microsoft.com/office/word/2010/wordprocessingInk" xmlns:wne="http://schemas.microsoft.com/office/word/2006/wordml" xmlns:wps="http://schemas.microsoft.com/office/word/2010/wordprocessingShape" mc:Ignorable="w14 w15 w16se w16cid w16 w16cex w16sdtdh wp14">
+<w:document xmlns:wpc="http://schemas.microsoft.com/office/word/2010/wordprocessingCanvas" xmlns:mc="http://schemas.openxmlformats.org/markup-compatibility/2006" xmlns:o="urn:schemas-microsoft-com:office:office" xmlns:r="http://schemas.openxmlformats.org/officeDocument/2006/relationships" xmlns:m="http://schemas.openxmlformats.org/officeDocument/2006/math" xmlns:v="urn:schemas-microsoft-com:vml" xmlns:wp14="http://schemas.microsoft.com/office/word/2010/wordprocessingDrawing" xmlns:wp="http://schemas.openxmlformats.org/drawingml/2006/wordprocessingDrawing" xmlns:w10="urn:schemas-microsoft-com:office:word" xmlns:w="http://schemas.openxmlformats.org/wordprocessingml/2006/main" xmlns:w14="http://schemas.microsoft.com/office/word/2010/wordml" xmlns:w15="http://schemas.microsoft.com/office/word/2012/wordml" xmlns:w16se="http://schemas.microsoft.com/office/word/2015/wordml/symex" xmlns:w16cid="http://schemas.microsoft.com/office/word/2016/wordml/cid" xmlns:w16="http://schemas.microsoft.com/office/word/2018/wordml" xmlns:w16cex="http://schemas.microsoft.com/office/word/2018/wordml/cex" xmlns:w16sdtdh="http://schemas.microsoft.com/office/word/2020/wordml/sdtdatahash" xmlns:wne="http://schemas.microsoft.com/office/word/2006/wordml" xmlns:wpg="http://schemas.microsoft.com/office/word/2010/wordprocessingGroup" xmlns:wps="http://schemas.microsoft.com/office/word/2010/wordprocessingShape" mc:Ignorable="w14 w15 w16se w16cid w16 w16cex w16sdtdh wp14">
   <w:body>
     <w:p>
       <w:pPr>
@@ -8,6 +8,7 @@
       </w:pPr>
       <w:r>
         <w:rPr>
+          <w:rFonts w:ascii="맑은 고딕" w:hAnsi="맑은 고딕" w:eastAsia="맑은 고딕" w:cs="맑은 고딕"/>
           <w:b/>
           <w:bCs/>
           <w:sz w:val="28"/>
@@ -31,7 +32,6 @@
           <w:left w:w="10" w:type="dxa"/>
           <w:right w:w="10" w:type="dxa"/>
         </w:tblCellMar>
-        <w:tblLook w:val="0000" w:firstRow="0" w:lastRow="0" w:firstColumn="0" w:lastColumn="0" w:noHBand="0" w:noVBand="0"/>
       </w:tblPr>
       <w:tblGrid>
         <w:gridCol w:w="1700"/>
@@ -42,7 +42,13 @@
           <w:tcPr>
             <w:tcW w:w="9000" w:type="dxa"/>
             <w:gridSpan w:val="2"/>
-            <w:shd w:val="clear" w:color="auto" w:fill="D9D9D9"/>
+            <w:tcBorders>
+              <w:top w:val="single" w:sz="4" w:space="0" w:color="auto"/>
+              <w:left w:val="single" w:sz="4" w:space="0" w:color="auto"/>
+              <w:bottom w:val="single" w:sz="4" w:space="0" w:color="auto"/>
+              <w:right w:val="single" w:sz="4" w:space="0" w:color="auto"/>
+            </w:tcBorders>
+            <w:shd w:val="clear" w:fill="D9D9D9"/>
             <w:tcMar>
               <w:top w:w="90" w:type="dxa"/>
               <w:left w:w="130" w:type="dxa"/>
@@ -57,6 +63,7 @@
             </w:pPr>
             <w:r>
               <w:rPr>
+                <w:rFonts w:ascii="맑은 고딕" w:hAnsi="맑은 고딕" w:eastAsia="맑은 고딕" w:cs="맑은 고딕"/>
                 <w:b/>
                 <w:bCs/>
                 <w:sz w:val="24"/>
@@ -71,7 +78,13 @@
         <w:tc>
           <w:tcPr>
             <w:tcW w:w="1700" w:type="dxa"/>
-            <w:shd w:val="clear" w:color="auto" w:fill="F2F2F2"/>
+            <w:tcBorders>
+              <w:top w:val="single" w:sz="4" w:space="0" w:color="auto"/>
+              <w:left w:val="single" w:sz="4" w:space="0" w:color="auto"/>
+              <w:bottom w:val="single" w:sz="4" w:space="0" w:color="auto"/>
+              <w:right w:val="single" w:sz="4" w:space="0" w:color="auto"/>
+            </w:tcBorders>
+            <w:shd w:val="clear" w:fill="F2F2F2"/>
             <w:tcMar>
               <w:top w:w="90" w:type="dxa"/>
               <w:left w:w="130" w:type="dxa"/>
@@ -85,8 +98,11 @@
             </w:pPr>
             <w:r>
               <w:rPr>
+                <w:rFonts w:ascii="맑은 고딕" w:hAnsi="맑은 고딕" w:eastAsia="맑은 고딕" w:cs="맑은 고딕"/>
                 <w:b/>
                 <w:bCs/>
+                <w:sz w:val="19"/>
+                <w:szCs w:val="19"/>
               </w:rPr>
               <w:t>아이디어명</w:t>
             </w:r>
@@ -95,6 +111,12 @@
         <w:tc>
           <w:tcPr>
             <w:tcW w:w="7300" w:type="dxa"/>
+            <w:tcBorders>
+              <w:top w:val="single" w:sz="4" w:space="0" w:color="auto"/>
+              <w:left w:val="single" w:sz="4" w:space="0" w:color="auto"/>
+              <w:bottom w:val="single" w:sz="4" w:space="0" w:color="auto"/>
+              <w:right w:val="single" w:sz="4" w:space="0" w:color="auto"/>
+            </w:tcBorders>
             <w:tcMar>
               <w:top w:w="90" w:type="dxa"/>
               <w:left w:w="130" w:type="dxa"/>
@@ -108,7 +130,7 @@
             </w:pPr>
             <w:r>
               <w:rPr>
-                <w:rFonts w:ascii="Arial" w:hAnsi="Arial" w:cs="Arial"/>
+                <w:rFonts w:ascii="Arial" w:hAnsi="Arial" w:eastAsia="맑은 고딕" w:cs="Arial"/>
                 <w:color w:val="000000"/>
                 <w:sz w:val="20"/>
                 <w:szCs w:val="20"/>
@@ -266,7 +288,13 @@
         <w:tc>
           <w:tcPr>
             <w:tcW w:w="1700" w:type="dxa"/>
-            <w:shd w:val="clear" w:color="auto" w:fill="F2F2F2"/>
+            <w:tcBorders>
+              <w:top w:val="single" w:sz="4" w:space="0" w:color="auto"/>
+              <w:left w:val="single" w:sz="4" w:space="0" w:color="auto"/>
+              <w:bottom w:val="single" w:sz="4" w:space="0" w:color="auto"/>
+              <w:right w:val="single" w:sz="4" w:space="0" w:color="auto"/>
+            </w:tcBorders>
+            <w:shd w:val="clear" w:fill="F2F2F2"/>
             <w:tcMar>
               <w:top w:w="90" w:type="dxa"/>
               <w:left w:w="130" w:type="dxa"/>
@@ -280,8 +308,11 @@
             </w:pPr>
             <w:r>
               <w:rPr>
+                <w:rFonts w:ascii="맑은 고딕" w:hAnsi="맑은 고딕" w:eastAsia="맑은 고딕" w:cs="맑은 고딕"/>
                 <w:b/>
                 <w:bCs/>
+                <w:sz w:val="19"/>
+                <w:szCs w:val="19"/>
               </w:rPr>
               <w:t>제안자</w:t>
             </w:r>
@@ -290,6 +321,12 @@
         <w:tc>
           <w:tcPr>
             <w:tcW w:w="7300" w:type="dxa"/>
+            <w:tcBorders>
+              <w:top w:val="single" w:sz="4" w:space="0" w:color="auto"/>
+              <w:left w:val="single" w:sz="4" w:space="0" w:color="auto"/>
+              <w:bottom w:val="single" w:sz="4" w:space="0" w:color="auto"/>
+              <w:right w:val="single" w:sz="4" w:space="0" w:color="auto"/>
+            </w:tcBorders>
             <w:tcMar>
               <w:top w:w="90" w:type="dxa"/>
               <w:left w:w="130" w:type="dxa"/>
@@ -302,6 +339,11 @@
               <w:spacing w:line="280" w:lineRule="auto"/>
             </w:pPr>
             <w:r>
+              <w:rPr>
+                <w:rFonts w:ascii="맑은 고딕" w:hAnsi="맑은 고딕" w:eastAsia="맑은 고딕" w:cs="맑은 고딕"/>
+                <w:sz w:val="19"/>
+                <w:szCs w:val="19"/>
+              </w:rPr>
               <w:t>문지영</w:t>
             </w:r>
           </w:p>
@@ -328,7 +370,6 @@
           <w:left w:w="10" w:type="dxa"/>
           <w:right w:w="10" w:type="dxa"/>
         </w:tblCellMar>
-        <w:tblLook w:val="0000" w:firstRow="0" w:lastRow="0" w:firstColumn="0" w:lastColumn="0" w:noHBand="0" w:noVBand="0"/>
       </w:tblPr>
       <w:tblGrid>
         <w:gridCol w:w="1700"/>
@@ -338,7 +379,13 @@
         <w:tc>
           <w:tcPr>
             <w:tcW w:w="1700" w:type="dxa"/>
-            <w:shd w:val="clear" w:color="auto" w:fill="F2F2F2"/>
+            <w:tcBorders>
+              <w:top w:val="single" w:sz="4" w:space="0" w:color="auto"/>
+              <w:left w:val="single" w:sz="4" w:space="0" w:color="auto"/>
+              <w:bottom w:val="single" w:sz="4" w:space="0" w:color="auto"/>
+              <w:right w:val="single" w:sz="4" w:space="0" w:color="auto"/>
+            </w:tcBorders>
+            <w:shd w:val="clear" w:fill="F2F2F2"/>
             <w:tcMar>
               <w:top w:w="90" w:type="dxa"/>
               <w:left w:w="130" w:type="dxa"/>
@@ -352,8 +399,11 @@
             </w:pPr>
             <w:r>
               <w:rPr>
+                <w:rFonts w:ascii="맑은 고딕" w:hAnsi="맑은 고딕" w:eastAsia="맑은 고딕" w:cs="맑은 고딕"/>
                 <w:b/>
                 <w:bCs/>
+                <w:sz w:val="19"/>
+                <w:szCs w:val="19"/>
               </w:rPr>
               <w:t>요약</w:t>
             </w:r>
@@ -362,6 +412,12 @@
         <w:tc>
           <w:tcPr>
             <w:tcW w:w="7300" w:type="dxa"/>
+            <w:tcBorders>
+              <w:top w:val="single" w:sz="4" w:space="0" w:color="auto"/>
+              <w:left w:val="single" w:sz="4" w:space="0" w:color="auto"/>
+              <w:bottom w:val="single" w:sz="4" w:space="0" w:color="auto"/>
+              <w:right w:val="single" w:sz="4" w:space="0" w:color="auto"/>
+            </w:tcBorders>
             <w:tcMar>
               <w:top w:w="90" w:type="dxa"/>
               <w:left w:w="130" w:type="dxa"/>
@@ -373,19 +429,14 @@
             <w:pPr>
               <w:spacing w:line="280" w:lineRule="auto"/>
             </w:pPr>
-          </w:p>
-          <w:p>
-            <w:pPr>
-              <w:spacing w:line="280" w:lineRule="auto"/>
-            </w:pPr>
-            <w:r>
+            <w:r>
+              <w:rPr>
+                <w:rFonts w:ascii="맑은 고딕" w:hAnsi="맑은 고딕" w:eastAsia="맑은 고딕" w:cs="맑은 고딕"/>
+                <w:sz w:val="19"/>
+                <w:szCs w:val="19"/>
+              </w:rPr>
               <w:t>서울 행정동 단위의 생활인구·거주형태·상권·공영주차장 데이터를 결합하여 공영주차 수급 불균형을 진단함. 유동수요(생활인구)와 정주수요(부설주차장이 없는 비아파트 가구)를 함께 보아 기대 공급 대비 과부족 지역을 회귀 잔차로 식별하고, 나들이 이용자에게는 방문 동네·시간대를, 주차 정책 담당자에게는 확충 우선순위와 판정 오류를 걸러낼 기준을 제시함</w:t>
             </w:r>
-          </w:p>
-          <w:p>
-            <w:pPr>
-              <w:spacing w:line="280" w:lineRule="auto"/>
-            </w:pPr>
           </w:p>
         </w:tc>
       </w:tr>
@@ -393,7 +444,13 @@
         <w:tc>
           <w:tcPr>
             <w:tcW w:w="1700" w:type="dxa"/>
-            <w:shd w:val="clear" w:color="auto" w:fill="F2F2F2"/>
+            <w:tcBorders>
+              <w:top w:val="single" w:sz="4" w:space="0" w:color="auto"/>
+              <w:left w:val="single" w:sz="4" w:space="0" w:color="auto"/>
+              <w:bottom w:val="single" w:sz="4" w:space="0" w:color="auto"/>
+              <w:right w:val="single" w:sz="4" w:space="0" w:color="auto"/>
+            </w:tcBorders>
+            <w:shd w:val="clear" w:fill="F2F2F2"/>
             <w:tcMar>
               <w:top w:w="90" w:type="dxa"/>
               <w:left w:w="130" w:type="dxa"/>
@@ -407,8 +464,11 @@
             </w:pPr>
             <w:r>
               <w:rPr>
+                <w:rFonts w:ascii="맑은 고딕" w:hAnsi="맑은 고딕" w:eastAsia="맑은 고딕" w:cs="맑은 고딕"/>
                 <w:b/>
                 <w:bCs/>
+                <w:sz w:val="19"/>
+                <w:szCs w:val="19"/>
               </w:rPr>
               <w:t>필요성 및 목적</w:t>
             </w:r>
@@ -417,6 +477,12 @@
         <w:tc>
           <w:tcPr>
             <w:tcW w:w="7300" w:type="dxa"/>
+            <w:tcBorders>
+              <w:top w:val="single" w:sz="4" w:space="0" w:color="auto"/>
+              <w:left w:val="single" w:sz="4" w:space="0" w:color="auto"/>
+              <w:bottom w:val="single" w:sz="4" w:space="0" w:color="auto"/>
+              <w:right w:val="single" w:sz="4" w:space="0" w:color="auto"/>
+            </w:tcBorders>
             <w:tcMar>
               <w:top w:w="90" w:type="dxa"/>
               <w:left w:w="130" w:type="dxa"/>
@@ -430,6 +496,7 @@
             </w:pPr>
             <w:r>
               <w:rPr>
+                <w:rFonts w:ascii="맑은 고딕" w:hAnsi="맑은 고딕" w:eastAsia="맑은 고딕" w:cs="맑은 고딕"/>
                 <w:b/>
                 <w:bCs/>
                 <w:sz w:val="20"/>
@@ -443,6 +510,11 @@
               <w:spacing w:after="60" w:line="280" w:lineRule="auto"/>
             </w:pPr>
             <w:r>
+              <w:rPr>
+                <w:rFonts w:ascii="맑은 고딕" w:hAnsi="맑은 고딕" w:eastAsia="맑은 고딕" w:cs="맑은 고딕"/>
+                <w:sz w:val="19"/>
+                <w:szCs w:val="19"/>
+              </w:rPr>
               <w:t>주말 여가 통행에서 자가용 이용 비중이 높으나, 서울 시내 주차 공급은 상주인구 기준으로 설계되어 유동인구가 몰리는 지역일수록 주차 수급 불균형이 발생함. 기존 주차 정보 서비스(모두의주차장, 서울주차정보 등)는 이미 목적지가 정해진 이용자에게 '주변 주차장을 찾아주는' 검색 서비스이며, 목적지를 정하기 이전 단계의 의사결정은 지원하지 않음. 한편 행정 측면에서도 공영주차장 확충 우선순위를 판단할 정량 근거가 부족한데, 생활인구만으로 수요를 재면 부설주차장을 갖춘 아파트 거주자까지 수요로 계산되어 실수요가 과대 추정됨.</w:t>
             </w:r>
           </w:p>
@@ -452,6 +524,7 @@
             </w:pPr>
             <w:r>
               <w:rPr>
+                <w:rFonts w:ascii="맑은 고딕" w:hAnsi="맑은 고딕" w:eastAsia="맑은 고딕" w:cs="맑은 고딕"/>
                 <w:b/>
                 <w:bCs/>
                 <w:sz w:val="20"/>
@@ -466,6 +539,11 @@
               <w:ind w:left="300" w:hanging="180"/>
             </w:pPr>
             <w:r>
+              <w:rPr>
+                <w:rFonts w:ascii="맑은 고딕" w:hAnsi="맑은 고딕" w:eastAsia="맑은 고딕" w:cs="맑은 고딕"/>
+                <w:sz w:val="19"/>
+                <w:szCs w:val="19"/>
+              </w:rPr>
               <w:t>· [주 사용자] 나들이를 계획하는 서울·수도권 자가용 이용자. 방문 후보지가 여럿이라 특정 목적지를 고집하지 않으며, 목적지 자체보다 만차로 허비하는 시간을 피하는 것이 우선임</w:t>
             </w:r>
           </w:p>
@@ -475,6 +553,11 @@
               <w:ind w:left="300" w:hanging="180"/>
             </w:pPr>
             <w:r>
+              <w:rPr>
+                <w:rFonts w:ascii="맑은 고딕" w:hAnsi="맑은 고딕" w:eastAsia="맑은 고딕" w:cs="맑은 고딕"/>
+                <w:sz w:val="19"/>
+                <w:szCs w:val="19"/>
+              </w:rPr>
               <w:t xml:space="preserve">  방문 요일과 시간대를 비교적 자유롭게 조정할 수 있으므로, '어디에 갈지'를 먼저 정하고 주차를 걱정하는 대신 '언제 갈 수 있는지'를 먼저 정하고 그 시점에 주차가 여유로운 동네를 고르는 방식을 필요로 함</w:t>
             </w:r>
           </w:p>
@@ -484,6 +567,11 @@
               <w:ind w:left="300" w:hanging="180"/>
             </w:pPr>
             <w:r>
+              <w:rPr>
+                <w:rFonts w:ascii="맑은 고딕" w:hAnsi="맑은 고딕" w:eastAsia="맑은 고딕" w:cs="맑은 고딕"/>
+                <w:sz w:val="19"/>
+                <w:szCs w:val="19"/>
+              </w:rPr>
               <w:t>· [부 사용자] 자치구 주차 정책 담당자. 공영주차장 확충·재배치 대상지를 선정해야 하나, 현재 배치가 실수요를 반영하고 있는지 판단할 정량 근거가 없음</w:t>
             </w:r>
           </w:p>
@@ -493,6 +581,11 @@
               <w:ind w:left="300" w:hanging="180"/>
             </w:pPr>
             <w:r>
+              <w:rPr>
+                <w:rFonts w:ascii="맑은 고딕" w:hAnsi="맑은 고딕" w:eastAsia="맑은 고딕" w:cs="맑은 고딕"/>
+                <w:sz w:val="19"/>
+                <w:szCs w:val="19"/>
+              </w:rPr>
               <w:t xml:space="preserve">  특히 아파트 밀집지는 부설주차장이 있어 공영주차 실수요가 낮으므로, 유동인구만으로 대상지를 고르면 실수요가 없는 곳을 확충 대상으로 잘못 지목할 수 있음</w:t>
             </w:r>
           </w:p>
@@ -502,6 +595,7 @@
             </w:pPr>
             <w:r>
               <w:rPr>
+                <w:rFonts w:ascii="맑은 고딕" w:hAnsi="맑은 고딕" w:eastAsia="맑은 고딕" w:cs="맑은 고딕"/>
                 <w:b/>
                 <w:bCs/>
                 <w:sz w:val="20"/>
@@ -516,6 +610,11 @@
               <w:ind w:left="300" w:hanging="180"/>
             </w:pPr>
             <w:r>
+              <w:rPr>
+                <w:rFonts w:ascii="맑은 고딕" w:hAnsi="맑은 고딕" w:eastAsia="맑은 고딕" w:cs="맑은 고딕"/>
+                <w:sz w:val="19"/>
+                <w:szCs w:val="19"/>
+              </w:rPr>
               <w:t>· 의사결정 순서의 역전: 목적지를 먼저 정한 뒤 현장에서 주차난과 혼잡을 겪는 구조가 반복됨</w:t>
             </w:r>
           </w:p>
@@ -525,6 +624,11 @@
               <w:ind w:left="300" w:hanging="180"/>
             </w:pPr>
             <w:r>
+              <w:rPr>
+                <w:rFonts w:ascii="맑은 고딕" w:hAnsi="맑은 고딕" w:eastAsia="맑은 고딕" w:cs="맑은 고딕"/>
+                <w:sz w:val="19"/>
+                <w:szCs w:val="19"/>
+              </w:rPr>
               <w:t>· 시간 정보의 부재: 기존 서비스는 '지금 빈자리'만 제공할 뿐, 같은 지역이라도 시간대에 따라 혼잡도가 얼마나 달라지는지 알려주지 않음</w:t>
             </w:r>
           </w:p>
@@ -534,6 +638,11 @@
               <w:ind w:left="300" w:hanging="180"/>
             </w:pPr>
             <w:r>
+              <w:rPr>
+                <w:rFonts w:ascii="맑은 고딕" w:hAnsi="맑은 고딕" w:eastAsia="맑은 고딕" w:cs="맑은 고딕"/>
+                <w:sz w:val="19"/>
+                <w:szCs w:val="19"/>
+              </w:rPr>
               <w:t>· 선택 기준의 부재: 유동인구 대비 공영주차 공급이 부족한 지역이 어디인지 정량적으로 제시된 자료가 없어, 이용자는 붐빌 동네를 미리 걸러낼 수 없고 행정은 확충 우선순위를 정할 근거가 없음</w:t>
             </w:r>
             <w:r/>
@@ -544,6 +653,11 @@
               <w:ind w:left="300" w:hanging="180"/>
             </w:pPr>
             <w:r>
+              <w:rPr>
+                <w:rFonts w:ascii="맑은 고딕" w:hAnsi="맑은 고딕" w:eastAsia="맑은 고딕" w:cs="맑은 고딕"/>
+                <w:sz w:val="19"/>
+                <w:szCs w:val="19"/>
+              </w:rPr>
               <w:t>· 실수요와 유동수요의 혼재: 공영주차 수요는 부설주차장이 없는 가구(단독·연립·다세대 거주)에서 주로 발생하나, 기존 진단은 이를 구분하지 않아 아파트 단지를 공급 부족 지역으로 오판할 여지가 있음</w:t>
             </w:r>
             <w:r/>
@@ -554,6 +668,7 @@
             </w:pPr>
             <w:r>
               <w:rPr>
+                <w:rFonts w:ascii="맑은 고딕" w:hAnsi="맑은 고딕" w:eastAsia="맑은 고딕" w:cs="맑은 고딕"/>
                 <w:b/>
                 <w:bCs/>
                 <w:sz w:val="20"/>
@@ -568,9 +683,19 @@
               <w:ind w:left="300" w:hanging="180"/>
             </w:pPr>
             <w:r>
+              <w:rPr>
+                <w:rFonts w:ascii="맑은 고딕" w:hAnsi="맑은 고딕" w:eastAsia="맑은 고딕" w:cs="맑은 고딕"/>
+                <w:sz w:val="19"/>
+                <w:szCs w:val="19"/>
+              </w:rPr>
               <w:t xml:space="preserve">· </w:t>
             </w:r>
             <w:r>
+              <w:rPr>
+                <w:rFonts w:ascii="맑은 고딕" w:hAnsi="맑은 고딕" w:eastAsia="맑은 고딕" w:cs="맑은 고딕"/>
+                <w:sz w:val="19"/>
+                <w:szCs w:val="19"/>
+              </w:rPr>
               <w:t>매력도-공영주차공급 관계 규명: 상권 밀도 및 20~30대 생활인구 비중과 1인당 공영주차면수 간의 관계를 회귀분석으로 정량 검증</w:t>
             </w:r>
           </w:p>
@@ -580,6 +705,11 @@
               <w:ind w:left="300" w:hanging="180"/>
             </w:pPr>
             <w:r>
+              <w:rPr>
+                <w:rFonts w:ascii="맑은 고딕" w:hAnsi="맑은 고딕" w:eastAsia="맑은 고딕" w:cs="맑은 고딕"/>
+                <w:sz w:val="19"/>
+                <w:szCs w:val="19"/>
+              </w:rPr>
               <w:t>· 추천·회피 동네 구분: 생활인구로 예측한 기대 공급 대비 실제 공영주차 공급이 많은 동네(추천)와 부족한 동네(혼잡 주의)를 잔차 기준으로 구분</w:t>
             </w:r>
           </w:p>
@@ -589,16 +719,30 @@
               <w:ind w:left="300" w:hanging="180"/>
             </w:pPr>
             <w:r>
+              <w:rPr>
+                <w:rFonts w:ascii="맑은 고딕" w:hAnsi="맑은 고딕" w:eastAsia="맑은 고딕" w:cs="맑은 고딕"/>
+                <w:sz w:val="19"/>
+                <w:szCs w:val="19"/>
+              </w:rPr>
               <w:t>· 실수요 기반 확충 우선순위 도출: 인구주택총조사 거처종류별 가구로 비아파트 가구(부설주차장 미보유 추정)를 산출하고, 이를 기준으로 공급 부족 지역을 재판정하여 아파트 밀집지 오탐을 제거한 확충 후보지를 제시</w:t>
             </w:r>
           </w:p>
         </w:tc>
       </w:tr>
       <w:tr>
+        <w:trPr>
+          <w:trHeight w:val="28290" w:hRule="atLeast"/>
+        </w:trPr>
         <w:tc>
           <w:tcPr>
             <w:tcW w:w="1700" w:type="dxa"/>
-            <w:shd w:val="clear" w:color="auto" w:fill="F2F2F2"/>
+            <w:tcBorders>
+              <w:top w:val="single" w:sz="4" w:space="0" w:color="auto"/>
+              <w:left w:val="single" w:sz="4" w:space="0" w:color="auto"/>
+              <w:bottom w:val="single" w:sz="4" w:space="0" w:color="auto"/>
+              <w:right w:val="single" w:sz="4" w:space="0" w:color="auto"/>
+            </w:tcBorders>
+            <w:shd w:val="clear" w:fill="F2F2F2"/>
             <w:tcMar>
               <w:top w:w="90" w:type="dxa"/>
               <w:left w:w="130" w:type="dxa"/>
@@ -611,11 +755,14 @@
               <w:spacing w:line="280" w:lineRule="auto"/>
             </w:pPr>
             <w:r>
-              <w:rPr>
+              <w:lastRenderedPageBreak/>
+              <w:rPr>
+                <w:rFonts w:ascii="맑은 고딕" w:hAnsi="맑은 고딕" w:eastAsia="맑은 고딕" w:cs="맑은 고딕"/>
                 <w:b/>
                 <w:bCs/>
-              </w:rPr>
-              <w:lastRenderedPageBreak/>
+                <w:sz w:val="19"/>
+                <w:szCs w:val="19"/>
+              </w:rPr>
               <w:t>분석 목표</w:t>
             </w:r>
           </w:p>
@@ -623,6 +770,12 @@
         <w:tc>
           <w:tcPr>
             <w:tcW w:w="7300" w:type="dxa"/>
+            <w:tcBorders>
+              <w:top w:val="single" w:sz="4" w:space="0" w:color="auto"/>
+              <w:left w:val="single" w:sz="4" w:space="0" w:color="auto"/>
+              <w:bottom w:val="single" w:sz="4" w:space="0" w:color="auto"/>
+              <w:right w:val="single" w:sz="4" w:space="0" w:color="auto"/>
+            </w:tcBorders>
             <w:tcMar>
               <w:top w:w="90" w:type="dxa"/>
               <w:left w:w="130" w:type="dxa"/>
@@ -636,6 +789,7 @@
             </w:pPr>
             <w:r>
               <w:rPr>
+                <w:rFonts w:ascii="맑은 고딕" w:hAnsi="맑은 고딕" w:eastAsia="맑은 고딕" w:cs="맑은 고딕"/>
                 <w:b/>
                 <w:bCs/>
                 <w:sz w:val="20"/>
@@ -650,6 +804,11 @@
               <w:ind w:left="300" w:hanging="180"/>
             </w:pPr>
             <w:r>
+              <w:rPr>
+                <w:rFonts w:ascii="맑은 고딕" w:hAnsi="맑은 고딕" w:eastAsia="맑은 고딕" w:cs="맑은 고딕"/>
+                <w:sz w:val="19"/>
+                <w:szCs w:val="19"/>
+              </w:rPr>
               <w:t>· 혼잡 패턴 규명: 행정동×요일×시간대 단위로 생활인구 변동을 분석하여 지역별 피크 시간대를 파악</w:t>
             </w:r>
           </w:p>
@@ -659,6 +818,11 @@
               <w:ind w:left="300" w:hanging="180"/>
             </w:pPr>
             <w:r>
+              <w:rPr>
+                <w:rFonts w:ascii="맑은 고딕" w:hAnsi="맑은 고딕" w:eastAsia="맑은 고딕" w:cs="맑은 고딕"/>
+                <w:sz w:val="19"/>
+                <w:szCs w:val="19"/>
+              </w:rPr>
               <w:t>· 공영주차 수급 진단: 공영주차면수를 유동수요(생활인구)와 정주수요(비아파트 가구)로 각각 회귀한 뒤 잔차로 기대 대비 과부족 동네를 정량 구분하고, 두 기준의 판정 차이를 비교함. 민영·부설은 공개 데이터로 확보 불가하므로 ‘주차난 전반’이 아닌 ‘공영주차 수급’으로 해석함</w:t>
             </w:r>
             <w:r/>
@@ -669,6 +833,11 @@
               <w:ind w:left="300" w:hanging="180"/>
             </w:pPr>
             <w:r>
+              <w:rPr>
+                <w:rFonts w:ascii="맑은 고딕" w:hAnsi="맑은 고딕" w:eastAsia="맑은 고딕" w:cs="맑은 고딕"/>
+                <w:sz w:val="19"/>
+                <w:szCs w:val="19"/>
+              </w:rPr>
               <w:t>· 동네 유형 분류 및 지수화: 주성분분석과 군집분석을 통해 행정동을 유형화하고, 임의 가중치가 아닌 데이터 기반의 '나들이 적합도 지수'를 구성</w:t>
             </w:r>
           </w:p>
@@ -678,6 +847,7 @@
             </w:pPr>
             <w:r>
               <w:rPr>
+                <w:rFonts w:ascii="맑은 고딕" w:hAnsi="맑은 고딕" w:eastAsia="맑은 고딕" w:cs="맑은 고딕"/>
                 <w:b/>
                 <w:bCs/>
                 <w:sz w:val="20"/>
@@ -692,9 +862,19 @@
               <w:ind w:left="300" w:hanging="180"/>
             </w:pPr>
             <w:r>
+              <w:rPr>
+                <w:rFonts w:ascii="맑은 고딕" w:hAnsi="맑은 고딕" w:eastAsia="맑은 고딕" w:cs="맑은 고딕"/>
+                <w:sz w:val="19"/>
+                <w:szCs w:val="19"/>
+              </w:rPr>
               <w:t xml:space="preserve">· 가설 1. 주차 공급은 상주인구 기준으로 설계되어, </w:t>
             </w:r>
             <w:r>
+              <w:rPr>
+                <w:rFonts w:ascii="맑은 고딕" w:hAnsi="맑은 고딕" w:eastAsia="맑은 고딕" w:cs="맑은 고딕"/>
+                <w:sz w:val="19"/>
+                <w:szCs w:val="19"/>
+              </w:rPr>
               <w:t>유동인구가 많은 행정동일수록 1인당 공영주차면수가 낮을 것</w:t>
             </w:r>
           </w:p>
@@ -704,6 +884,11 @@
               <w:ind w:left="300" w:hanging="180"/>
             </w:pPr>
             <w:r>
+              <w:rPr>
+                <w:rFonts w:ascii="맑은 고딕" w:hAnsi="맑은 고딕" w:eastAsia="맑은 고딕" w:cs="맑은 고딕"/>
+                <w:sz w:val="19"/>
+                <w:szCs w:val="19"/>
+              </w:rPr>
               <w:t>· 가설 2. 행정동은 상주인구·직장인구 비율을 기준으로 복수의 유형(직장형·주거형·상권형 등)으로 구분되며(군집 수는 실루엣 계수로 결정), 유형에 따라 주차 여유의 요일·시간대 패턴이 서로 다르게 나타날 것</w:t>
             </w:r>
             <w:r/>
@@ -714,12 +899,27 @@
               <w:ind w:left="300" w:hanging="180"/>
             </w:pPr>
             <w:r>
+              <w:rPr>
+                <w:rFonts w:ascii="맑은 고딕" w:hAnsi="맑은 고딕" w:eastAsia="맑은 고딕" w:cs="맑은 고딕"/>
+                <w:sz w:val="19"/>
+                <w:szCs w:val="19"/>
+              </w:rPr>
               <w:t xml:space="preserve">· 가설 3. 20~30대 생활인구 비중 및 음식점 밀도와 </w:t>
             </w:r>
             <w:r>
+              <w:rPr>
+                <w:rFonts w:ascii="맑은 고딕" w:hAnsi="맑은 고딕" w:eastAsia="맑은 고딕" w:cs="맑은 고딕"/>
+                <w:sz w:val="19"/>
+                <w:szCs w:val="19"/>
+              </w:rPr>
               <w:t>1인당 공영주차면수</w:t>
             </w:r>
             <w:r>
+              <w:rPr>
+                <w:rFonts w:ascii="맑은 고딕" w:hAnsi="맑은 고딕" w:eastAsia="맑은 고딕" w:cs="맑은 고딕"/>
+                <w:sz w:val="19"/>
+                <w:szCs w:val="19"/>
+              </w:rPr>
               <w:t xml:space="preserve"> 사이에 음의 상관이 나타날 것</w:t>
             </w:r>
           </w:p>
@@ -729,6 +929,11 @@
               <w:ind w:left="300" w:hanging="180"/>
             </w:pPr>
             <w:r>
+              <w:rPr>
+                <w:rFonts w:ascii="맑은 고딕" w:hAnsi="맑은 고딕" w:eastAsia="맑은 고딕" w:cs="맑은 고딕"/>
+                <w:sz w:val="19"/>
+                <w:szCs w:val="19"/>
+              </w:rPr>
               <w:t>· 가설 4. 회귀선 상방에 매력도와 주차 여유를 동시에 갖춘 소수의 예외 지역이 존재할 것 (최종 추천 대상)</w:t>
             </w:r>
           </w:p>
@@ -738,6 +943,11 @@
               <w:ind w:left="300" w:hanging="180"/>
             </w:pPr>
             <w:r>
+              <w:rPr>
+                <w:rFonts w:ascii="맑은 고딕" w:hAnsi="맑은 고딕" w:eastAsia="맑은 고딕" w:cs="맑은 고딕"/>
+                <w:sz w:val="19"/>
+                <w:szCs w:val="19"/>
+              </w:rPr>
               <w:t>· 가설 5. 동일 행정동 내에서도 시간대 조정만으로 혼잡도가 유의하게 낮아지는 지역이 존재할 것</w:t>
             </w:r>
           </w:p>
@@ -747,6 +957,11 @@
               <w:ind w:left="300" w:hanging="180"/>
             </w:pPr>
             <w:r>
+              <w:rPr>
+                <w:rFonts w:ascii="맑은 고딕" w:hAnsi="맑은 고딕" w:eastAsia="맑은 고딕" w:cs="맑은 고딕"/>
+                <w:sz w:val="19"/>
+                <w:szCs w:val="19"/>
+              </w:rPr>
               <w:t>· 가설 6. 아파트 거주 비율이 높은 행정동은 부설주차장 보유로 공영주차 실수요가 낮으므로, 생활인구 기준 취약지역 판정에 오탐이 포함될 것이며 비아파트 가구 기준으로는 목록에서 제외될 것</w:t>
             </w:r>
           </w:p>
@@ -756,6 +971,7 @@
             </w:pPr>
             <w:r>
               <w:rPr>
+                <w:rFonts w:ascii="맑은 고딕" w:hAnsi="맑은 고딕" w:eastAsia="맑은 고딕" w:cs="맑은 고딕"/>
                 <w:b/>
                 <w:bCs/>
                 <w:sz w:val="20"/>
@@ -770,9 +986,19 @@
               <w:ind w:left="300" w:hanging="180"/>
             </w:pPr>
             <w:r>
+              <w:rPr>
+                <w:rFonts w:ascii="맑은 고딕" w:hAnsi="맑은 고딕" w:eastAsia="맑은 고딕" w:cs="맑은 고딕"/>
+                <w:sz w:val="19"/>
+                <w:szCs w:val="19"/>
+              </w:rPr>
               <w:t xml:space="preserve">· </w:t>
             </w:r>
             <w:r>
+              <w:rPr>
+                <w:rFonts w:ascii="맑은 고딕" w:hAnsi="맑은 고딕" w:eastAsia="맑은 고딕" w:cs="맑은 고딕"/>
+                <w:sz w:val="19"/>
+                <w:szCs w:val="19"/>
+              </w:rPr>
               <w:t>공간 결합: 주차장 데이터에 행정동코드가 없고 위경도도 결측(표준데이터 5.7%, 서울시 API 33.5%)이므로, SGIS 지오코딩(addr/geocodewgs84)으로 주소를 행정동코드로 직접 변환함. 배정률 100%, 경계코드와 100% 일치. 경계 데이터는 지도 시각화에 사용</w:t>
             </w:r>
           </w:p>
@@ -782,9 +1008,19 @@
               <w:ind w:left="300" w:hanging="180"/>
             </w:pPr>
             <w:r>
+              <w:rPr>
+                <w:rFonts w:ascii="맑은 고딕" w:hAnsi="맑은 고딕" w:eastAsia="맑은 고딕" w:cs="맑은 고딕"/>
+                <w:sz w:val="19"/>
+                <w:szCs w:val="19"/>
+              </w:rPr>
               <w:t>· 기초 통계 분석: 행정동×요일×시간대 생활인구의 평균·분산 비교</w:t>
             </w:r>
             <w:r>
+              <w:rPr>
+                <w:rFonts w:ascii="맑은 고딕" w:hAnsi="맑은 고딕" w:eastAsia="맑은 고딕" w:cs="맑은 고딕"/>
+                <w:sz w:val="19"/>
+                <w:szCs w:val="19"/>
+              </w:rPr>
               <w:t>, 요일-시간대 히트맵, 자치구별 분포 비교</w:t>
             </w:r>
           </w:p>
@@ -794,6 +1030,11 @@
               <w:ind w:left="300" w:hanging="180"/>
             </w:pPr>
             <w:r>
+              <w:rPr>
+                <w:rFonts w:ascii="맑은 고딕" w:hAnsi="맑은 고딕" w:eastAsia="맑은 고딕" w:cs="맑은 고딕"/>
+                <w:sz w:val="19"/>
+                <w:szCs w:val="19"/>
+              </w:rPr>
               <w:t>· 파생변수 산출: 20~30대 비중(연령 컬럼 합÷총생활인구), 1인당 공영주차면수(주차면수÷평균 생활인구), 상주-직장인구 비율, 비아파트 가구수(일반가구−아파트 가구)와 아파트 거주 비율</w:t>
             </w:r>
             <w:r/>
@@ -805,6 +1046,11 @@
               <w:ind w:left="300" w:hanging="180"/>
             </w:pPr>
             <w:r>
+              <w:rPr>
+                <w:rFonts w:ascii="맑은 고딕" w:hAnsi="맑은 고딕" w:eastAsia="맑은 고딕" w:cs="맑은 고딕"/>
+                <w:sz w:val="19"/>
+                <w:szCs w:val="19"/>
+              </w:rPr>
               <w:t>· 상관분석: 피어슨 상관계수 행렬 및 p-value를 함께 표기한 히트맵 작성</w:t>
             </w:r>
           </w:p>
@@ -814,12 +1060,27 @@
               <w:ind w:left="300" w:hanging="180"/>
             </w:pPr>
             <w:r>
+              <w:rPr>
+                <w:rFonts w:ascii="맑은 고딕" w:hAnsi="맑은 고딕" w:eastAsia="맑은 고딕" w:cs="맑은 고딕"/>
+                <w:sz w:val="19"/>
+                <w:szCs w:val="19"/>
+              </w:rPr>
               <w:t xml:space="preserve">· 회귀분석 및 잔차 진단: </w:t>
             </w:r>
             <w:r>
+              <w:rPr>
+                <w:rFonts w:ascii="맑은 고딕" w:hAnsi="맑은 고딕" w:eastAsia="맑은 고딕" w:cs="맑은 고딕"/>
+                <w:sz w:val="19"/>
+                <w:szCs w:val="19"/>
+              </w:rPr>
               <w:t>주차면수(정적)를 주말 피크 시간대 평균 생활인구로 회귀한 뒤 표준화 잔차를 산출하여 공급 과부족 지역을 식별</w:t>
             </w:r>
             <w:r>
+              <w:rPr>
+                <w:rFonts w:ascii="맑은 고딕" w:hAnsi="맑은 고딕" w:eastAsia="맑은 고딕" w:cs="맑은 고딕"/>
+                <w:sz w:val="19"/>
+                <w:szCs w:val="19"/>
+              </w:rPr>
               <w:t>. 다중회귀 확장 시 VIF로 다중공선성 점검</w:t>
             </w:r>
           </w:p>
@@ -829,16 +1090,35 @@
               <w:ind w:left="300" w:hanging="180"/>
             </w:pPr>
             <w:r>
+              <w:rPr>
+                <w:rFonts w:ascii="맑은 고딕" w:hAnsi="맑은 고딕" w:eastAsia="맑은 고딕" w:cs="맑은 고딕"/>
+                <w:sz w:val="19"/>
+                <w:szCs w:val="19"/>
+              </w:rPr>
               <w:t xml:space="preserve">· 주성분분석(PCA): Z-score 표준화 후 </w:t>
             </w:r>
             <w:r>
+              <w:rPr>
+                <w:rFonts w:ascii="맑은 고딕" w:hAnsi="맑은 고딕" w:eastAsia="맑은 고딕" w:cs="맑은 고딕"/>
+                <w:sz w:val="19"/>
+                <w:szCs w:val="19"/>
+              </w:rPr>
               <w:t>주성분을 추출하여 적합도 지수를 구성. 주성분은 분산 최대 방향일 뿐 그 자체가 적합도를 뜻하지 않으므로 로딩을 확인</w:t>
             </w:r>
             <w:r>
-              <w:lastRenderedPageBreak/>
+              <w:rPr>
+                <w:rFonts w:ascii="맑은 고딕" w:hAnsi="맑은 고딕" w:eastAsia="맑은 고딕" w:cs="맑은 고딕"/>
+                <w:sz w:val="19"/>
+                <w:szCs w:val="19"/>
+              </w:rPr>
               <w:t>해 해석하고 지수의 부호 방향을 명시적으로 고정함</w:t>
             </w:r>
             <w:r>
+              <w:rPr>
+                <w:rFonts w:ascii="맑은 고딕" w:hAnsi="맑은 고딕" w:eastAsia="맑은 고딕" w:cs="맑은 고딕"/>
+                <w:sz w:val="19"/>
+                <w:szCs w:val="19"/>
+              </w:rPr>
               <w:t>. Min-Max 대비 Z-score를 사용하는 이유는 명동·강남 등 극단값이 존재하여 Min-Max 적용 시 나머지 지역의 분포가 압축되기 때문</w:t>
             </w:r>
           </w:p>
@@ -848,6 +1128,11 @@
               <w:ind w:left="300" w:hanging="180"/>
             </w:pPr>
             <w:r>
+              <w:rPr>
+                <w:rFonts w:ascii="맑은 고딕" w:hAnsi="맑은 고딕" w:eastAsia="맑은 고딕" w:cs="맑은 고딕"/>
+                <w:sz w:val="19"/>
+                <w:szCs w:val="19"/>
+              </w:rPr>
               <w:t>· 군집분석(K-means): 실루엣 계수로 군집 수 k를 결정하고, 군집별 변수 평균을 레이더 차트로 비교</w:t>
             </w:r>
           </w:p>
@@ -857,15 +1142,26 @@
               <w:ind w:left="300" w:hanging="180"/>
             </w:pPr>
             <w:r>
+              <w:rPr>
+                <w:rFonts w:ascii="맑은 고딕" w:hAnsi="맑은 고딕" w:eastAsia="맑은 고딕" w:cs="맑은 고딕"/>
+                <w:sz w:val="19"/>
+                <w:szCs w:val="19"/>
+              </w:rPr>
               <w:t>· 거주형태 결합: 인구주택총조사 거처종류별 가구(행정동)를 행정동명 크로스워크로 패널에 결합하고, 비아파트 가구를 공영주차 실수요의 대리변수로 사용. 비공개 처리(X)된 소분류가 있어 합산 대신 차감(일반가구−아파트)으로 산출해 결측 전파를 막음</w:t>
             </w:r>
           </w:p>
           <w:p>
             <w:pPr>
+              <w:spacing w:after="50" w:line="280" w:lineRule="auto"/>
+            </w:pPr>
+          </w:p>
+          <w:p>
+            <w:pPr>
               <w:spacing w:before="140" w:after="90" w:line="280" w:lineRule="auto"/>
             </w:pPr>
             <w:r>
               <w:rPr>
+                <w:rFonts w:ascii="맑은 고딕" w:hAnsi="맑은 고딕" w:eastAsia="맑은 고딕" w:cs="맑은 고딕"/>
                 <w:b/>
                 <w:bCs/>
                 <w:sz w:val="20"/>
@@ -880,8 +1176,11 @@
             </w:pPr>
             <w:r>
               <w:rPr>
+                <w:rFonts w:ascii="맑은 고딕" w:hAnsi="맑은 고딕" w:eastAsia="맑은 고딕" w:cs="맑은 고딕"/>
                 <w:b/>
                 <w:bCs/>
+                <w:sz w:val="19"/>
+                <w:szCs w:val="19"/>
               </w:rPr>
               <w:t>[예상되는 문제점 및 고려사항]</w:t>
             </w:r>
@@ -892,6 +1191,11 @@
               <w:ind w:left="300" w:hanging="180"/>
             </w:pPr>
             <w:r>
+              <w:rPr>
+                <w:rFonts w:ascii="맑은 고딕" w:hAnsi="맑은 고딕" w:eastAsia="맑은 고딕" w:cs="맑은 고딕"/>
+                <w:sz w:val="19"/>
+                <w:szCs w:val="19"/>
+              </w:rPr>
               <w:t>· 생활인구는 이동통신 기반 추계치로 차량 이용자를 구분할 수 없어, 주차 수요의 대리변수로만 해석 가능</w:t>
             </w:r>
           </w:p>
@@ -901,9 +1205,19 @@
               <w:ind w:left="300" w:hanging="180"/>
             </w:pPr>
             <w:r>
+              <w:rPr>
+                <w:rFonts w:ascii="맑은 고딕" w:hAnsi="맑은 고딕" w:eastAsia="맑은 고딕" w:cs="맑은 고딕"/>
+                <w:sz w:val="19"/>
+                <w:szCs w:val="19"/>
+              </w:rPr>
               <w:t xml:space="preserve">· </w:t>
             </w:r>
             <w:r>
+              <w:rPr>
+                <w:rFonts w:ascii="맑은 고딕" w:hAnsi="맑은 고딕" w:eastAsia="맑은 고딕" w:cs="맑은 고딕"/>
+                <w:sz w:val="19"/>
+                <w:szCs w:val="19"/>
+              </w:rPr>
               <w:t>민영주차장은 표준데이터 수집 범위가 ‘지자체 관리 대상’으로 한정되어 서울 25개 자치구 중 구로·금천 2개 구 45건만 확인됨. 따라서 본 분석의 측정 대상은 전체 주차 공급이 아닌 공영주차 공급이며, 두 데이터를 병합해도 424개 행정동 중 66개(15.6%)는 0면으로 남아 별도 표시함</w:t>
             </w:r>
           </w:p>
@@ -913,9 +1227,19 @@
               <w:ind w:left="300" w:hanging="180"/>
             </w:pPr>
             <w:r>
+              <w:rPr>
+                <w:rFonts w:ascii="맑은 고딕" w:hAnsi="맑은 고딕" w:eastAsia="맑은 고딕" w:cs="맑은 고딕"/>
+                <w:sz w:val="19"/>
+                <w:szCs w:val="19"/>
+              </w:rPr>
               <w:t xml:space="preserve">· </w:t>
             </w:r>
             <w:r>
+              <w:rPr>
+                <w:rFonts w:ascii="맑은 고딕" w:hAnsi="맑은 고딕" w:eastAsia="맑은 고딕" w:cs="맑은 고딕"/>
+                <w:sz w:val="19"/>
+                <w:szCs w:val="19"/>
+              </w:rPr>
               <w:t>생활인구·상권분석은 행정안전부 행정동코드를 쓰나 SGIS 경계는 자체 체계여서 직접 조인 시 424개 중 32개만 일치. ‘전국 행정동 코드정보’를 크로스워크로 사용하고 통폐합·분할·구버전 코드는 개별 보정함</w:t>
             </w:r>
           </w:p>
@@ -925,9 +1249,19 @@
               <w:ind w:left="300" w:hanging="180"/>
             </w:pPr>
             <w:r>
+              <w:rPr>
+                <w:rFonts w:ascii="맑은 고딕" w:hAnsi="맑은 고딕" w:eastAsia="맑은 고딕" w:cs="맑은 고딕"/>
+                <w:sz w:val="19"/>
+                <w:szCs w:val="19"/>
+              </w:rPr>
               <w:t xml:space="preserve">· </w:t>
             </w:r>
             <w:r>
+              <w:rPr>
+                <w:rFonts w:ascii="맑은 고딕" w:hAnsi="맑은 고딕" w:eastAsia="맑은 고딕" w:cs="맑은 고딕"/>
+                <w:sz w:val="19"/>
+                <w:szCs w:val="19"/>
+              </w:rPr>
               <w:t>상권분석서비스는 2024년부터 공간 단위가 표준단위구역으로 전환되었고, 2026년 7월 3일부터는 데이터 일관성 확보를 위해 2021년 이후 자료만 제공됨. 여러 분기를 병합할 경우 컬럼 구조 대조가 선행되어야 함</w:t>
             </w:r>
           </w:p>
@@ -937,9 +1271,19 @@
               <w:ind w:left="300" w:hanging="180"/>
             </w:pPr>
             <w:r>
+              <w:rPr>
+                <w:rFonts w:ascii="맑은 고딕" w:hAnsi="맑은 고딕" w:eastAsia="맑은 고딕" w:cs="맑은 고딕"/>
+                <w:sz w:val="19"/>
+                <w:szCs w:val="19"/>
+              </w:rPr>
               <w:t xml:space="preserve">· </w:t>
             </w:r>
             <w:r>
+              <w:rPr>
+                <w:rFonts w:ascii="맑은 고딕" w:hAnsi="맑은 고딕" w:eastAsia="맑은 고딕" w:cs="맑은 고딕"/>
+                <w:sz w:val="19"/>
+                <w:szCs w:val="19"/>
+              </w:rPr>
               <w:t>상관관계는 인과관계가 아니며, PCA 가중치는 데이터의 분산 구조에서 도출된 것으로 실제 방문 만족도를 검증한 값이 아님</w:t>
             </w:r>
           </w:p>
@@ -949,9 +1293,19 @@
               <w:ind w:left="300" w:hanging="180"/>
             </w:pPr>
             <w:r>
+              <w:rPr>
+                <w:rFonts w:ascii="맑은 고딕" w:hAnsi="맑은 고딕" w:eastAsia="맑은 고딕" w:cs="맑은 고딕"/>
+                <w:sz w:val="19"/>
+                <w:szCs w:val="19"/>
+              </w:rPr>
               <w:t>· 생활인구는 OpenAPI 제공분이 최근 2개월로 제한되고</w:t>
             </w:r>
             <w:r>
+              <w:rPr>
+                <w:rFonts w:ascii="맑은 고딕" w:hAnsi="맑은 고딕" w:eastAsia="맑은 고딕" w:cs="맑은 고딕"/>
+                <w:sz w:val="19"/>
+                <w:szCs w:val="19"/>
+              </w:rPr>
               <w:t xml:space="preserve"> 집계 지연이 있어, 분석 기간은 파일 다운로드분 기준으로 확정해야 함</w:t>
             </w:r>
           </w:p>
@@ -961,6 +1315,11 @@
               <w:ind w:left="300" w:hanging="180"/>
             </w:pPr>
             <w:r>
+              <w:rPr>
+                <w:rFonts w:ascii="맑은 고딕" w:hAnsi="맑은 고딕" w:eastAsia="맑은 고딕" w:cs="맑은 고딕"/>
+                <w:sz w:val="19"/>
+                <w:szCs w:val="19"/>
+              </w:rPr>
               <w:t>· 인구주택총조사 거처종류별 가구는 읍면동 단위가 5년 주기(끝자리 0·5)로만 공표되어 최신 시점은 2025년임. 생활인구(2026년)와 시점이 달라 재개발이 진행된 동은 아파트 비율이 과소 반영될 수 있음</w:t>
             </w:r>
             <w:r/>
@@ -971,6 +1330,11 @@
               <w:ind w:left="300" w:hanging="180"/>
             </w:pPr>
             <w:r>
+              <w:rPr>
+                <w:rFonts w:ascii="맑은 고딕" w:hAnsi="맑은 고딕" w:eastAsia="맑은 고딕" w:cs="맑은 고딕"/>
+                <w:sz w:val="19"/>
+                <w:szCs w:val="19"/>
+              </w:rPr>
               <w:t>· 총조사 세부 항목(연립·다세대 등)은 가구 수가 적으면 비공개(X)로 표기되어 단독 합산이 불가하며, 아파트 거주가 곧 주차 문제 해결을 뜻하지도 않음(노후 아파트는 세대당 주차대수가 기준에 못 미침). 따라서 비아파트 가구는 실수요의 상한이 아닌 대리변수로 해석함</w:t>
             </w:r>
             <w:r/>
@@ -981,8 +1345,11 @@
             </w:pPr>
             <w:r>
               <w:rPr>
+                <w:rFonts w:ascii="맑은 고딕" w:hAnsi="맑은 고딕" w:eastAsia="맑은 고딕" w:cs="맑은 고딕"/>
                 <w:b/>
                 <w:bCs/>
+                <w:sz w:val="19"/>
+                <w:szCs w:val="19"/>
               </w:rPr>
               <w:t>[대체 방안]</w:t>
             </w:r>
@@ -993,6 +1360,11 @@
               <w:ind w:left="300" w:hanging="180"/>
             </w:pPr>
             <w:r>
+              <w:rPr>
+                <w:rFonts w:ascii="맑은 고딕" w:hAnsi="맑은 고딕" w:eastAsia="맑은 고딕" w:cs="맑은 고딕"/>
+                <w:sz w:val="19"/>
+                <w:szCs w:val="19"/>
+              </w:rPr>
               <w:t>· 생활인구 API 확보 지연 시 → 상권분석서비스의 '길단위인구-행정동'으로 유동인구 변수 대체</w:t>
             </w:r>
           </w:p>
@@ -1002,9 +1374,19 @@
               <w:ind w:left="300" w:hanging="180"/>
             </w:pPr>
             <w:r>
+              <w:rPr>
+                <w:rFonts w:ascii="맑은 고딕" w:hAnsi="맑은 고딕" w:eastAsia="맑은 고딕" w:cs="맑은 고딕"/>
+                <w:sz w:val="19"/>
+                <w:szCs w:val="19"/>
+              </w:rPr>
               <w:t xml:space="preserve">· </w:t>
             </w:r>
             <w:r>
+              <w:rPr>
+                <w:rFonts w:ascii="맑은 고딕" w:hAnsi="맑은 고딕" w:eastAsia="맑은 고딕" w:cs="맑은 고딕"/>
+                <w:sz w:val="19"/>
+                <w:szCs w:val="19"/>
+              </w:rPr>
               <w:t>민영주차장 확보 불가 시 → 공영 기준으로 분석하되, 회귀 잔차는 상대 비교이므로 민영이 전 지역에서 유사 비율로 누락된다는 가정하에 순위 해석이 유효함을 명시. API 복구 시 재수집해 민감도 분석</w:t>
             </w:r>
           </w:p>
@@ -1014,15 +1396,27 @@
               <w:ind w:left="300" w:hanging="180"/>
             </w:pPr>
             <w:r>
+              <w:rPr>
+                <w:rFonts w:ascii="맑은 고딕" w:hAnsi="맑은 고딕" w:eastAsia="맑은 고딕" w:cs="맑은 고딕"/>
+                <w:sz w:val="19"/>
+                <w:szCs w:val="19"/>
+              </w:rPr>
               <w:t>· 행정동 단위 데이터 결합 실패 시 → 자치구 단위로 상향 집계</w:t>
             </w:r>
             <w:r>
               <w:rPr>
-                <w:rFonts w:hint="eastAsia"/>
+                <w:rFonts w:ascii="맑은 고딕" w:hAnsi="맑은 고딕" w:eastAsia="맑은 고딕" w:cs="맑은 고딕"/>
+                <w:sz w:val="19"/>
+                <w:szCs w:val="19"/>
               </w:rPr>
               <w:t>해</w:t>
             </w:r>
             <w:r>
+              <w:rPr>
+                <w:rFonts w:ascii="맑은 고딕" w:hAnsi="맑은 고딕" w:eastAsia="맑은 고딕" w:cs="맑은 고딕"/>
+                <w:sz w:val="19"/>
+                <w:szCs w:val="19"/>
+              </w:rPr>
               <w:t xml:space="preserve"> 분석 범위 축소</w:t>
             </w:r>
           </w:p>
@@ -1032,6 +1426,11 @@
               <w:ind w:left="300" w:hanging="180"/>
             </w:pPr>
             <w:r>
+              <w:rPr>
+                <w:rFonts w:ascii="맑은 고딕" w:hAnsi="맑은 고딕" w:eastAsia="맑은 고딕" w:cs="맑은 고딕"/>
+                <w:sz w:val="19"/>
+                <w:szCs w:val="19"/>
+              </w:rPr>
               <w:t>· 일정 초과 시 → 계절 비교(상권분석 분기 데이터 활용)를 2차 확장 범위로 분리</w:t>
             </w:r>
           </w:p>
@@ -1041,8 +1440,18 @@
               <w:ind w:left="300" w:hanging="180"/>
             </w:pPr>
             <w:r>
+              <w:rPr>
+                <w:rFonts w:ascii="맑은 고딕" w:hAnsi="맑은 고딕" w:eastAsia="맑은 고딕" w:cs="맑은 고딕"/>
+                <w:sz w:val="19"/>
+                <w:szCs w:val="19"/>
+              </w:rPr>
               <w:t>· 거처종류별 가구 확보 불가 시 → SGIS 주택통계 API(총 주택수, 행정동 단위 매년 제공)로 대체하되 주택 종류 구분이 없으므로 아파트 비율은 자치구 단위 값으로 근사</w:t>
             </w:r>
+          </w:p>
+          <w:p>
+            <w:pPr>
+              <w:spacing w:after="50" w:line="280" w:lineRule="auto"/>
+            </w:pPr>
           </w:p>
         </w:tc>
       </w:tr>
@@ -1050,7 +1459,13 @@
         <w:tc>
           <w:tcPr>
             <w:tcW w:w="1700" w:type="dxa"/>
-            <w:shd w:val="clear" w:color="auto" w:fill="F2F2F2"/>
+            <w:tcBorders>
+              <w:top w:val="single" w:sz="4" w:space="0" w:color="auto"/>
+              <w:left w:val="single" w:sz="4" w:space="0" w:color="auto"/>
+              <w:bottom w:val="single" w:sz="4" w:space="0" w:color="auto"/>
+              <w:right w:val="single" w:sz="4" w:space="0" w:color="auto"/>
+            </w:tcBorders>
+            <w:shd w:val="clear" w:fill="F2F2F2"/>
             <w:tcMar>
               <w:top w:w="90" w:type="dxa"/>
               <w:left w:w="130" w:type="dxa"/>
@@ -1063,11 +1478,14 @@
               <w:spacing w:line="280" w:lineRule="auto"/>
             </w:pPr>
             <w:r>
-              <w:rPr>
+              <w:lastRenderedPageBreak/>
+              <w:rPr>
+                <w:rFonts w:ascii="맑은 고딕" w:hAnsi="맑은 고딕" w:eastAsia="맑은 고딕" w:cs="맑은 고딕"/>
                 <w:b/>
                 <w:bCs/>
-              </w:rPr>
-              <w:lastRenderedPageBreak/>
+                <w:sz w:val="19"/>
+                <w:szCs w:val="19"/>
+              </w:rPr>
               <w:t>활용데이터 상세</w:t>
             </w:r>
           </w:p>
@@ -1075,6 +1493,12 @@
         <w:tc>
           <w:tcPr>
             <w:tcW w:w="7300" w:type="dxa"/>
+            <w:tcBorders>
+              <w:top w:val="single" w:sz="4" w:space="0" w:color="auto"/>
+              <w:left w:val="single" w:sz="4" w:space="0" w:color="auto"/>
+              <w:bottom w:val="single" w:sz="4" w:space="0" w:color="auto"/>
+              <w:right w:val="single" w:sz="4" w:space="0" w:color="auto"/>
+            </w:tcBorders>
             <w:tcMar>
               <w:top w:w="90" w:type="dxa"/>
               <w:left w:w="130" w:type="dxa"/>
@@ -1088,8 +1512,11 @@
             </w:pPr>
             <w:r>
               <w:rPr>
+                <w:rFonts w:ascii="맑은 고딕" w:hAnsi="맑은 고딕" w:eastAsia="맑은 고딕" w:cs="맑은 고딕"/>
                 <w:b/>
                 <w:bCs/>
+                <w:sz w:val="19"/>
+                <w:szCs w:val="19"/>
               </w:rPr>
               <w:t>1. 활용 데이터 목록</w:t>
             </w:r>
@@ -1109,7 +1536,6 @@
                 <w:left w:w="10" w:type="dxa"/>
                 <w:right w:w="10" w:type="dxa"/>
               </w:tblCellMar>
-              <w:tblLook w:val="0000" w:firstRow="0" w:lastRow="0" w:firstColumn="0" w:lastColumn="0" w:noHBand="0" w:noVBand="0"/>
             </w:tblPr>
             <w:tblGrid>
               <w:gridCol w:w="1352"/>
@@ -1124,17 +1550,24 @@
               <w:tc>
                 <w:tcPr>
                   <w:tcW w:w="1380" w:type="dxa"/>
-                  <w:shd w:val="clear" w:color="auto" w:fill="F2F2F2"/>
-                  <w:tcMar>
-                    <w:top w:w="55" w:type="dxa"/>
-                    <w:left w:w="60" w:type="dxa"/>
-                    <w:bottom w:w="55" w:type="dxa"/>
-                    <w:right w:w="60" w:type="dxa"/>
-                  </w:tcMar>
-                </w:tcPr>
-                <w:p>
-                  <w:r>
-                    <w:rPr>
+                  <w:tcBorders>
+                    <w:top w:val="single" w:sz="4" w:space="0" w:color="auto"/>
+                    <w:left w:val="single" w:sz="4" w:space="0" w:color="auto"/>
+                    <w:bottom w:val="single" w:sz="4" w:space="0" w:color="auto"/>
+                    <w:right w:val="single" w:sz="4" w:space="0" w:color="auto"/>
+                  </w:tcBorders>
+                  <w:shd w:val="clear" w:fill="F2F2F2"/>
+                  <w:tcMar>
+                    <w:top w:w="55" w:type="dxa"/>
+                    <w:left w:w="60" w:type="dxa"/>
+                    <w:bottom w:w="55" w:type="dxa"/>
+                    <w:right w:w="60" w:type="dxa"/>
+                  </w:tcMar>
+                </w:tcPr>
+                <w:p>
+                  <w:r>
+                    <w:rPr>
+                      <w:rFonts w:ascii="맑은 고딕" w:hAnsi="맑은 고딕" w:eastAsia="맑은 고딕" w:cs="맑은 고딕"/>
                       <w:b/>
                       <w:bCs/>
                       <w:sz w:val="15"/>
@@ -1147,17 +1580,24 @@
               <w:tc>
                 <w:tcPr>
                   <w:tcW w:w="980" w:type="dxa"/>
-                  <w:shd w:val="clear" w:color="auto" w:fill="F2F2F2"/>
-                  <w:tcMar>
-                    <w:top w:w="55" w:type="dxa"/>
-                    <w:left w:w="60" w:type="dxa"/>
-                    <w:bottom w:w="55" w:type="dxa"/>
-                    <w:right w:w="60" w:type="dxa"/>
-                  </w:tcMar>
-                </w:tcPr>
-                <w:p>
-                  <w:r>
-                    <w:rPr>
+                  <w:tcBorders>
+                    <w:top w:val="single" w:sz="4" w:space="0" w:color="auto"/>
+                    <w:left w:val="single" w:sz="4" w:space="0" w:color="auto"/>
+                    <w:bottom w:val="single" w:sz="4" w:space="0" w:color="auto"/>
+                    <w:right w:val="single" w:sz="4" w:space="0" w:color="auto"/>
+                  </w:tcBorders>
+                  <w:shd w:val="clear" w:fill="F2F2F2"/>
+                  <w:tcMar>
+                    <w:top w:w="55" w:type="dxa"/>
+                    <w:left w:w="60" w:type="dxa"/>
+                    <w:bottom w:w="55" w:type="dxa"/>
+                    <w:right w:w="60" w:type="dxa"/>
+                  </w:tcMar>
+                </w:tcPr>
+                <w:p>
+                  <w:r>
+                    <w:rPr>
+                      <w:rFonts w:ascii="맑은 고딕" w:hAnsi="맑은 고딕" w:eastAsia="맑은 고딕" w:cs="맑은 고딕"/>
                       <w:b/>
                       <w:bCs/>
                       <w:sz w:val="15"/>
@@ -1170,17 +1610,24 @@
               <w:tc>
                 <w:tcPr>
                   <w:tcW w:w="660" w:type="dxa"/>
-                  <w:shd w:val="clear" w:color="auto" w:fill="F2F2F2"/>
-                  <w:tcMar>
-                    <w:top w:w="55" w:type="dxa"/>
-                    <w:left w:w="60" w:type="dxa"/>
-                    <w:bottom w:w="55" w:type="dxa"/>
-                    <w:right w:w="60" w:type="dxa"/>
-                  </w:tcMar>
-                </w:tcPr>
-                <w:p>
-                  <w:r>
-                    <w:rPr>
+                  <w:tcBorders>
+                    <w:top w:val="single" w:sz="4" w:space="0" w:color="auto"/>
+                    <w:left w:val="single" w:sz="4" w:space="0" w:color="auto"/>
+                    <w:bottom w:val="single" w:sz="4" w:space="0" w:color="auto"/>
+                    <w:right w:val="single" w:sz="4" w:space="0" w:color="auto"/>
+                  </w:tcBorders>
+                  <w:shd w:val="clear" w:fill="F2F2F2"/>
+                  <w:tcMar>
+                    <w:top w:w="55" w:type="dxa"/>
+                    <w:left w:w="60" w:type="dxa"/>
+                    <w:bottom w:w="55" w:type="dxa"/>
+                    <w:right w:w="60" w:type="dxa"/>
+                  </w:tcMar>
+                </w:tcPr>
+                <w:p>
+                  <w:r>
+                    <w:rPr>
+                      <w:rFonts w:ascii="맑은 고딕" w:hAnsi="맑은 고딕" w:eastAsia="맑은 고딕" w:cs="맑은 고딕"/>
                       <w:b/>
                       <w:bCs/>
                       <w:sz w:val="15"/>
@@ -1193,17 +1640,24 @@
               <w:tc>
                 <w:tcPr>
                   <w:tcW w:w="680" w:type="dxa"/>
-                  <w:shd w:val="clear" w:color="auto" w:fill="F2F2F2"/>
-                  <w:tcMar>
-                    <w:top w:w="55" w:type="dxa"/>
-                    <w:left w:w="60" w:type="dxa"/>
-                    <w:bottom w:w="55" w:type="dxa"/>
-                    <w:right w:w="60" w:type="dxa"/>
-                  </w:tcMar>
-                </w:tcPr>
-                <w:p>
-                  <w:r>
-                    <w:rPr>
+                  <w:tcBorders>
+                    <w:top w:val="single" w:sz="4" w:space="0" w:color="auto"/>
+                    <w:left w:val="single" w:sz="4" w:space="0" w:color="auto"/>
+                    <w:bottom w:val="single" w:sz="4" w:space="0" w:color="auto"/>
+                    <w:right w:val="single" w:sz="4" w:space="0" w:color="auto"/>
+                  </w:tcBorders>
+                  <w:shd w:val="clear" w:fill="F2F2F2"/>
+                  <w:tcMar>
+                    <w:top w:w="55" w:type="dxa"/>
+                    <w:left w:w="60" w:type="dxa"/>
+                    <w:bottom w:w="55" w:type="dxa"/>
+                    <w:right w:w="60" w:type="dxa"/>
+                  </w:tcMar>
+                </w:tcPr>
+                <w:p>
+                  <w:r>
+                    <w:rPr>
+                      <w:rFonts w:ascii="맑은 고딕" w:hAnsi="맑은 고딕" w:eastAsia="맑은 고딕" w:cs="맑은 고딕"/>
                       <w:b/>
                       <w:bCs/>
                       <w:sz w:val="15"/>
@@ -1216,17 +1670,24 @@
               <w:tc>
                 <w:tcPr>
                   <w:tcW w:w="500" w:type="dxa"/>
-                  <w:shd w:val="clear" w:color="auto" w:fill="F2F2F2"/>
-                  <w:tcMar>
-                    <w:top w:w="55" w:type="dxa"/>
-                    <w:left w:w="60" w:type="dxa"/>
-                    <w:bottom w:w="55" w:type="dxa"/>
-                    <w:right w:w="60" w:type="dxa"/>
-                  </w:tcMar>
-                </w:tcPr>
-                <w:p>
-                  <w:r>
-                    <w:rPr>
+                  <w:tcBorders>
+                    <w:top w:val="single" w:sz="4" w:space="0" w:color="auto"/>
+                    <w:left w:val="single" w:sz="4" w:space="0" w:color="auto"/>
+                    <w:bottom w:val="single" w:sz="4" w:space="0" w:color="auto"/>
+                    <w:right w:val="single" w:sz="4" w:space="0" w:color="auto"/>
+                  </w:tcBorders>
+                  <w:shd w:val="clear" w:fill="F2F2F2"/>
+                  <w:tcMar>
+                    <w:top w:w="55" w:type="dxa"/>
+                    <w:left w:w="60" w:type="dxa"/>
+                    <w:bottom w:w="55" w:type="dxa"/>
+                    <w:right w:w="60" w:type="dxa"/>
+                  </w:tcMar>
+                </w:tcPr>
+                <w:p>
+                  <w:r>
+                    <w:rPr>
+                      <w:rFonts w:ascii="맑은 고딕" w:hAnsi="맑은 고딕" w:eastAsia="맑은 고딕" w:cs="맑은 고딕"/>
                       <w:b/>
                       <w:bCs/>
                       <w:sz w:val="15"/>
@@ -1239,17 +1700,24 @@
               <w:tc>
                 <w:tcPr>
                   <w:tcW w:w="1420" w:type="dxa"/>
-                  <w:shd w:val="clear" w:color="auto" w:fill="F2F2F2"/>
-                  <w:tcMar>
-                    <w:top w:w="55" w:type="dxa"/>
-                    <w:left w:w="60" w:type="dxa"/>
-                    <w:bottom w:w="55" w:type="dxa"/>
-                    <w:right w:w="60" w:type="dxa"/>
-                  </w:tcMar>
-                </w:tcPr>
-                <w:p>
-                  <w:r>
-                    <w:rPr>
+                  <w:tcBorders>
+                    <w:top w:val="single" w:sz="4" w:space="0" w:color="auto"/>
+                    <w:left w:val="single" w:sz="4" w:space="0" w:color="auto"/>
+                    <w:bottom w:val="single" w:sz="4" w:space="0" w:color="auto"/>
+                    <w:right w:val="single" w:sz="4" w:space="0" w:color="auto"/>
+                  </w:tcBorders>
+                  <w:shd w:val="clear" w:fill="F2F2F2"/>
+                  <w:tcMar>
+                    <w:top w:w="55" w:type="dxa"/>
+                    <w:left w:w="60" w:type="dxa"/>
+                    <w:bottom w:w="55" w:type="dxa"/>
+                    <w:right w:w="60" w:type="dxa"/>
+                  </w:tcMar>
+                </w:tcPr>
+                <w:p>
+                  <w:r>
+                    <w:rPr>
+                      <w:rFonts w:ascii="맑은 고딕" w:hAnsi="맑은 고딕" w:eastAsia="맑은 고딕" w:cs="맑은 고딕"/>
                       <w:b/>
                       <w:bCs/>
                       <w:sz w:val="15"/>
@@ -1262,17 +1730,24 @@
               <w:tc>
                 <w:tcPr>
                   <w:tcW w:w="1380" w:type="dxa"/>
-                  <w:shd w:val="clear" w:color="auto" w:fill="F2F2F2"/>
-                  <w:tcMar>
-                    <w:top w:w="55" w:type="dxa"/>
-                    <w:left w:w="60" w:type="dxa"/>
-                    <w:bottom w:w="55" w:type="dxa"/>
-                    <w:right w:w="60" w:type="dxa"/>
-                  </w:tcMar>
-                </w:tcPr>
-                <w:p>
-                  <w:r>
-                    <w:rPr>
+                  <w:tcBorders>
+                    <w:top w:val="single" w:sz="4" w:space="0" w:color="auto"/>
+                    <w:left w:val="single" w:sz="4" w:space="0" w:color="auto"/>
+                    <w:bottom w:val="single" w:sz="4" w:space="0" w:color="auto"/>
+                    <w:right w:val="single" w:sz="4" w:space="0" w:color="auto"/>
+                  </w:tcBorders>
+                  <w:shd w:val="clear" w:fill="F2F2F2"/>
+                  <w:tcMar>
+                    <w:top w:w="55" w:type="dxa"/>
+                    <w:left w:w="60" w:type="dxa"/>
+                    <w:bottom w:w="55" w:type="dxa"/>
+                    <w:right w:w="60" w:type="dxa"/>
+                  </w:tcMar>
+                </w:tcPr>
+                <w:p>
+                  <w:r>
+                    <w:rPr>
+                      <w:rFonts w:ascii="맑은 고딕" w:hAnsi="맑은 고딕" w:eastAsia="맑은 고딕" w:cs="맑은 고딕"/>
                       <w:b/>
                       <w:bCs/>
                       <w:sz w:val="15"/>
@@ -1287,16 +1762,23 @@
               <w:tc>
                 <w:tcPr>
                   <w:tcW w:w="1380" w:type="dxa"/>
-                  <w:tcMar>
-                    <w:top w:w="55" w:type="dxa"/>
-                    <w:left w:w="60" w:type="dxa"/>
-                    <w:bottom w:w="55" w:type="dxa"/>
-                    <w:right w:w="60" w:type="dxa"/>
-                  </w:tcMar>
-                </w:tcPr>
-                <w:p>
-                  <w:r>
-                    <w:rPr>
+                  <w:tcBorders>
+                    <w:top w:val="single" w:sz="4" w:space="0" w:color="auto"/>
+                    <w:left w:val="single" w:sz="4" w:space="0" w:color="auto"/>
+                    <w:bottom w:val="single" w:sz="4" w:space="0" w:color="auto"/>
+                    <w:right w:val="single" w:sz="4" w:space="0" w:color="auto"/>
+                  </w:tcBorders>
+                  <w:tcMar>
+                    <w:top w:w="55" w:type="dxa"/>
+                    <w:left w:w="60" w:type="dxa"/>
+                    <w:bottom w:w="55" w:type="dxa"/>
+                    <w:right w:w="60" w:type="dxa"/>
+                  </w:tcMar>
+                </w:tcPr>
+                <w:p>
+                  <w:r>
+                    <w:rPr>
+                      <w:rFonts w:ascii="맑은 고딕" w:hAnsi="맑은 고딕" w:eastAsia="맑은 고딕" w:cs="맑은 고딕"/>
                       <w:sz w:val="15"/>
                       <w:szCs w:val="15"/>
                     </w:rPr>
@@ -1304,158 +1786,200 @@
                   </w:r>
                   <w:r>
                     <w:rPr>
-                      <w:sz w:val="15"/>
-                      <w:szCs w:val="15"/>
-                    </w:rPr>
+                      <w:rFonts w:ascii="맑은 고딕" w:hAnsi="맑은 고딕" w:eastAsia="맑은 고딕" w:cs="맑은 고딕"/>
+                      <w:sz w:val="15"/>
+                      <w:szCs w:val="15"/>
+                    </w:rPr>
+                    <w:t>생활인구(내국인)</w:t>
+                  </w:r>
+                </w:p>
+              </w:tc>
+              <w:tc>
+                <w:tcPr>
+                  <w:tcW w:w="980" w:type="dxa"/>
+                  <w:tcBorders>
+                    <w:top w:val="single" w:sz="4" w:space="0" w:color="auto"/>
+                    <w:left w:val="single" w:sz="4" w:space="0" w:color="auto"/>
+                    <w:bottom w:val="single" w:sz="4" w:space="0" w:color="auto"/>
+                    <w:right w:val="single" w:sz="4" w:space="0" w:color="auto"/>
+                  </w:tcBorders>
+                  <w:tcMar>
+                    <w:top w:w="55" w:type="dxa"/>
+                    <w:left w:w="60" w:type="dxa"/>
+                    <w:bottom w:w="55" w:type="dxa"/>
+                    <w:right w:w="60" w:type="dxa"/>
+                  </w:tcMar>
+                </w:tcPr>
+                <w:p>
+                  <w:r>
                     <w:lastRenderedPageBreak/>
-                    <w:t>생활인구(내국인)</w:t>
-                  </w:r>
-                </w:p>
-              </w:tc>
-              <w:tc>
-                <w:tcPr>
-                  <w:tcW w:w="980" w:type="dxa"/>
-                  <w:tcMar>
-                    <w:top w:w="55" w:type="dxa"/>
-                    <w:left w:w="60" w:type="dxa"/>
-                    <w:bottom w:w="55" w:type="dxa"/>
-                    <w:right w:w="60" w:type="dxa"/>
-                  </w:tcMar>
-                </w:tcPr>
-                <w:p>
-                  <w:r>
-                    <w:rPr>
-                      <w:sz w:val="15"/>
-                      <w:szCs w:val="15"/>
-                    </w:rPr>
+                    <w:rPr>
+                      <w:rFonts w:ascii="맑은 고딕" w:hAnsi="맑은 고딕" w:eastAsia="맑은 고딕" w:cs="맑은 고딕"/>
+                      <w:sz w:val="15"/>
+                      <w:szCs w:val="15"/>
+                    </w:rPr>
+                    <w:t>서울 열린데</w:t>
+                  </w:r>
+                  <w:r>
+                    <w:rPr>
+                      <w:rFonts w:ascii="맑은 고딕" w:hAnsi="맑은 고딕" w:eastAsia="맑은 고딕" w:cs="맑은 고딕"/>
+                      <w:sz w:val="15"/>
+                      <w:szCs w:val="15"/>
+                    </w:rPr>
+                    <w:t>이터광장</w:t>
+                  </w:r>
+                </w:p>
+              </w:tc>
+              <w:tc>
+                <w:tcPr>
+                  <w:tcW w:w="660" w:type="dxa"/>
+                  <w:tcBorders>
+                    <w:top w:val="single" w:sz="4" w:space="0" w:color="auto"/>
+                    <w:left w:val="single" w:sz="4" w:space="0" w:color="auto"/>
+                    <w:bottom w:val="single" w:sz="4" w:space="0" w:color="auto"/>
+                    <w:right w:val="single" w:sz="4" w:space="0" w:color="auto"/>
+                  </w:tcBorders>
+                  <w:tcMar>
+                    <w:top w:w="55" w:type="dxa"/>
+                    <w:left w:w="60" w:type="dxa"/>
+                    <w:bottom w:w="55" w:type="dxa"/>
+                    <w:right w:w="60" w:type="dxa"/>
+                  </w:tcMar>
+                </w:tcPr>
+                <w:p>
+                  <w:r>
                     <w:lastRenderedPageBreak/>
-                    <w:t>서울 열린데</w:t>
-                  </w:r>
-                  <w:r>
-                    <w:rPr>
-                      <w:sz w:val="15"/>
-                      <w:szCs w:val="15"/>
-                    </w:rPr>
+                    <w:rPr>
+                      <w:rFonts w:ascii="맑은 고딕" w:hAnsi="맑은 고딕" w:eastAsia="맑은 고딕" w:cs="맑은 고딕"/>
+                      <w:sz w:val="15"/>
+                      <w:szCs w:val="15"/>
+                    </w:rPr>
+                    <w:t xml:space="preserve">OPEN </w:t>
+                  </w:r>
+                  <w:r>
+                    <w:rPr>
+                      <w:rFonts w:ascii="맑은 고딕" w:hAnsi="맑은 고딕" w:eastAsia="맑은 고딕" w:cs="맑은 고딕"/>
+                      <w:sz w:val="15"/>
+                      <w:szCs w:val="15"/>
+                    </w:rPr>
+                    <w:t>API</w:t>
+                  </w:r>
+                </w:p>
+              </w:tc>
+              <w:tc>
+                <w:tcPr>
+                  <w:tcW w:w="680" w:type="dxa"/>
+                  <w:tcBorders>
+                    <w:top w:val="single" w:sz="4" w:space="0" w:color="auto"/>
+                    <w:left w:val="single" w:sz="4" w:space="0" w:color="auto"/>
+                    <w:bottom w:val="single" w:sz="4" w:space="0" w:color="auto"/>
+                    <w:right w:val="single" w:sz="4" w:space="0" w:color="auto"/>
+                  </w:tcBorders>
+                  <w:tcMar>
+                    <w:top w:w="55" w:type="dxa"/>
+                    <w:left w:w="60" w:type="dxa"/>
+                    <w:bottom w:w="55" w:type="dxa"/>
+                    <w:right w:w="60" w:type="dxa"/>
+                  </w:tcMar>
+                </w:tcPr>
+                <w:p>
+                  <w:r>
                     <w:lastRenderedPageBreak/>
-                    <w:t>이터광장</w:t>
-                  </w:r>
-                </w:p>
-              </w:tc>
-              <w:tc>
-                <w:tcPr>
-                  <w:tcW w:w="660" w:type="dxa"/>
-                  <w:tcMar>
-                    <w:top w:w="55" w:type="dxa"/>
-                    <w:left w:w="60" w:type="dxa"/>
-                    <w:bottom w:w="55" w:type="dxa"/>
-                    <w:right w:w="60" w:type="dxa"/>
-                  </w:tcMar>
-                </w:tcPr>
-                <w:p>
-                  <w:r>
-                    <w:rPr>
-                      <w:sz w:val="15"/>
-                      <w:szCs w:val="15"/>
-                    </w:rPr>
+                    <w:rPr>
+                      <w:rFonts w:ascii="맑은 고딕" w:hAnsi="맑은 고딕" w:eastAsia="맑은 고딕" w:cs="맑은 고딕"/>
+                      <w:sz w:val="15"/>
+                      <w:szCs w:val="15"/>
+                    </w:rPr>
+                    <w:t>JSON</w:t>
+                  </w:r>
+                </w:p>
+              </w:tc>
+              <w:tc>
+                <w:tcPr>
+                  <w:tcW w:w="500" w:type="dxa"/>
+                  <w:tcBorders>
+                    <w:top w:val="single" w:sz="4" w:space="0" w:color="auto"/>
+                    <w:left w:val="single" w:sz="4" w:space="0" w:color="auto"/>
+                    <w:bottom w:val="single" w:sz="4" w:space="0" w:color="auto"/>
+                    <w:right w:val="single" w:sz="4" w:space="0" w:color="auto"/>
+                  </w:tcBorders>
+                  <w:tcMar>
+                    <w:top w:w="55" w:type="dxa"/>
+                    <w:left w:w="60" w:type="dxa"/>
+                    <w:bottom w:w="55" w:type="dxa"/>
+                    <w:right w:w="60" w:type="dxa"/>
+                  </w:tcMar>
+                </w:tcPr>
+                <w:p>
+                  <w:r>
+                    <w:rPr>
+                      <w:rFonts w:ascii="맑은 고딕" w:hAnsi="맑은 고딕" w:eastAsia="맑은 고딕" w:cs="맑은 고딕"/>
+                      <w:sz w:val="15"/>
+                      <w:szCs w:val="15"/>
+                    </w:rPr>
+                    <w:t>일</w:t>
+                  </w:r>
+                </w:p>
+              </w:tc>
+              <w:tc>
+                <w:tcPr>
+                  <w:tcW w:w="1420" w:type="dxa"/>
+                  <w:tcBorders>
+                    <w:top w:val="single" w:sz="4" w:space="0" w:color="auto"/>
+                    <w:left w:val="single" w:sz="4" w:space="0" w:color="auto"/>
+                    <w:bottom w:val="single" w:sz="4" w:space="0" w:color="auto"/>
+                    <w:right w:val="single" w:sz="4" w:space="0" w:color="auto"/>
+                  </w:tcBorders>
+                  <w:tcMar>
+                    <w:top w:w="55" w:type="dxa"/>
+                    <w:left w:w="60" w:type="dxa"/>
+                    <w:bottom w:w="55" w:type="dxa"/>
+                    <w:right w:w="60" w:type="dxa"/>
+                  </w:tcMar>
+                </w:tcPr>
+                <w:p>
+                  <w:r>
+                    <w:rPr>
+                      <w:rFonts w:ascii="맑은 고딕" w:hAnsi="맑은 고딕" w:eastAsia="맑은 고딕" w:cs="맑은 고딕"/>
+                      <w:sz w:val="15"/>
+                      <w:szCs w:val="15"/>
+                    </w:rPr>
+                    <w:t xml:space="preserve">OpenAPI 1,000건 </w:t>
+                  </w:r>
+                  <w:r>
+                    <w:rPr>
+                      <w:rFonts w:ascii="맑은 고딕" w:hAnsi="맑은 고딕" w:eastAsia="맑은 고딕" w:cs="맑은 고딕"/>
+                      <w:sz w:val="15"/>
+                      <w:szCs w:val="15"/>
+                    </w:rPr>
+                    <w:t>분할 호출(제공 구간 14~70일전 실측). 범위 밖은 월별 ZIP 병행</w:t>
+                  </w:r>
+                </w:p>
+              </w:tc>
+              <w:tc>
+                <w:tcPr>
+                  <w:tcW w:w="1380" w:type="dxa"/>
+                  <w:tcBorders>
+                    <w:top w:val="single" w:sz="4" w:space="0" w:color="auto"/>
+                    <w:left w:val="single" w:sz="4" w:space="0" w:color="auto"/>
+                    <w:bottom w:val="single" w:sz="4" w:space="0" w:color="auto"/>
+                    <w:right w:val="single" w:sz="4" w:space="0" w:color="auto"/>
+                  </w:tcBorders>
+                  <w:tcMar>
+                    <w:top w:w="55" w:type="dxa"/>
+                    <w:left w:w="60" w:type="dxa"/>
+                    <w:bottom w:w="55" w:type="dxa"/>
+                    <w:right w:w="60" w:type="dxa"/>
+                  </w:tcMar>
+                </w:tcPr>
+                <w:p>
+                  <w:r>
                     <w:lastRenderedPageBreak/>
-                    <w:t xml:space="preserve">OPEN </w:t>
-                  </w:r>
-                  <w:r>
-                    <w:rPr>
-                      <w:sz w:val="15"/>
-                      <w:szCs w:val="15"/>
-                    </w:rPr>
-                    <w:lastRenderedPageBreak/>
-                    <w:t>API</w:t>
-                  </w:r>
-                </w:p>
-              </w:tc>
-              <w:tc>
-                <w:tcPr>
-                  <w:tcW w:w="680" w:type="dxa"/>
-                  <w:tcMar>
-                    <w:top w:w="55" w:type="dxa"/>
-                    <w:left w:w="60" w:type="dxa"/>
-                    <w:bottom w:w="55" w:type="dxa"/>
-                    <w:right w:w="60" w:type="dxa"/>
-                  </w:tcMar>
-                </w:tcPr>
-                <w:p>
-                  <w:r>
-                    <w:rPr>
-                      <w:sz w:val="15"/>
-                      <w:szCs w:val="15"/>
-                    </w:rPr>
-                    <w:lastRenderedPageBreak/>
-                    <w:t>JSON</w:t>
-                  </w:r>
-                </w:p>
-              </w:tc>
-              <w:tc>
-                <w:tcPr>
-                  <w:tcW w:w="500" w:type="dxa"/>
-                  <w:tcMar>
-                    <w:top w:w="55" w:type="dxa"/>
-                    <w:left w:w="60" w:type="dxa"/>
-                    <w:bottom w:w="55" w:type="dxa"/>
-                    <w:right w:w="60" w:type="dxa"/>
-                  </w:tcMar>
-                </w:tcPr>
-                <w:p>
-                  <w:r>
-                    <w:rPr>
-                      <w:sz w:val="15"/>
-                      <w:szCs w:val="15"/>
-                    </w:rPr>
-                    <w:t>일</w:t>
-                  </w:r>
-                </w:p>
-              </w:tc>
-              <w:tc>
-                <w:tcPr>
-                  <w:tcW w:w="1420" w:type="dxa"/>
-                  <w:tcMar>
-                    <w:top w:w="55" w:type="dxa"/>
-                    <w:left w:w="60" w:type="dxa"/>
-                    <w:bottom w:w="55" w:type="dxa"/>
-                    <w:right w:w="60" w:type="dxa"/>
-                  </w:tcMar>
-                </w:tcPr>
-                <w:p>
-                  <w:r>
-                    <w:rPr>
-                      <w:sz w:val="15"/>
-                      <w:szCs w:val="15"/>
-                    </w:rPr>
-                    <w:t xml:space="preserve">OpenAPI 1,000건 </w:t>
-                  </w:r>
-                  <w:r>
-                    <w:rPr>
-                      <w:sz w:val="15"/>
-                      <w:szCs w:val="15"/>
-                    </w:rPr>
-                    <w:lastRenderedPageBreak/>
-                    <w:t>분할 호출(제공 구간 14~70일전 실측). 범위 밖은 월별 ZIP 병행</w:t>
-                  </w:r>
-                </w:p>
-              </w:tc>
-              <w:tc>
-                <w:tcPr>
-                  <w:tcW w:w="1380" w:type="dxa"/>
-                  <w:tcMar>
-                    <w:top w:w="55" w:type="dxa"/>
-                    <w:left w:w="60" w:type="dxa"/>
-                    <w:bottom w:w="55" w:type="dxa"/>
-                    <w:right w:w="60" w:type="dxa"/>
-                  </w:tcMar>
-                </w:tcPr>
-                <w:p>
-                  <w:r>
-                    <w:rPr>
-                      <w:sz w:val="15"/>
-                      <w:szCs w:val="15"/>
-                    </w:rPr>
-                    <w:lastRenderedPageBreak/>
+                    <w:rPr>
+                      <w:rFonts w:ascii="맑은 고딕" w:hAnsi="맑은 고딕" w:eastAsia="맑은 고딕" w:cs="맑은 고딕"/>
+                      <w:sz w:val="15"/>
+                      <w:szCs w:val="15"/>
+                    </w:rPr>
                     <w:t>56일 수집(2026-06-02~07-27) = 7개 요일 × 각 8일치. 20~30대 비중 산출</w:t>
                   </w:r>
                 </w:p>
@@ -1465,25 +1989,32 @@
               <w:tc>
                 <w:tcPr>
                   <w:tcW w:w="1380" w:type="dxa"/>
-                  <w:tcMar>
-                    <w:top w:w="55" w:type="dxa"/>
-                    <w:left w:w="60" w:type="dxa"/>
-                    <w:bottom w:w="55" w:type="dxa"/>
-                    <w:right w:w="60" w:type="dxa"/>
-                  </w:tcMar>
-                </w:tcPr>
-                <w:p>
-                  <w:r>
-                    <w:rPr>
-                      <w:rFonts w:hint="eastAsia"/>
-                      <w:sz w:val="15"/>
-                      <w:szCs w:val="15"/>
-                    </w:rPr>
+                  <w:tcBorders>
+                    <w:top w:val="single" w:sz="4" w:space="0" w:color="auto"/>
+                    <w:left w:val="single" w:sz="4" w:space="0" w:color="auto"/>
+                    <w:bottom w:val="single" w:sz="4" w:space="0" w:color="auto"/>
+                    <w:right w:val="single" w:sz="4" w:space="0" w:color="auto"/>
+                  </w:tcBorders>
+                  <w:tcMar>
+                    <w:top w:w="55" w:type="dxa"/>
+                    <w:left w:w="60" w:type="dxa"/>
+                    <w:bottom w:w="55" w:type="dxa"/>
+                    <w:right w:w="60" w:type="dxa"/>
+                  </w:tcMar>
+                </w:tcPr>
+                <w:p>
+                  <w:r>
                     <w:lastRenderedPageBreak/>
+                    <w:rPr>
+                      <w:rFonts w:ascii="맑은 고딕" w:hAnsi="맑은 고딕" w:eastAsia="맑은 고딕" w:cs="맑은 고딕"/>
+                      <w:sz w:val="15"/>
+                      <w:szCs w:val="15"/>
+                    </w:rPr>
                     <w:t>주차장</w:t>
                   </w:r>
                   <w:r>
                     <w:rPr>
+                      <w:rFonts w:ascii="맑은 고딕" w:hAnsi="맑은 고딕" w:eastAsia="맑은 고딕" w:cs="맑은 고딕"/>
                       <w:sz w:val="15"/>
                       <w:szCs w:val="15"/>
                     </w:rPr>
@@ -1494,17 +2025,23 @@
               <w:tc>
                 <w:tcPr>
                   <w:tcW w:w="980" w:type="dxa"/>
-                  <w:tcMar>
-                    <w:top w:w="55" w:type="dxa"/>
-                    <w:left w:w="60" w:type="dxa"/>
-                    <w:bottom w:w="55" w:type="dxa"/>
-                    <w:right w:w="60" w:type="dxa"/>
-                  </w:tcMar>
-                </w:tcPr>
-                <w:p>
-                  <w:r>
-                    <w:rPr>
-                      <w:rFonts w:hint="eastAsia"/>
+                  <w:tcBorders>
+                    <w:top w:val="single" w:sz="4" w:space="0" w:color="auto"/>
+                    <w:left w:val="single" w:sz="4" w:space="0" w:color="auto"/>
+                    <w:bottom w:val="single" w:sz="4" w:space="0" w:color="auto"/>
+                    <w:right w:val="single" w:sz="4" w:space="0" w:color="auto"/>
+                  </w:tcBorders>
+                  <w:tcMar>
+                    <w:top w:w="55" w:type="dxa"/>
+                    <w:left w:w="60" w:type="dxa"/>
+                    <w:bottom w:w="55" w:type="dxa"/>
+                    <w:right w:w="60" w:type="dxa"/>
+                  </w:tcMar>
+                </w:tcPr>
+                <w:p>
+                  <w:r>
+                    <w:rPr>
+                      <w:rFonts w:ascii="맑은 고딕" w:hAnsi="맑은 고딕" w:eastAsia="맑은 고딕" w:cs="맑은 고딕"/>
                       <w:sz w:val="15"/>
                       <w:szCs w:val="15"/>
                     </w:rPr>
@@ -1512,6 +2049,7 @@
                   </w:r>
                   <w:r>
                     <w:rPr>
+                      <w:rFonts w:ascii="맑은 고딕" w:hAnsi="맑은 고딕" w:eastAsia="맑은 고딕" w:cs="맑은 고딕"/>
                       <w:sz w:val="15"/>
                       <w:szCs w:val="15"/>
                     </w:rPr>
@@ -1522,16 +2060,23 @@
               <w:tc>
                 <w:tcPr>
                   <w:tcW w:w="660" w:type="dxa"/>
-                  <w:tcMar>
-                    <w:top w:w="55" w:type="dxa"/>
-                    <w:left w:w="60" w:type="dxa"/>
-                    <w:bottom w:w="55" w:type="dxa"/>
-                    <w:right w:w="60" w:type="dxa"/>
-                  </w:tcMar>
-                </w:tcPr>
-                <w:p>
-                  <w:r>
-                    <w:rPr>
+                  <w:tcBorders>
+                    <w:top w:val="single" w:sz="4" w:space="0" w:color="auto"/>
+                    <w:left w:val="single" w:sz="4" w:space="0" w:color="auto"/>
+                    <w:bottom w:val="single" w:sz="4" w:space="0" w:color="auto"/>
+                    <w:right w:val="single" w:sz="4" w:space="0" w:color="auto"/>
+                  </w:tcBorders>
+                  <w:tcMar>
+                    <w:top w:w="55" w:type="dxa"/>
+                    <w:left w:w="60" w:type="dxa"/>
+                    <w:bottom w:w="55" w:type="dxa"/>
+                    <w:right w:w="60" w:type="dxa"/>
+                  </w:tcMar>
+                </w:tcPr>
+                <w:p>
+                  <w:r>
+                    <w:rPr>
+                      <w:rFonts w:ascii="맑은 고딕" w:hAnsi="맑은 고딕" w:eastAsia="맑은 고딕" w:cs="맑은 고딕"/>
                       <w:sz w:val="15"/>
                       <w:szCs w:val="15"/>
                     </w:rPr>
@@ -1542,16 +2087,23 @@
               <w:tc>
                 <w:tcPr>
                   <w:tcW w:w="680" w:type="dxa"/>
-                  <w:tcMar>
-                    <w:top w:w="55" w:type="dxa"/>
-                    <w:left w:w="60" w:type="dxa"/>
-                    <w:bottom w:w="55" w:type="dxa"/>
-                    <w:right w:w="60" w:type="dxa"/>
-                  </w:tcMar>
-                </w:tcPr>
-                <w:p>
-                  <w:r>
-                    <w:rPr>
+                  <w:tcBorders>
+                    <w:top w:val="single" w:sz="4" w:space="0" w:color="auto"/>
+                    <w:left w:val="single" w:sz="4" w:space="0" w:color="auto"/>
+                    <w:bottom w:val="single" w:sz="4" w:space="0" w:color="auto"/>
+                    <w:right w:val="single" w:sz="4" w:space="0" w:color="auto"/>
+                  </w:tcBorders>
+                  <w:tcMar>
+                    <w:top w:w="55" w:type="dxa"/>
+                    <w:left w:w="60" w:type="dxa"/>
+                    <w:bottom w:w="55" w:type="dxa"/>
+                    <w:right w:w="60" w:type="dxa"/>
+                  </w:tcMar>
+                </w:tcPr>
+                <w:p>
+                  <w:r>
+                    <w:rPr>
+                      <w:rFonts w:ascii="맑은 고딕" w:hAnsi="맑은 고딕" w:eastAsia="맑은 고딕" w:cs="맑은 고딕"/>
                       <w:sz w:val="15"/>
                       <w:szCs w:val="15"/>
                     </w:rPr>
@@ -1562,17 +2114,23 @@
               <w:tc>
                 <w:tcPr>
                   <w:tcW w:w="500" w:type="dxa"/>
-                  <w:tcMar>
-                    <w:top w:w="55" w:type="dxa"/>
-                    <w:left w:w="60" w:type="dxa"/>
-                    <w:bottom w:w="55" w:type="dxa"/>
-                    <w:right w:w="60" w:type="dxa"/>
-                  </w:tcMar>
-                </w:tcPr>
-                <w:p>
-                  <w:r>
-                    <w:rPr>
-                      <w:rFonts w:hint="eastAsia"/>
+                  <w:tcBorders>
+                    <w:top w:val="single" w:sz="4" w:space="0" w:color="auto"/>
+                    <w:left w:val="single" w:sz="4" w:space="0" w:color="auto"/>
+                    <w:bottom w:val="single" w:sz="4" w:space="0" w:color="auto"/>
+                    <w:right w:val="single" w:sz="4" w:space="0" w:color="auto"/>
+                  </w:tcBorders>
+                  <w:tcMar>
+                    <w:top w:w="55" w:type="dxa"/>
+                    <w:left w:w="60" w:type="dxa"/>
+                    <w:bottom w:w="55" w:type="dxa"/>
+                    <w:right w:w="60" w:type="dxa"/>
+                  </w:tcMar>
+                </w:tcPr>
+                <w:p>
+                  <w:r>
+                    <w:rPr>
+                      <w:rFonts w:ascii="맑은 고딕" w:hAnsi="맑은 고딕" w:eastAsia="맑은 고딕" w:cs="맑은 고딕"/>
                       <w:sz w:val="15"/>
                       <w:szCs w:val="15"/>
                     </w:rPr>
@@ -1583,17 +2141,23 @@
               <w:tc>
                 <w:tcPr>
                   <w:tcW w:w="1420" w:type="dxa"/>
-                  <w:tcMar>
-                    <w:top w:w="55" w:type="dxa"/>
-                    <w:left w:w="60" w:type="dxa"/>
-                    <w:bottom w:w="55" w:type="dxa"/>
-                    <w:right w:w="60" w:type="dxa"/>
-                  </w:tcMar>
-                </w:tcPr>
-                <w:p>
-                  <w:r>
-                    <w:rPr>
-                      <w:rFonts w:hint="eastAsia"/>
+                  <w:tcBorders>
+                    <w:top w:val="single" w:sz="4" w:space="0" w:color="auto"/>
+                    <w:left w:val="single" w:sz="4" w:space="0" w:color="auto"/>
+                    <w:bottom w:val="single" w:sz="4" w:space="0" w:color="auto"/>
+                    <w:right w:val="single" w:sz="4" w:space="0" w:color="auto"/>
+                  </w:tcBorders>
+                  <w:tcMar>
+                    <w:top w:w="55" w:type="dxa"/>
+                    <w:left w:w="60" w:type="dxa"/>
+                    <w:bottom w:w="55" w:type="dxa"/>
+                    <w:right w:w="60" w:type="dxa"/>
+                  </w:tcMar>
+                </w:tcPr>
+                <w:p>
+                  <w:r>
+                    <w:rPr>
+                      <w:rFonts w:ascii="맑은 고딕" w:hAnsi="맑은 고딕" w:eastAsia="맑은 고딕" w:cs="맑은 고딕"/>
                       <w:sz w:val="15"/>
                       <w:szCs w:val="15"/>
                     </w:rPr>
@@ -1601,6 +2165,7 @@
                   </w:r>
                   <w:r>
                     <w:rPr>
+                      <w:rFonts w:ascii="맑은 고딕" w:hAnsi="맑은 고딕" w:eastAsia="맑은 고딕" w:cs="맑은 고딕"/>
                       <w:sz w:val="15"/>
                       <w:szCs w:val="15"/>
                     </w:rPr>
@@ -1611,17 +2176,23 @@
               <w:tc>
                 <w:tcPr>
                   <w:tcW w:w="1380" w:type="dxa"/>
-                  <w:tcMar>
-                    <w:top w:w="55" w:type="dxa"/>
-                    <w:left w:w="60" w:type="dxa"/>
-                    <w:bottom w:w="55" w:type="dxa"/>
-                    <w:right w:w="60" w:type="dxa"/>
-                  </w:tcMar>
-                </w:tcPr>
-                <w:p>
-                  <w:r>
-                    <w:rPr>
-                      <w:rFonts w:hint="eastAsia"/>
+                  <w:tcBorders>
+                    <w:top w:val="single" w:sz="4" w:space="0" w:color="auto"/>
+                    <w:left w:val="single" w:sz="4" w:space="0" w:color="auto"/>
+                    <w:bottom w:val="single" w:sz="4" w:space="0" w:color="auto"/>
+                    <w:right w:val="single" w:sz="4" w:space="0" w:color="auto"/>
+                  </w:tcBorders>
+                  <w:tcMar>
+                    <w:top w:w="55" w:type="dxa"/>
+                    <w:left w:w="60" w:type="dxa"/>
+                    <w:bottom w:w="55" w:type="dxa"/>
+                    <w:right w:w="60" w:type="dxa"/>
+                  </w:tcMar>
+                </w:tcPr>
+                <w:p>
+                  <w:r>
+                    <w:rPr>
+                      <w:rFonts w:ascii="맑은 고딕" w:hAnsi="맑은 고딕" w:eastAsia="맑은 고딕" w:cs="맑은 고딕"/>
                       <w:sz w:val="15"/>
                       <w:szCs w:val="15"/>
                     </w:rPr>
@@ -1629,6 +2200,7 @@
                   </w:r>
                   <w:r>
                     <w:rPr>
+                      <w:rFonts w:ascii="맑은 고딕" w:hAnsi="맑은 고딕" w:eastAsia="맑은 고딕" w:cs="맑은 고딕"/>
                       <w:sz w:val="15"/>
                       <w:szCs w:val="15"/>
                     </w:rPr>
@@ -1641,16 +2213,23 @@
               <w:tc>
                 <w:tcPr>
                   <w:tcW w:w="1380" w:type="dxa"/>
-                  <w:tcMar>
-                    <w:top w:w="55" w:type="dxa"/>
-                    <w:left w:w="60" w:type="dxa"/>
-                    <w:bottom w:w="55" w:type="dxa"/>
-                    <w:right w:w="60" w:type="dxa"/>
-                  </w:tcMar>
-                </w:tcPr>
-                <w:p>
-                  <w:r>
-                    <w:rPr>
+                  <w:tcBorders>
+                    <w:top w:val="single" w:sz="4" w:space="0" w:color="auto"/>
+                    <w:left w:val="single" w:sz="4" w:space="0" w:color="auto"/>
+                    <w:bottom w:val="single" w:sz="4" w:space="0" w:color="auto"/>
+                    <w:right w:val="single" w:sz="4" w:space="0" w:color="auto"/>
+                  </w:tcBorders>
+                  <w:tcMar>
+                    <w:top w:w="55" w:type="dxa"/>
+                    <w:left w:w="60" w:type="dxa"/>
+                    <w:bottom w:w="55" w:type="dxa"/>
+                    <w:right w:w="60" w:type="dxa"/>
+                  </w:tcMar>
+                </w:tcPr>
+                <w:p>
+                  <w:r>
+                    <w:rPr>
+                      <w:rFonts w:ascii="맑은 고딕" w:hAnsi="맑은 고딕" w:eastAsia="맑은 고딕" w:cs="맑은 고딕"/>
                       <w:sz w:val="15"/>
                       <w:szCs w:val="15"/>
                     </w:rPr>
@@ -1661,16 +2240,23 @@
               <w:tc>
                 <w:tcPr>
                   <w:tcW w:w="980" w:type="dxa"/>
-                  <w:tcMar>
-                    <w:top w:w="55" w:type="dxa"/>
-                    <w:left w:w="60" w:type="dxa"/>
-                    <w:bottom w:w="55" w:type="dxa"/>
-                    <w:right w:w="60" w:type="dxa"/>
-                  </w:tcMar>
-                </w:tcPr>
-                <w:p>
-                  <w:r>
-                    <w:rPr>
+                  <w:tcBorders>
+                    <w:top w:val="single" w:sz="4" w:space="0" w:color="auto"/>
+                    <w:left w:val="single" w:sz="4" w:space="0" w:color="auto"/>
+                    <w:bottom w:val="single" w:sz="4" w:space="0" w:color="auto"/>
+                    <w:right w:val="single" w:sz="4" w:space="0" w:color="auto"/>
+                  </w:tcBorders>
+                  <w:tcMar>
+                    <w:top w:w="55" w:type="dxa"/>
+                    <w:left w:w="60" w:type="dxa"/>
+                    <w:bottom w:w="55" w:type="dxa"/>
+                    <w:right w:w="60" w:type="dxa"/>
+                  </w:tcMar>
+                </w:tcPr>
+                <w:p>
+                  <w:r>
+                    <w:rPr>
+                      <w:rFonts w:ascii="맑은 고딕" w:hAnsi="맑은 고딕" w:eastAsia="맑은 고딕" w:cs="맑은 고딕"/>
                       <w:sz w:val="15"/>
                       <w:szCs w:val="15"/>
                     </w:rPr>
@@ -1681,16 +2267,23 @@
               <w:tc>
                 <w:tcPr>
                   <w:tcW w:w="660" w:type="dxa"/>
-                  <w:tcMar>
-                    <w:top w:w="55" w:type="dxa"/>
-                    <w:left w:w="60" w:type="dxa"/>
-                    <w:bottom w:w="55" w:type="dxa"/>
-                    <w:right w:w="60" w:type="dxa"/>
-                  </w:tcMar>
-                </w:tcPr>
-                <w:p>
-                  <w:r>
-                    <w:rPr>
+                  <w:tcBorders>
+                    <w:top w:val="single" w:sz="4" w:space="0" w:color="auto"/>
+                    <w:left w:val="single" w:sz="4" w:space="0" w:color="auto"/>
+                    <w:bottom w:val="single" w:sz="4" w:space="0" w:color="auto"/>
+                    <w:right w:val="single" w:sz="4" w:space="0" w:color="auto"/>
+                  </w:tcBorders>
+                  <w:tcMar>
+                    <w:top w:w="55" w:type="dxa"/>
+                    <w:left w:w="60" w:type="dxa"/>
+                    <w:bottom w:w="55" w:type="dxa"/>
+                    <w:right w:w="60" w:type="dxa"/>
+                  </w:tcMar>
+                </w:tcPr>
+                <w:p>
+                  <w:r>
+                    <w:rPr>
+                      <w:rFonts w:ascii="맑은 고딕" w:hAnsi="맑은 고딕" w:eastAsia="맑은 고딕" w:cs="맑은 고딕"/>
                       <w:sz w:val="15"/>
                       <w:szCs w:val="15"/>
                     </w:rPr>
@@ -1701,16 +2294,23 @@
               <w:tc>
                 <w:tcPr>
                   <w:tcW w:w="680" w:type="dxa"/>
-                  <w:tcMar>
-                    <w:top w:w="55" w:type="dxa"/>
-                    <w:left w:w="60" w:type="dxa"/>
-                    <w:bottom w:w="55" w:type="dxa"/>
-                    <w:right w:w="60" w:type="dxa"/>
-                  </w:tcMar>
-                </w:tcPr>
-                <w:p>
-                  <w:r>
-                    <w:rPr>
+                  <w:tcBorders>
+                    <w:top w:val="single" w:sz="4" w:space="0" w:color="auto"/>
+                    <w:left w:val="single" w:sz="4" w:space="0" w:color="auto"/>
+                    <w:bottom w:val="single" w:sz="4" w:space="0" w:color="auto"/>
+                    <w:right w:val="single" w:sz="4" w:space="0" w:color="auto"/>
+                  </w:tcBorders>
+                  <w:tcMar>
+                    <w:top w:w="55" w:type="dxa"/>
+                    <w:left w:w="60" w:type="dxa"/>
+                    <w:bottom w:w="55" w:type="dxa"/>
+                    <w:right w:w="60" w:type="dxa"/>
+                  </w:tcMar>
+                </w:tcPr>
+                <w:p>
+                  <w:r>
+                    <w:rPr>
+                      <w:rFonts w:ascii="맑은 고딕" w:hAnsi="맑은 고딕" w:eastAsia="맑은 고딕" w:cs="맑은 고딕"/>
                       <w:sz w:val="15"/>
                       <w:szCs w:val="15"/>
                     </w:rPr>
@@ -1721,16 +2321,23 @@
               <w:tc>
                 <w:tcPr>
                   <w:tcW w:w="500" w:type="dxa"/>
-                  <w:tcMar>
-                    <w:top w:w="55" w:type="dxa"/>
-                    <w:left w:w="60" w:type="dxa"/>
-                    <w:bottom w:w="55" w:type="dxa"/>
-                    <w:right w:w="60" w:type="dxa"/>
-                  </w:tcMar>
-                </w:tcPr>
-                <w:p>
-                  <w:r>
-                    <w:rPr>
+                  <w:tcBorders>
+                    <w:top w:val="single" w:sz="4" w:space="0" w:color="auto"/>
+                    <w:left w:val="single" w:sz="4" w:space="0" w:color="auto"/>
+                    <w:bottom w:val="single" w:sz="4" w:space="0" w:color="auto"/>
+                    <w:right w:val="single" w:sz="4" w:space="0" w:color="auto"/>
+                  </w:tcBorders>
+                  <w:tcMar>
+                    <w:top w:w="55" w:type="dxa"/>
+                    <w:left w:w="60" w:type="dxa"/>
+                    <w:bottom w:w="55" w:type="dxa"/>
+                    <w:right w:w="60" w:type="dxa"/>
+                  </w:tcMar>
+                </w:tcPr>
+                <w:p>
+                  <w:r>
+                    <w:rPr>
+                      <w:rFonts w:ascii="맑은 고딕" w:hAnsi="맑은 고딕" w:eastAsia="맑은 고딕" w:cs="맑은 고딕"/>
                       <w:sz w:val="15"/>
                       <w:szCs w:val="15"/>
                     </w:rPr>
@@ -1741,16 +2348,23 @@
               <w:tc>
                 <w:tcPr>
                   <w:tcW w:w="1420" w:type="dxa"/>
-                  <w:tcMar>
-                    <w:top w:w="55" w:type="dxa"/>
-                    <w:left w:w="60" w:type="dxa"/>
-                    <w:bottom w:w="55" w:type="dxa"/>
-                    <w:right w:w="60" w:type="dxa"/>
-                  </w:tcMar>
-                </w:tcPr>
-                <w:p>
-                  <w:r>
-                    <w:rPr>
+                  <w:tcBorders>
+                    <w:top w:val="single" w:sz="4" w:space="0" w:color="auto"/>
+                    <w:left w:val="single" w:sz="4" w:space="0" w:color="auto"/>
+                    <w:bottom w:val="single" w:sz="4" w:space="0" w:color="auto"/>
+                    <w:right w:val="single" w:sz="4" w:space="0" w:color="auto"/>
+                  </w:tcBorders>
+                  <w:tcMar>
+                    <w:top w:w="55" w:type="dxa"/>
+                    <w:left w:w="60" w:type="dxa"/>
+                    <w:bottom w:w="55" w:type="dxa"/>
+                    <w:right w:w="60" w:type="dxa"/>
+                  </w:tcMar>
+                </w:tcPr>
+                <w:p>
+                  <w:r>
+                    <w:rPr>
+                      <w:rFonts w:ascii="맑은 고딕" w:hAnsi="맑은 고딕" w:eastAsia="맑은 고딕" w:cs="맑은 고딕"/>
                       <w:sz w:val="15"/>
                       <w:szCs w:val="15"/>
                     </w:rPr>
@@ -1761,16 +2375,23 @@
               <w:tc>
                 <w:tcPr>
                   <w:tcW w:w="1380" w:type="dxa"/>
-                  <w:tcMar>
-                    <w:top w:w="55" w:type="dxa"/>
-                    <w:left w:w="60" w:type="dxa"/>
-                    <w:bottom w:w="55" w:type="dxa"/>
-                    <w:right w:w="60" w:type="dxa"/>
-                  </w:tcMar>
-                </w:tcPr>
-                <w:p>
-                  <w:r>
-                    <w:rPr>
+                  <w:tcBorders>
+                    <w:top w:val="single" w:sz="4" w:space="0" w:color="auto"/>
+                    <w:left w:val="single" w:sz="4" w:space="0" w:color="auto"/>
+                    <w:bottom w:val="single" w:sz="4" w:space="0" w:color="auto"/>
+                    <w:right w:val="single" w:sz="4" w:space="0" w:color="auto"/>
+                  </w:tcBorders>
+                  <w:tcMar>
+                    <w:top w:w="55" w:type="dxa"/>
+                    <w:left w:w="60" w:type="dxa"/>
+                    <w:bottom w:w="55" w:type="dxa"/>
+                    <w:right w:w="60" w:type="dxa"/>
+                  </w:tcMar>
+                </w:tcPr>
+                <w:p>
+                  <w:r>
+                    <w:rPr>
+                      <w:rFonts w:ascii="맑은 고딕" w:hAnsi="맑은 고딕" w:eastAsia="맑은 고딕" w:cs="맑은 고딕"/>
                       <w:sz w:val="15"/>
                       <w:szCs w:val="15"/>
                     </w:rPr>
@@ -1783,16 +2404,23 @@
               <w:tc>
                 <w:tcPr>
                   <w:tcW w:w="1380" w:type="dxa"/>
-                  <w:tcMar>
-                    <w:top w:w="55" w:type="dxa"/>
-                    <w:left w:w="60" w:type="dxa"/>
-                    <w:bottom w:w="55" w:type="dxa"/>
-                    <w:right w:w="60" w:type="dxa"/>
-                  </w:tcMar>
-                </w:tcPr>
-                <w:p>
-                  <w:r>
-                    <w:rPr>
+                  <w:tcBorders>
+                    <w:top w:val="single" w:sz="4" w:space="0" w:color="auto"/>
+                    <w:left w:val="single" w:sz="4" w:space="0" w:color="auto"/>
+                    <w:bottom w:val="single" w:sz="4" w:space="0" w:color="auto"/>
+                    <w:right w:val="single" w:sz="4" w:space="0" w:color="auto"/>
+                  </w:tcBorders>
+                  <w:tcMar>
+                    <w:top w:w="55" w:type="dxa"/>
+                    <w:left w:w="60" w:type="dxa"/>
+                    <w:bottom w:w="55" w:type="dxa"/>
+                    <w:right w:w="60" w:type="dxa"/>
+                  </w:tcMar>
+                </w:tcPr>
+                <w:p>
+                  <w:r>
+                    <w:rPr>
+                      <w:rFonts w:ascii="맑은 고딕" w:hAnsi="맑은 고딕" w:eastAsia="맑은 고딕" w:cs="맑은 고딕"/>
                       <w:sz w:val="15"/>
                       <w:szCs w:val="15"/>
                     </w:rPr>
@@ -1803,16 +2431,23 @@
               <w:tc>
                 <w:tcPr>
                   <w:tcW w:w="980" w:type="dxa"/>
-                  <w:tcMar>
-                    <w:top w:w="55" w:type="dxa"/>
-                    <w:left w:w="60" w:type="dxa"/>
-                    <w:bottom w:w="55" w:type="dxa"/>
-                    <w:right w:w="60" w:type="dxa"/>
-                  </w:tcMar>
-                </w:tcPr>
-                <w:p>
-                  <w:r>
-                    <w:rPr>
+                  <w:tcBorders>
+                    <w:top w:val="single" w:sz="4" w:space="0" w:color="auto"/>
+                    <w:left w:val="single" w:sz="4" w:space="0" w:color="auto"/>
+                    <w:bottom w:val="single" w:sz="4" w:space="0" w:color="auto"/>
+                    <w:right w:val="single" w:sz="4" w:space="0" w:color="auto"/>
+                  </w:tcBorders>
+                  <w:tcMar>
+                    <w:top w:w="55" w:type="dxa"/>
+                    <w:left w:w="60" w:type="dxa"/>
+                    <w:bottom w:w="55" w:type="dxa"/>
+                    <w:right w:w="60" w:type="dxa"/>
+                  </w:tcMar>
+                </w:tcPr>
+                <w:p>
+                  <w:r>
+                    <w:rPr>
+                      <w:rFonts w:ascii="맑은 고딕" w:hAnsi="맑은 고딕" w:eastAsia="맑은 고딕" w:cs="맑은 고딕"/>
                       <w:sz w:val="15"/>
                       <w:szCs w:val="15"/>
                     </w:rPr>
@@ -1823,16 +2458,23 @@
               <w:tc>
                 <w:tcPr>
                   <w:tcW w:w="660" w:type="dxa"/>
-                  <w:tcMar>
-                    <w:top w:w="55" w:type="dxa"/>
-                    <w:left w:w="60" w:type="dxa"/>
-                    <w:bottom w:w="55" w:type="dxa"/>
-                    <w:right w:w="60" w:type="dxa"/>
-                  </w:tcMar>
-                </w:tcPr>
-                <w:p>
-                  <w:r>
-                    <w:rPr>
+                  <w:tcBorders>
+                    <w:top w:val="single" w:sz="4" w:space="0" w:color="auto"/>
+                    <w:left w:val="single" w:sz="4" w:space="0" w:color="auto"/>
+                    <w:bottom w:val="single" w:sz="4" w:space="0" w:color="auto"/>
+                    <w:right w:val="single" w:sz="4" w:space="0" w:color="auto"/>
+                  </w:tcBorders>
+                  <w:tcMar>
+                    <w:top w:w="55" w:type="dxa"/>
+                    <w:left w:w="60" w:type="dxa"/>
+                    <w:bottom w:w="55" w:type="dxa"/>
+                    <w:right w:w="60" w:type="dxa"/>
+                  </w:tcMar>
+                </w:tcPr>
+                <w:p>
+                  <w:r>
+                    <w:rPr>
+                      <w:rFonts w:ascii="맑은 고딕" w:hAnsi="맑은 고딕" w:eastAsia="맑은 고딕" w:cs="맑은 고딕"/>
                       <w:sz w:val="15"/>
                       <w:szCs w:val="15"/>
                     </w:rPr>
@@ -1843,16 +2485,23 @@
               <w:tc>
                 <w:tcPr>
                   <w:tcW w:w="680" w:type="dxa"/>
-                  <w:tcMar>
-                    <w:top w:w="55" w:type="dxa"/>
-                    <w:left w:w="60" w:type="dxa"/>
-                    <w:bottom w:w="55" w:type="dxa"/>
-                    <w:right w:w="60" w:type="dxa"/>
-                  </w:tcMar>
-                </w:tcPr>
-                <w:p>
-                  <w:r>
-                    <w:rPr>
+                  <w:tcBorders>
+                    <w:top w:val="single" w:sz="4" w:space="0" w:color="auto"/>
+                    <w:left w:val="single" w:sz="4" w:space="0" w:color="auto"/>
+                    <w:bottom w:val="single" w:sz="4" w:space="0" w:color="auto"/>
+                    <w:right w:val="single" w:sz="4" w:space="0" w:color="auto"/>
+                  </w:tcBorders>
+                  <w:tcMar>
+                    <w:top w:w="55" w:type="dxa"/>
+                    <w:left w:w="60" w:type="dxa"/>
+                    <w:bottom w:w="55" w:type="dxa"/>
+                    <w:right w:w="60" w:type="dxa"/>
+                  </w:tcMar>
+                </w:tcPr>
+                <w:p>
+                  <w:r>
+                    <w:rPr>
+                      <w:rFonts w:ascii="맑은 고딕" w:hAnsi="맑은 고딕" w:eastAsia="맑은 고딕" w:cs="맑은 고딕"/>
                       <w:sz w:val="15"/>
                       <w:szCs w:val="15"/>
                     </w:rPr>
@@ -1863,16 +2512,23 @@
               <w:tc>
                 <w:tcPr>
                   <w:tcW w:w="500" w:type="dxa"/>
-                  <w:tcMar>
-                    <w:top w:w="55" w:type="dxa"/>
-                    <w:left w:w="60" w:type="dxa"/>
-                    <w:bottom w:w="55" w:type="dxa"/>
-                    <w:right w:w="60" w:type="dxa"/>
-                  </w:tcMar>
-                </w:tcPr>
-                <w:p>
-                  <w:r>
-                    <w:rPr>
+                  <w:tcBorders>
+                    <w:top w:val="single" w:sz="4" w:space="0" w:color="auto"/>
+                    <w:left w:val="single" w:sz="4" w:space="0" w:color="auto"/>
+                    <w:bottom w:val="single" w:sz="4" w:space="0" w:color="auto"/>
+                    <w:right w:val="single" w:sz="4" w:space="0" w:color="auto"/>
+                  </w:tcBorders>
+                  <w:tcMar>
+                    <w:top w:w="55" w:type="dxa"/>
+                    <w:left w:w="60" w:type="dxa"/>
+                    <w:bottom w:w="55" w:type="dxa"/>
+                    <w:right w:w="60" w:type="dxa"/>
+                  </w:tcMar>
+                </w:tcPr>
+                <w:p>
+                  <w:r>
+                    <w:rPr>
+                      <w:rFonts w:ascii="맑은 고딕" w:hAnsi="맑은 고딕" w:eastAsia="맑은 고딕" w:cs="맑은 고딕"/>
                       <w:sz w:val="15"/>
                       <w:szCs w:val="15"/>
                     </w:rPr>
@@ -1883,16 +2539,23 @@
               <w:tc>
                 <w:tcPr>
                   <w:tcW w:w="1420" w:type="dxa"/>
-                  <w:tcMar>
-                    <w:top w:w="55" w:type="dxa"/>
-                    <w:left w:w="60" w:type="dxa"/>
-                    <w:bottom w:w="55" w:type="dxa"/>
-                    <w:right w:w="60" w:type="dxa"/>
-                  </w:tcMar>
-                </w:tcPr>
-                <w:p>
-                  <w:r>
-                    <w:rPr>
+                  <w:tcBorders>
+                    <w:top w:val="single" w:sz="4" w:space="0" w:color="auto"/>
+                    <w:left w:val="single" w:sz="4" w:space="0" w:color="auto"/>
+                    <w:bottom w:val="single" w:sz="4" w:space="0" w:color="auto"/>
+                    <w:right w:val="single" w:sz="4" w:space="0" w:color="auto"/>
+                  </w:tcBorders>
+                  <w:tcMar>
+                    <w:top w:w="55" w:type="dxa"/>
+                    <w:left w:w="60" w:type="dxa"/>
+                    <w:bottom w:w="55" w:type="dxa"/>
+                    <w:right w:w="60" w:type="dxa"/>
+                  </w:tcMar>
+                </w:tcPr>
+                <w:p>
+                  <w:r>
+                    <w:rPr>
+                      <w:rFonts w:ascii="맑은 고딕" w:hAnsi="맑은 고딕" w:eastAsia="맑은 고딕" w:cs="맑은 고딕"/>
                       <w:sz w:val="15"/>
                       <w:szCs w:val="15"/>
                     </w:rPr>
@@ -1903,16 +2566,23 @@
               <w:tc>
                 <w:tcPr>
                   <w:tcW w:w="1380" w:type="dxa"/>
-                  <w:tcMar>
-                    <w:top w:w="55" w:type="dxa"/>
-                    <w:left w:w="60" w:type="dxa"/>
-                    <w:bottom w:w="55" w:type="dxa"/>
-                    <w:right w:w="60" w:type="dxa"/>
-                  </w:tcMar>
-                </w:tcPr>
-                <w:p>
-                  <w:r>
-                    <w:rPr>
+                  <w:tcBorders>
+                    <w:top w:val="single" w:sz="4" w:space="0" w:color="auto"/>
+                    <w:left w:val="single" w:sz="4" w:space="0" w:color="auto"/>
+                    <w:bottom w:val="single" w:sz="4" w:space="0" w:color="auto"/>
+                    <w:right w:val="single" w:sz="4" w:space="0" w:color="auto"/>
+                  </w:tcBorders>
+                  <w:tcMar>
+                    <w:top w:w="55" w:type="dxa"/>
+                    <w:left w:w="60" w:type="dxa"/>
+                    <w:bottom w:w="55" w:type="dxa"/>
+                    <w:right w:w="60" w:type="dxa"/>
+                  </w:tcMar>
+                </w:tcPr>
+                <w:p>
+                  <w:r>
+                    <w:rPr>
+                      <w:rFonts w:ascii="맑은 고딕" w:hAnsi="맑은 고딕" w:eastAsia="맑은 고딕" w:cs="맑은 고딕"/>
                       <w:sz w:val="15"/>
                       <w:szCs w:val="15"/>
                     </w:rPr>
@@ -1925,16 +2595,23 @@
               <w:tc>
                 <w:tcPr>
                   <w:tcW w:w="1380" w:type="dxa"/>
-                  <w:tcMar>
-                    <w:top w:w="55" w:type="dxa"/>
-                    <w:left w:w="60" w:type="dxa"/>
-                    <w:bottom w:w="55" w:type="dxa"/>
-                    <w:right w:w="60" w:type="dxa"/>
-                  </w:tcMar>
-                </w:tcPr>
-                <w:p>
-                  <w:r>
-                    <w:rPr>
+                  <w:tcBorders>
+                    <w:top w:val="single" w:sz="4" w:space="0" w:color="auto"/>
+                    <w:left w:val="single" w:sz="4" w:space="0" w:color="auto"/>
+                    <w:bottom w:val="single" w:sz="4" w:space="0" w:color="auto"/>
+                    <w:right w:val="single" w:sz="4" w:space="0" w:color="auto"/>
+                  </w:tcBorders>
+                  <w:tcMar>
+                    <w:top w:w="55" w:type="dxa"/>
+                    <w:left w:w="60" w:type="dxa"/>
+                    <w:bottom w:w="55" w:type="dxa"/>
+                    <w:right w:w="60" w:type="dxa"/>
+                  </w:tcMar>
+                </w:tcPr>
+                <w:p>
+                  <w:r>
+                    <w:rPr>
+                      <w:rFonts w:ascii="맑은 고딕" w:hAnsi="맑은 고딕" w:eastAsia="맑은 고딕" w:cs="맑은 고딕"/>
                       <w:sz w:val="15"/>
                       <w:szCs w:val="15"/>
                     </w:rPr>
@@ -1945,16 +2622,23 @@
               <w:tc>
                 <w:tcPr>
                   <w:tcW w:w="980" w:type="dxa"/>
-                  <w:tcMar>
-                    <w:top w:w="55" w:type="dxa"/>
-                    <w:left w:w="60" w:type="dxa"/>
-                    <w:bottom w:w="55" w:type="dxa"/>
-                    <w:right w:w="60" w:type="dxa"/>
-                  </w:tcMar>
-                </w:tcPr>
-                <w:p>
-                  <w:r>
-                    <w:rPr>
+                  <w:tcBorders>
+                    <w:top w:val="single" w:sz="4" w:space="0" w:color="auto"/>
+                    <w:left w:val="single" w:sz="4" w:space="0" w:color="auto"/>
+                    <w:bottom w:val="single" w:sz="4" w:space="0" w:color="auto"/>
+                    <w:right w:val="single" w:sz="4" w:space="0" w:color="auto"/>
+                  </w:tcBorders>
+                  <w:tcMar>
+                    <w:top w:w="55" w:type="dxa"/>
+                    <w:left w:w="60" w:type="dxa"/>
+                    <w:bottom w:w="55" w:type="dxa"/>
+                    <w:right w:w="60" w:type="dxa"/>
+                  </w:tcMar>
+                </w:tcPr>
+                <w:p>
+                  <w:r>
+                    <w:rPr>
+                      <w:rFonts w:ascii="맑은 고딕" w:hAnsi="맑은 고딕" w:eastAsia="맑은 고딕" w:cs="맑은 고딕"/>
                       <w:sz w:val="15"/>
                       <w:szCs w:val="15"/>
                     </w:rPr>
@@ -1965,16 +2649,23 @@
               <w:tc>
                 <w:tcPr>
                   <w:tcW w:w="660" w:type="dxa"/>
-                  <w:tcMar>
-                    <w:top w:w="55" w:type="dxa"/>
-                    <w:left w:w="60" w:type="dxa"/>
-                    <w:bottom w:w="55" w:type="dxa"/>
-                    <w:right w:w="60" w:type="dxa"/>
-                  </w:tcMar>
-                </w:tcPr>
-                <w:p>
-                  <w:r>
-                    <w:rPr>
+                  <w:tcBorders>
+                    <w:top w:val="single" w:sz="4" w:space="0" w:color="auto"/>
+                    <w:left w:val="single" w:sz="4" w:space="0" w:color="auto"/>
+                    <w:bottom w:val="single" w:sz="4" w:space="0" w:color="auto"/>
+                    <w:right w:val="single" w:sz="4" w:space="0" w:color="auto"/>
+                  </w:tcBorders>
+                  <w:tcMar>
+                    <w:top w:w="55" w:type="dxa"/>
+                    <w:left w:w="60" w:type="dxa"/>
+                    <w:bottom w:w="55" w:type="dxa"/>
+                    <w:right w:w="60" w:type="dxa"/>
+                  </w:tcMar>
+                </w:tcPr>
+                <w:p>
+                  <w:r>
+                    <w:rPr>
+                      <w:rFonts w:ascii="맑은 고딕" w:hAnsi="맑은 고딕" w:eastAsia="맑은 고딕" w:cs="맑은 고딕"/>
                       <w:sz w:val="15"/>
                       <w:szCs w:val="15"/>
                     </w:rPr>
@@ -1985,16 +2676,23 @@
               <w:tc>
                 <w:tcPr>
                   <w:tcW w:w="680" w:type="dxa"/>
-                  <w:tcMar>
-                    <w:top w:w="55" w:type="dxa"/>
-                    <w:left w:w="60" w:type="dxa"/>
-                    <w:bottom w:w="55" w:type="dxa"/>
-                    <w:right w:w="60" w:type="dxa"/>
-                  </w:tcMar>
-                </w:tcPr>
-                <w:p>
-                  <w:r>
-                    <w:rPr>
+                  <w:tcBorders>
+                    <w:top w:val="single" w:sz="4" w:space="0" w:color="auto"/>
+                    <w:left w:val="single" w:sz="4" w:space="0" w:color="auto"/>
+                    <w:bottom w:val="single" w:sz="4" w:space="0" w:color="auto"/>
+                    <w:right w:val="single" w:sz="4" w:space="0" w:color="auto"/>
+                  </w:tcBorders>
+                  <w:tcMar>
+                    <w:top w:w="55" w:type="dxa"/>
+                    <w:left w:w="60" w:type="dxa"/>
+                    <w:bottom w:w="55" w:type="dxa"/>
+                    <w:right w:w="60" w:type="dxa"/>
+                  </w:tcMar>
+                </w:tcPr>
+                <w:p>
+                  <w:r>
+                    <w:rPr>
+                      <w:rFonts w:ascii="맑은 고딕" w:hAnsi="맑은 고딕" w:eastAsia="맑은 고딕" w:cs="맑은 고딕"/>
                       <w:sz w:val="15"/>
                       <w:szCs w:val="15"/>
                     </w:rPr>
@@ -2005,16 +2703,23 @@
               <w:tc>
                 <w:tcPr>
                   <w:tcW w:w="500" w:type="dxa"/>
-                  <w:tcMar>
-                    <w:top w:w="55" w:type="dxa"/>
-                    <w:left w:w="60" w:type="dxa"/>
-                    <w:bottom w:w="55" w:type="dxa"/>
-                    <w:right w:w="60" w:type="dxa"/>
-                  </w:tcMar>
-                </w:tcPr>
-                <w:p>
-                  <w:r>
-                    <w:rPr>
+                  <w:tcBorders>
+                    <w:top w:val="single" w:sz="4" w:space="0" w:color="auto"/>
+                    <w:left w:val="single" w:sz="4" w:space="0" w:color="auto"/>
+                    <w:bottom w:val="single" w:sz="4" w:space="0" w:color="auto"/>
+                    <w:right w:val="single" w:sz="4" w:space="0" w:color="auto"/>
+                  </w:tcBorders>
+                  <w:tcMar>
+                    <w:top w:w="55" w:type="dxa"/>
+                    <w:left w:w="60" w:type="dxa"/>
+                    <w:bottom w:w="55" w:type="dxa"/>
+                    <w:right w:w="60" w:type="dxa"/>
+                  </w:tcMar>
+                </w:tcPr>
+                <w:p>
+                  <w:r>
+                    <w:rPr>
+                      <w:rFonts w:ascii="맑은 고딕" w:hAnsi="맑은 고딕" w:eastAsia="맑은 고딕" w:cs="맑은 고딕"/>
                       <w:sz w:val="15"/>
                       <w:szCs w:val="15"/>
                     </w:rPr>
@@ -2025,16 +2730,23 @@
               <w:tc>
                 <w:tcPr>
                   <w:tcW w:w="1420" w:type="dxa"/>
-                  <w:tcMar>
-                    <w:top w:w="55" w:type="dxa"/>
-                    <w:left w:w="60" w:type="dxa"/>
-                    <w:bottom w:w="55" w:type="dxa"/>
-                    <w:right w:w="60" w:type="dxa"/>
-                  </w:tcMar>
-                </w:tcPr>
-                <w:p>
-                  <w:r>
-                    <w:rPr>
+                  <w:tcBorders>
+                    <w:top w:val="single" w:sz="4" w:space="0" w:color="auto"/>
+                    <w:left w:val="single" w:sz="4" w:space="0" w:color="auto"/>
+                    <w:bottom w:val="single" w:sz="4" w:space="0" w:color="auto"/>
+                    <w:right w:val="single" w:sz="4" w:space="0" w:color="auto"/>
+                  </w:tcBorders>
+                  <w:tcMar>
+                    <w:top w:w="55" w:type="dxa"/>
+                    <w:left w:w="60" w:type="dxa"/>
+                    <w:bottom w:w="55" w:type="dxa"/>
+                    <w:right w:w="60" w:type="dxa"/>
+                  </w:tcMar>
+                </w:tcPr>
+                <w:p>
+                  <w:r>
+                    <w:rPr>
+                      <w:rFonts w:ascii="맑은 고딕" w:hAnsi="맑은 고딕" w:eastAsia="맑은 고딕" w:cs="맑은 고딕"/>
                       <w:sz w:val="15"/>
                       <w:szCs w:val="15"/>
                     </w:rPr>
@@ -2045,16 +2757,23 @@
               <w:tc>
                 <w:tcPr>
                   <w:tcW w:w="1380" w:type="dxa"/>
-                  <w:tcMar>
-                    <w:top w:w="55" w:type="dxa"/>
-                    <w:left w:w="60" w:type="dxa"/>
-                    <w:bottom w:w="55" w:type="dxa"/>
-                    <w:right w:w="60" w:type="dxa"/>
-                  </w:tcMar>
-                </w:tcPr>
-                <w:p>
-                  <w:r>
-                    <w:rPr>
+                  <w:tcBorders>
+                    <w:top w:val="single" w:sz="4" w:space="0" w:color="auto"/>
+                    <w:left w:val="single" w:sz="4" w:space="0" w:color="auto"/>
+                    <w:bottom w:val="single" w:sz="4" w:space="0" w:color="auto"/>
+                    <w:right w:val="single" w:sz="4" w:space="0" w:color="auto"/>
+                  </w:tcBorders>
+                  <w:tcMar>
+                    <w:top w:w="55" w:type="dxa"/>
+                    <w:left w:w="60" w:type="dxa"/>
+                    <w:bottom w:w="55" w:type="dxa"/>
+                    <w:right w:w="60" w:type="dxa"/>
+                  </w:tcMar>
+                </w:tcPr>
+                <w:p>
+                  <w:r>
+                    <w:rPr>
+                      <w:rFonts w:ascii="맑은 고딕" w:hAnsi="맑은 고딕" w:eastAsia="맑은 고딕" w:cs="맑은 고딕"/>
                       <w:sz w:val="15"/>
                       <w:szCs w:val="15"/>
                     </w:rPr>
@@ -2067,16 +2786,23 @@
               <w:tc>
                 <w:tcPr>
                   <w:tcW w:w="1380" w:type="dxa"/>
-                  <w:tcMar>
-                    <w:top w:w="55" w:type="dxa"/>
-                    <w:left w:w="60" w:type="dxa"/>
-                    <w:bottom w:w="55" w:type="dxa"/>
-                    <w:right w:w="60" w:type="dxa"/>
-                  </w:tcMar>
-                </w:tcPr>
-                <w:p>
-                  <w:r>
-                    <w:rPr>
+                  <w:tcBorders>
+                    <w:top w:val="single" w:sz="4" w:space="0" w:color="auto"/>
+                    <w:left w:val="single" w:sz="4" w:space="0" w:color="auto"/>
+                    <w:bottom w:val="single" w:sz="4" w:space="0" w:color="auto"/>
+                    <w:right w:val="single" w:sz="4" w:space="0" w:color="auto"/>
+                  </w:tcBorders>
+                  <w:tcMar>
+                    <w:top w:w="55" w:type="dxa"/>
+                    <w:left w:w="60" w:type="dxa"/>
+                    <w:bottom w:w="55" w:type="dxa"/>
+                    <w:right w:w="60" w:type="dxa"/>
+                  </w:tcMar>
+                </w:tcPr>
+                <w:p>
+                  <w:r>
+                    <w:rPr>
+                      <w:rFonts w:ascii="맑은 고딕" w:hAnsi="맑은 고딕" w:eastAsia="맑은 고딕" w:cs="맑은 고딕"/>
                       <w:sz w:val="15"/>
                       <w:szCs w:val="15"/>
                     </w:rPr>
@@ -2087,16 +2813,23 @@
               <w:tc>
                 <w:tcPr>
                   <w:tcW w:w="980" w:type="dxa"/>
-                  <w:tcMar>
-                    <w:top w:w="55" w:type="dxa"/>
-                    <w:left w:w="60" w:type="dxa"/>
-                    <w:bottom w:w="55" w:type="dxa"/>
-                    <w:right w:w="60" w:type="dxa"/>
-                  </w:tcMar>
-                </w:tcPr>
-                <w:p>
-                  <w:r>
-                    <w:rPr>
+                  <w:tcBorders>
+                    <w:top w:val="single" w:sz="4" w:space="0" w:color="auto"/>
+                    <w:left w:val="single" w:sz="4" w:space="0" w:color="auto"/>
+                    <w:bottom w:val="single" w:sz="4" w:space="0" w:color="auto"/>
+                    <w:right w:val="single" w:sz="4" w:space="0" w:color="auto"/>
+                  </w:tcBorders>
+                  <w:tcMar>
+                    <w:top w:w="55" w:type="dxa"/>
+                    <w:left w:w="60" w:type="dxa"/>
+                    <w:bottom w:w="55" w:type="dxa"/>
+                    <w:right w:w="60" w:type="dxa"/>
+                  </w:tcMar>
+                </w:tcPr>
+                <w:p>
+                  <w:r>
+                    <w:rPr>
+                      <w:rFonts w:ascii="맑은 고딕" w:hAnsi="맑은 고딕" w:eastAsia="맑은 고딕" w:cs="맑은 고딕"/>
                       <w:sz w:val="15"/>
                       <w:szCs w:val="15"/>
                     </w:rPr>
@@ -2107,16 +2840,23 @@
               <w:tc>
                 <w:tcPr>
                   <w:tcW w:w="660" w:type="dxa"/>
-                  <w:tcMar>
-                    <w:top w:w="55" w:type="dxa"/>
-                    <w:left w:w="60" w:type="dxa"/>
-                    <w:bottom w:w="55" w:type="dxa"/>
-                    <w:right w:w="60" w:type="dxa"/>
-                  </w:tcMar>
-                </w:tcPr>
-                <w:p>
-                  <w:r>
-                    <w:rPr>
+                  <w:tcBorders>
+                    <w:top w:val="single" w:sz="4" w:space="0" w:color="auto"/>
+                    <w:left w:val="single" w:sz="4" w:space="0" w:color="auto"/>
+                    <w:bottom w:val="single" w:sz="4" w:space="0" w:color="auto"/>
+                    <w:right w:val="single" w:sz="4" w:space="0" w:color="auto"/>
+                  </w:tcBorders>
+                  <w:tcMar>
+                    <w:top w:w="55" w:type="dxa"/>
+                    <w:left w:w="60" w:type="dxa"/>
+                    <w:bottom w:w="55" w:type="dxa"/>
+                    <w:right w:w="60" w:type="dxa"/>
+                  </w:tcMar>
+                </w:tcPr>
+                <w:p>
+                  <w:r>
+                    <w:rPr>
+                      <w:rFonts w:ascii="맑은 고딕" w:hAnsi="맑은 고딕" w:eastAsia="맑은 고딕" w:cs="맑은 고딕"/>
                       <w:sz w:val="15"/>
                       <w:szCs w:val="15"/>
                     </w:rPr>
@@ -2127,16 +2867,23 @@
               <w:tc>
                 <w:tcPr>
                   <w:tcW w:w="680" w:type="dxa"/>
-                  <w:tcMar>
-                    <w:top w:w="55" w:type="dxa"/>
-                    <w:left w:w="60" w:type="dxa"/>
-                    <w:bottom w:w="55" w:type="dxa"/>
-                    <w:right w:w="60" w:type="dxa"/>
-                  </w:tcMar>
-                </w:tcPr>
-                <w:p>
-                  <w:r>
-                    <w:rPr>
+                  <w:tcBorders>
+                    <w:top w:val="single" w:sz="4" w:space="0" w:color="auto"/>
+                    <w:left w:val="single" w:sz="4" w:space="0" w:color="auto"/>
+                    <w:bottom w:val="single" w:sz="4" w:space="0" w:color="auto"/>
+                    <w:right w:val="single" w:sz="4" w:space="0" w:color="auto"/>
+                  </w:tcBorders>
+                  <w:tcMar>
+                    <w:top w:w="55" w:type="dxa"/>
+                    <w:left w:w="60" w:type="dxa"/>
+                    <w:bottom w:w="55" w:type="dxa"/>
+                    <w:right w:w="60" w:type="dxa"/>
+                  </w:tcMar>
+                </w:tcPr>
+                <w:p>
+                  <w:r>
+                    <w:rPr>
+                      <w:rFonts w:ascii="맑은 고딕" w:hAnsi="맑은 고딕" w:eastAsia="맑은 고딕" w:cs="맑은 고딕"/>
                       <w:sz w:val="15"/>
                       <w:szCs w:val="15"/>
                     </w:rPr>
@@ -2147,16 +2894,23 @@
               <w:tc>
                 <w:tcPr>
                   <w:tcW w:w="500" w:type="dxa"/>
-                  <w:tcMar>
-                    <w:top w:w="55" w:type="dxa"/>
-                    <w:left w:w="60" w:type="dxa"/>
-                    <w:bottom w:w="55" w:type="dxa"/>
-                    <w:right w:w="60" w:type="dxa"/>
-                  </w:tcMar>
-                </w:tcPr>
-                <w:p>
-                  <w:r>
-                    <w:rPr>
+                  <w:tcBorders>
+                    <w:top w:val="single" w:sz="4" w:space="0" w:color="auto"/>
+                    <w:left w:val="single" w:sz="4" w:space="0" w:color="auto"/>
+                    <w:bottom w:val="single" w:sz="4" w:space="0" w:color="auto"/>
+                    <w:right w:val="single" w:sz="4" w:space="0" w:color="auto"/>
+                  </w:tcBorders>
+                  <w:tcMar>
+                    <w:top w:w="55" w:type="dxa"/>
+                    <w:left w:w="60" w:type="dxa"/>
+                    <w:bottom w:w="55" w:type="dxa"/>
+                    <w:right w:w="60" w:type="dxa"/>
+                  </w:tcMar>
+                </w:tcPr>
+                <w:p>
+                  <w:r>
+                    <w:rPr>
+                      <w:rFonts w:ascii="맑은 고딕" w:hAnsi="맑은 고딕" w:eastAsia="맑은 고딕" w:cs="맑은 고딕"/>
                       <w:sz w:val="15"/>
                       <w:szCs w:val="15"/>
                     </w:rPr>
@@ -2167,16 +2921,23 @@
               <w:tc>
                 <w:tcPr>
                   <w:tcW w:w="1420" w:type="dxa"/>
-                  <w:tcMar>
-                    <w:top w:w="55" w:type="dxa"/>
-                    <w:left w:w="60" w:type="dxa"/>
-                    <w:bottom w:w="55" w:type="dxa"/>
-                    <w:right w:w="60" w:type="dxa"/>
-                  </w:tcMar>
-                </w:tcPr>
-                <w:p>
-                  <w:r>
-                    <w:rPr>
+                  <w:tcBorders>
+                    <w:top w:val="single" w:sz="4" w:space="0" w:color="auto"/>
+                    <w:left w:val="single" w:sz="4" w:space="0" w:color="auto"/>
+                    <w:bottom w:val="single" w:sz="4" w:space="0" w:color="auto"/>
+                    <w:right w:val="single" w:sz="4" w:space="0" w:color="auto"/>
+                  </w:tcBorders>
+                  <w:tcMar>
+                    <w:top w:w="55" w:type="dxa"/>
+                    <w:left w:w="60" w:type="dxa"/>
+                    <w:bottom w:w="55" w:type="dxa"/>
+                    <w:right w:w="60" w:type="dxa"/>
+                  </w:tcMar>
+                </w:tcPr>
+                <w:p>
+                  <w:r>
+                    <w:rPr>
+                      <w:rFonts w:ascii="맑은 고딕" w:hAnsi="맑은 고딕" w:eastAsia="맑은 고딕" w:cs="맑은 고딕"/>
                       <w:sz w:val="15"/>
                       <w:szCs w:val="15"/>
                     </w:rPr>
@@ -2187,16 +2948,23 @@
               <w:tc>
                 <w:tcPr>
                   <w:tcW w:w="1380" w:type="dxa"/>
-                  <w:tcMar>
-                    <w:top w:w="55" w:type="dxa"/>
-                    <w:left w:w="60" w:type="dxa"/>
-                    <w:bottom w:w="55" w:type="dxa"/>
-                    <w:right w:w="60" w:type="dxa"/>
-                  </w:tcMar>
-                </w:tcPr>
-                <w:p>
-                  <w:r>
-                    <w:rPr>
+                  <w:tcBorders>
+                    <w:top w:val="single" w:sz="4" w:space="0" w:color="auto"/>
+                    <w:left w:val="single" w:sz="4" w:space="0" w:color="auto"/>
+                    <w:bottom w:val="single" w:sz="4" w:space="0" w:color="auto"/>
+                    <w:right w:val="single" w:sz="4" w:space="0" w:color="auto"/>
+                  </w:tcBorders>
+                  <w:tcMar>
+                    <w:top w:w="55" w:type="dxa"/>
+                    <w:left w:w="60" w:type="dxa"/>
+                    <w:bottom w:w="55" w:type="dxa"/>
+                    <w:right w:w="60" w:type="dxa"/>
+                  </w:tcMar>
+                </w:tcPr>
+                <w:p>
+                  <w:r>
+                    <w:rPr>
+                      <w:rFonts w:ascii="맑은 고딕" w:hAnsi="맑은 고딕" w:eastAsia="맑은 고딕" w:cs="맑은 고딕"/>
                       <w:sz w:val="15"/>
                       <w:szCs w:val="15"/>
                     </w:rPr>
@@ -2209,17 +2977,23 @@
               <w:tc>
                 <w:tcPr>
                   <w:tcW w:w="1380" w:type="dxa"/>
-                  <w:tcMar>
-                    <w:top w:w="55" w:type="dxa"/>
-                    <w:left w:w="60" w:type="dxa"/>
-                    <w:bottom w:w="55" w:type="dxa"/>
-                    <w:right w:w="60" w:type="dxa"/>
-                  </w:tcMar>
-                </w:tcPr>
-                <w:p>
-                  <w:r>
-                    <w:rPr>
-                      <w:rFonts w:hint="eastAsia"/>
+                  <w:tcBorders>
+                    <w:top w:val="single" w:sz="4" w:space="0" w:color="auto"/>
+                    <w:left w:val="single" w:sz="4" w:space="0" w:color="auto"/>
+                    <w:bottom w:val="single" w:sz="4" w:space="0" w:color="auto"/>
+                    <w:right w:val="single" w:sz="4" w:space="0" w:color="auto"/>
+                  </w:tcBorders>
+                  <w:tcMar>
+                    <w:top w:w="55" w:type="dxa"/>
+                    <w:left w:w="60" w:type="dxa"/>
+                    <w:bottom w:w="55" w:type="dxa"/>
+                    <w:right w:w="60" w:type="dxa"/>
+                  </w:tcMar>
+                </w:tcPr>
+                <w:p>
+                  <w:r>
+                    <w:rPr>
+                      <w:rFonts w:ascii="맑은 고딕" w:hAnsi="맑은 고딕" w:eastAsia="맑은 고딕" w:cs="맑은 고딕"/>
                       <w:sz w:val="15"/>
                       <w:szCs w:val="15"/>
                     </w:rPr>
@@ -2227,6 +3001,7 @@
                   </w:r>
                   <w:r>
                     <w:rPr>
+                      <w:rFonts w:ascii="맑은 고딕" w:hAnsi="맑은 고딕" w:eastAsia="맑은 고딕" w:cs="맑은 고딕"/>
                       <w:sz w:val="15"/>
                       <w:szCs w:val="15"/>
                     </w:rPr>
@@ -2237,16 +3012,23 @@
               <w:tc>
                 <w:tcPr>
                   <w:tcW w:w="980" w:type="dxa"/>
-                  <w:tcMar>
-                    <w:top w:w="55" w:type="dxa"/>
-                    <w:left w:w="60" w:type="dxa"/>
-                    <w:bottom w:w="55" w:type="dxa"/>
-                    <w:right w:w="60" w:type="dxa"/>
-                  </w:tcMar>
-                </w:tcPr>
-                <w:p>
-                  <w:r>
-                    <w:rPr>
+                  <w:tcBorders>
+                    <w:top w:val="single" w:sz="4" w:space="0" w:color="auto"/>
+                    <w:left w:val="single" w:sz="4" w:space="0" w:color="auto"/>
+                    <w:bottom w:val="single" w:sz="4" w:space="0" w:color="auto"/>
+                    <w:right w:val="single" w:sz="4" w:space="0" w:color="auto"/>
+                  </w:tcBorders>
+                  <w:tcMar>
+                    <w:top w:w="55" w:type="dxa"/>
+                    <w:left w:w="60" w:type="dxa"/>
+                    <w:bottom w:w="55" w:type="dxa"/>
+                    <w:right w:w="60" w:type="dxa"/>
+                  </w:tcMar>
+                </w:tcPr>
+                <w:p>
+                  <w:r>
+                    <w:rPr>
+                      <w:rFonts w:ascii="맑은 고딕" w:hAnsi="맑은 고딕" w:eastAsia="맑은 고딕" w:cs="맑은 고딕"/>
                       <w:sz w:val="15"/>
                       <w:szCs w:val="15"/>
                     </w:rPr>
@@ -2257,16 +3039,23 @@
               <w:tc>
                 <w:tcPr>
                   <w:tcW w:w="660" w:type="dxa"/>
-                  <w:tcMar>
-                    <w:top w:w="55" w:type="dxa"/>
-                    <w:left w:w="60" w:type="dxa"/>
-                    <w:bottom w:w="55" w:type="dxa"/>
-                    <w:right w:w="60" w:type="dxa"/>
-                  </w:tcMar>
-                </w:tcPr>
-                <w:p>
-                  <w:r>
-                    <w:rPr>
+                  <w:tcBorders>
+                    <w:top w:val="single" w:sz="4" w:space="0" w:color="auto"/>
+                    <w:left w:val="single" w:sz="4" w:space="0" w:color="auto"/>
+                    <w:bottom w:val="single" w:sz="4" w:space="0" w:color="auto"/>
+                    <w:right w:val="single" w:sz="4" w:space="0" w:color="auto"/>
+                  </w:tcBorders>
+                  <w:tcMar>
+                    <w:top w:w="55" w:type="dxa"/>
+                    <w:left w:w="60" w:type="dxa"/>
+                    <w:bottom w:w="55" w:type="dxa"/>
+                    <w:right w:w="60" w:type="dxa"/>
+                  </w:tcMar>
+                </w:tcPr>
+                <w:p>
+                  <w:r>
+                    <w:rPr>
+                      <w:rFonts w:ascii="맑은 고딕" w:hAnsi="맑은 고딕" w:eastAsia="맑은 고딕" w:cs="맑은 고딕"/>
                       <w:sz w:val="15"/>
                       <w:szCs w:val="15"/>
                     </w:rPr>
@@ -2277,16 +3066,23 @@
               <w:tc>
                 <w:tcPr>
                   <w:tcW w:w="680" w:type="dxa"/>
-                  <w:tcMar>
-                    <w:top w:w="55" w:type="dxa"/>
-                    <w:left w:w="60" w:type="dxa"/>
-                    <w:bottom w:w="55" w:type="dxa"/>
-                    <w:right w:w="60" w:type="dxa"/>
-                  </w:tcMar>
-                </w:tcPr>
-                <w:p>
-                  <w:r>
-                    <w:rPr>
+                  <w:tcBorders>
+                    <w:top w:val="single" w:sz="4" w:space="0" w:color="auto"/>
+                    <w:left w:val="single" w:sz="4" w:space="0" w:color="auto"/>
+                    <w:bottom w:val="single" w:sz="4" w:space="0" w:color="auto"/>
+                    <w:right w:val="single" w:sz="4" w:space="0" w:color="auto"/>
+                  </w:tcBorders>
+                  <w:tcMar>
+                    <w:top w:w="55" w:type="dxa"/>
+                    <w:left w:w="60" w:type="dxa"/>
+                    <w:bottom w:w="55" w:type="dxa"/>
+                    <w:right w:w="60" w:type="dxa"/>
+                  </w:tcMar>
+                </w:tcPr>
+                <w:p>
+                  <w:r>
+                    <w:rPr>
+                      <w:rFonts w:ascii="맑은 고딕" w:hAnsi="맑은 고딕" w:eastAsia="맑은 고딕" w:cs="맑은 고딕"/>
                       <w:sz w:val="15"/>
                       <w:szCs w:val="15"/>
                     </w:rPr>
@@ -2297,16 +3093,23 @@
               <w:tc>
                 <w:tcPr>
                   <w:tcW w:w="500" w:type="dxa"/>
-                  <w:tcMar>
-                    <w:top w:w="55" w:type="dxa"/>
-                    <w:left w:w="60" w:type="dxa"/>
-                    <w:bottom w:w="55" w:type="dxa"/>
-                    <w:right w:w="60" w:type="dxa"/>
-                  </w:tcMar>
-                </w:tcPr>
-                <w:p>
-                  <w:r>
-                    <w:rPr>
+                  <w:tcBorders>
+                    <w:top w:val="single" w:sz="4" w:space="0" w:color="auto"/>
+                    <w:left w:val="single" w:sz="4" w:space="0" w:color="auto"/>
+                    <w:bottom w:val="single" w:sz="4" w:space="0" w:color="auto"/>
+                    <w:right w:val="single" w:sz="4" w:space="0" w:color="auto"/>
+                  </w:tcBorders>
+                  <w:tcMar>
+                    <w:top w:w="55" w:type="dxa"/>
+                    <w:left w:w="60" w:type="dxa"/>
+                    <w:bottom w:w="55" w:type="dxa"/>
+                    <w:right w:w="60" w:type="dxa"/>
+                  </w:tcMar>
+                </w:tcPr>
+                <w:p>
+                  <w:r>
+                    <w:rPr>
+                      <w:rFonts w:ascii="맑은 고딕" w:hAnsi="맑은 고딕" w:eastAsia="맑은 고딕" w:cs="맑은 고딕"/>
                       <w:sz w:val="15"/>
                       <w:szCs w:val="15"/>
                     </w:rPr>
@@ -2317,16 +3120,23 @@
               <w:tc>
                 <w:tcPr>
                   <w:tcW w:w="1420" w:type="dxa"/>
-                  <w:tcMar>
-                    <w:top w:w="55" w:type="dxa"/>
-                    <w:left w:w="60" w:type="dxa"/>
-                    <w:bottom w:w="55" w:type="dxa"/>
-                    <w:right w:w="60" w:type="dxa"/>
-                  </w:tcMar>
-                </w:tcPr>
-                <w:p>
-                  <w:r>
-                    <w:rPr>
+                  <w:tcBorders>
+                    <w:top w:val="single" w:sz="4" w:space="0" w:color="auto"/>
+                    <w:left w:val="single" w:sz="4" w:space="0" w:color="auto"/>
+                    <w:bottom w:val="single" w:sz="4" w:space="0" w:color="auto"/>
+                    <w:right w:val="single" w:sz="4" w:space="0" w:color="auto"/>
+                  </w:tcBorders>
+                  <w:tcMar>
+                    <w:top w:w="55" w:type="dxa"/>
+                    <w:left w:w="60" w:type="dxa"/>
+                    <w:bottom w:w="55" w:type="dxa"/>
+                    <w:right w:w="60" w:type="dxa"/>
+                  </w:tcMar>
+                </w:tcPr>
+                <w:p>
+                  <w:r>
+                    <w:rPr>
+                      <w:rFonts w:ascii="맑은 고딕" w:hAnsi="맑은 고딕" w:eastAsia="맑은 고딕" w:cs="맑은 고딕"/>
                       <w:sz w:val="15"/>
                       <w:szCs w:val="15"/>
                     </w:rPr>
@@ -2337,17 +3147,23 @@
               <w:tc>
                 <w:tcPr>
                   <w:tcW w:w="1380" w:type="dxa"/>
-                  <w:tcMar>
-                    <w:top w:w="55" w:type="dxa"/>
-                    <w:left w:w="60" w:type="dxa"/>
-                    <w:bottom w:w="55" w:type="dxa"/>
-                    <w:right w:w="60" w:type="dxa"/>
-                  </w:tcMar>
-                </w:tcPr>
-                <w:p>
-                  <w:r>
-                    <w:rPr>
-                      <w:rFonts w:hint="eastAsia"/>
+                  <w:tcBorders>
+                    <w:top w:val="single" w:sz="4" w:space="0" w:color="auto"/>
+                    <w:left w:val="single" w:sz="4" w:space="0" w:color="auto"/>
+                    <w:bottom w:val="single" w:sz="4" w:space="0" w:color="auto"/>
+                    <w:right w:val="single" w:sz="4" w:space="0" w:color="auto"/>
+                  </w:tcBorders>
+                  <w:tcMar>
+                    <w:top w:w="55" w:type="dxa"/>
+                    <w:left w:w="60" w:type="dxa"/>
+                    <w:bottom w:w="55" w:type="dxa"/>
+                    <w:right w:w="60" w:type="dxa"/>
+                  </w:tcMar>
+                </w:tcPr>
+                <w:p>
+                  <w:r>
+                    <w:rPr>
+                      <w:rFonts w:ascii="맑은 고딕" w:hAnsi="맑은 고딕" w:eastAsia="맑은 고딕" w:cs="맑은 고딕"/>
                       <w:sz w:val="15"/>
                       <w:szCs w:val="15"/>
                     </w:rPr>
@@ -2355,6 +3171,7 @@
                   </w:r>
                   <w:r>
                     <w:rPr>
+                      <w:rFonts w:ascii="맑은 고딕" w:hAnsi="맑은 고딕" w:eastAsia="맑은 고딕" w:cs="맑은 고딕"/>
                       <w:sz w:val="15"/>
                       <w:szCs w:val="15"/>
                     </w:rPr>
@@ -2367,6 +3184,12 @@
               <w:tc>
                 <w:tcPr>
                   <w:tcW w:w="1380" w:type="dxa"/>
+                  <w:tcBorders>
+                    <w:top w:val="single" w:sz="4" w:space="0" w:color="auto"/>
+                    <w:left w:val="single" w:sz="4" w:space="0" w:color="auto"/>
+                    <w:bottom w:val="single" w:sz="4" w:space="0" w:color="auto"/>
+                    <w:right w:val="single" w:sz="4" w:space="0" w:color="auto"/>
+                  </w:tcBorders>
                   <w:tcMar>
                     <w:top w:w="55" w:type="dxa"/>
                     <w:left w:w="60" w:type="dxa"/>
@@ -2383,7 +3206,7 @@
                   </w:pPr>
                   <w:r>
                     <w:rPr>
-                      <w:rFonts w:hint="eastAsia"/>
+                      <w:rFonts w:ascii="맑은 고딕" w:hAnsi="맑은 고딕" w:eastAsia="맑은 고딕" w:cs="맑은 고딕"/>
                       <w:sz w:val="15"/>
                       <w:szCs w:val="15"/>
                     </w:rPr>
@@ -2391,6 +3214,7 @@
                   </w:r>
                   <w:r>
                     <w:rPr>
+                      <w:rFonts w:ascii="맑은 고딕" w:hAnsi="맑은 고딕" w:eastAsia="맑은 고딕" w:cs="맑은 고딕"/>
                       <w:sz w:val="15"/>
                       <w:szCs w:val="15"/>
                     </w:rPr>
@@ -2401,6 +3225,12 @@
               <w:tc>
                 <w:tcPr>
                   <w:tcW w:w="980" w:type="dxa"/>
+                  <w:tcBorders>
+                    <w:top w:val="single" w:sz="4" w:space="0" w:color="auto"/>
+                    <w:left w:val="single" w:sz="4" w:space="0" w:color="auto"/>
+                    <w:bottom w:val="single" w:sz="4" w:space="0" w:color="auto"/>
+                    <w:right w:val="single" w:sz="4" w:space="0" w:color="auto"/>
+                  </w:tcBorders>
                   <w:tcMar>
                     <w:top w:w="55" w:type="dxa"/>
                     <w:left w:w="60" w:type="dxa"/>
@@ -2417,7 +3247,7 @@
                   </w:pPr>
                   <w:r>
                     <w:rPr>
-                      <w:rFonts w:hint="eastAsia"/>
+                      <w:rFonts w:ascii="맑은 고딕" w:hAnsi="맑은 고딕" w:eastAsia="맑은 고딕" w:cs="맑은 고딕"/>
                       <w:sz w:val="15"/>
                       <w:szCs w:val="15"/>
                     </w:rPr>
@@ -2425,6 +3255,7 @@
                   </w:r>
                   <w:r>
                     <w:rPr>
+                      <w:rFonts w:ascii="맑은 고딕" w:hAnsi="맑은 고딕" w:eastAsia="맑은 고딕" w:cs="맑은 고딕"/>
                       <w:sz w:val="15"/>
                       <w:szCs w:val="15"/>
                     </w:rPr>
@@ -2435,6 +3266,12 @@
               <w:tc>
                 <w:tcPr>
                   <w:tcW w:w="660" w:type="dxa"/>
+                  <w:tcBorders>
+                    <w:top w:val="single" w:sz="4" w:space="0" w:color="auto"/>
+                    <w:left w:val="single" w:sz="4" w:space="0" w:color="auto"/>
+                    <w:bottom w:val="single" w:sz="4" w:space="0" w:color="auto"/>
+                    <w:right w:val="single" w:sz="4" w:space="0" w:color="auto"/>
+                  </w:tcBorders>
                   <w:tcMar>
                     <w:top w:w="55" w:type="dxa"/>
                     <w:left w:w="60" w:type="dxa"/>
@@ -2451,6 +3288,7 @@
                   </w:pPr>
                   <w:r>
                     <w:rPr>
+                      <w:rFonts w:ascii="맑은 고딕" w:hAnsi="맑은 고딕" w:eastAsia="맑은 고딕" w:cs="맑은 고딕"/>
                       <w:sz w:val="15"/>
                       <w:szCs w:val="15"/>
                     </w:rPr>
@@ -2461,6 +3299,12 @@
               <w:tc>
                 <w:tcPr>
                   <w:tcW w:w="680" w:type="dxa"/>
+                  <w:tcBorders>
+                    <w:top w:val="single" w:sz="4" w:space="0" w:color="auto"/>
+                    <w:left w:val="single" w:sz="4" w:space="0" w:color="auto"/>
+                    <w:bottom w:val="single" w:sz="4" w:space="0" w:color="auto"/>
+                    <w:right w:val="single" w:sz="4" w:space="0" w:color="auto"/>
+                  </w:tcBorders>
                   <w:tcMar>
                     <w:top w:w="55" w:type="dxa"/>
                     <w:left w:w="60" w:type="dxa"/>
@@ -2477,6 +3321,7 @@
                   </w:pPr>
                   <w:r>
                     <w:rPr>
+                      <w:rFonts w:ascii="맑은 고딕" w:hAnsi="맑은 고딕" w:eastAsia="맑은 고딕" w:cs="맑은 고딕"/>
                       <w:sz w:val="15"/>
                       <w:szCs w:val="15"/>
                     </w:rPr>
@@ -2487,6 +3332,12 @@
               <w:tc>
                 <w:tcPr>
                   <w:tcW w:w="500" w:type="dxa"/>
+                  <w:tcBorders>
+                    <w:top w:val="single" w:sz="4" w:space="0" w:color="auto"/>
+                    <w:left w:val="single" w:sz="4" w:space="0" w:color="auto"/>
+                    <w:bottom w:val="single" w:sz="4" w:space="0" w:color="auto"/>
+                    <w:right w:val="single" w:sz="4" w:space="0" w:color="auto"/>
+                  </w:tcBorders>
                   <w:tcMar>
                     <w:top w:w="55" w:type="dxa"/>
                     <w:left w:w="60" w:type="dxa"/>
@@ -2503,7 +3354,7 @@
                   </w:pPr>
                   <w:r>
                     <w:rPr>
-                      <w:rFonts w:hint="eastAsia"/>
+                      <w:rFonts w:ascii="맑은 고딕" w:hAnsi="맑은 고딕" w:eastAsia="맑은 고딕" w:cs="맑은 고딕"/>
                       <w:sz w:val="15"/>
                       <w:szCs w:val="15"/>
                     </w:rPr>
@@ -2514,6 +3365,12 @@
               <w:tc>
                 <w:tcPr>
                   <w:tcW w:w="1420" w:type="dxa"/>
+                  <w:tcBorders>
+                    <w:top w:val="single" w:sz="4" w:space="0" w:color="auto"/>
+                    <w:left w:val="single" w:sz="4" w:space="0" w:color="auto"/>
+                    <w:bottom w:val="single" w:sz="4" w:space="0" w:color="auto"/>
+                    <w:right w:val="single" w:sz="4" w:space="0" w:color="auto"/>
+                  </w:tcBorders>
                   <w:tcMar>
                     <w:top w:w="55" w:type="dxa"/>
                     <w:left w:w="60" w:type="dxa"/>
@@ -2530,7 +3387,7 @@
                   </w:pPr>
                   <w:r>
                     <w:rPr>
-                      <w:rFonts w:hint="eastAsia"/>
+                      <w:rFonts w:ascii="맑은 고딕" w:hAnsi="맑은 고딕" w:eastAsia="맑은 고딕" w:cs="맑은 고딕"/>
                       <w:sz w:val="15"/>
                       <w:szCs w:val="15"/>
                     </w:rPr>
@@ -2538,6 +3395,7 @@
                   </w:r>
                   <w:r>
                     <w:rPr>
+                      <w:rFonts w:ascii="맑은 고딕" w:hAnsi="맑은 고딕" w:eastAsia="맑은 고딕" w:cs="맑은 고딕"/>
                       <w:sz w:val="15"/>
                       <w:szCs w:val="15"/>
                     </w:rPr>
@@ -2548,6 +3406,12 @@
               <w:tc>
                 <w:tcPr>
                   <w:tcW w:w="1380" w:type="dxa"/>
+                  <w:tcBorders>
+                    <w:top w:val="single" w:sz="4" w:space="0" w:color="auto"/>
+                    <w:left w:val="single" w:sz="4" w:space="0" w:color="auto"/>
+                    <w:bottom w:val="single" w:sz="4" w:space="0" w:color="auto"/>
+                    <w:right w:val="single" w:sz="4" w:space="0" w:color="auto"/>
+                  </w:tcBorders>
                   <w:tcMar>
                     <w:top w:w="55" w:type="dxa"/>
                     <w:left w:w="60" w:type="dxa"/>
@@ -2564,7 +3428,7 @@
                   </w:pPr>
                   <w:r>
                     <w:rPr>
-                      <w:rFonts w:hint="eastAsia"/>
+                      <w:rFonts w:ascii="맑은 고딕" w:hAnsi="맑은 고딕" w:eastAsia="맑은 고딕" w:cs="맑은 고딕"/>
                       <w:sz w:val="15"/>
                       <w:szCs w:val="15"/>
                     </w:rPr>
@@ -2572,6 +3436,7 @@
                   </w:r>
                   <w:r>
                     <w:rPr>
+                      <w:rFonts w:ascii="맑은 고딕" w:hAnsi="맑은 고딕" w:eastAsia="맑은 고딕" w:cs="맑은 고딕"/>
                       <w:sz w:val="15"/>
                       <w:szCs w:val="15"/>
                     </w:rPr>
@@ -2584,6 +3449,12 @@
               <w:tc>
                 <w:tcPr>
                   <w:tcW w:w="1380" w:type="dxa"/>
+                  <w:tcBorders>
+                    <w:top w:val="single" w:sz="4" w:space="0" w:color="auto"/>
+                    <w:left w:val="single" w:sz="4" w:space="0" w:color="auto"/>
+                    <w:bottom w:val="single" w:sz="4" w:space="0" w:color="auto"/>
+                    <w:right w:val="single" w:sz="4" w:space="0" w:color="auto"/>
+                  </w:tcBorders>
                   <w:tcMar>
                     <w:top w:w="55" w:type="dxa"/>
                     <w:left w:w="60" w:type="dxa"/>
@@ -2600,7 +3471,7 @@
                   </w:pPr>
                   <w:r>
                     <w:rPr>
-                      <w:rFonts w:hint="eastAsia"/>
+                      <w:rFonts w:ascii="맑은 고딕" w:hAnsi="맑은 고딕" w:eastAsia="맑은 고딕" w:cs="맑은 고딕"/>
                       <w:sz w:val="15"/>
                       <w:szCs w:val="15"/>
                     </w:rPr>
@@ -2617,6 +3488,12 @@
               <w:tc>
                 <w:tcPr>
                   <w:tcW w:w="980" w:type="dxa"/>
+                  <w:tcBorders>
+                    <w:top w:val="single" w:sz="4" w:space="0" w:color="auto"/>
+                    <w:left w:val="single" w:sz="4" w:space="0" w:color="auto"/>
+                    <w:bottom w:val="single" w:sz="4" w:space="0" w:color="auto"/>
+                    <w:right w:val="single" w:sz="4" w:space="0" w:color="auto"/>
+                  </w:tcBorders>
                   <w:tcMar>
                     <w:top w:w="55" w:type="dxa"/>
                     <w:left w:w="60" w:type="dxa"/>
@@ -2633,7 +3510,7 @@
                   </w:pPr>
                   <w:r>
                     <w:rPr>
-                      <w:rFonts w:hint="eastAsia"/>
+                      <w:rFonts w:ascii="맑은 고딕" w:hAnsi="맑은 고딕" w:eastAsia="맑은 고딕" w:cs="맑은 고딕"/>
                       <w:sz w:val="15"/>
                       <w:szCs w:val="15"/>
                     </w:rPr>
@@ -2650,6 +3527,12 @@
               <w:tc>
                 <w:tcPr>
                   <w:tcW w:w="660" w:type="dxa"/>
+                  <w:tcBorders>
+                    <w:top w:val="single" w:sz="4" w:space="0" w:color="auto"/>
+                    <w:left w:val="single" w:sz="4" w:space="0" w:color="auto"/>
+                    <w:bottom w:val="single" w:sz="4" w:space="0" w:color="auto"/>
+                    <w:right w:val="single" w:sz="4" w:space="0" w:color="auto"/>
+                  </w:tcBorders>
                   <w:tcMar>
                     <w:top w:w="55" w:type="dxa"/>
                     <w:left w:w="60" w:type="dxa"/>
@@ -2666,6 +3549,7 @@
                   </w:pPr>
                   <w:r>
                     <w:rPr>
+                      <w:rFonts w:ascii="맑은 고딕" w:hAnsi="맑은 고딕" w:eastAsia="맑은 고딕" w:cs="맑은 고딕"/>
                       <w:sz w:val="15"/>
                       <w:szCs w:val="15"/>
                     </w:rPr>
@@ -2676,6 +3560,12 @@
               <w:tc>
                 <w:tcPr>
                   <w:tcW w:w="680" w:type="dxa"/>
+                  <w:tcBorders>
+                    <w:top w:val="single" w:sz="4" w:space="0" w:color="auto"/>
+                    <w:left w:val="single" w:sz="4" w:space="0" w:color="auto"/>
+                    <w:bottom w:val="single" w:sz="4" w:space="0" w:color="auto"/>
+                    <w:right w:val="single" w:sz="4" w:space="0" w:color="auto"/>
+                  </w:tcBorders>
                   <w:tcMar>
                     <w:top w:w="55" w:type="dxa"/>
                     <w:left w:w="60" w:type="dxa"/>
@@ -2692,6 +3582,7 @@
                   </w:pPr>
                   <w:r>
                     <w:rPr>
+                      <w:rFonts w:ascii="맑은 고딕" w:hAnsi="맑은 고딕" w:eastAsia="맑은 고딕" w:cs="맑은 고딕"/>
                       <w:sz w:val="15"/>
                       <w:szCs w:val="15"/>
                     </w:rPr>
@@ -2702,6 +3593,12 @@
               <w:tc>
                 <w:tcPr>
                   <w:tcW w:w="500" w:type="dxa"/>
+                  <w:tcBorders>
+                    <w:top w:val="single" w:sz="4" w:space="0" w:color="auto"/>
+                    <w:left w:val="single" w:sz="4" w:space="0" w:color="auto"/>
+                    <w:bottom w:val="single" w:sz="4" w:space="0" w:color="auto"/>
+                    <w:right w:val="single" w:sz="4" w:space="0" w:color="auto"/>
+                  </w:tcBorders>
                   <w:tcMar>
                     <w:top w:w="55" w:type="dxa"/>
                     <w:left w:w="60" w:type="dxa"/>
@@ -2718,7 +3615,7 @@
                   </w:pPr>
                   <w:r>
                     <w:rPr>
-                      <w:rFonts w:hint="eastAsia"/>
+                      <w:rFonts w:ascii="맑은 고딕" w:hAnsi="맑은 고딕" w:eastAsia="맑은 고딕" w:cs="맑은 고딕"/>
                       <w:sz w:val="15"/>
                       <w:szCs w:val="15"/>
                     </w:rPr>
@@ -2729,6 +3626,12 @@
               <w:tc>
                 <w:tcPr>
                   <w:tcW w:w="1420" w:type="dxa"/>
+                  <w:tcBorders>
+                    <w:top w:val="single" w:sz="4" w:space="0" w:color="auto"/>
+                    <w:left w:val="single" w:sz="4" w:space="0" w:color="auto"/>
+                    <w:bottom w:val="single" w:sz="4" w:space="0" w:color="auto"/>
+                    <w:right w:val="single" w:sz="4" w:space="0" w:color="auto"/>
+                  </w:tcBorders>
                   <w:tcMar>
                     <w:top w:w="55" w:type="dxa"/>
                     <w:left w:w="60" w:type="dxa"/>
@@ -2745,7 +3648,7 @@
                   </w:pPr>
                   <w:r>
                     <w:rPr>
-                      <w:rFonts w:hint="eastAsia"/>
+                      <w:rFonts w:ascii="맑은 고딕" w:hAnsi="맑은 고딕" w:eastAsia="맑은 고딕" w:cs="맑은 고딕"/>
                       <w:sz w:val="15"/>
                       <w:szCs w:val="15"/>
                     </w:rPr>
@@ -2762,6 +3665,12 @@
               <w:tc>
                 <w:tcPr>
                   <w:tcW w:w="1380" w:type="dxa"/>
+                  <w:tcBorders>
+                    <w:top w:val="single" w:sz="4" w:space="0" w:color="auto"/>
+                    <w:left w:val="single" w:sz="4" w:space="0" w:color="auto"/>
+                    <w:bottom w:val="single" w:sz="4" w:space="0" w:color="auto"/>
+                    <w:right w:val="single" w:sz="4" w:space="0" w:color="auto"/>
+                  </w:tcBorders>
                   <w:tcMar>
                     <w:top w:w="55" w:type="dxa"/>
                     <w:left w:w="60" w:type="dxa"/>
@@ -2778,7 +3687,7 @@
                   </w:pPr>
                   <w:r>
                     <w:rPr>
-                      <w:rFonts w:hint="eastAsia"/>
+                      <w:rFonts w:ascii="맑은 고딕" w:hAnsi="맑은 고딕" w:eastAsia="맑은 고딕" w:cs="맑은 고딕"/>
                       <w:sz w:val="15"/>
                       <w:szCs w:val="15"/>
                     </w:rPr>
@@ -2805,8 +3714,11 @@
             </w:pPr>
             <w:r>
               <w:rPr>
+                <w:rFonts w:ascii="맑은 고딕" w:hAnsi="맑은 고딕" w:eastAsia="맑은 고딕" w:cs="맑은 고딕"/>
                 <w:b/>
                 <w:bCs/>
+                <w:sz w:val="19"/>
+                <w:szCs w:val="19"/>
               </w:rPr>
               <w:t>2. 분석 변수 (총 12개)</w:t>
             </w:r>
@@ -2817,6 +3729,11 @@
               <w:ind w:left="300" w:hanging="180"/>
             </w:pPr>
             <w:r>
+              <w:rPr>
+                <w:rFonts w:ascii="맑은 고딕" w:hAnsi="맑은 고딕" w:eastAsia="맑은 고딕" w:cs="맑은 고딕"/>
+                <w:sz w:val="19"/>
+                <w:szCs w:val="19"/>
+              </w:rPr>
               <w:t>· 인구·가구: 총생활인구, 20~30대 비중, 상주인구, 직장인구, 비아파트 가구수, 아파트 거주 비율</w:t>
             </w:r>
           </w:p>
@@ -2826,6 +3743,11 @@
               <w:ind w:left="300" w:hanging="180"/>
             </w:pPr>
             <w:r>
+              <w:rPr>
+                <w:rFonts w:ascii="맑은 고딕" w:hAnsi="맑은 고딕" w:eastAsia="맑은 고딕" w:cs="맑은 고딕"/>
+                <w:sz w:val="19"/>
+                <w:szCs w:val="19"/>
+              </w:rPr>
               <w:t>· 상권: 음식점 수, 카페 수, 집객시설 수</w:t>
             </w:r>
           </w:p>
@@ -2835,6 +3757,11 @@
               <w:ind w:left="300" w:hanging="180"/>
             </w:pPr>
             <w:r>
+              <w:rPr>
+                <w:rFonts w:ascii="맑은 고딕" w:hAnsi="맑은 고딕" w:eastAsia="맑은 고딕" w:cs="맑은 고딕"/>
+                <w:sz w:val="19"/>
+                <w:szCs w:val="19"/>
+              </w:rPr>
               <w:t>· 주차: 공영주차면수, 1인당 공영주차면수, 평균 주차요금</w:t>
             </w:r>
           </w:p>
@@ -2844,8 +3771,11 @@
             </w:pPr>
             <w:r>
               <w:rPr>
+                <w:rFonts w:ascii="맑은 고딕" w:hAnsi="맑은 고딕" w:eastAsia="맑은 고딕" w:cs="맑은 고딕"/>
                 <w:b/>
                 <w:bCs/>
+                <w:sz w:val="19"/>
+                <w:szCs w:val="19"/>
               </w:rPr>
               <w:t>3. 수집 방안</w:t>
             </w:r>
@@ -2856,12 +3786,27 @@
               <w:ind w:left="300" w:hanging="180"/>
             </w:pPr>
             <w:r>
+              <w:rPr>
+                <w:rFonts w:ascii="맑은 고딕" w:hAnsi="맑은 고딕" w:eastAsia="맑은 고딕" w:cs="맑은 고딕"/>
+                <w:sz w:val="19"/>
+                <w:szCs w:val="19"/>
+              </w:rPr>
               <w:t xml:space="preserve">· </w:t>
             </w:r>
             <w:r>
+              <w:rPr>
+                <w:rFonts w:ascii="맑은 고딕" w:hAnsi="맑은 고딕" w:eastAsia="맑은 고딕" w:cs="맑은 고딕"/>
+                <w:sz w:val="19"/>
+                <w:szCs w:val="19"/>
+              </w:rPr>
               <w:t>오픈API 3종(생활인구, 주차장 표준데이터, 행정동경계)</w:t>
             </w:r>
             <w:r>
+              <w:rPr>
+                <w:rFonts w:ascii="맑은 고딕" w:hAnsi="맑은 고딕" w:eastAsia="맑은 고딕" w:cs="맑은 고딕"/>
+                <w:sz w:val="19"/>
+                <w:szCs w:val="19"/>
+              </w:rPr>
               <w:t>은 Python requests 기반 수집 모듈(src/collect/)로 확보하며, 공통 호출·페이지네이션·재시도는 src/utils/api_client.py로 분리. 인증키는 .env로 관리함</w:t>
             </w:r>
           </w:p>
@@ -2871,6 +3816,11 @@
               <w:ind w:left="300" w:hanging="180"/>
             </w:pPr>
             <w:r>
+              <w:rPr>
+                <w:rFonts w:ascii="맑은 고딕" w:hAnsi="맑은 고딕" w:eastAsia="맑은 고딕" w:cs="맑은 고딕"/>
+                <w:sz w:val="19"/>
+                <w:szCs w:val="19"/>
+              </w:rPr>
               <w:t>· 원본은 data/raw에 저장하고, 행정동×요일(7)×시간대(5구간)로 집계한 결과를 data/processed에 별도 저장하여 대시보드 조회 성능을 확보함. 시간대는 오전(10-12)·점심(12-15)·오후(15-18)·저녁(18-21)·밤(21-24)이며, 나들이 수요가 없는 00~10시는 분석에서 제외함</w:t>
             </w:r>
             <w:r/>
@@ -2881,6 +3831,11 @@
               <w:ind w:left="300" w:hanging="180"/>
             </w:pPr>
             <w:r>
+              <w:rPr>
+                <w:rFonts w:ascii="맑은 고딕" w:hAnsi="맑은 고딕" w:eastAsia="맑은 고딕" w:cs="맑은 고딕"/>
+                <w:sz w:val="19"/>
+                <w:szCs w:val="19"/>
+              </w:rPr>
               <w:t>· 인구주택총조사 거처종류별 가구는 KOSIS에서 서울 행정동 단위로 내려받아 data/external/census에 배치함 (행정구역 선택 시 ‘최하위레벨 선택’으로 427개 동 일괄 조회)</w:t>
             </w:r>
             <w:r/>
@@ -2891,7 +3846,13 @@
         <w:tc>
           <w:tcPr>
             <w:tcW w:w="1700" w:type="dxa"/>
-            <w:shd w:val="clear" w:color="auto" w:fill="F2F2F2"/>
+            <w:tcBorders>
+              <w:top w:val="single" w:sz="4" w:space="0" w:color="auto"/>
+              <w:left w:val="single" w:sz="4" w:space="0" w:color="auto"/>
+              <w:bottom w:val="single" w:sz="4" w:space="0" w:color="auto"/>
+              <w:right w:val="single" w:sz="4" w:space="0" w:color="auto"/>
+            </w:tcBorders>
+            <w:shd w:val="clear" w:fill="F2F2F2"/>
             <w:tcMar>
               <w:top w:w="90" w:type="dxa"/>
               <w:left w:w="130" w:type="dxa"/>
@@ -2904,11 +3865,14 @@
               <w:spacing w:line="280" w:lineRule="auto"/>
             </w:pPr>
             <w:r>
-              <w:rPr>
+              <w:lastRenderedPageBreak/>
+              <w:rPr>
+                <w:rFonts w:ascii="맑은 고딕" w:hAnsi="맑은 고딕" w:eastAsia="맑은 고딕" w:cs="맑은 고딕"/>
                 <w:b/>
                 <w:bCs/>
-              </w:rPr>
-              <w:lastRenderedPageBreak/>
+                <w:sz w:val="19"/>
+                <w:szCs w:val="19"/>
+              </w:rPr>
               <w:t>기대효과</w:t>
             </w:r>
           </w:p>
@@ -2916,6 +3880,12 @@
         <w:tc>
           <w:tcPr>
             <w:tcW w:w="7300" w:type="dxa"/>
+            <w:tcBorders>
+              <w:top w:val="single" w:sz="4" w:space="0" w:color="auto"/>
+              <w:left w:val="single" w:sz="4" w:space="0" w:color="auto"/>
+              <w:bottom w:val="single" w:sz="4" w:space="0" w:color="auto"/>
+              <w:right w:val="single" w:sz="4" w:space="0" w:color="auto"/>
+            </w:tcBorders>
             <w:tcMar>
               <w:top w:w="90" w:type="dxa"/>
               <w:left w:w="130" w:type="dxa"/>
@@ -2929,9 +3899,19 @@
               <w:ind w:left="300" w:hanging="180"/>
             </w:pPr>
             <w:r>
+              <w:rPr>
+                <w:rFonts w:ascii="맑은 고딕" w:hAnsi="맑은 고딕" w:eastAsia="맑은 고딕" w:cs="맑은 고딕"/>
+                <w:sz w:val="19"/>
+                <w:szCs w:val="19"/>
+              </w:rPr>
               <w:t xml:space="preserve">· </w:t>
             </w:r>
             <w:r>
+              <w:rPr>
+                <w:rFonts w:ascii="맑은 고딕" w:hAnsi="맑은 고딕" w:eastAsia="맑은 고딕" w:cs="맑은 고딕"/>
+                <w:sz w:val="19"/>
+                <w:szCs w:val="19"/>
+              </w:rPr>
               <w:t>이용자 관점: 목적지 결정 이전 단계에서 ‘어느 동네를 몇 시에 방문할지’를 판단할 근거를 제공. 공영주차 여유가 큰 동네는 민영 주차요금 부담을 피할 수 있다는 실용적 의미도 가짐</w:t>
             </w:r>
           </w:p>
@@ -2941,6 +3921,11 @@
               <w:ind w:left="300" w:hanging="180"/>
             </w:pPr>
             <w:r>
+              <w:rPr>
+                <w:rFonts w:ascii="맑은 고딕" w:hAnsi="맑은 고딕" w:eastAsia="맑은 고딕" w:cs="맑은 고딕"/>
+                <w:sz w:val="19"/>
+                <w:szCs w:val="19"/>
+              </w:rPr>
               <w:t>· 탐색 비용 절감: 요일·시간대만 정하면 주차가 여유로운 동네를 좁힐 수 있어, 만차로 인한 재탐색·우회 시간을 사전에 회피할 수 있음</w:t>
             </w:r>
             <w:r/>
@@ -2951,6 +3936,11 @@
               <w:ind w:left="300" w:hanging="180"/>
             </w:pPr>
             <w:r>
+              <w:rPr>
+                <w:rFonts w:ascii="맑은 고딕" w:hAnsi="맑은 고딕" w:eastAsia="맑은 고딕" w:cs="맑은 고딕"/>
+                <w:sz w:val="19"/>
+                <w:szCs w:val="19"/>
+              </w:rPr>
               <w:t>· 정책적 활용: 유동수요와 정주수요를 구분해 공급 부족 행정동 목록을 제시함으로써 공영주차장 확충 우선순위 검토의 기초 자료로 활용 가능. 특히 아파트 밀집지를 확충 대상에서 걸러내어 예산 배분의 오판을 줄일 수 있음</w:t>
             </w:r>
             <w:r/>
@@ -2961,6 +3951,11 @@
               <w:ind w:left="300" w:hanging="180"/>
             </w:pPr>
             <w:r>
+              <w:rPr>
+                <w:rFonts w:ascii="맑은 고딕" w:hAnsi="맑은 고딕" w:eastAsia="맑은 고딕" w:cs="맑은 고딕"/>
+                <w:sz w:val="19"/>
+                <w:szCs w:val="19"/>
+              </w:rPr>
               <w:t>· 방법론적 의의: 임의 가중치 대신 주성분분석으로 지수를 구성하고 잔차 진단으로 예외 사례를 도출하는 절차를 적용하여, 지표 설계의 객관성을 확보</w:t>
             </w:r>
           </w:p>
@@ -2970,6 +3965,11 @@
               <w:ind w:left="300" w:hanging="180"/>
             </w:pPr>
             <w:r>
+              <w:rPr>
+                <w:rFonts w:ascii="맑은 고딕" w:hAnsi="맑은 고딕" w:eastAsia="맑은 고딕" w:cs="맑은 고딕"/>
+                <w:sz w:val="19"/>
+                <w:szCs w:val="19"/>
+              </w:rPr>
               <w:t>· 확장 가능성: 동일한 분석 틀을 계절 단위(상권분석 분기 데이터) 및 타 광역시로 확장 적용할 수 있음</w:t>
             </w:r>
           </w:p>
@@ -2980,7 +3980,6 @@
     <w:sectPr>
       <w:pgSz w:w="11906" w:h="16838"/>
       <w:pgMar w:top="1100" w:right="1250" w:bottom="1100" w:left="1250" w:header="708" w:footer="708" w:gutter="0"/>
-      <w:cols w:space="720"/>
       <w:docGrid w:linePitch="360"/>
     </w:sectPr>
   </w:body>
@@ -2988,7 +3987,7 @@
 </file>
 
 <file path=word/endnotes.xml><?xml version="1.0" encoding="utf-8"?>
-<w:endnotes xmlns:wpc="http://schemas.microsoft.com/office/word/2010/wordprocessingCanvas" xmlns:cx="http://schemas.microsoft.com/office/drawing/2014/chartex" xmlns:cx1="http://schemas.microsoft.com/office/drawing/2015/9/8/chartex" xmlns:cx2="http://schemas.microsoft.com/office/drawing/2015/10/21/chartex" xmlns:cx3="http://schemas.microsoft.com/office/drawing/2016/5/9/chartex" xmlns:cx4="http://schemas.microsoft.com/office/drawing/2016/5/10/chartex" xmlns:cx5="http://schemas.microsoft.com/office/drawing/2016/5/11/chartex" xmlns:cx6="http://schemas.microsoft.com/office/drawing/2016/5/12/chartex" xmlns:cx7="http://schemas.microsoft.com/office/drawing/2016/5/13/chartex" xmlns:cx8="http://schemas.microsoft.com/office/drawing/2016/5/14/chartex" xmlns:mc="http://schemas.openxmlformats.org/markup-compatibility/2006" xmlns:aink="http://schemas.microsoft.com/office/drawing/2016/ink" xmlns:am3d="http://schemas.microsoft.com/office/drawing/2017/model3d" xmlns:o="urn:schemas-microsoft-com:office:office" xmlns:r="http://schemas.openxmlformats.org/officeDocument/2006/relationships" xmlns:m="http://schemas.openxmlformats.org/officeDocument/2006/math" xmlns:v="urn:schemas-microsoft-com:vml" xmlns:wp14="http://schemas.microsoft.com/office/word/2010/wordprocessingDrawing" xmlns:wp="http://schemas.openxmlformats.org/drawingml/2006/wordprocessingDrawing" xmlns:w10="urn:schemas-microsoft-com:office:word" xmlns:w="http://schemas.openxmlformats.org/wordprocessingml/2006/main" xmlns:w14="http://schemas.microsoft.com/office/word/2010/wordml" xmlns:w15="http://schemas.microsoft.com/office/word/2012/wordml" xmlns:w16cex="http://schemas.microsoft.com/office/word/2018/wordml/cex" xmlns:w16cid="http://schemas.microsoft.com/office/word/2016/wordml/cid" xmlns:w16="http://schemas.microsoft.com/office/word/2018/wordml" xmlns:w16sdtdh="http://schemas.microsoft.com/office/word/2020/wordml/sdtdatahash" xmlns:w16se="http://schemas.microsoft.com/office/word/2015/wordml/symex" xmlns:wpg="http://schemas.microsoft.com/office/word/2010/wordprocessingGroup" xmlns:wpi="http://schemas.microsoft.com/office/word/2010/wordprocessingInk" xmlns:wne="http://schemas.microsoft.com/office/word/2006/wordml" xmlns:wps="http://schemas.microsoft.com/office/word/2010/wordprocessingShape" mc:Ignorable="w14 w15 w16se w16cid w16 w16cex w16sdtdh wp14">
+<w:endnotes xmlns:wpc="http://schemas.microsoft.com/office/word/2010/wordprocessingCanvas" xmlns:cx="http://schemas.microsoft.com/office/drawing/2014/chartex" xmlns:cx1="http://schemas.microsoft.com/office/drawing/2015/9/8/chartex" xmlns:cx2="http://schemas.microsoft.com/office/drawing/2015/10/21/chartex" xmlns:cx3="http://schemas.microsoft.com/office/drawing/2016/5/9/chartex" xmlns:cx4="http://schemas.microsoft.com/office/drawing/2016/5/10/chartex" xmlns:cx5="http://schemas.microsoft.com/office/drawing/2016/5/11/chartex" xmlns:cx6="http://schemas.microsoft.com/office/drawing/2016/5/12/chartex" xmlns:cx7="http://schemas.microsoft.com/office/drawing/2016/5/13/chartex" xmlns:cx8="http://schemas.microsoft.com/office/drawing/2016/5/14/chartex" xmlns:mc="http://schemas.openxmlformats.org/markup-compatibility/2006" xmlns:aink="http://schemas.microsoft.com/office/drawing/2016/ink" xmlns:am3d="http://schemas.microsoft.com/office/drawing/2017/model3d" xmlns:o="urn:schemas-microsoft-com:office:office" xmlns:oel="http://schemas.microsoft.com/office/2019/extlst" xmlns:r="http://schemas.openxmlformats.org/officeDocument/2006/relationships" xmlns:m="http://schemas.openxmlformats.org/officeDocument/2006/math" xmlns:v="urn:schemas-microsoft-com:vml" xmlns:wp14="http://schemas.microsoft.com/office/word/2010/wordprocessingDrawing" xmlns:wp="http://schemas.openxmlformats.org/drawingml/2006/wordprocessingDrawing" xmlns:w10="urn:schemas-microsoft-com:office:word" xmlns:w="http://schemas.openxmlformats.org/wordprocessingml/2006/main" xmlns:w14="http://schemas.microsoft.com/office/word/2010/wordml" xmlns:w15="http://schemas.microsoft.com/office/word/2012/wordml" xmlns:w16cex="http://schemas.microsoft.com/office/word/2018/wordml/cex" xmlns:w16cid="http://schemas.microsoft.com/office/word/2016/wordml/cid" xmlns:w16="http://schemas.microsoft.com/office/word/2018/wordml" xmlns:w16du="http://schemas.microsoft.com/office/word/2023/wordml/word16du" xmlns:w16sdtdh="http://schemas.microsoft.com/office/word/2020/wordml/sdtdatahash" xmlns:w16sdtfl="http://schemas.microsoft.com/office/word/2024/wordml/sdtformatlock" xmlns:w16se="http://schemas.microsoft.com/office/word/2015/wordml/symex" xmlns:wpg="http://schemas.microsoft.com/office/word/2010/wordprocessingGroup" xmlns:wpi="http://schemas.microsoft.com/office/word/2010/wordprocessingInk" xmlns:wne="http://schemas.microsoft.com/office/word/2006/wordml" xmlns:wps="http://schemas.microsoft.com/office/word/2010/wordprocessingShape" mc:Ignorable="w14 w15 w16se w16cid w16 w16cex w16sdtdh w16sdtfl w16du wp14">
   <w:endnote w:type="separator" w:id="-1">
     <w:p>
       <w:r>
@@ -3007,7 +4006,7 @@
 </file>
 
 <file path=word/footnotes.xml><?xml version="1.0" encoding="utf-8"?>
-<w:footnotes xmlns:wpc="http://schemas.microsoft.com/office/word/2010/wordprocessingCanvas" xmlns:cx="http://schemas.microsoft.com/office/drawing/2014/chartex" xmlns:cx1="http://schemas.microsoft.com/office/drawing/2015/9/8/chartex" xmlns:cx2="http://schemas.microsoft.com/office/drawing/2015/10/21/chartex" xmlns:cx3="http://schemas.microsoft.com/office/drawing/2016/5/9/chartex" xmlns:cx4="http://schemas.microsoft.com/office/drawing/2016/5/10/chartex" xmlns:cx5="http://schemas.microsoft.com/office/drawing/2016/5/11/chartex" xmlns:cx6="http://schemas.microsoft.com/office/drawing/2016/5/12/chartex" xmlns:cx7="http://schemas.microsoft.com/office/drawing/2016/5/13/chartex" xmlns:cx8="http://schemas.microsoft.com/office/drawing/2016/5/14/chartex" xmlns:mc="http://schemas.openxmlformats.org/markup-compatibility/2006" xmlns:aink="http://schemas.microsoft.com/office/drawing/2016/ink" xmlns:am3d="http://schemas.microsoft.com/office/drawing/2017/model3d" xmlns:o="urn:schemas-microsoft-com:office:office" xmlns:r="http://schemas.openxmlformats.org/officeDocument/2006/relationships" xmlns:m="http://schemas.openxmlformats.org/officeDocument/2006/math" xmlns:v="urn:schemas-microsoft-com:vml" xmlns:wp14="http://schemas.microsoft.com/office/word/2010/wordprocessingDrawing" xmlns:wp="http://schemas.openxmlformats.org/drawingml/2006/wordprocessingDrawing" xmlns:w10="urn:schemas-microsoft-com:office:word" xmlns:w="http://schemas.openxmlformats.org/wordprocessingml/2006/main" xmlns:w14="http://schemas.microsoft.com/office/word/2010/wordml" xmlns:w15="http://schemas.microsoft.com/office/word/2012/wordml" xmlns:w16cex="http://schemas.microsoft.com/office/word/2018/wordml/cex" xmlns:w16cid="http://schemas.microsoft.com/office/word/2016/wordml/cid" xmlns:w16="http://schemas.microsoft.com/office/word/2018/wordml" xmlns:w16sdtdh="http://schemas.microsoft.com/office/word/2020/wordml/sdtdatahash" xmlns:w16se="http://schemas.microsoft.com/office/word/2015/wordml/symex" xmlns:wpg="http://schemas.microsoft.com/office/word/2010/wordprocessingGroup" xmlns:wpi="http://schemas.microsoft.com/office/word/2010/wordprocessingInk" xmlns:wne="http://schemas.microsoft.com/office/word/2006/wordml" xmlns:wps="http://schemas.microsoft.com/office/word/2010/wordprocessingShape" mc:Ignorable="w14 w15 w16se w16cid w16 w16cex w16sdtdh wp14">
+<w:footnotes xmlns:wpc="http://schemas.microsoft.com/office/word/2010/wordprocessingCanvas" xmlns:cx="http://schemas.microsoft.com/office/drawing/2014/chartex" xmlns:cx1="http://schemas.microsoft.com/office/drawing/2015/9/8/chartex" xmlns:cx2="http://schemas.microsoft.com/office/drawing/2015/10/21/chartex" xmlns:cx3="http://schemas.microsoft.com/office/drawing/2016/5/9/chartex" xmlns:cx4="http://schemas.microsoft.com/office/drawing/2016/5/10/chartex" xmlns:cx5="http://schemas.microsoft.com/office/drawing/2016/5/11/chartex" xmlns:cx6="http://schemas.microsoft.com/office/drawing/2016/5/12/chartex" xmlns:cx7="http://schemas.microsoft.com/office/drawing/2016/5/13/chartex" xmlns:cx8="http://schemas.microsoft.com/office/drawing/2016/5/14/chartex" xmlns:mc="http://schemas.openxmlformats.org/markup-compatibility/2006" xmlns:aink="http://schemas.microsoft.com/office/drawing/2016/ink" xmlns:am3d="http://schemas.microsoft.com/office/drawing/2017/model3d" xmlns:o="urn:schemas-microsoft-com:office:office" xmlns:oel="http://schemas.microsoft.com/office/2019/extlst" xmlns:r="http://schemas.openxmlformats.org/officeDocument/2006/relationships" xmlns:m="http://schemas.openxmlformats.org/officeDocument/2006/math" xmlns:v="urn:schemas-microsoft-com:vml" xmlns:wp14="http://schemas.microsoft.com/office/word/2010/wordprocessingDrawing" xmlns:wp="http://schemas.openxmlformats.org/drawingml/2006/wordprocessingDrawing" xmlns:w10="urn:schemas-microsoft-com:office:word" xmlns:w="http://schemas.openxmlformats.org/wordprocessingml/2006/main" xmlns:w14="http://schemas.microsoft.com/office/word/2010/wordml" xmlns:w15="http://schemas.microsoft.com/office/word/2012/wordml" xmlns:w16cex="http://schemas.microsoft.com/office/word/2018/wordml/cex" xmlns:w16cid="http://schemas.microsoft.com/office/word/2016/wordml/cid" xmlns:w16="http://schemas.microsoft.com/office/word/2018/wordml" xmlns:w16du="http://schemas.microsoft.com/office/word/2023/wordml/word16du" xmlns:w16sdtdh="http://schemas.microsoft.com/office/word/2020/wordml/sdtdatahash" xmlns:w16sdtfl="http://schemas.microsoft.com/office/word/2024/wordml/sdtformatlock" xmlns:w16se="http://schemas.microsoft.com/office/word/2015/wordml/symex" xmlns:wpg="http://schemas.microsoft.com/office/word/2010/wordprocessingGroup" xmlns:wpi="http://schemas.microsoft.com/office/word/2010/wordprocessingInk" xmlns:wne="http://schemas.microsoft.com/office/word/2006/wordml" xmlns:wps="http://schemas.microsoft.com/office/word/2010/wordprocessingShape" mc:Ignorable="w14 w15 w16se w16cid w16 w16cex w16sdtdh w16sdtfl w16du wp14">
   <w:footnote w:type="separator" w:id="-1">
     <w:p>
       <w:r>

--- a/submission/01_보고서/분석_아이디어_기획서_문지영.docx
+++ b/submission/01_보고서/분석_아이디어_기획서_문지영.docx
@@ -3821,7 +3821,7 @@
                 <w:sz w:val="19"/>
                 <w:szCs w:val="19"/>
               </w:rPr>
-              <w:t>· 원본은 data/raw에 저장하고, 행정동×요일(7)×시간대(5구간)로 집계한 결과를 data/processed에 별도 저장하여 대시보드 조회 성능을 확보함. 시간대는 오전(10-12)·점심(12-15)·오후(15-18)·저녁(18-21)·밤(21-24)이며, 나들이 수요가 없는 00~10시는 분석에서 제외함</w:t>
+              <w:t>· 원본은 data/raw에 저장하고, 행정동×요일(7)×시간대(6구간)로 집계한 결과를 data/processed에 별도 저장하여 대시보드 조회 성능을 확보함. 시간대는 아침(6-10)·오전(10-12)·점심(12-15)·오후(15-18)·저녁(18-21)·밤(21-24)이며, 심야 00~06시는 분석에서 제외함· 아침(6-10)은 통근 활동이 있어 패널에는 두되, 나들이 수요가 없어 ‘언제 가면 좋은가’ 추천 후보에서는 제외함</w:t>
             </w:r>
             <w:r/>
           </w:p>
